--- a/40_AWS/05_改修資料/KSM_AWS_010_Modification_リポジトリ統合_ja_vi.docx
+++ b/40_AWS/05_改修資料/KSM_AWS_010_Modification_リポジトリ統合_ja_vi.docx
@@ -4,7 +4,10 @@
   <w:body>
     <w:p>
       <w:pPr>
-        <w:spacing w:before="4800" w:after="80"/>
+        <w:pBdr>
+          <w:bottom w:val="single" w:color="C8102E" w:sz="8" w:space="6"/>
+        </w:pBdr>
+        <w:spacing w:before="200" w:after="80"/>
         <w:jc w:val="center"/>
       </w:pPr>
       <w:r>
@@ -13,10 +16,10 @@
           <w:b/>
           <w:bCs/>
           <w:color w:val="C8102E"/>
-          <w:sz w:val="32"/>
-          <w:szCs w:val="32"/>
+          <w:sz w:val="30"/>
+          <w:szCs w:val="30"/>
         </w:rPr>
-        <w:t xml:space="preserve">カスミ POS AWSインフラ改修</w:t>
+        <w:t xml:space="preserve">カスミPOS AWSインフラ改修</w:t>
       </w:r>
       <w:r>
         <w:br/>
@@ -32,19 +35,17 @@
         </w:rPr>
         <w:t xml:space="preserve">Cải Tiến Hạ Tầng AWS Kasumi POS</w:t>
       </w:r>
-    </w:p>
-    <w:p>
-      <w:pPr>
-        <w:spacing w:before="80" w:after="80"/>
-        <w:jc w:val="center"/>
-      </w:pPr>
+      <w:r>
+        <w:br/>
+      </w:r>
       <w:r>
         <w:rPr>
           <w:rFonts w:ascii="BIZ UDPGothic" w:cs="BIZ UDPGothic" w:eastAsia="BIZ UDPGothic" w:hAnsi="BIZ UDPGothic"/>
           <w:b/>
           <w:bCs/>
-          <w:sz w:val="32"/>
-          <w:szCs w:val="32"/>
+          <w:color w:val="000000"/>
+          <w:sz w:val="30"/>
+          <w:szCs w:val="30"/>
         </w:rPr>
         <w:t xml:space="preserve">リポジトリ統合 改修指示書</w:t>
       </w:r>
@@ -62,471 +63,6 @@
         </w:rPr>
         <w:t xml:space="preserve">Hướng Dẫn Sửa Đổi: Tích Hợp Repository</w:t>
       </w:r>
-    </w:p>
-    <w:p>
-      <w:pPr>
-        <w:spacing w:before="2400"/>
-      </w:pPr>
-    </w:p>
-    <w:tbl>
-      <w:tblPr>
-        <w:tblW w:type="dxa" w:w="6000"/>
-        <w:jc w:val="center"/>
-        <w:tblBorders>
-          <w:top w:val="single" w:color="auto" w:sz="4"/>
-          <w:left w:val="single" w:color="auto" w:sz="4"/>
-          <w:bottom w:val="single" w:color="auto" w:sz="4"/>
-          <w:right w:val="single" w:color="auto" w:sz="4"/>
-          <w:insideH w:val="single" w:color="auto" w:sz="4"/>
-          <w:insideV w:val="single" w:color="auto" w:sz="4"/>
-        </w:tblBorders>
-      </w:tblPr>
-      <w:tblGrid>
-        <w:gridCol w:w="2000"/>
-        <w:gridCol w:w="4000"/>
-      </w:tblGrid>
-      <w:tr>
-        <w:trPr>
-          <w:cantSplit/>
-        </w:trPr>
-        <w:tc>
-          <w:tcPr>
-            <w:tcW w:type="dxa" w:w="2000"/>
-            <w:tcBorders>
-              <w:top w:val="single" w:color="CCCCCC" w:sz="4"/>
-              <w:left w:val="single" w:color="CCCCCC" w:sz="4"/>
-              <w:bottom w:val="single" w:color="CCCCCC" w:sz="4"/>
-              <w:right w:val="single" w:color="CCCCCC" w:sz="4"/>
-            </w:tcBorders>
-            <w:shd w:fill="E8E8E8" w:val="clear"/>
-            <w:tcMar>
-              <w:top w:type="dxa" w:w="80"/>
-              <w:left w:type="dxa" w:w="120"/>
-              <w:bottom w:type="dxa" w:w="80"/>
-              <w:right w:type="dxa" w:w="120"/>
-            </w:tcMar>
-            <w:vAlign w:val="center"/>
-          </w:tcPr>
-          <w:p>
-            <w:r>
-              <w:rPr>
-                <w:rFonts w:ascii="BIZ UDPGothic" w:cs="BIZ UDPGothic" w:eastAsia="BIZ UDPGothic" w:hAnsi="BIZ UDPGothic"/>
-                <w:b/>
-                <w:bCs/>
-                <w:color w:val="000000"/>
-                <w:sz w:val="18"/>
-                <w:szCs w:val="18"/>
-              </w:rPr>
-              <w:t xml:space="preserve">文書番号</w:t>
-            </w:r>
-            <w:r>
-              <w:rPr>
-                <w:rFonts w:ascii="BIZ UDPGothic" w:cs="BIZ UDPGothic" w:eastAsia="BIZ UDPGothic" w:hAnsi="BIZ UDPGothic"/>
-                <w:i/>
-                <w:iCs/>
-                <w:color w:val="888888"/>
-                <w:sz w:val="16"/>
-                <w:szCs w:val="16"/>
-              </w:rPr>
-              <w:t xml:space="preserve"> / </w:t>
-            </w:r>
-            <w:r>
-              <w:rPr>
-                <w:rFonts w:ascii="BIZ UDPGothic" w:cs="BIZ UDPGothic" w:eastAsia="BIZ UDPGothic" w:hAnsi="BIZ UDPGothic"/>
-                <w:i/>
-                <w:iCs/>
-                <w:color w:val="888888"/>
-                <w:sz w:val="16"/>
-                <w:szCs w:val="16"/>
-              </w:rPr>
-              <w:t xml:space="preserve">Mã tài liệu</w:t>
-            </w:r>
-          </w:p>
-        </w:tc>
-        <w:tc>
-          <w:tcPr>
-            <w:tcW w:type="dxa" w:w="4000"/>
-            <w:tcBorders>
-              <w:top w:val="single" w:color="CCCCCC" w:sz="4"/>
-              <w:left w:val="single" w:color="CCCCCC" w:sz="4"/>
-              <w:bottom w:val="single" w:color="CCCCCC" w:sz="4"/>
-              <w:right w:val="single" w:color="CCCCCC" w:sz="4"/>
-            </w:tcBorders>
-            <w:shd w:fill="FFFFFF" w:val="clear"/>
-            <w:tcMar>
-              <w:top w:type="dxa" w:w="80"/>
-              <w:left w:type="dxa" w:w="120"/>
-              <w:bottom w:type="dxa" w:w="80"/>
-              <w:right w:type="dxa" w:w="120"/>
-            </w:tcMar>
-            <w:vAlign w:val="center"/>
-          </w:tcPr>
-          <w:p>
-            <w:r>
-              <w:rPr>
-                <w:rFonts w:ascii="BIZ UDPGothic" w:cs="BIZ UDPGothic" w:eastAsia="BIZ UDPGothic" w:hAnsi="BIZ UDPGothic"/>
-                <w:b w:val="false"/>
-                <w:bCs w:val="false"/>
-                <w:color w:val="404040"/>
-                <w:sz w:val="18"/>
-                <w:szCs w:val="18"/>
-              </w:rPr>
-              <w:t xml:space="preserve">KSM-AWS-010</w:t>
-            </w:r>
-          </w:p>
-        </w:tc>
-      </w:tr>
-      <w:tr>
-        <w:trPr>
-          <w:cantSplit/>
-        </w:trPr>
-        <w:tc>
-          <w:tcPr>
-            <w:tcW w:type="dxa" w:w="2000"/>
-            <w:tcBorders>
-              <w:top w:val="single" w:color="CCCCCC" w:sz="4"/>
-              <w:left w:val="single" w:color="CCCCCC" w:sz="4"/>
-              <w:bottom w:val="single" w:color="CCCCCC" w:sz="4"/>
-              <w:right w:val="single" w:color="CCCCCC" w:sz="4"/>
-            </w:tcBorders>
-            <w:shd w:fill="E8E8E8" w:val="clear"/>
-            <w:tcMar>
-              <w:top w:type="dxa" w:w="80"/>
-              <w:left w:type="dxa" w:w="120"/>
-              <w:bottom w:type="dxa" w:w="80"/>
-              <w:right w:type="dxa" w:w="120"/>
-            </w:tcMar>
-            <w:vAlign w:val="center"/>
-          </w:tcPr>
-          <w:p>
-            <w:r>
-              <w:rPr>
-                <w:rFonts w:ascii="BIZ UDPGothic" w:cs="BIZ UDPGothic" w:eastAsia="BIZ UDPGothic" w:hAnsi="BIZ UDPGothic"/>
-                <w:b/>
-                <w:bCs/>
-                <w:color w:val="000000"/>
-                <w:sz w:val="18"/>
-                <w:szCs w:val="18"/>
-              </w:rPr>
-              <w:t xml:space="preserve">版数</w:t>
-            </w:r>
-            <w:r>
-              <w:rPr>
-                <w:rFonts w:ascii="BIZ UDPGothic" w:cs="BIZ UDPGothic" w:eastAsia="BIZ UDPGothic" w:hAnsi="BIZ UDPGothic"/>
-                <w:i/>
-                <w:iCs/>
-                <w:color w:val="888888"/>
-                <w:sz w:val="16"/>
-                <w:szCs w:val="16"/>
-              </w:rPr>
-              <w:t xml:space="preserve"> / </w:t>
-            </w:r>
-            <w:r>
-              <w:rPr>
-                <w:rFonts w:ascii="BIZ UDPGothic" w:cs="BIZ UDPGothic" w:eastAsia="BIZ UDPGothic" w:hAnsi="BIZ UDPGothic"/>
-                <w:i/>
-                <w:iCs/>
-                <w:color w:val="888888"/>
-                <w:sz w:val="16"/>
-                <w:szCs w:val="16"/>
-              </w:rPr>
-              <w:t xml:space="preserve">Phiên bản</w:t>
-            </w:r>
-          </w:p>
-        </w:tc>
-        <w:tc>
-          <w:tcPr>
-            <w:tcW w:type="dxa" w:w="4000"/>
-            <w:tcBorders>
-              <w:top w:val="single" w:color="CCCCCC" w:sz="4"/>
-              <w:left w:val="single" w:color="CCCCCC" w:sz="4"/>
-              <w:bottom w:val="single" w:color="CCCCCC" w:sz="4"/>
-              <w:right w:val="single" w:color="CCCCCC" w:sz="4"/>
-            </w:tcBorders>
-            <w:shd w:fill="FFFFFF" w:val="clear"/>
-            <w:tcMar>
-              <w:top w:type="dxa" w:w="80"/>
-              <w:left w:type="dxa" w:w="120"/>
-              <w:bottom w:type="dxa" w:w="80"/>
-              <w:right w:type="dxa" w:w="120"/>
-            </w:tcMar>
-            <w:vAlign w:val="center"/>
-          </w:tcPr>
-          <w:p>
-            <w:r>
-              <w:rPr>
-                <w:rFonts w:ascii="BIZ UDPGothic" w:cs="BIZ UDPGothic" w:eastAsia="BIZ UDPGothic" w:hAnsi="BIZ UDPGothic"/>
-                <w:b w:val="false"/>
-                <w:bCs w:val="false"/>
-                <w:color w:val="404040"/>
-                <w:sz w:val="18"/>
-                <w:szCs w:val="18"/>
-              </w:rPr>
-              <w:t xml:space="preserve">0.2</w:t>
-            </w:r>
-          </w:p>
-        </w:tc>
-      </w:tr>
-      <w:tr>
-        <w:trPr>
-          <w:cantSplit/>
-        </w:trPr>
-        <w:tc>
-          <w:tcPr>
-            <w:tcW w:type="dxa" w:w="2000"/>
-            <w:tcBorders>
-              <w:top w:val="single" w:color="CCCCCC" w:sz="4"/>
-              <w:left w:val="single" w:color="CCCCCC" w:sz="4"/>
-              <w:bottom w:val="single" w:color="CCCCCC" w:sz="4"/>
-              <w:right w:val="single" w:color="CCCCCC" w:sz="4"/>
-            </w:tcBorders>
-            <w:shd w:fill="E8E8E8" w:val="clear"/>
-            <w:tcMar>
-              <w:top w:type="dxa" w:w="80"/>
-              <w:left w:type="dxa" w:w="120"/>
-              <w:bottom w:type="dxa" w:w="80"/>
-              <w:right w:type="dxa" w:w="120"/>
-            </w:tcMar>
-            <w:vAlign w:val="center"/>
-          </w:tcPr>
-          <w:p>
-            <w:r>
-              <w:rPr>
-                <w:rFonts w:ascii="BIZ UDPGothic" w:cs="BIZ UDPGothic" w:eastAsia="BIZ UDPGothic" w:hAnsi="BIZ UDPGothic"/>
-                <w:b/>
-                <w:bCs/>
-                <w:color w:val="000000"/>
-                <w:sz w:val="18"/>
-                <w:szCs w:val="18"/>
-              </w:rPr>
-              <w:t xml:space="preserve">作成日</w:t>
-            </w:r>
-            <w:r>
-              <w:rPr>
-                <w:rFonts w:ascii="BIZ UDPGothic" w:cs="BIZ UDPGothic" w:eastAsia="BIZ UDPGothic" w:hAnsi="BIZ UDPGothic"/>
-                <w:i/>
-                <w:iCs/>
-                <w:color w:val="888888"/>
-                <w:sz w:val="16"/>
-                <w:szCs w:val="16"/>
-              </w:rPr>
-              <w:t xml:space="preserve"> / </w:t>
-            </w:r>
-            <w:r>
-              <w:rPr>
-                <w:rFonts w:ascii="BIZ UDPGothic" w:cs="BIZ UDPGothic" w:eastAsia="BIZ UDPGothic" w:hAnsi="BIZ UDPGothic"/>
-                <w:i/>
-                <w:iCs/>
-                <w:color w:val="888888"/>
-                <w:sz w:val="16"/>
-                <w:szCs w:val="16"/>
-              </w:rPr>
-              <w:t xml:space="preserve">Ngày tạo</w:t>
-            </w:r>
-          </w:p>
-        </w:tc>
-        <w:tc>
-          <w:tcPr>
-            <w:tcW w:type="dxa" w:w="4000"/>
-            <w:tcBorders>
-              <w:top w:val="single" w:color="CCCCCC" w:sz="4"/>
-              <w:left w:val="single" w:color="CCCCCC" w:sz="4"/>
-              <w:bottom w:val="single" w:color="CCCCCC" w:sz="4"/>
-              <w:right w:val="single" w:color="CCCCCC" w:sz="4"/>
-            </w:tcBorders>
-            <w:shd w:fill="FFFFFF" w:val="clear"/>
-            <w:tcMar>
-              <w:top w:type="dxa" w:w="80"/>
-              <w:left w:type="dxa" w:w="120"/>
-              <w:bottom w:type="dxa" w:w="80"/>
-              <w:right w:type="dxa" w:w="120"/>
-            </w:tcMar>
-            <w:vAlign w:val="center"/>
-          </w:tcPr>
-          <w:p>
-            <w:r>
-              <w:rPr>
-                <w:rFonts w:ascii="BIZ UDPGothic" w:cs="BIZ UDPGothic" w:eastAsia="BIZ UDPGothic" w:hAnsi="BIZ UDPGothic"/>
-                <w:b w:val="false"/>
-                <w:bCs w:val="false"/>
-                <w:color w:val="404040"/>
-                <w:sz w:val="18"/>
-                <w:szCs w:val="18"/>
-              </w:rPr>
-              <w:t xml:space="preserve">2026/03/18</w:t>
-            </w:r>
-          </w:p>
-        </w:tc>
-      </w:tr>
-      <w:tr>
-        <w:trPr>
-          <w:cantSplit/>
-        </w:trPr>
-        <w:tc>
-          <w:tcPr>
-            <w:tcW w:type="dxa" w:w="2000"/>
-            <w:tcBorders>
-              <w:top w:val="single" w:color="CCCCCC" w:sz="4"/>
-              <w:left w:val="single" w:color="CCCCCC" w:sz="4"/>
-              <w:bottom w:val="single" w:color="CCCCCC" w:sz="4"/>
-              <w:right w:val="single" w:color="CCCCCC" w:sz="4"/>
-            </w:tcBorders>
-            <w:shd w:fill="E8E8E8" w:val="clear"/>
-            <w:tcMar>
-              <w:top w:type="dxa" w:w="80"/>
-              <w:left w:type="dxa" w:w="120"/>
-              <w:bottom w:type="dxa" w:w="80"/>
-              <w:right w:type="dxa" w:w="120"/>
-            </w:tcMar>
-            <w:vAlign w:val="center"/>
-          </w:tcPr>
-          <w:p>
-            <w:r>
-              <w:rPr>
-                <w:rFonts w:ascii="BIZ UDPGothic" w:cs="BIZ UDPGothic" w:eastAsia="BIZ UDPGothic" w:hAnsi="BIZ UDPGothic"/>
-                <w:b/>
-                <w:bCs/>
-                <w:color w:val="000000"/>
-                <w:sz w:val="18"/>
-                <w:szCs w:val="18"/>
-              </w:rPr>
-              <w:t xml:space="preserve">ステータス</w:t>
-            </w:r>
-            <w:r>
-              <w:rPr>
-                <w:rFonts w:ascii="BIZ UDPGothic" w:cs="BIZ UDPGothic" w:eastAsia="BIZ UDPGothic" w:hAnsi="BIZ UDPGothic"/>
-                <w:i/>
-                <w:iCs/>
-                <w:color w:val="888888"/>
-                <w:sz w:val="16"/>
-                <w:szCs w:val="16"/>
-              </w:rPr>
-              <w:t xml:space="preserve"> / </w:t>
-            </w:r>
-            <w:r>
-              <w:rPr>
-                <w:rFonts w:ascii="BIZ UDPGothic" w:cs="BIZ UDPGothic" w:eastAsia="BIZ UDPGothic" w:hAnsi="BIZ UDPGothic"/>
-                <w:i/>
-                <w:iCs/>
-                <w:color w:val="888888"/>
-                <w:sz w:val="16"/>
-                <w:szCs w:val="16"/>
-              </w:rPr>
-              <w:t xml:space="preserve">Trạng thái</w:t>
-            </w:r>
-          </w:p>
-        </w:tc>
-        <w:tc>
-          <w:tcPr>
-            <w:tcW w:type="dxa" w:w="4000"/>
-            <w:tcBorders>
-              <w:top w:val="single" w:color="CCCCCC" w:sz="4"/>
-              <w:left w:val="single" w:color="CCCCCC" w:sz="4"/>
-              <w:bottom w:val="single" w:color="CCCCCC" w:sz="4"/>
-              <w:right w:val="single" w:color="CCCCCC" w:sz="4"/>
-            </w:tcBorders>
-            <w:shd w:fill="FFFFFF" w:val="clear"/>
-            <w:tcMar>
-              <w:top w:type="dxa" w:w="80"/>
-              <w:left w:type="dxa" w:w="120"/>
-              <w:bottom w:type="dxa" w:w="80"/>
-              <w:right w:type="dxa" w:w="120"/>
-            </w:tcMar>
-            <w:vAlign w:val="center"/>
-          </w:tcPr>
-          <w:p>
-            <w:r>
-              <w:rPr>
-                <w:rFonts w:ascii="BIZ UDPGothic" w:cs="BIZ UDPGothic" w:eastAsia="BIZ UDPGothic" w:hAnsi="BIZ UDPGothic"/>
-                <w:b w:val="false"/>
-                <w:bCs w:val="false"/>
-                <w:color w:val="404040"/>
-                <w:sz w:val="18"/>
-                <w:szCs w:val="18"/>
-              </w:rPr>
-              <w:t xml:space="preserve">承認待ち</w:t>
-            </w:r>
-            <w:r>
-              <w:rPr>
-                <w:rFonts w:ascii="BIZ UDPGothic" w:cs="BIZ UDPGothic" w:eastAsia="BIZ UDPGothic" w:hAnsi="BIZ UDPGothic"/>
-                <w:i/>
-                <w:iCs/>
-                <w:color w:val="888888"/>
-                <w:sz w:val="16"/>
-                <w:szCs w:val="16"/>
-              </w:rPr>
-              <w:t xml:space="preserve"> / </w:t>
-            </w:r>
-            <w:r>
-              <w:rPr>
-                <w:rFonts w:ascii="BIZ UDPGothic" w:cs="BIZ UDPGothic" w:eastAsia="BIZ UDPGothic" w:hAnsi="BIZ UDPGothic"/>
-                <w:i/>
-                <w:iCs/>
-                <w:color w:val="888888"/>
-                <w:sz w:val="16"/>
-                <w:szCs w:val="16"/>
-              </w:rPr>
-              <w:t xml:space="preserve">Chờ phê duyệt</w:t>
-            </w:r>
-          </w:p>
-        </w:tc>
-      </w:tr>
-    </w:tbl>
-    <w:p>
-      <w:pPr>
-        <w:spacing w:before="1400"/>
-        <w:jc w:val="center"/>
-      </w:pPr>
-      <w:r>
-        <w:drawing>
-          <wp:inline distT="0" distB="0" distL="0" distR="0">
-            <wp:extent cx="857250" cy="428625"/>
-            <wp:effectExtent t="0" r="0" b="0" l="0"/>
-            <wp:docPr id="1" name="" descr="" title=""/>
-            <wp:cNvGraphicFramePr>
-              <a:graphicFrameLocks xmlns:a="http://schemas.openxmlformats.org/drawingml/2006/main" noChangeAspect="1"/>
-            </wp:cNvGraphicFramePr>
-            <a:graphic xmlns:a="http://schemas.openxmlformats.org/drawingml/2006/main">
-              <a:graphicData uri="http://schemas.openxmlformats.org/drawingml/2006/picture">
-                <pic:pic xmlns:pic="http://schemas.openxmlformats.org/drawingml/2006/picture">
-                  <pic:nvPicPr>
-                    <pic:cNvPr id="0" name="" descr=""/>
-                    <pic:cNvPicPr>
-                      <a:picLocks noChangeAspect="1" noChangeArrowheads="1"/>
-                    </pic:cNvPicPr>
-                  </pic:nvPicPr>
-                  <pic:blipFill>
-                    <a:blip r:embed="rId6" cstate="none"/>
-                    <a:srcRect/>
-                    <a:stretch>
-                      <a:fillRect/>
-                    </a:stretch>
-                  </pic:blipFill>
-                  <pic:spPr bwMode="auto">
-                    <a:xfrm>
-                      <a:off x="0" y="0"/>
-                      <a:ext cx="857250" cy="428625"/>
-                    </a:xfrm>
-                    <a:prstGeom prst="rect">
-                      <a:avLst/>
-                    </a:prstGeom>
-                  </pic:spPr>
-                </pic:pic>
-              </a:graphicData>
-            </a:graphic>
-          </wp:inline>
-        </w:drawing>
-      </w:r>
-    </w:p>
-    <w:p>
-      <w:pPr>
-        <w:sectPr>
-          <w:pgSz w:w="11906" w:h="16838" w:orient="portrait"/>
-          <w:pgMar w:top="1600" w:right="1100" w:bottom="1200" w:left="1100" w:header="708" w:footer="708" w:gutter="0"/>
-          <w:pgNumType/>
-          <w:docGrid w:linePitch="360"/>
-        </w:sectPr>
-      </w:pPr>
     </w:p>
     <w:p>
       <w:pPr>
@@ -661,6 +197,8 @@
                 <w:rFonts w:ascii="BIZ UDPGothic" w:cs="BIZ UDPGothic" w:eastAsia="BIZ UDPGothic" w:hAnsi="BIZ UDPGothic"/>
                 <w:b w:val="false"/>
                 <w:bCs w:val="false"/>
+                <w:i w:val="false"/>
+                <w:iCs w:val="false"/>
                 <w:color w:val="404040"/>
                 <w:sz w:val="18"/>
                 <w:szCs w:val="18"/>
@@ -860,6 +398,8 @@
                 <w:rFonts w:ascii="BIZ UDPGothic" w:cs="BIZ UDPGothic" w:eastAsia="BIZ UDPGothic" w:hAnsi="BIZ UDPGothic"/>
                 <w:b w:val="false"/>
                 <w:bCs w:val="false"/>
+                <w:i w:val="false"/>
+                <w:iCs w:val="false"/>
                 <w:color w:val="404040"/>
                 <w:sz w:val="18"/>
                 <w:szCs w:val="18"/>
@@ -1059,6 +599,8 @@
                 <w:rFonts w:ascii="BIZ UDPGothic" w:cs="BIZ UDPGothic" w:eastAsia="BIZ UDPGothic" w:hAnsi="BIZ UDPGothic"/>
                 <w:b w:val="false"/>
                 <w:bCs w:val="false"/>
+                <w:i w:val="false"/>
+                <w:iCs w:val="false"/>
                 <w:color w:val="404040"/>
                 <w:sz w:val="18"/>
                 <w:szCs w:val="18"/>
@@ -1258,6 +800,8 @@
                 <w:rFonts w:ascii="BIZ UDPGothic" w:cs="BIZ UDPGothic" w:eastAsia="BIZ UDPGothic" w:hAnsi="BIZ UDPGothic"/>
                 <w:b w:val="false"/>
                 <w:bCs w:val="false"/>
+                <w:i w:val="false"/>
+                <w:iCs w:val="false"/>
                 <w:color w:val="404040"/>
                 <w:sz w:val="18"/>
                 <w:szCs w:val="18"/>
@@ -1344,6 +888,8 @@
                 <w:rFonts w:ascii="BIZ UDPGothic" w:cs="BIZ UDPGothic" w:eastAsia="BIZ UDPGothic" w:hAnsi="BIZ UDPGothic"/>
                 <w:b w:val="false"/>
                 <w:bCs w:val="false"/>
+                <w:i w:val="false"/>
+                <w:iCs w:val="false"/>
                 <w:color w:val="404040"/>
                 <w:sz w:val="18"/>
                 <w:szCs w:val="18"/>
@@ -1435,6 +981,8 @@
                 <w:rFonts w:ascii="BIZ UDPGothic" w:cs="BIZ UDPGothic" w:eastAsia="BIZ UDPGothic" w:hAnsi="BIZ UDPGothic"/>
                 <w:b w:val="false"/>
                 <w:bCs w:val="false"/>
+                <w:i w:val="false"/>
+                <w:iCs w:val="false"/>
                 <w:color w:val="404040"/>
                 <w:sz w:val="18"/>
                 <w:szCs w:val="18"/>
@@ -1521,6 +1069,8 @@
                 <w:rFonts w:ascii="BIZ UDPGothic" w:cs="BIZ UDPGothic" w:eastAsia="BIZ UDPGothic" w:hAnsi="BIZ UDPGothic"/>
                 <w:b w:val="false"/>
                 <w:bCs w:val="false"/>
+                <w:i w:val="false"/>
+                <w:iCs w:val="false"/>
                 <w:color w:val="404040"/>
                 <w:sz w:val="18"/>
                 <w:szCs w:val="18"/>
@@ -1612,6 +1162,8 @@
                 <w:rFonts w:ascii="BIZ UDPGothic" w:cs="BIZ UDPGothic" w:eastAsia="BIZ UDPGothic" w:hAnsi="BIZ UDPGothic"/>
                 <w:b w:val="false"/>
                 <w:bCs w:val="false"/>
+                <w:i w:val="false"/>
+                <w:iCs w:val="false"/>
                 <w:color w:val="404040"/>
                 <w:sz w:val="18"/>
                 <w:szCs w:val="18"/>
@@ -1698,6 +1250,8 @@
                 <w:rFonts w:ascii="BIZ UDPGothic" w:cs="BIZ UDPGothic" w:eastAsia="BIZ UDPGothic" w:hAnsi="BIZ UDPGothic"/>
                 <w:b w:val="false"/>
                 <w:bCs w:val="false"/>
+                <w:i w:val="false"/>
+                <w:iCs w:val="false"/>
                 <w:color w:val="404040"/>
                 <w:sz w:val="18"/>
                 <w:szCs w:val="18"/>
@@ -1789,6 +1343,8 @@
                 <w:rFonts w:ascii="BIZ UDPGothic" w:cs="BIZ UDPGothic" w:eastAsia="BIZ UDPGothic" w:hAnsi="BIZ UDPGothic"/>
                 <w:b w:val="false"/>
                 <w:bCs w:val="false"/>
+                <w:i w:val="false"/>
+                <w:iCs w:val="false"/>
                 <w:color w:val="404040"/>
                 <w:sz w:val="18"/>
                 <w:szCs w:val="18"/>
@@ -1875,11 +1431,1293 @@
                 <w:rFonts w:ascii="BIZ UDPGothic" w:cs="BIZ UDPGothic" w:eastAsia="BIZ UDPGothic" w:hAnsi="BIZ UDPGothic"/>
                 <w:b w:val="false"/>
                 <w:bCs w:val="false"/>
+                <w:i w:val="false"/>
+                <w:iCs w:val="false"/>
                 <w:color w:val="404040"/>
                 <w:sz w:val="18"/>
                 <w:szCs w:val="18"/>
               </w:rPr>
               <w:t xml:space="preserve">7営業日</w:t>
+            </w:r>
+          </w:p>
+        </w:tc>
+      </w:tr>
+    </w:tbl>
+    <w:p>
+      <w:pPr>
+        <w:pBdr>
+          <w:left w:val="thick" w:color="C8102E" w:sz="20" w:space="6"/>
+        </w:pBdr>
+        <w:spacing w:before="280" w:after="100"/>
+      </w:pPr>
+      <w:r>
+        <w:rPr>
+          <w:rFonts w:ascii="BIZ UDPGothic" w:cs="BIZ UDPGothic" w:eastAsia="BIZ UDPGothic" w:hAnsi="BIZ UDPGothic"/>
+          <w:b/>
+          <w:bCs/>
+          <w:color w:val="C8102E"/>
+          <w:sz w:val="24"/>
+          <w:szCs w:val="24"/>
+        </w:rPr>
+        <w:t xml:space="preserve">■ v0.2改訂の経緯（ディレクトリ構成変更理由）</w:t>
+      </w:r>
+      <w:r>
+        <w:br/>
+      </w:r>
+      <w:r>
+        <w:rPr>
+          <w:rFonts w:ascii="BIZ UDPGothic" w:cs="BIZ UDPGothic" w:eastAsia="BIZ UDPGothic" w:hAnsi="BIZ UDPGothic"/>
+          <w:i/>
+          <w:iCs/>
+          <w:color w:val="AA3344"/>
+          <w:sz w:val="17"/>
+          <w:szCs w:val="17"/>
+        </w:rPr>
+        <w:t xml:space="preserve">　Lý Do Thay Đổi Cấu Trúc Thư Mục (Cập Nhật v0.2)</w:t>
+      </w:r>
+    </w:p>
+    <w:p>
+      <w:pPr>
+        <w:spacing w:before="80" w:after="80"/>
+      </w:pPr>
+      <w:r>
+        <w:rPr>
+          <w:rFonts w:ascii="BIZ UDPGothic" w:cs="BIZ UDPGothic" w:eastAsia="BIZ UDPGothic" w:hAnsi="BIZ UDPGothic"/>
+          <w:color w:val="404040"/>
+          <w:sz w:val="18"/>
+          <w:szCs w:val="18"/>
+        </w:rPr>
+        <w:t xml:space="preserve">v0.1（2026/03/08）では7リポジトリをトップレベルにフラットに統合する構成を提案した。その後のチーム議論を経て、以下の通り構成が変更された。</w:t>
+      </w:r>
+      <w:r>
+        <w:rPr>
+          <w:rFonts w:ascii="BIZ UDPGothic" w:cs="BIZ UDPGothic" w:eastAsia="BIZ UDPGothic" w:hAnsi="BIZ UDPGothic"/>
+          <w:i/>
+          <w:iCs/>
+          <w:color w:val="888888"/>
+          <w:sz w:val="18"/>
+          <w:szCs w:val="18"/>
+        </w:rPr>
+        <w:t xml:space="preserve"> / </w:t>
+      </w:r>
+      <w:r>
+        <w:rPr>
+          <w:rFonts w:ascii="BIZ UDPGothic" w:cs="BIZ UDPGothic" w:eastAsia="BIZ UDPGothic" w:hAnsi="BIZ UDPGothic"/>
+          <w:i/>
+          <w:iCs/>
+          <w:color w:val="888888"/>
+          <w:sz w:val="16"/>
+          <w:szCs w:val="16"/>
+        </w:rPr>
+        <w:t xml:space="preserve">Phiên bản v0.1 (2026/03/08) đề xuất tích hợp 7 repo dạng phẳng ở top-level. Sau các cuộc thảo luận nhóm, cấu trúc đã được thay đổi như sau.</w:t>
+      </w:r>
+    </w:p>
+    <w:tbl>
+      <w:tblPr>
+        <w:tblW w:type="dxa" w:w="9506"/>
+        <w:tblBorders>
+          <w:top w:val="single" w:color="auto" w:sz="4"/>
+          <w:left w:val="single" w:color="auto" w:sz="4"/>
+          <w:bottom w:val="single" w:color="auto" w:sz="4"/>
+          <w:right w:val="single" w:color="auto" w:sz="4"/>
+          <w:insideH w:val="single" w:color="auto" w:sz="4"/>
+          <w:insideV w:val="single" w:color="auto" w:sz="4"/>
+        </w:tblBorders>
+      </w:tblPr>
+      <w:tblGrid>
+        <w:gridCol w:w="600"/>
+        <w:gridCol w:w="2400"/>
+        <w:gridCol w:w="3000"/>
+        <w:gridCol w:w="3506"/>
+      </w:tblGrid>
+      <w:tr>
+        <w:trPr>
+          <w:cantSplit/>
+          <w:tblHeader/>
+        </w:trPr>
+        <w:tc>
+          <w:tcPr>
+            <w:tcW w:type="dxa" w:w="600"/>
+            <w:tcBorders>
+              <w:top w:val="single" w:color="CCCCCC" w:sz="4"/>
+              <w:left w:val="single" w:color="CCCCCC" w:sz="4"/>
+              <w:bottom w:val="single" w:color="CCCCCC" w:sz="4"/>
+              <w:right w:val="single" w:color="CCCCCC" w:sz="4"/>
+            </w:tcBorders>
+            <w:shd w:fill="E8E8E8" w:val="clear"/>
+            <w:tcMar>
+              <w:top w:type="dxa" w:w="80"/>
+              <w:left w:type="dxa" w:w="120"/>
+              <w:bottom w:type="dxa" w:w="80"/>
+              <w:right w:type="dxa" w:w="120"/>
+            </w:tcMar>
+            <w:vAlign w:val="center"/>
+          </w:tcPr>
+          <w:p>
+            <w:r>
+              <w:rPr>
+                <w:rFonts w:ascii="BIZ UDPGothic" w:cs="BIZ UDPGothic" w:eastAsia="BIZ UDPGothic" w:hAnsi="BIZ UDPGothic"/>
+                <w:b/>
+                <w:bCs/>
+                <w:color w:val="000000"/>
+                <w:sz w:val="18"/>
+                <w:szCs w:val="18"/>
+              </w:rPr>
+              <w:t xml:space="preserve">No.</w:t>
+            </w:r>
+          </w:p>
+        </w:tc>
+        <w:tc>
+          <w:tcPr>
+            <w:tcW w:type="dxa" w:w="2400"/>
+            <w:tcBorders>
+              <w:top w:val="single" w:color="CCCCCC" w:sz="4"/>
+              <w:left w:val="single" w:color="CCCCCC" w:sz="4"/>
+              <w:bottom w:val="single" w:color="CCCCCC" w:sz="4"/>
+              <w:right w:val="single" w:color="CCCCCC" w:sz="4"/>
+            </w:tcBorders>
+            <w:shd w:fill="E8E8E8" w:val="clear"/>
+            <w:tcMar>
+              <w:top w:type="dxa" w:w="80"/>
+              <w:left w:type="dxa" w:w="120"/>
+              <w:bottom w:type="dxa" w:w="80"/>
+              <w:right w:type="dxa" w:w="120"/>
+            </w:tcMar>
+            <w:vAlign w:val="center"/>
+          </w:tcPr>
+          <w:p>
+            <w:r>
+              <w:rPr>
+                <w:rFonts w:ascii="BIZ UDPGothic" w:cs="BIZ UDPGothic" w:eastAsia="BIZ UDPGothic" w:hAnsi="BIZ UDPGothic"/>
+                <w:b/>
+                <w:bCs/>
+                <w:color w:val="000000"/>
+                <w:sz w:val="18"/>
+                <w:szCs w:val="18"/>
+              </w:rPr>
+              <w:t xml:space="preserve">議論ポイント</w:t>
+            </w:r>
+            <w:r>
+              <w:rPr>
+                <w:rFonts w:ascii="BIZ UDPGothic" w:cs="BIZ UDPGothic" w:eastAsia="BIZ UDPGothic" w:hAnsi="BIZ UDPGothic"/>
+                <w:i/>
+                <w:iCs/>
+                <w:color w:val="888888"/>
+                <w:sz w:val="16"/>
+                <w:szCs w:val="16"/>
+              </w:rPr>
+              <w:t xml:space="preserve"> / </w:t>
+            </w:r>
+            <w:r>
+              <w:rPr>
+                <w:rFonts w:ascii="BIZ UDPGothic" w:cs="BIZ UDPGothic" w:eastAsia="BIZ UDPGothic" w:hAnsi="BIZ UDPGothic"/>
+                <w:i/>
+                <w:iCs/>
+                <w:color w:val="888888"/>
+                <w:sz w:val="16"/>
+                <w:szCs w:val="16"/>
+              </w:rPr>
+              <w:t xml:space="preserve">Nội dung thảo luận</w:t>
+            </w:r>
+          </w:p>
+        </w:tc>
+        <w:tc>
+          <w:tcPr>
+            <w:tcW w:type="dxa" w:w="3000"/>
+            <w:tcBorders>
+              <w:top w:val="single" w:color="CCCCCC" w:sz="4"/>
+              <w:left w:val="single" w:color="CCCCCC" w:sz="4"/>
+              <w:bottom w:val="single" w:color="CCCCCC" w:sz="4"/>
+              <w:right w:val="single" w:color="CCCCCC" w:sz="4"/>
+            </w:tcBorders>
+            <w:shd w:fill="E8E8E8" w:val="clear"/>
+            <w:tcMar>
+              <w:top w:type="dxa" w:w="80"/>
+              <w:left w:type="dxa" w:w="120"/>
+              <w:bottom w:type="dxa" w:w="80"/>
+              <w:right w:type="dxa" w:w="120"/>
+            </w:tcMar>
+            <w:vAlign w:val="center"/>
+          </w:tcPr>
+          <w:p>
+            <w:r>
+              <w:rPr>
+                <w:rFonts w:ascii="BIZ UDPGothic" w:cs="BIZ UDPGothic" w:eastAsia="BIZ UDPGothic" w:hAnsi="BIZ UDPGothic"/>
+                <w:b/>
+                <w:bCs/>
+                <w:color w:val="000000"/>
+                <w:sz w:val="18"/>
+                <w:szCs w:val="18"/>
+              </w:rPr>
+              <w:t xml:space="preserve">決定事項</w:t>
+            </w:r>
+            <w:r>
+              <w:rPr>
+                <w:rFonts w:ascii="BIZ UDPGothic" w:cs="BIZ UDPGothic" w:eastAsia="BIZ UDPGothic" w:hAnsi="BIZ UDPGothic"/>
+                <w:i/>
+                <w:iCs/>
+                <w:color w:val="888888"/>
+                <w:sz w:val="16"/>
+                <w:szCs w:val="16"/>
+              </w:rPr>
+              <w:t xml:space="preserve"> / </w:t>
+            </w:r>
+            <w:r>
+              <w:rPr>
+                <w:rFonts w:ascii="BIZ UDPGothic" w:cs="BIZ UDPGothic" w:eastAsia="BIZ UDPGothic" w:hAnsi="BIZ UDPGothic"/>
+                <w:i/>
+                <w:iCs/>
+                <w:color w:val="888888"/>
+                <w:sz w:val="16"/>
+                <w:szCs w:val="16"/>
+              </w:rPr>
+              <w:t xml:space="preserve">Quyết định</w:t>
+            </w:r>
+          </w:p>
+        </w:tc>
+        <w:tc>
+          <w:tcPr>
+            <w:tcW w:type="dxa" w:w="3506"/>
+            <w:tcBorders>
+              <w:top w:val="single" w:color="CCCCCC" w:sz="4"/>
+              <w:left w:val="single" w:color="CCCCCC" w:sz="4"/>
+              <w:bottom w:val="single" w:color="CCCCCC" w:sz="4"/>
+              <w:right w:val="single" w:color="CCCCCC" w:sz="4"/>
+            </w:tcBorders>
+            <w:shd w:fill="E8E8E8" w:val="clear"/>
+            <w:tcMar>
+              <w:top w:type="dxa" w:w="80"/>
+              <w:left w:type="dxa" w:w="120"/>
+              <w:bottom w:type="dxa" w:w="80"/>
+              <w:right w:type="dxa" w:w="120"/>
+            </w:tcMar>
+            <w:vAlign w:val="center"/>
+          </w:tcPr>
+          <w:p>
+            <w:r>
+              <w:rPr>
+                <w:rFonts w:ascii="BIZ UDPGothic" w:cs="BIZ UDPGothic" w:eastAsia="BIZ UDPGothic" w:hAnsi="BIZ UDPGothic"/>
+                <w:b/>
+                <w:bCs/>
+                <w:color w:val="000000"/>
+                <w:sz w:val="18"/>
+                <w:szCs w:val="18"/>
+              </w:rPr>
+              <w:t xml:space="preserve">理由</w:t>
+            </w:r>
+            <w:r>
+              <w:rPr>
+                <w:rFonts w:ascii="BIZ UDPGothic" w:cs="BIZ UDPGothic" w:eastAsia="BIZ UDPGothic" w:hAnsi="BIZ UDPGothic"/>
+                <w:i/>
+                <w:iCs/>
+                <w:color w:val="888888"/>
+                <w:sz w:val="16"/>
+                <w:szCs w:val="16"/>
+              </w:rPr>
+              <w:t xml:space="preserve"> / </w:t>
+            </w:r>
+            <w:r>
+              <w:rPr>
+                <w:rFonts w:ascii="BIZ UDPGothic" w:cs="BIZ UDPGothic" w:eastAsia="BIZ UDPGothic" w:hAnsi="BIZ UDPGothic"/>
+                <w:i/>
+                <w:iCs/>
+                <w:color w:val="888888"/>
+                <w:sz w:val="16"/>
+                <w:szCs w:val="16"/>
+              </w:rPr>
+              <w:t xml:space="preserve">Lý do</w:t>
+            </w:r>
+          </w:p>
+        </w:tc>
+      </w:tr>
+      <w:tr>
+        <w:trPr>
+          <w:cantSplit/>
+        </w:trPr>
+        <w:tc>
+          <w:tcPr>
+            <w:tcW w:type="dxa" w:w="600"/>
+            <w:tcBorders>
+              <w:top w:val="single" w:color="CCCCCC" w:sz="4"/>
+              <w:left w:val="single" w:color="CCCCCC" w:sz="4"/>
+              <w:bottom w:val="single" w:color="CCCCCC" w:sz="4"/>
+              <w:right w:val="single" w:color="CCCCCC" w:sz="4"/>
+            </w:tcBorders>
+            <w:shd w:fill="FFFFFF" w:val="clear"/>
+            <w:tcMar>
+              <w:top w:type="dxa" w:w="80"/>
+              <w:left w:type="dxa" w:w="120"/>
+              <w:bottom w:type="dxa" w:w="80"/>
+              <w:right w:type="dxa" w:w="120"/>
+            </w:tcMar>
+            <w:vAlign w:val="center"/>
+          </w:tcPr>
+          <w:p>
+            <w:r>
+              <w:rPr>
+                <w:rFonts w:ascii="BIZ UDPGothic" w:cs="BIZ UDPGothic" w:eastAsia="BIZ UDPGothic" w:hAnsi="BIZ UDPGothic"/>
+                <w:b w:val="false"/>
+                <w:bCs w:val="false"/>
+                <w:i w:val="false"/>
+                <w:iCs w:val="false"/>
+                <w:color w:val="404040"/>
+                <w:sz w:val="18"/>
+                <w:szCs w:val="18"/>
+              </w:rPr>
+              <w:t xml:space="preserve">1</w:t>
+            </w:r>
+          </w:p>
+        </w:tc>
+        <w:tc>
+          <w:tcPr>
+            <w:tcW w:type="dxa" w:w="2400"/>
+            <w:tcBorders>
+              <w:top w:val="single" w:color="CCCCCC" w:sz="4"/>
+              <w:left w:val="single" w:color="CCCCCC" w:sz="4"/>
+              <w:bottom w:val="single" w:color="CCCCCC" w:sz="4"/>
+              <w:right w:val="single" w:color="CCCCCC" w:sz="4"/>
+            </w:tcBorders>
+            <w:shd w:fill="FFFFFF" w:val="clear"/>
+            <w:tcMar>
+              <w:top w:type="dxa" w:w="80"/>
+              <w:left w:type="dxa" w:w="120"/>
+              <w:bottom w:type="dxa" w:w="80"/>
+              <w:right w:type="dxa" w:w="120"/>
+            </w:tcMar>
+            <w:vAlign w:val="center"/>
+          </w:tcPr>
+          <w:p>
+            <w:pPr>
+              <w:spacing w:before="0" w:after="0"/>
+            </w:pPr>
+            <w:r>
+              <w:rPr>
+                <w:rFonts w:ascii="BIZ UDPGothic" w:cs="BIZ UDPGothic" w:eastAsia="BIZ UDPGothic" w:hAnsi="BIZ UDPGothic"/>
+                <w:i w:val="false"/>
+                <w:iCs w:val="false"/>
+                <w:color w:val="404040"/>
+                <w:sz w:val="18"/>
+                <w:szCs w:val="18"/>
+              </w:rPr>
+              <w:t xml:space="preserve">v0.1: フラット構成</w:t>
+            </w:r>
+          </w:p>
+          <w:p>
+            <w:pPr>
+              <w:spacing w:before="0" w:after="0"/>
+            </w:pPr>
+            <w:r>
+              <w:rPr>
+                <w:rFonts w:ascii="BIZ UDPGothic" w:cs="BIZ UDPGothic" w:eastAsia="BIZ UDPGothic" w:hAnsi="BIZ UDPGothic"/>
+                <w:i w:val="false"/>
+                <w:iCs w:val="false"/>
+                <w:color w:val="404040"/>
+                <w:sz w:val="18"/>
+                <w:szCs w:val="18"/>
+              </w:rPr>
+              <w:t xml:space="preserve">（全コンポーネントがトップレベルに並列）</w:t>
+            </w:r>
+          </w:p>
+          <w:p>
+            <w:pPr>
+              <w:spacing w:before="0" w:after="0"/>
+            </w:pPr>
+            <w:r>
+              <w:rPr>
+                <w:rFonts w:ascii="BIZ UDPGothic" w:cs="BIZ UDPGothic" w:eastAsia="BIZ UDPGothic" w:hAnsi="BIZ UDPGothic"/>
+                <w:i/>
+                <w:iCs/>
+                <w:color w:val="888888"/>
+                <w:sz w:val="16"/>
+                <w:szCs w:val="16"/>
+              </w:rPr>
+              <w:t xml:space="preserve">/ v0.1: Cấu trúc phẳng</w:t>
+            </w:r>
+          </w:p>
+          <w:p>
+            <w:pPr>
+              <w:spacing w:before="0" w:after="0"/>
+            </w:pPr>
+            <w:r>
+              <w:rPr>
+                <w:rFonts w:ascii="BIZ UDPGothic" w:cs="BIZ UDPGothic" w:eastAsia="BIZ UDPGothic" w:hAnsi="BIZ UDPGothic"/>
+                <w:i/>
+                <w:iCs/>
+                <w:color w:val="888888"/>
+                <w:sz w:val="16"/>
+                <w:szCs w:val="16"/>
+              </w:rPr>
+              <w:t xml:space="preserve">(tất cả component ở top-level)</w:t>
+            </w:r>
+          </w:p>
+        </w:tc>
+        <w:tc>
+          <w:tcPr>
+            <w:tcW w:type="dxa" w:w="3000"/>
+            <w:tcBorders>
+              <w:top w:val="single" w:color="CCCCCC" w:sz="4"/>
+              <w:left w:val="single" w:color="CCCCCC" w:sz="4"/>
+              <w:bottom w:val="single" w:color="CCCCCC" w:sz="4"/>
+              <w:right w:val="single" w:color="CCCCCC" w:sz="4"/>
+            </w:tcBorders>
+            <w:shd w:fill="FFFFFF" w:val="clear"/>
+            <w:tcMar>
+              <w:top w:type="dxa" w:w="80"/>
+              <w:left w:type="dxa" w:w="120"/>
+              <w:bottom w:type="dxa" w:w="80"/>
+              <w:right w:type="dxa" w:w="120"/>
+            </w:tcMar>
+            <w:vAlign w:val="center"/>
+          </w:tcPr>
+          <w:p>
+            <w:pPr>
+              <w:spacing w:before="0" w:after="0"/>
+            </w:pPr>
+            <w:r>
+              <w:rPr>
+                <w:rFonts w:ascii="BIZ UDPGothic" w:cs="BIZ UDPGothic" w:eastAsia="BIZ UDPGothic" w:hAnsi="BIZ UDPGothic"/>
+                <w:i w:val="false"/>
+                <w:iCs w:val="false"/>
+                <w:color w:val="404040"/>
+                <w:sz w:val="18"/>
+                <w:szCs w:val="18"/>
+              </w:rPr>
+              <w:t xml:space="preserve">木村さん: frontend/backendでディレクトリを分けるべき</w:t>
+            </w:r>
+          </w:p>
+          <w:p>
+            <w:pPr>
+              <w:spacing w:before="0" w:after="0"/>
+            </w:pPr>
+            <w:r>
+              <w:rPr>
+                <w:rFonts w:ascii="BIZ UDPGothic" w:cs="BIZ UDPGothic" w:eastAsia="BIZ UDPGothic" w:hAnsi="BIZ UDPGothic"/>
+                <w:i/>
+                <w:iCs/>
+                <w:color w:val="888888"/>
+                <w:sz w:val="16"/>
+                <w:szCs w:val="16"/>
+              </w:rPr>
+              <w:t xml:space="preserve">/ Kimura-san: Nên tách thư mục frontend/backend</w:t>
+            </w:r>
+          </w:p>
+        </w:tc>
+        <w:tc>
+          <w:tcPr>
+            <w:tcW w:type="dxa" w:w="3506"/>
+            <w:tcBorders>
+              <w:top w:val="single" w:color="CCCCCC" w:sz="4"/>
+              <w:left w:val="single" w:color="CCCCCC" w:sz="4"/>
+              <w:bottom w:val="single" w:color="CCCCCC" w:sz="4"/>
+              <w:right w:val="single" w:color="CCCCCC" w:sz="4"/>
+            </w:tcBorders>
+            <w:shd w:fill="FFFFFF" w:val="clear"/>
+            <w:tcMar>
+              <w:top w:type="dxa" w:w="80"/>
+              <w:left w:type="dxa" w:w="120"/>
+              <w:bottom w:type="dxa" w:w="80"/>
+              <w:right w:type="dxa" w:w="120"/>
+            </w:tcMar>
+            <w:vAlign w:val="center"/>
+          </w:tcPr>
+          <w:p>
+            <w:pPr>
+              <w:spacing w:before="0" w:after="0"/>
+            </w:pPr>
+            <w:r>
+              <w:rPr>
+                <w:rFonts w:ascii="BIZ UDPGothic" w:cs="BIZ UDPGothic" w:eastAsia="BIZ UDPGothic" w:hAnsi="BIZ UDPGothic"/>
+                <w:i w:val="false"/>
+                <w:iCs w:val="false"/>
+                <w:color w:val="404040"/>
+                <w:sz w:val="18"/>
+                <w:szCs w:val="18"/>
+              </w:rPr>
+              <w:t xml:space="preserve">「1個目はフロントとバックが綱麗に分かれていてわかりやすい。2個目は全部が平行で区別がつきづらい」との指摘。</w:t>
+            </w:r>
+          </w:p>
+          <w:p>
+            <w:pPr>
+              <w:spacing w:before="0" w:after="0"/>
+            </w:pPr>
+            <w:r>
+              <w:rPr>
+                <w:rFonts w:ascii="BIZ UDPGothic" w:cs="BIZ UDPGothic" w:eastAsia="BIZ UDPGothic" w:hAnsi="BIZ UDPGothic"/>
+                <w:i/>
+                <w:iCs/>
+                <w:color w:val="888888"/>
+                <w:sz w:val="16"/>
+                <w:szCs w:val="16"/>
+              </w:rPr>
+              <w:t xml:space="preserve">/ Nhận xét: Cấu trúc 1 dễ phân biệt front/back, cấu trúc 2 khó phân biệt.</w:t>
+            </w:r>
+          </w:p>
+        </w:tc>
+      </w:tr>
+      <w:tr>
+        <w:trPr>
+          <w:cantSplit/>
+        </w:trPr>
+        <w:tc>
+          <w:tcPr>
+            <w:tcW w:type="dxa" w:w="600"/>
+            <w:tcBorders>
+              <w:top w:val="single" w:color="CCCCCC" w:sz="4"/>
+              <w:left w:val="single" w:color="CCCCCC" w:sz="4"/>
+              <w:bottom w:val="single" w:color="CCCCCC" w:sz="4"/>
+              <w:right w:val="single" w:color="CCCCCC" w:sz="4"/>
+            </w:tcBorders>
+            <w:shd w:fill="FFFFFF" w:val="clear"/>
+            <w:tcMar>
+              <w:top w:type="dxa" w:w="80"/>
+              <w:left w:type="dxa" w:w="120"/>
+              <w:bottom w:type="dxa" w:w="80"/>
+              <w:right w:type="dxa" w:w="120"/>
+            </w:tcMar>
+            <w:vAlign w:val="center"/>
+          </w:tcPr>
+          <w:p>
+            <w:r>
+              <w:rPr>
+                <w:rFonts w:ascii="BIZ UDPGothic" w:cs="BIZ UDPGothic" w:eastAsia="BIZ UDPGothic" w:hAnsi="BIZ UDPGothic"/>
+                <w:b w:val="false"/>
+                <w:bCs w:val="false"/>
+                <w:i w:val="false"/>
+                <w:iCs w:val="false"/>
+                <w:color w:val="404040"/>
+                <w:sz w:val="18"/>
+                <w:szCs w:val="18"/>
+              </w:rPr>
+              <w:t xml:space="preserve">2</w:t>
+            </w:r>
+          </w:p>
+        </w:tc>
+        <w:tc>
+          <w:tcPr>
+            <w:tcW w:type="dxa" w:w="2400"/>
+            <w:tcBorders>
+              <w:top w:val="single" w:color="CCCCCC" w:sz="4"/>
+              <w:left w:val="single" w:color="CCCCCC" w:sz="4"/>
+              <w:bottom w:val="single" w:color="CCCCCC" w:sz="4"/>
+              <w:right w:val="single" w:color="CCCCCC" w:sz="4"/>
+            </w:tcBorders>
+            <w:shd w:fill="FFFFFF" w:val="clear"/>
+            <w:tcMar>
+              <w:top w:type="dxa" w:w="80"/>
+              <w:left w:type="dxa" w:w="120"/>
+              <w:bottom w:type="dxa" w:w="80"/>
+              <w:right w:type="dxa" w:w="120"/>
+            </w:tcMar>
+            <w:vAlign w:val="center"/>
+          </w:tcPr>
+          <w:p>
+            <w:pPr>
+              <w:spacing w:before="0" w:after="0"/>
+            </w:pPr>
+            <w:r>
+              <w:rPr>
+                <w:rFonts w:ascii="BIZ UDPGothic" w:cs="BIZ UDPGothic" w:eastAsia="BIZ UDPGothic" w:hAnsi="BIZ UDPGothic"/>
+                <w:i w:val="false"/>
+                <w:iCs w:val="false"/>
+                <w:color w:val="404040"/>
+                <w:sz w:val="18"/>
+                <w:szCs w:val="18"/>
+              </w:rPr>
+              <w:t xml:space="preserve">リポジトリをフロントとバックで分割すべきか？</w:t>
+            </w:r>
+          </w:p>
+          <w:p>
+            <w:pPr>
+              <w:spacing w:before="0" w:after="0"/>
+            </w:pPr>
+            <w:r>
+              <w:rPr>
+                <w:rFonts w:ascii="BIZ UDPGothic" w:cs="BIZ UDPGothic" w:eastAsia="BIZ UDPGothic" w:hAnsi="BIZ UDPGothic"/>
+                <w:i/>
+                <w:iCs/>
+                <w:color w:val="888888"/>
+                <w:sz w:val="16"/>
+                <w:szCs w:val="16"/>
+              </w:rPr>
+              <w:t xml:space="preserve">/ Có nên tách repo thành frontend và backend?</w:t>
+            </w:r>
+          </w:p>
+        </w:tc>
+        <w:tc>
+          <w:tcPr>
+            <w:tcW w:type="dxa" w:w="3000"/>
+            <w:tcBorders>
+              <w:top w:val="single" w:color="CCCCCC" w:sz="4"/>
+              <w:left w:val="single" w:color="CCCCCC" w:sz="4"/>
+              <w:bottom w:val="single" w:color="CCCCCC" w:sz="4"/>
+              <w:right w:val="single" w:color="CCCCCC" w:sz="4"/>
+            </w:tcBorders>
+            <w:shd w:fill="FFFFFF" w:val="clear"/>
+            <w:tcMar>
+              <w:top w:type="dxa" w:w="80"/>
+              <w:left w:type="dxa" w:w="120"/>
+              <w:bottom w:type="dxa" w:w="80"/>
+              <w:right w:type="dxa" w:w="120"/>
+            </w:tcMar>
+            <w:vAlign w:val="center"/>
+          </w:tcPr>
+          <w:p>
+            <w:pPr>
+              <w:spacing w:before="0" w:after="0"/>
+            </w:pPr>
+            <w:r>
+              <w:rPr>
+                <w:rFonts w:ascii="BIZ UDPGothic" w:cs="BIZ UDPGothic" w:eastAsia="BIZ UDPGothic" w:hAnsi="BIZ UDPGothic"/>
+                <w:i w:val="false"/>
+                <w:iCs w:val="false"/>
+                <w:color w:val="404040"/>
+                <w:sz w:val="18"/>
+                <w:szCs w:val="18"/>
+              </w:rPr>
+              <w:t xml:space="preserve">1 monorepo維持、ディレクトリで分離</w:t>
+            </w:r>
+          </w:p>
+          <w:p>
+            <w:pPr>
+              <w:spacing w:before="0" w:after="0"/>
+            </w:pPr>
+            <w:r>
+              <w:rPr>
+                <w:rFonts w:ascii="BIZ UDPGothic" w:cs="BIZ UDPGothic" w:eastAsia="BIZ UDPGothic" w:hAnsi="BIZ UDPGothic"/>
+                <w:i/>
+                <w:iCs/>
+                <w:color w:val="888888"/>
+                <w:sz w:val="16"/>
+                <w:szCs w:val="16"/>
+              </w:rPr>
+              <w:t xml:space="preserve">/ Giữ 1 monorepo, tách bằng thư mục</w:t>
+            </w:r>
+          </w:p>
+        </w:tc>
+        <w:tc>
+          <w:tcPr>
+            <w:tcW w:type="dxa" w:w="3506"/>
+            <w:tcBorders>
+              <w:top w:val="single" w:color="CCCCCC" w:sz="4"/>
+              <w:left w:val="single" w:color="CCCCCC" w:sz="4"/>
+              <w:bottom w:val="single" w:color="CCCCCC" w:sz="4"/>
+              <w:right w:val="single" w:color="CCCCCC" w:sz="4"/>
+            </w:tcBorders>
+            <w:shd w:fill="FFFFFF" w:val="clear"/>
+            <w:tcMar>
+              <w:top w:type="dxa" w:w="80"/>
+              <w:left w:type="dxa" w:w="120"/>
+              <w:bottom w:type="dxa" w:w="80"/>
+              <w:right w:type="dxa" w:w="120"/>
+            </w:tcMar>
+            <w:vAlign w:val="center"/>
+          </w:tcPr>
+          <w:p>
+            <w:pPr>
+              <w:spacing w:before="0" w:after="0"/>
+            </w:pPr>
+            <w:r>
+              <w:rPr>
+                <w:rFonts w:ascii="BIZ UDPGothic" w:cs="BIZ UDPGothic" w:eastAsia="BIZ UDPGothic" w:hAnsi="BIZ UDPGothic"/>
+                <w:i w:val="false"/>
+                <w:iCs w:val="false"/>
+                <w:color w:val="404040"/>
+                <w:sz w:val="18"/>
+                <w:szCs w:val="18"/>
+              </w:rPr>
+              <w:t xml:space="preserve">フロントとバック間にコード共有依存がなく、2リポに分ける技術的必要性はない。チーム5名体制ではmonorepoが管理容易。</w:t>
+            </w:r>
+          </w:p>
+          <w:p>
+            <w:pPr>
+              <w:spacing w:before="0" w:after="0"/>
+            </w:pPr>
+            <w:r>
+              <w:rPr>
+                <w:rFonts w:ascii="BIZ UDPGothic" w:cs="BIZ UDPGothic" w:eastAsia="BIZ UDPGothic" w:hAnsi="BIZ UDPGothic"/>
+                <w:i/>
+                <w:iCs/>
+                <w:color w:val="888888"/>
+                <w:sz w:val="16"/>
+                <w:szCs w:val="16"/>
+              </w:rPr>
+              <w:t xml:space="preserve">/ Không có dependency chung giữa front và back, không cần tách 2 repo. Team 5 người thì monorepo dễ quản lý hơn.</w:t>
+            </w:r>
+          </w:p>
+        </w:tc>
+      </w:tr>
+      <w:tr>
+        <w:trPr>
+          <w:cantSplit/>
+        </w:trPr>
+        <w:tc>
+          <w:tcPr>
+            <w:tcW w:type="dxa" w:w="600"/>
+            <w:tcBorders>
+              <w:top w:val="single" w:color="CCCCCC" w:sz="4"/>
+              <w:left w:val="single" w:color="CCCCCC" w:sz="4"/>
+              <w:bottom w:val="single" w:color="CCCCCC" w:sz="4"/>
+              <w:right w:val="single" w:color="CCCCCC" w:sz="4"/>
+            </w:tcBorders>
+            <w:shd w:fill="FFFFFF" w:val="clear"/>
+            <w:tcMar>
+              <w:top w:type="dxa" w:w="80"/>
+              <w:left w:type="dxa" w:w="120"/>
+              <w:bottom w:type="dxa" w:w="80"/>
+              <w:right w:type="dxa" w:w="120"/>
+            </w:tcMar>
+            <w:vAlign w:val="center"/>
+          </w:tcPr>
+          <w:p>
+            <w:r>
+              <w:rPr>
+                <w:rFonts w:ascii="BIZ UDPGothic" w:cs="BIZ UDPGothic" w:eastAsia="BIZ UDPGothic" w:hAnsi="BIZ UDPGothic"/>
+                <w:b w:val="false"/>
+                <w:bCs w:val="false"/>
+                <w:i w:val="false"/>
+                <w:iCs w:val="false"/>
+                <w:color w:val="404040"/>
+                <w:sz w:val="18"/>
+                <w:szCs w:val="18"/>
+              </w:rPr>
+              <w:t xml:space="preserve">3</w:t>
+            </w:r>
+          </w:p>
+        </w:tc>
+        <w:tc>
+          <w:tcPr>
+            <w:tcW w:type="dxa" w:w="2400"/>
+            <w:tcBorders>
+              <w:top w:val="single" w:color="CCCCCC" w:sz="4"/>
+              <w:left w:val="single" w:color="CCCCCC" w:sz="4"/>
+              <w:bottom w:val="single" w:color="CCCCCC" w:sz="4"/>
+              <w:right w:val="single" w:color="CCCCCC" w:sz="4"/>
+            </w:tcBorders>
+            <w:shd w:fill="FFFFFF" w:val="clear"/>
+            <w:tcMar>
+              <w:top w:type="dxa" w:w="80"/>
+              <w:left w:type="dxa" w:w="120"/>
+              <w:bottom w:type="dxa" w:w="80"/>
+              <w:right w:type="dxa" w:w="120"/>
+            </w:tcMar>
+            <w:vAlign w:val="center"/>
+          </w:tcPr>
+          <w:p>
+            <w:pPr>
+              <w:spacing w:before="0" w:after="0"/>
+            </w:pPr>
+            <w:r>
+              <w:rPr>
+                <w:rFonts w:ascii="BIZ UDPGothic" w:cs="BIZ UDPGothic" w:eastAsia="BIZ UDPGothic" w:hAnsi="BIZ UDPGothic"/>
+                <w:i w:val="false"/>
+                <w:iCs w:val="false"/>
+                <w:color w:val="404040"/>
+                <w:sz w:val="18"/>
+                <w:szCs w:val="18"/>
+              </w:rPr>
+              <w:t xml:space="preserve">pos_commonの配置</w:t>
+            </w:r>
+          </w:p>
+          <w:p>
+            <w:pPr>
+              <w:spacing w:before="0" w:after="0"/>
+            </w:pPr>
+            <w:r>
+              <w:rPr>
+                <w:rFonts w:ascii="BIZ UDPGothic" w:cs="BIZ UDPGothic" w:eastAsia="BIZ UDPGothic" w:hAnsi="BIZ UDPGothic"/>
+                <w:i/>
+                <w:iCs/>
+                <w:color w:val="888888"/>
+                <w:sz w:val="16"/>
+                <w:szCs w:val="16"/>
+              </w:rPr>
+              <w:t xml:space="preserve">/ Vị trí của pos_common</w:t>
+            </w:r>
+          </w:p>
+        </w:tc>
+        <w:tc>
+          <w:tcPr>
+            <w:tcW w:type="dxa" w:w="3000"/>
+            <w:tcBorders>
+              <w:top w:val="single" w:color="CCCCCC" w:sz="4"/>
+              <w:left w:val="single" w:color="CCCCCC" w:sz="4"/>
+              <w:bottom w:val="single" w:color="CCCCCC" w:sz="4"/>
+              <w:right w:val="single" w:color="CCCCCC" w:sz="4"/>
+            </w:tcBorders>
+            <w:shd w:fill="FFFFFF" w:val="clear"/>
+            <w:tcMar>
+              <w:top w:type="dxa" w:w="80"/>
+              <w:left w:type="dxa" w:w="120"/>
+              <w:bottom w:type="dxa" w:w="80"/>
+              <w:right w:type="dxa" w:w="120"/>
+            </w:tcMar>
+            <w:vAlign w:val="center"/>
+          </w:tcPr>
+          <w:p>
+            <w:pPr>
+              <w:spacing w:before="0" w:after="0"/>
+            </w:pPr>
+            <w:r>
+              <w:rPr>
+                <w:rFonts w:ascii="BIZ UDPGothic" w:cs="BIZ UDPGothic" w:eastAsia="BIZ UDPGothic" w:hAnsi="BIZ UDPGothic"/>
+                <w:i w:val="false"/>
+                <w:iCs w:val="false"/>
+                <w:color w:val="404040"/>
+                <w:sz w:val="18"/>
+                <w:szCs w:val="18"/>
+              </w:rPr>
+              <w:t xml:space="preserve">backend/common/pos-common/に配置</w:t>
+            </w:r>
+          </w:p>
+          <w:p>
+            <w:pPr>
+              <w:spacing w:before="0" w:after="0"/>
+            </w:pPr>
+            <w:r>
+              <w:rPr>
+                <w:rFonts w:ascii="BIZ UDPGothic" w:cs="BIZ UDPGothic" w:eastAsia="BIZ UDPGothic" w:hAnsi="BIZ UDPGothic"/>
+                <w:i/>
+                <w:iCs/>
+                <w:color w:val="888888"/>
+                <w:sz w:val="16"/>
+                <w:szCs w:val="16"/>
+              </w:rPr>
+              <w:t xml:space="preserve">/ Đặt tại backend/common/pos-common/</w:t>
+            </w:r>
+          </w:p>
+        </w:tc>
+        <w:tc>
+          <w:tcPr>
+            <w:tcW w:type="dxa" w:w="3506"/>
+            <w:tcBorders>
+              <w:top w:val="single" w:color="CCCCCC" w:sz="4"/>
+              <w:left w:val="single" w:color="CCCCCC" w:sz="4"/>
+              <w:bottom w:val="single" w:color="CCCCCC" w:sz="4"/>
+              <w:right w:val="single" w:color="CCCCCC" w:sz="4"/>
+            </w:tcBorders>
+            <w:shd w:fill="FFFFFF" w:val="clear"/>
+            <w:tcMar>
+              <w:top w:type="dxa" w:w="80"/>
+              <w:left w:type="dxa" w:w="120"/>
+              <w:bottom w:type="dxa" w:w="80"/>
+              <w:right w:type="dxa" w:w="120"/>
+            </w:tcMar>
+            <w:vAlign w:val="center"/>
+          </w:tcPr>
+          <w:p>
+            <w:pPr>
+              <w:spacing w:before="0" w:after="0"/>
+            </w:pPr>
+            <w:r>
+              <w:rPr>
+                <w:rFonts w:ascii="BIZ UDPGothic" w:cs="BIZ UDPGothic" w:eastAsia="BIZ UDPGothic" w:hAnsi="BIZ UDPGothic"/>
+                <w:i w:val="false"/>
+                <w:iCs w:val="false"/>
+                <w:color w:val="404040"/>
+                <w:sz w:val="18"/>
+                <w:szCs w:val="18"/>
+              </w:rPr>
+              <w:t xml:space="preserve">Locさんからの質問「pos_commonはどうする？」に対し、共通機能の将来的な切出し先としてbackend/common/を確保。</w:t>
+            </w:r>
+          </w:p>
+          <w:p>
+            <w:pPr>
+              <w:spacing w:before="0" w:after="0"/>
+            </w:pPr>
+            <w:r>
+              <w:rPr>
+                <w:rFonts w:ascii="BIZ UDPGothic" w:cs="BIZ UDPGothic" w:eastAsia="BIZ UDPGothic" w:hAnsi="BIZ UDPGothic"/>
+                <w:i/>
+                <w:iCs/>
+                <w:color w:val="888888"/>
+                <w:sz w:val="16"/>
+                <w:szCs w:val="16"/>
+              </w:rPr>
+              <w:t xml:space="preserve">/ Trả lời câu hỏi của Loc-san về pos_common, dành backend/common/ cho việc tách chức năng chung trong tương lai.</w:t>
+            </w:r>
+          </w:p>
+        </w:tc>
+      </w:tr>
+      <w:tr>
+        <w:trPr>
+          <w:cantSplit/>
+        </w:trPr>
+        <w:tc>
+          <w:tcPr>
+            <w:tcW w:type="dxa" w:w="600"/>
+            <w:tcBorders>
+              <w:top w:val="single" w:color="CCCCCC" w:sz="4"/>
+              <w:left w:val="single" w:color="CCCCCC" w:sz="4"/>
+              <w:bottom w:val="single" w:color="CCCCCC" w:sz="4"/>
+              <w:right w:val="single" w:color="CCCCCC" w:sz="4"/>
+            </w:tcBorders>
+            <w:shd w:fill="FFFFFF" w:val="clear"/>
+            <w:tcMar>
+              <w:top w:type="dxa" w:w="80"/>
+              <w:left w:type="dxa" w:w="120"/>
+              <w:bottom w:type="dxa" w:w="80"/>
+              <w:right w:type="dxa" w:w="120"/>
+            </w:tcMar>
+            <w:vAlign w:val="center"/>
+          </w:tcPr>
+          <w:p>
+            <w:r>
+              <w:rPr>
+                <w:rFonts w:ascii="BIZ UDPGothic" w:cs="BIZ UDPGothic" w:eastAsia="BIZ UDPGothic" w:hAnsi="BIZ UDPGothic"/>
+                <w:b w:val="false"/>
+                <w:bCs w:val="false"/>
+                <w:i w:val="false"/>
+                <w:iCs w:val="false"/>
+                <w:color w:val="404040"/>
+                <w:sz w:val="18"/>
+                <w:szCs w:val="18"/>
+              </w:rPr>
+              <w:t xml:space="preserve">4</w:t>
+            </w:r>
+          </w:p>
+        </w:tc>
+        <w:tc>
+          <w:tcPr>
+            <w:tcW w:type="dxa" w:w="2400"/>
+            <w:tcBorders>
+              <w:top w:val="single" w:color="CCCCCC" w:sz="4"/>
+              <w:left w:val="single" w:color="CCCCCC" w:sz="4"/>
+              <w:bottom w:val="single" w:color="CCCCCC" w:sz="4"/>
+              <w:right w:val="single" w:color="CCCCCC" w:sz="4"/>
+            </w:tcBorders>
+            <w:shd w:fill="FFFFFF" w:val="clear"/>
+            <w:tcMar>
+              <w:top w:type="dxa" w:w="80"/>
+              <w:left w:type="dxa" w:w="120"/>
+              <w:bottom w:type="dxa" w:w="80"/>
+              <w:right w:type="dxa" w:w="120"/>
+            </w:tcMar>
+            <w:vAlign w:val="center"/>
+          </w:tcPr>
+          <w:p>
+            <w:pPr>
+              <w:spacing w:before="0" w:after="0"/>
+            </w:pPr>
+            <w:r>
+              <w:rPr>
+                <w:rFonts w:ascii="BIZ UDPGothic" w:cs="BIZ UDPGothic" w:eastAsia="BIZ UDPGothic" w:hAnsi="BIZ UDPGothic"/>
+                <w:i w:val="false"/>
+                <w:iCs w:val="false"/>
+                <w:color w:val="404040"/>
+                <w:sz w:val="18"/>
+                <w:szCs w:val="18"/>
+              </w:rPr>
+              <w:t xml:space="preserve">テナント番号ディレクトリ</w:t>
+            </w:r>
+          </w:p>
+          <w:p>
+            <w:pPr>
+              <w:spacing w:before="0" w:after="0"/>
+            </w:pPr>
+            <w:r>
+              <w:rPr>
+                <w:rFonts w:ascii="BIZ UDPGothic" w:cs="BIZ UDPGothic" w:eastAsia="BIZ UDPGothic" w:hAnsi="BIZ UDPGothic"/>
+                <w:i/>
+                <w:iCs/>
+                <w:color w:val="888888"/>
+                <w:sz w:val="16"/>
+                <w:szCs w:val="16"/>
+              </w:rPr>
+              <w:t xml:space="preserve">/ Thư mục mã tenant</w:t>
+            </w:r>
+          </w:p>
+        </w:tc>
+        <w:tc>
+          <w:tcPr>
+            <w:tcW w:type="dxa" w:w="3000"/>
+            <w:tcBorders>
+              <w:top w:val="single" w:color="CCCCCC" w:sz="4"/>
+              <w:left w:val="single" w:color="CCCCCC" w:sz="4"/>
+              <w:bottom w:val="single" w:color="CCCCCC" w:sz="4"/>
+              <w:right w:val="single" w:color="CCCCCC" w:sz="4"/>
+            </w:tcBorders>
+            <w:shd w:fill="FFFFFF" w:val="clear"/>
+            <w:tcMar>
+              <w:top w:type="dxa" w:w="80"/>
+              <w:left w:type="dxa" w:w="120"/>
+              <w:bottom w:type="dxa" w:w="80"/>
+              <w:right w:type="dxa" w:w="120"/>
+            </w:tcMar>
+            <w:vAlign w:val="center"/>
+          </w:tcPr>
+          <w:p>
+            <w:pPr>
+              <w:spacing w:before="0" w:after="0"/>
+            </w:pPr>
+            <w:r>
+              <w:rPr>
+                <w:rFonts w:ascii="BIZ UDPGothic" w:cs="BIZ UDPGothic" w:eastAsia="BIZ UDPGothic" w:hAnsi="BIZ UDPGothic"/>
+                <w:i w:val="false"/>
+                <w:iCs w:val="false"/>
+                <w:color w:val="404040"/>
+                <w:sz w:val="18"/>
+                <w:szCs w:val="18"/>
+              </w:rPr>
+              <w:t xml:space="preserve">100_kasumi等のテナント番号で区分</w:t>
+            </w:r>
+          </w:p>
+          <w:p>
+            <w:pPr>
+              <w:spacing w:before="0" w:after="0"/>
+            </w:pPr>
+            <w:r>
+              <w:rPr>
+                <w:rFonts w:ascii="BIZ UDPGothic" w:cs="BIZ UDPGothic" w:eastAsia="BIZ UDPGothic" w:hAnsi="BIZ UDPGothic"/>
+                <w:i/>
+                <w:iCs/>
+                <w:color w:val="888888"/>
+                <w:sz w:val="16"/>
+                <w:szCs w:val="16"/>
+              </w:rPr>
+              <w:t xml:space="preserve">/ Phân chia theo mã tenant như 100_kasumi</w:t>
+            </w:r>
+          </w:p>
+        </w:tc>
+        <w:tc>
+          <w:tcPr>
+            <w:tcW w:type="dxa" w:w="3506"/>
+            <w:tcBorders>
+              <w:top w:val="single" w:color="CCCCCC" w:sz="4"/>
+              <w:left w:val="single" w:color="CCCCCC" w:sz="4"/>
+              <w:bottom w:val="single" w:color="CCCCCC" w:sz="4"/>
+              <w:right w:val="single" w:color="CCCCCC" w:sz="4"/>
+            </w:tcBorders>
+            <w:shd w:fill="FFFFFF" w:val="clear"/>
+            <w:tcMar>
+              <w:top w:type="dxa" w:w="80"/>
+              <w:left w:type="dxa" w:w="120"/>
+              <w:bottom w:type="dxa" w:w="80"/>
+              <w:right w:type="dxa" w:w="120"/>
+            </w:tcMar>
+            <w:vAlign w:val="center"/>
+          </w:tcPr>
+          <w:p>
+            <w:pPr>
+              <w:spacing w:before="0" w:after="0"/>
+            </w:pPr>
+            <w:r>
+              <w:rPr>
+                <w:rFonts w:ascii="BIZ UDPGothic" w:cs="BIZ UDPGothic" w:eastAsia="BIZ UDPGothic" w:hAnsi="BIZ UDPGothic"/>
+                <w:i w:val="false"/>
+                <w:iCs w:val="false"/>
+                <w:color w:val="404040"/>
+                <w:sz w:val="18"/>
+                <w:szCs w:val="18"/>
+              </w:rPr>
+              <w:t xml:space="preserve">他社への展開を見据え、テナントごとにディレクトリを分離。合わせてDBもテナントごとに完全分離する設計（KSM_AWS_026）を別途策定。</w:t>
+            </w:r>
+          </w:p>
+          <w:p>
+            <w:pPr>
+              <w:spacing w:before="0" w:after="0"/>
+            </w:pPr>
+            <w:r>
+              <w:rPr>
+                <w:rFonts w:ascii="BIZ UDPGothic" w:cs="BIZ UDPGothic" w:eastAsia="BIZ UDPGothic" w:hAnsi="BIZ UDPGothic"/>
+                <w:i/>
+                <w:iCs/>
+                <w:color w:val="888888"/>
+                <w:sz w:val="16"/>
+                <w:szCs w:val="16"/>
+              </w:rPr>
+              <w:t xml:space="preserve">/ Hướng tới triển khai cho các công ty khác, tách thư mục theo tenant. Thiết kế DB isolation theo tenant (KSM_AWS_026) được lập riêng.</w:t>
+            </w:r>
+          </w:p>
+        </w:tc>
+      </w:tr>
+      <w:tr>
+        <w:trPr>
+          <w:cantSplit/>
+        </w:trPr>
+        <w:tc>
+          <w:tcPr>
+            <w:tcW w:type="dxa" w:w="600"/>
+            <w:tcBorders>
+              <w:top w:val="single" w:color="CCCCCC" w:sz="4"/>
+              <w:left w:val="single" w:color="CCCCCC" w:sz="4"/>
+              <w:bottom w:val="single" w:color="CCCCCC" w:sz="4"/>
+              <w:right w:val="single" w:color="CCCCCC" w:sz="4"/>
+            </w:tcBorders>
+            <w:shd w:fill="FFFFFF" w:val="clear"/>
+            <w:tcMar>
+              <w:top w:type="dxa" w:w="80"/>
+              <w:left w:type="dxa" w:w="120"/>
+              <w:bottom w:type="dxa" w:w="80"/>
+              <w:right w:type="dxa" w:w="120"/>
+            </w:tcMar>
+            <w:vAlign w:val="center"/>
+          </w:tcPr>
+          <w:p>
+            <w:r>
+              <w:rPr>
+                <w:rFonts w:ascii="BIZ UDPGothic" w:cs="BIZ UDPGothic" w:eastAsia="BIZ UDPGothic" w:hAnsi="BIZ UDPGothic"/>
+                <w:b w:val="false"/>
+                <w:bCs w:val="false"/>
+                <w:i w:val="false"/>
+                <w:iCs w:val="false"/>
+                <w:color w:val="404040"/>
+                <w:sz w:val="18"/>
+                <w:szCs w:val="18"/>
+              </w:rPr>
+              <w:t xml:space="preserve">5</w:t>
+            </w:r>
+          </w:p>
+        </w:tc>
+        <w:tc>
+          <w:tcPr>
+            <w:tcW w:type="dxa" w:w="2400"/>
+            <w:tcBorders>
+              <w:top w:val="single" w:color="CCCCCC" w:sz="4"/>
+              <w:left w:val="single" w:color="CCCCCC" w:sz="4"/>
+              <w:bottom w:val="single" w:color="CCCCCC" w:sz="4"/>
+              <w:right w:val="single" w:color="CCCCCC" w:sz="4"/>
+            </w:tcBorders>
+            <w:shd w:fill="FFFFFF" w:val="clear"/>
+            <w:tcMar>
+              <w:top w:type="dxa" w:w="80"/>
+              <w:left w:type="dxa" w:w="120"/>
+              <w:bottom w:type="dxa" w:w="80"/>
+              <w:right w:type="dxa" w:w="120"/>
+            </w:tcMar>
+            <w:vAlign w:val="center"/>
+          </w:tcPr>
+          <w:p>
+            <w:pPr>
+              <w:spacing w:before="0" w:after="0"/>
+            </w:pPr>
+            <w:r>
+              <w:rPr>
+                <w:rFonts w:ascii="BIZ UDPGothic" w:cs="BIZ UDPGothic" w:eastAsia="BIZ UDPGothic" w:hAnsi="BIZ UDPGothic"/>
+                <w:i w:val="false"/>
+                <w:iCs w:val="false"/>
+                <w:color w:val="404040"/>
+                <w:sz w:val="18"/>
+                <w:szCs w:val="18"/>
+              </w:rPr>
+              <w:t xml:space="preserve">共通機能の共通化</w:t>
+            </w:r>
+          </w:p>
+          <w:p>
+            <w:pPr>
+              <w:spacing w:before="0" w:after="0"/>
+            </w:pPr>
+            <w:r>
+              <w:rPr>
+                <w:rFonts w:ascii="BIZ UDPGothic" w:cs="BIZ UDPGothic" w:eastAsia="BIZ UDPGothic" w:hAnsi="BIZ UDPGothic"/>
+                <w:i/>
+                <w:iCs/>
+                <w:color w:val="888888"/>
+                <w:sz w:val="16"/>
+                <w:szCs w:val="16"/>
+              </w:rPr>
+              <w:t xml:space="preserve">/ Module hóa chức năng chung</w:t>
+            </w:r>
+          </w:p>
+        </w:tc>
+        <w:tc>
+          <w:tcPr>
+            <w:tcW w:type="dxa" w:w="3000"/>
+            <w:tcBorders>
+              <w:top w:val="single" w:color="CCCCCC" w:sz="4"/>
+              <w:left w:val="single" w:color="CCCCCC" w:sz="4"/>
+              <w:bottom w:val="single" w:color="CCCCCC" w:sz="4"/>
+              <w:right w:val="single" w:color="CCCCCC" w:sz="4"/>
+            </w:tcBorders>
+            <w:shd w:fill="FFFFFF" w:val="clear"/>
+            <w:tcMar>
+              <w:top w:type="dxa" w:w="80"/>
+              <w:left w:type="dxa" w:w="120"/>
+              <w:bottom w:type="dxa" w:w="80"/>
+              <w:right w:type="dxa" w:w="120"/>
+            </w:tcMar>
+            <w:vAlign w:val="center"/>
+          </w:tcPr>
+          <w:p>
+            <w:pPr>
+              <w:spacing w:before="0" w:after="0"/>
+            </w:pPr>
+            <w:r>
+              <w:rPr>
+                <w:rFonts w:ascii="BIZ UDPGothic" w:cs="BIZ UDPGothic" w:eastAsia="BIZ UDPGothic" w:hAnsi="BIZ UDPGothic"/>
+                <w:i w:val="false"/>
+                <w:iCs w:val="false"/>
+                <w:color w:val="404040"/>
+                <w:sz w:val="18"/>
+                <w:szCs w:val="18"/>
+              </w:rPr>
+              <w:t xml:space="preserve">backend/common/ と frontend/common/ を確保</w:t>
+            </w:r>
+          </w:p>
+          <w:p>
+            <w:pPr>
+              <w:spacing w:before="0" w:after="0"/>
+            </w:pPr>
+            <w:r>
+              <w:rPr>
+                <w:rFonts w:ascii="BIZ UDPGothic" w:cs="BIZ UDPGothic" w:eastAsia="BIZ UDPGothic" w:hAnsi="BIZ UDPGothic"/>
+                <w:i/>
+                <w:iCs/>
+                <w:color w:val="888888"/>
+                <w:sz w:val="16"/>
+                <w:szCs w:val="16"/>
+              </w:rPr>
+              <w:t xml:space="preserve">/ Dành backend/common/ và frontend/common/</w:t>
+            </w:r>
+          </w:p>
+        </w:tc>
+        <w:tc>
+          <w:tcPr>
+            <w:tcW w:type="dxa" w:w="3506"/>
+            <w:tcBorders>
+              <w:top w:val="single" w:color="CCCCCC" w:sz="4"/>
+              <w:left w:val="single" w:color="CCCCCC" w:sz="4"/>
+              <w:bottom w:val="single" w:color="CCCCCC" w:sz="4"/>
+              <w:right w:val="single" w:color="CCCCCC" w:sz="4"/>
+            </w:tcBorders>
+            <w:shd w:fill="FFFFFF" w:val="clear"/>
+            <w:tcMar>
+              <w:top w:type="dxa" w:w="80"/>
+              <w:left w:type="dxa" w:w="120"/>
+              <w:bottom w:type="dxa" w:w="80"/>
+              <w:right w:type="dxa" w:w="120"/>
+            </w:tcMar>
+            <w:vAlign w:val="center"/>
+          </w:tcPr>
+          <w:p>
+            <w:pPr>
+              <w:spacing w:before="0" w:after="0"/>
+            </w:pPr>
+            <w:r>
+              <w:rPr>
+                <w:rFonts w:ascii="BIZ UDPGothic" w:cs="BIZ UDPGothic" w:eastAsia="BIZ UDPGothic" w:hAnsi="BIZ UDPGothic"/>
+                <w:i w:val="false"/>
+                <w:iCs w:val="false"/>
+                <w:color w:val="404040"/>
+                <w:sz w:val="18"/>
+                <w:szCs w:val="18"/>
+              </w:rPr>
+              <w:t xml:space="preserve">木村さん「認証・ログイン・ジャーナル検索などの共通機能は共通化したい」との方針。Phase 1ではディレクトリのみ確保、Phase 2で実際の切出しを実施。</w:t>
+            </w:r>
+          </w:p>
+          <w:p>
+            <w:pPr>
+              <w:spacing w:before="0" w:after="0"/>
+            </w:pPr>
+            <w:r>
+              <w:rPr>
+                <w:rFonts w:ascii="BIZ UDPGothic" w:cs="BIZ UDPGothic" w:eastAsia="BIZ UDPGothic" w:hAnsi="BIZ UDPGothic"/>
+                <w:i/>
+                <w:iCs/>
+                <w:color w:val="888888"/>
+                <w:sz w:val="16"/>
+                <w:szCs w:val="16"/>
+              </w:rPr>
+              <w:t xml:space="preserve">/ Kimura-san: Muốn module hóa xác thực, đăng nhập, tìm kiếm journal. Phase 1 chỉ tạo thư mục, Phase 2 thực hiện tách.</w:t>
             </w:r>
           </w:p>
         </w:tc>
@@ -1929,7 +2767,7 @@
           <w:sz w:val="18"/>
           <w:szCs w:val="18"/>
         </w:rPr>
-        <w:t xml:space="preserve">現在カスミPOSシステムのソースコードは、Luvina GitLab（git.luvina.net）上の7つの独立リポジトリに分散して管理されている。</w:t>
+        <w:t xml:space="preserve">現在カスミPOSシステムのソースコードは、Luvina GitLab（git.luvina.net）上の7つの独立リポジトリに分散して管理されている。各リポジトリがSTG/PRDのブランチを個別に持つため、ブランチ管理・デプロイ手順・環境変数管理が複雑化している。</w:t>
       </w:r>
       <w:r>
         <w:rPr>
@@ -1951,7 +2789,7 @@
           <w:sz w:val="16"/>
           <w:szCs w:val="16"/>
         </w:rPr>
-        <w:t xml:space="preserve">Hiện tại source code hệ thống Kasumi POS đang được quản lý phân tán trên 7 repository độc lập trên Luvina GitLab (git.luvina.net).</w:t>
+        <w:t xml:space="preserve">Hiện tại source code hệ thống Kasumi POS đang được quản lý phân tán trên 7 repository độc lập trên Luvina GitLab (git.luvina.net). Quản lý branch, deploy và biến môi trường ngày càng phức tạp.</w:t>
       </w:r>
     </w:p>
     <w:p>
@@ -1965,7 +2803,7 @@
           <w:sz w:val="18"/>
           <w:szCs w:val="18"/>
         </w:rPr>
-        <w:t xml:space="preserve">本指示書に従い、7リポジトリをGitHub kasumi_pos-serverにfrontend/backendディレクトリ構造で統合する。将来のマルチテナント展開を見据え、テナント番号（100_kasumi等）で区分する構成とする。</w:t>
+        <w:t xml:space="preserve">本指示書に従い、7リポジトリをGitHub kasumi_pos-serverにfrontend/backendディレクトリ構造で統合し、main（PRD）/ staging（STG）/ develop（DEV）のブランチ戦略で一元管理する体制へ移行する。将来のマルチテナント展開を見据え、テナント番号（100_kasumi等）で区分する構成とする。</w:t>
       </w:r>
       <w:r>
         <w:rPr>
@@ -1987,256 +2825,7 @@
           <w:sz w:val="16"/>
           <w:szCs w:val="16"/>
         </w:rPr>
-        <w:t xml:space="preserve">Theo hướng dẫn này, tích hợp 7 repo vào GitHub kasumi_pos-server với cấu trúc thư mục frontend/backend. Hướng tới triển khai multi-tenant, phân biệt theo mã tenant (100_kasumi v.v.).</w:t>
-      </w:r>
-    </w:p>
-    <w:p>
-      <w:pPr>
-        <w:spacing w:before="80" w:after="80"/>
-      </w:pPr>
-      <w:r>
-        <w:rPr>
-          <w:rFonts w:ascii="BIZ UDPGothic" w:cs="BIZ UDPGothic" w:eastAsia="BIZ UDPGothic" w:hAnsi="BIZ UDPGothic"/>
-          <w:color w:val="404040"/>
-          <w:sz w:val="18"/>
-          <w:szCs w:val="18"/>
-        </w:rPr>
-        <w:t xml:space="preserve">また、共通機能（認証・ログイン・ジャーナル検索等）はbackend/common/に配置し、将来の共通化に備える。</w:t>
-      </w:r>
-      <w:r>
-        <w:rPr>
-          <w:rFonts w:ascii="BIZ UDPGothic" w:cs="BIZ UDPGothic" w:eastAsia="BIZ UDPGothic" w:hAnsi="BIZ UDPGothic"/>
-          <w:i/>
-          <w:iCs/>
-          <w:color w:val="888888"/>
-          <w:sz w:val="18"/>
-          <w:szCs w:val="18"/>
-        </w:rPr>
-        <w:t xml:space="preserve"> / </w:t>
-      </w:r>
-      <w:r>
-        <w:rPr>
-          <w:rFonts w:ascii="BIZ UDPGothic" w:cs="BIZ UDPGothic" w:eastAsia="BIZ UDPGothic" w:hAnsi="BIZ UDPGothic"/>
-          <w:i/>
-          <w:iCs/>
-          <w:color w:val="888888"/>
-          <w:sz w:val="16"/>
-          <w:szCs w:val="16"/>
-        </w:rPr>
-        <w:t xml:space="preserve">Đặt các chức năng chung (xác thực, đăng nhập, tìm kiếm journal) vào backend/common/ để chuẩn bị cho việc dùng chung trong tương lai.</w:t>
-      </w:r>
-    </w:p>
-    <w:p>
-      <w:pPr>
-        <w:pBdr>
-          <w:left w:val="thick" w:color="C8102E" w:sz="20" w:space="6"/>
-        </w:pBdr>
-        <w:spacing w:before="280" w:after="100"/>
-      </w:pPr>
-      <w:r>
-        <w:rPr>
-          <w:rFonts w:ascii="BIZ UDPGothic" w:cs="BIZ UDPGothic" w:eastAsia="BIZ UDPGothic" w:hAnsi="BIZ UDPGothic"/>
-          <w:b/>
-          <w:bCs/>
-          <w:color w:val="C8102E"/>
-          <w:sz w:val="24"/>
-          <w:szCs w:val="24"/>
-        </w:rPr>
-        <w:t xml:space="preserve">■ 実施タイミング</w:t>
-      </w:r>
-      <w:r>
-        <w:br/>
-      </w:r>
-      <w:r>
-        <w:rPr>
-          <w:rFonts w:ascii="BIZ UDPGothic" w:cs="BIZ UDPGothic" w:eastAsia="BIZ UDPGothic" w:hAnsi="BIZ UDPGothic"/>
-          <w:i/>
-          <w:iCs/>
-          <w:color w:val="AA3344"/>
-          <w:sz w:val="17"/>
-          <w:szCs w:val="17"/>
-        </w:rPr>
-        <w:t xml:space="preserve">　Thời Điểm Thực Hiện</w:t>
-      </w:r>
-    </w:p>
-    <w:p>
-      <w:pPr>
-        <w:spacing w:before="80" w:after="80"/>
-      </w:pPr>
-      <w:r>
-        <w:rPr>
-          <w:rFonts w:ascii="BIZ UDPGothic" w:cs="BIZ UDPGothic" w:eastAsia="BIZ UDPGothic" w:hAnsi="BIZ UDPGothic"/>
-          <w:color w:val="404040"/>
-          <w:sz w:val="18"/>
-          <w:szCs w:val="18"/>
-        </w:rPr>
-        <w:t xml:space="preserve">今が最適なタイミングである理由：</w:t>
-      </w:r>
-      <w:r>
-        <w:rPr>
-          <w:rFonts w:ascii="BIZ UDPGothic" w:cs="BIZ UDPGothic" w:eastAsia="BIZ UDPGothic" w:hAnsi="BIZ UDPGothic"/>
-          <w:i/>
-          <w:iCs/>
-          <w:color w:val="888888"/>
-          <w:sz w:val="18"/>
-          <w:szCs w:val="18"/>
-        </w:rPr>
-        <w:t xml:space="preserve"> / </w:t>
-      </w:r>
-      <w:r>
-        <w:rPr>
-          <w:rFonts w:ascii="BIZ UDPGothic" w:cs="BIZ UDPGothic" w:eastAsia="BIZ UDPGothic" w:hAnsi="BIZ UDPGothic"/>
-          <w:i/>
-          <w:iCs/>
-          <w:color w:val="888888"/>
-          <w:sz w:val="16"/>
-          <w:szCs w:val="16"/>
-        </w:rPr>
-        <w:t xml:space="preserve">Lý do đây là thời điểm tốt nhất:</w:t>
-      </w:r>
-    </w:p>
-    <w:p>
-      <w:pPr>
-        <w:spacing w:before="80" w:after="80"/>
-      </w:pPr>
-      <w:r>
-        <w:rPr>
-          <w:rFonts w:ascii="BIZ UDPGothic" w:cs="BIZ UDPGothic" w:eastAsia="BIZ UDPGothic" w:hAnsi="BIZ UDPGothic"/>
-          <w:color w:val="404040"/>
-          <w:sz w:val="18"/>
-          <w:szCs w:val="18"/>
-        </w:rPr>
-        <w:t xml:space="preserve">① GitLabからGitHubへの移行が進行中であり、既に4コンポーネントがkGitHubにコピー済み。残り3コンポーネントの追加と同時にディレクトリ再編を行うのが最も効率的。</w:t>
-      </w:r>
-      <w:r>
-        <w:rPr>
-          <w:rFonts w:ascii="BIZ UDPGothic" w:cs="BIZ UDPGothic" w:eastAsia="BIZ UDPGothic" w:hAnsi="BIZ UDPGothic"/>
-          <w:i/>
-          <w:iCs/>
-          <w:color w:val="888888"/>
-          <w:sz w:val="18"/>
-          <w:szCs w:val="18"/>
-        </w:rPr>
-        <w:t xml:space="preserve"> / </w:t>
-      </w:r>
-      <w:r>
-        <w:rPr>
-          <w:rFonts w:ascii="BIZ UDPGothic" w:cs="BIZ UDPGothic" w:eastAsia="BIZ UDPGothic" w:hAnsi="BIZ UDPGothic"/>
-          <w:i/>
-          <w:iCs/>
-          <w:color w:val="888888"/>
-          <w:sz w:val="16"/>
-          <w:szCs w:val="16"/>
-        </w:rPr>
-        <w:t xml:space="preserve">① Đang trong quá trình chuyển từ GitLab sang GitHub, 4 component đã được copy. Tái cấu trúc thư mục cùng lúc thêm 3 component còn lại là hiệu quả nhất.</w:t>
-      </w:r>
-    </w:p>
-    <w:p>
-      <w:pPr>
-        <w:spacing w:before="80" w:after="80"/>
-      </w:pPr>
-      <w:r>
-        <w:rPr>
-          <w:rFonts w:ascii="BIZ UDPGothic" w:cs="BIZ UDPGothic" w:eastAsia="BIZ UDPGothic" w:hAnsi="BIZ UDPGothic"/>
-          <w:color w:val="404040"/>
-          <w:sz w:val="18"/>
-          <w:szCs w:val="18"/>
-        </w:rPr>
-        <w:t xml:space="preserve">② ブランチ戦略（main/staging/develop）が未構築。ディレクトリ構造を先に決めてからブランチを作る方が、後からの移動コストを回避できる。</w:t>
-      </w:r>
-      <w:r>
-        <w:rPr>
-          <w:rFonts w:ascii="BIZ UDPGothic" w:cs="BIZ UDPGothic" w:eastAsia="BIZ UDPGothic" w:hAnsi="BIZ UDPGothic"/>
-          <w:i/>
-          <w:iCs/>
-          <w:color w:val="888888"/>
-          <w:sz w:val="18"/>
-          <w:szCs w:val="18"/>
-        </w:rPr>
-        <w:t xml:space="preserve"> / </w:t>
-      </w:r>
-      <w:r>
-        <w:rPr>
-          <w:rFonts w:ascii="BIZ UDPGothic" w:cs="BIZ UDPGothic" w:eastAsia="BIZ UDPGothic" w:hAnsi="BIZ UDPGothic"/>
-          <w:i/>
-          <w:iCs/>
-          <w:color w:val="888888"/>
-          <w:sz w:val="16"/>
-          <w:szCs w:val="16"/>
-        </w:rPr>
-        <w:t xml:space="preserve">② Chiến lược branch (main/staging/develop) chưa được xây dựng. Quyết định cấu trúc thư mục trước rồi tạo branch sẽ tránh chi phí di chuyển sau này.</w:t>
-      </w:r>
-    </w:p>
-    <w:p>
-      <w:pPr>
-        <w:spacing w:before="80" w:after="80"/>
-      </w:pPr>
-      <w:r>
-        <w:rPr>
-          <w:rFonts w:ascii="BIZ UDPGothic" w:cs="BIZ UDPGothic" w:eastAsia="BIZ UDPGothic" w:hAnsi="BIZ UDPGothic"/>
-          <w:color w:val="404040"/>
-          <w:sz w:val="18"/>
-          <w:szCs w:val="18"/>
-        </w:rPr>
-        <w:t xml:space="preserve">③ マルチテナント設計（KSM_AWS_026）の前提として、テナント分離型ディレクトリが必要。先にディレクトリを整備しておくことで、DB分離・Secrets Manager統合がスムーズに進む。</w:t>
-      </w:r>
-      <w:r>
-        <w:rPr>
-          <w:rFonts w:ascii="BIZ UDPGothic" w:cs="BIZ UDPGothic" w:eastAsia="BIZ UDPGothic" w:hAnsi="BIZ UDPGothic"/>
-          <w:i/>
-          <w:iCs/>
-          <w:color w:val="888888"/>
-          <w:sz w:val="18"/>
-          <w:szCs w:val="18"/>
-        </w:rPr>
-        <w:t xml:space="preserve"> / </w:t>
-      </w:r>
-      <w:r>
-        <w:rPr>
-          <w:rFonts w:ascii="BIZ UDPGothic" w:cs="BIZ UDPGothic" w:eastAsia="BIZ UDPGothic" w:hAnsi="BIZ UDPGothic"/>
-          <w:i/>
-          <w:iCs/>
-          <w:color w:val="888888"/>
-          <w:sz w:val="16"/>
-          <w:szCs w:val="16"/>
-        </w:rPr>
-        <w:t xml:space="preserve">③ Là điều kiện tiên quyết cho thiết kế multi-tenant (KSM_AWS_026). Chuẩn bị cấu trúc thư mục phân tách theo tenant trước sẽ giúp việc tích hợp DB isolation và Secrets Manager thuận lợi hơn.</w:t>
-      </w:r>
-    </w:p>
-    <w:p>
-      <w:pPr>
-        <w:spacing w:before="80" w:after="80"/>
-      </w:pPr>
-      <w:r>
-        <w:rPr>
-          <w:rFonts w:ascii="BIZ UDPGothic" w:cs="BIZ UDPGothic" w:eastAsia="BIZ UDPGothic" w:hAnsi="BIZ UDPGothic"/>
-          <w:color w:val="404040"/>
-          <w:sz w:val="18"/>
-          <w:szCs w:val="18"/>
-        </w:rPr>
-        <w:t xml:space="preserve">④ セキュリティ改修（KSM_AWS_012）で指摘済みのクレデンシャルハードコード問題の解決も、テナント分離型構成であれば自然に対応できる。</w:t>
-      </w:r>
-      <w:r>
-        <w:rPr>
-          <w:rFonts w:ascii="BIZ UDPGothic" w:cs="BIZ UDPGothic" w:eastAsia="BIZ UDPGothic" w:hAnsi="BIZ UDPGothic"/>
-          <w:i/>
-          <w:iCs/>
-          <w:color w:val="888888"/>
-          <w:sz w:val="18"/>
-          <w:szCs w:val="18"/>
-        </w:rPr>
-        <w:t xml:space="preserve"> / </w:t>
-      </w:r>
-      <w:r>
-        <w:rPr>
-          <w:rFonts w:ascii="BIZ UDPGothic" w:cs="BIZ UDPGothic" w:eastAsia="BIZ UDPGothic" w:hAnsi="BIZ UDPGothic"/>
-          <w:i/>
-          <w:iCs/>
-          <w:color w:val="888888"/>
-          <w:sz w:val="16"/>
-          <w:szCs w:val="16"/>
-        </w:rPr>
-        <w:t xml:space="preserve">④ Vấn đề hardcode credential đã được chỉ ra trong KSM_AWS_012 cũng sẽ được giải quyết tự nhiên với cấu trúc phân tách theo tenant.</w:t>
+        <w:t xml:space="preserve">Theo hướng dẫn này, tích hợp 7 repo vào GitHub kasumi_pos-server với cấu trúc frontend/backend, quản lý tập trung bằng chiến lược branch main (PRD) / staging (STG) / develop (DEV). Phân biệt theo mã tenant (100_kasumi v.v.) hướng tới multi-tenant.</w:t>
       </w:r>
     </w:p>
     <w:p>
@@ -2270,42 +2859,6 @@
           <w:szCs w:val="17"/>
         </w:rPr>
         <w:t xml:space="preserve">　Cấu Trúc Thư Mục Sau Tích Hợp</w:t>
-      </w:r>
-    </w:p>
-    <w:p>
-      <w:pPr>
-        <w:spacing w:before="80" w:after="80"/>
-      </w:pPr>
-      <w:r>
-        <w:rPr>
-          <w:rFonts w:ascii="BIZ UDPGothic" w:cs="BIZ UDPGothic" w:eastAsia="BIZ UDPGothic" w:hAnsi="BIZ UDPGothic"/>
-          <w:color w:val="404040"/>
-          <w:sz w:val="18"/>
-          <w:szCs w:val="18"/>
-        </w:rPr>
-        <w:t xml:space="preserve">以下のfrontend/backend分離＋テナント番号構成とする。</w:t>
-      </w:r>
-      <w:r>
-        <w:rPr>
-          <w:rFonts w:ascii="BIZ UDPGothic" w:cs="BIZ UDPGothic" w:eastAsia="BIZ UDPGothic" w:hAnsi="BIZ UDPGothic"/>
-          <w:i/>
-          <w:iCs/>
-          <w:color w:val="888888"/>
-          <w:sz w:val="18"/>
-          <w:szCs w:val="18"/>
-        </w:rPr>
-        <w:t xml:space="preserve"> / </w:t>
-      </w:r>
-      <w:r>
-        <w:rPr>
-          <w:rFonts w:ascii="BIZ UDPGothic" w:cs="BIZ UDPGothic" w:eastAsia="BIZ UDPGothic" w:hAnsi="BIZ UDPGothic"/>
-          <w:i/>
-          <w:iCs/>
-          <w:color w:val="888888"/>
-          <w:sz w:val="16"/>
-          <w:szCs w:val="16"/>
-        </w:rPr>
-        <w:t xml:space="preserve">Cấu trúc phân tách frontend/backend + mã tenant như sau.</w:t>
       </w:r>
     </w:p>
     <w:p>
@@ -2621,11 +3174,12 @@
       </w:tblPr>
       <w:tblGrid>
         <w:gridCol w:w="400"/>
-        <w:gridCol w:w="1800"/>
+        <w:gridCol w:w="1600"/>
         <w:gridCol w:w="2600"/>
-        <w:gridCol w:w="1500"/>
         <w:gridCol w:w="1200"/>
-        <w:gridCol w:w="2006"/>
+        <w:gridCol w:w="1200"/>
+        <w:gridCol w:w="1000"/>
+        <w:gridCol w:w="1506"/>
       </w:tblGrid>
       <w:tr>
         <w:trPr>
@@ -2666,7 +3220,7 @@
         </w:tc>
         <w:tc>
           <w:tcPr>
-            <w:tcW w:type="dxa" w:w="1800"/>
+            <w:tcW w:type="dxa" w:w="1600"/>
             <w:tcBorders>
               <w:top w:val="single" w:color="CCCCCC" w:sz="4"/>
               <w:left w:val="single" w:color="CCCCCC" w:sz="4"/>
@@ -2746,7 +3300,7 @@
                 <w:sz w:val="18"/>
                 <w:szCs w:val="18"/>
               </w:rPr>
-              <w:t xml:space="preserve">GitLabリポジトリ</w:t>
+              <w:t xml:space="preserve">GitLabリポ</w:t>
             </w:r>
             <w:r>
               <w:rPr>
@@ -2774,7 +3328,7 @@
         </w:tc>
         <w:tc>
           <w:tcPr>
-            <w:tcW w:type="dxa" w:w="1500"/>
+            <w:tcW w:type="dxa" w:w="1200"/>
             <w:tcBorders>
               <w:top w:val="single" w:color="CCCCCC" w:sz="4"/>
               <w:left w:val="single" w:color="CCCCCC" w:sz="4"/>
@@ -2800,7 +3354,7 @@
                 <w:sz w:val="18"/>
                 <w:szCs w:val="18"/>
               </w:rPr>
-              <w:t xml:space="preserve">統合先</w:t>
+              <w:t xml:space="preserve">STGブランチ</w:t>
             </w:r>
             <w:r>
               <w:rPr>
@@ -2822,7 +3376,7 @@
                 <w:sz w:val="16"/>
                 <w:szCs w:val="16"/>
               </w:rPr>
-              <w:t xml:space="preserve">Đích</w:t>
+              <w:t xml:space="preserve">Branch STG</w:t>
             </w:r>
           </w:p>
         </w:tc>
@@ -2854,7 +3408,7 @@
                 <w:sz w:val="18"/>
                 <w:szCs w:val="18"/>
               </w:rPr>
-              <w:t xml:space="preserve">技術</w:t>
+              <w:t xml:space="preserve">PRDブランチ</w:t>
             </w:r>
             <w:r>
               <w:rPr>
@@ -2876,13 +3430,13 @@
                 <w:sz w:val="16"/>
                 <w:szCs w:val="16"/>
               </w:rPr>
-              <w:t xml:space="preserve">Tech</w:t>
-            </w:r>
-          </w:p>
-        </w:tc>
-        <w:tc>
-          <w:tcPr>
-            <w:tcW w:type="dxa" w:w="2006"/>
+              <w:t xml:space="preserve">Branch PRD</w:t>
+            </w:r>
+          </w:p>
+        </w:tc>
+        <w:tc>
+          <w:tcPr>
+            <w:tcW w:type="dxa" w:w="1000"/>
             <w:tcBorders>
               <w:top w:val="single" w:color="CCCCCC" w:sz="4"/>
               <w:left w:val="single" w:color="CCCCCC" w:sz="4"/>
@@ -2908,7 +3462,7 @@
                 <w:sz w:val="18"/>
                 <w:szCs w:val="18"/>
               </w:rPr>
-              <w:t xml:space="preserve">ステータス</w:t>
+              <w:t xml:space="preserve">技術</w:t>
             </w:r>
             <w:r>
               <w:rPr>
@@ -2930,7 +3484,61 @@
                 <w:sz w:val="16"/>
                 <w:szCs w:val="16"/>
               </w:rPr>
-              <w:t xml:space="preserve">Trạng thái</w:t>
+              <w:t xml:space="preserve">Tech</w:t>
+            </w:r>
+          </w:p>
+        </w:tc>
+        <w:tc>
+          <w:tcPr>
+            <w:tcW w:type="dxa" w:w="1506"/>
+            <w:tcBorders>
+              <w:top w:val="single" w:color="CCCCCC" w:sz="4"/>
+              <w:left w:val="single" w:color="CCCCCC" w:sz="4"/>
+              <w:bottom w:val="single" w:color="CCCCCC" w:sz="4"/>
+              <w:right w:val="single" w:color="CCCCCC" w:sz="4"/>
+            </w:tcBorders>
+            <w:shd w:fill="E8E8E8" w:val="clear"/>
+            <w:tcMar>
+              <w:top w:type="dxa" w:w="80"/>
+              <w:left w:type="dxa" w:w="120"/>
+              <w:bottom w:type="dxa" w:w="80"/>
+              <w:right w:type="dxa" w:w="120"/>
+            </w:tcMar>
+            <w:vAlign w:val="center"/>
+          </w:tcPr>
+          <w:p>
+            <w:r>
+              <w:rPr>
+                <w:rFonts w:ascii="BIZ UDPGothic" w:cs="BIZ UDPGothic" w:eastAsia="BIZ UDPGothic" w:hAnsi="BIZ UDPGothic"/>
+                <w:b/>
+                <w:bCs/>
+                <w:color w:val="000000"/>
+                <w:sz w:val="18"/>
+                <w:szCs w:val="18"/>
+              </w:rPr>
+              <w:t xml:space="preserve">統合先</w:t>
+            </w:r>
+            <w:r>
+              <w:rPr>
+                <w:rFonts w:ascii="BIZ UDPGothic" w:cs="BIZ UDPGothic" w:eastAsia="BIZ UDPGothic" w:hAnsi="BIZ UDPGothic"/>
+                <w:i/>
+                <w:iCs/>
+                <w:color w:val="888888"/>
+                <w:sz w:val="16"/>
+                <w:szCs w:val="16"/>
+              </w:rPr>
+              <w:t xml:space="preserve"> / </w:t>
+            </w:r>
+            <w:r>
+              <w:rPr>
+                <w:rFonts w:ascii="BIZ UDPGothic" w:cs="BIZ UDPGothic" w:eastAsia="BIZ UDPGothic" w:hAnsi="BIZ UDPGothic"/>
+                <w:i/>
+                <w:iCs/>
+                <w:color w:val="888888"/>
+                <w:sz w:val="16"/>
+                <w:szCs w:val="16"/>
+              </w:rPr>
+              <w:t xml:space="preserve">Đích</w:t>
             </w:r>
           </w:p>
         </w:tc>
@@ -2963,6 +3571,8 @@
                 <w:rFonts w:ascii="BIZ UDPGothic" w:cs="BIZ UDPGothic" w:eastAsia="BIZ UDPGothic" w:hAnsi="BIZ UDPGothic"/>
                 <w:b w:val="false"/>
                 <w:bCs w:val="false"/>
+                <w:i w:val="false"/>
+                <w:iCs w:val="false"/>
                 <w:color w:val="404040"/>
                 <w:sz w:val="18"/>
                 <w:szCs w:val="18"/>
@@ -2973,117 +3583,7 @@
         </w:tc>
         <w:tc>
           <w:tcPr>
-            <w:tcW w:type="dxa" w:w="1800"/>
-            <w:tcBorders>
-              <w:top w:val="single" w:color="CCCCCC" w:sz="4"/>
-              <w:left w:val="single" w:color="CCCCCC" w:sz="4"/>
-              <w:bottom w:val="single" w:color="CCCCCC" w:sz="4"/>
-              <w:right w:val="single" w:color="CCCCCC" w:sz="4"/>
-            </w:tcBorders>
-            <w:shd w:fill="FFFFFF" w:val="clear"/>
-            <w:tcMar>
-              <w:top w:type="dxa" w:w="80"/>
-              <w:left w:type="dxa" w:w="120"/>
-              <w:bottom w:type="dxa" w:w="80"/>
-              <w:right w:type="dxa" w:w="120"/>
-            </w:tcMar>
-          </w:tcPr>
-          <w:p>
-            <w:pPr>
-              <w:spacing w:before="0" w:after="0"/>
-            </w:pPr>
-            <w:r>
-              <w:rPr>
-                <w:rFonts w:ascii="BIZ UDPGothic" w:cs="BIZ UDPGothic" w:eastAsia="BIZ UDPGothic" w:hAnsi="BIZ UDPGothic"/>
-                <w:color w:val="404040"/>
-                <w:sz w:val="18"/>
-                <w:szCs w:val="18"/>
-              </w:rPr>
-              <w:t xml:space="preserve">POS Server Conlux</w:t>
-            </w:r>
-          </w:p>
-        </w:tc>
-        <w:tc>
-          <w:tcPr>
-            <w:tcW w:type="dxa" w:w="2600"/>
-            <w:tcBorders>
-              <w:top w:val="single" w:color="CCCCCC" w:sz="4"/>
-              <w:left w:val="single" w:color="CCCCCC" w:sz="4"/>
-              <w:bottom w:val="single" w:color="CCCCCC" w:sz="4"/>
-              <w:right w:val="single" w:color="CCCCCC" w:sz="4"/>
-            </w:tcBorders>
-            <w:shd w:fill="FFFFFF" w:val="clear"/>
-            <w:tcMar>
-              <w:top w:type="dxa" w:w="80"/>
-              <w:left w:type="dxa" w:w="120"/>
-              <w:bottom w:type="dxa" w:w="80"/>
-              <w:right w:type="dxa" w:w="120"/>
-            </w:tcMar>
-          </w:tcPr>
-          <w:p>
-            <w:pPr>
-              <w:spacing w:before="0" w:after="0"/>
-            </w:pPr>
-            <w:r>
-              <w:rPr>
-                <w:rFonts w:ascii="BIZ UDPGothic" w:cs="BIZ UDPGothic" w:eastAsia="BIZ UDPGothic" w:hAnsi="BIZ UDPGothic"/>
-                <w:color w:val="404040"/>
-                <w:sz w:val="18"/>
-                <w:szCs w:val="18"/>
-              </w:rPr>
-              <w:t xml:space="preserve">prjs_pos_system/posserver</w:t>
-            </w:r>
-          </w:p>
-        </w:tc>
-        <w:tc>
-          <w:tcPr>
-            <w:tcW w:type="dxa" w:w="1500"/>
-            <w:tcBorders>
-              <w:top w:val="single" w:color="CCCCCC" w:sz="4"/>
-              <w:left w:val="single" w:color="CCCCCC" w:sz="4"/>
-              <w:bottom w:val="single" w:color="CCCCCC" w:sz="4"/>
-              <w:right w:val="single" w:color="CCCCCC" w:sz="4"/>
-            </w:tcBorders>
-            <w:shd w:fill="FFFFFF" w:val="clear"/>
-            <w:tcMar>
-              <w:top w:type="dxa" w:w="80"/>
-              <w:left w:type="dxa" w:w="120"/>
-              <w:bottom w:type="dxa" w:w="80"/>
-              <w:right w:type="dxa" w:w="120"/>
-            </w:tcMar>
-          </w:tcPr>
-          <w:p>
-            <w:pPr>
-              <w:spacing w:before="0" w:after="0"/>
-            </w:pPr>
-            <w:r>
-              <w:rPr>
-                <w:rFonts w:ascii="BIZ UDPGothic" w:cs="BIZ UDPGothic" w:eastAsia="BIZ UDPGothic" w:hAnsi="BIZ UDPGothic"/>
-                <w:color w:val="404040"/>
-                <w:sz w:val="18"/>
-                <w:szCs w:val="18"/>
-              </w:rPr>
-              <w:t xml:space="preserve">backend/100_kasumi/</w:t>
-            </w:r>
-          </w:p>
-          <w:p>
-            <w:pPr>
-              <w:spacing w:before="0" w:after="0"/>
-            </w:pPr>
-            <w:r>
-              <w:rPr>
-                <w:rFonts w:ascii="BIZ UDPGothic" w:cs="BIZ UDPGothic" w:eastAsia="BIZ UDPGothic" w:hAnsi="BIZ UDPGothic"/>
-                <w:color w:val="404040"/>
-                <w:sz w:val="18"/>
-                <w:szCs w:val="18"/>
-              </w:rPr>
-              <w:t xml:space="preserve">posserver-product-kasumi/</w:t>
-            </w:r>
-          </w:p>
-        </w:tc>
-        <w:tc>
-          <w:tcPr>
-            <w:tcW w:type="dxa" w:w="1200"/>
+            <w:tcW w:type="dxa" w:w="1600"/>
             <w:tcBorders>
               <w:top w:val="single" w:color="CCCCCC" w:sz="4"/>
               <w:left w:val="single" w:color="CCCCCC" w:sz="4"/>
@@ -3105,6 +3605,135 @@
                 <w:rFonts w:ascii="BIZ UDPGothic" w:cs="BIZ UDPGothic" w:eastAsia="BIZ UDPGothic" w:hAnsi="BIZ UDPGothic"/>
                 <w:b w:val="false"/>
                 <w:bCs w:val="false"/>
+                <w:i w:val="false"/>
+                <w:iCs w:val="false"/>
+                <w:color w:val="404040"/>
+                <w:sz w:val="18"/>
+                <w:szCs w:val="18"/>
+              </w:rPr>
+              <w:t xml:space="preserve">POS Server Conlux</w:t>
+            </w:r>
+          </w:p>
+        </w:tc>
+        <w:tc>
+          <w:tcPr>
+            <w:tcW w:type="dxa" w:w="2600"/>
+            <w:tcBorders>
+              <w:top w:val="single" w:color="CCCCCC" w:sz="4"/>
+              <w:left w:val="single" w:color="CCCCCC" w:sz="4"/>
+              <w:bottom w:val="single" w:color="CCCCCC" w:sz="4"/>
+              <w:right w:val="single" w:color="CCCCCC" w:sz="4"/>
+            </w:tcBorders>
+            <w:shd w:fill="FFFFFF" w:val="clear"/>
+            <w:tcMar>
+              <w:top w:type="dxa" w:w="80"/>
+              <w:left w:type="dxa" w:w="120"/>
+              <w:bottom w:type="dxa" w:w="80"/>
+              <w:right w:type="dxa" w:w="120"/>
+            </w:tcMar>
+          </w:tcPr>
+          <w:p>
+            <w:pPr>
+              <w:spacing w:before="0" w:after="0"/>
+            </w:pPr>
+            <w:r>
+              <w:rPr>
+                <w:rFonts w:ascii="BIZ UDPGothic" w:cs="BIZ UDPGothic" w:eastAsia="BIZ UDPGothic" w:hAnsi="BIZ UDPGothic"/>
+                <w:sz w:val="18"/>
+                <w:szCs w:val="18"/>
+              </w:rPr>
+              <w:t xml:space="preserve">prjs_pos_system/posserver</w:t>
+            </w:r>
+          </w:p>
+        </w:tc>
+        <w:tc>
+          <w:tcPr>
+            <w:tcW w:type="dxa" w:w="1200"/>
+            <w:tcBorders>
+              <w:top w:val="single" w:color="CCCCCC" w:sz="4"/>
+              <w:left w:val="single" w:color="CCCCCC" w:sz="4"/>
+              <w:bottom w:val="single" w:color="CCCCCC" w:sz="4"/>
+              <w:right w:val="single" w:color="CCCCCC" w:sz="4"/>
+            </w:tcBorders>
+            <w:shd w:fill="FFFFFF" w:val="clear"/>
+            <w:tcMar>
+              <w:top w:type="dxa" w:w="80"/>
+              <w:left w:type="dxa" w:w="120"/>
+              <w:bottom w:type="dxa" w:w="80"/>
+              <w:right w:type="dxa" w:w="120"/>
+            </w:tcMar>
+          </w:tcPr>
+          <w:p>
+            <w:pPr>
+              <w:spacing w:before="0" w:after="0"/>
+            </w:pPr>
+            <w:r>
+              <w:rPr>
+                <w:rFonts w:ascii="BIZ UDPGothic" w:cs="BIZ UDPGothic" w:eastAsia="BIZ UDPGothic" w:hAnsi="BIZ UDPGothic"/>
+                <w:sz w:val="18"/>
+                <w:szCs w:val="18"/>
+              </w:rPr>
+              <w:t xml:space="preserve">staging/kasumi</w:t>
+            </w:r>
+          </w:p>
+        </w:tc>
+        <w:tc>
+          <w:tcPr>
+            <w:tcW w:type="dxa" w:w="1200"/>
+            <w:tcBorders>
+              <w:top w:val="single" w:color="CCCCCC" w:sz="4"/>
+              <w:left w:val="single" w:color="CCCCCC" w:sz="4"/>
+              <w:bottom w:val="single" w:color="CCCCCC" w:sz="4"/>
+              <w:right w:val="single" w:color="CCCCCC" w:sz="4"/>
+            </w:tcBorders>
+            <w:shd w:fill="FFFFFF" w:val="clear"/>
+            <w:tcMar>
+              <w:top w:type="dxa" w:w="80"/>
+              <w:left w:type="dxa" w:w="120"/>
+              <w:bottom w:type="dxa" w:w="80"/>
+              <w:right w:type="dxa" w:w="120"/>
+            </w:tcMar>
+          </w:tcPr>
+          <w:p>
+            <w:pPr>
+              <w:spacing w:before="0" w:after="0"/>
+            </w:pPr>
+            <w:r>
+              <w:rPr>
+                <w:rFonts w:ascii="BIZ UDPGothic" w:cs="BIZ UDPGothic" w:eastAsia="BIZ UDPGothic" w:hAnsi="BIZ UDPGothic"/>
+                <w:sz w:val="18"/>
+                <w:szCs w:val="18"/>
+              </w:rPr>
+              <w:t xml:space="preserve">product/kasumi</w:t>
+            </w:r>
+          </w:p>
+        </w:tc>
+        <w:tc>
+          <w:tcPr>
+            <w:tcW w:type="dxa" w:w="1000"/>
+            <w:tcBorders>
+              <w:top w:val="single" w:color="CCCCCC" w:sz="4"/>
+              <w:left w:val="single" w:color="CCCCCC" w:sz="4"/>
+              <w:bottom w:val="single" w:color="CCCCCC" w:sz="4"/>
+              <w:right w:val="single" w:color="CCCCCC" w:sz="4"/>
+            </w:tcBorders>
+            <w:shd w:fill="FFFFFF" w:val="clear"/>
+            <w:tcMar>
+              <w:top w:type="dxa" w:w="80"/>
+              <w:left w:type="dxa" w:w="120"/>
+              <w:bottom w:type="dxa" w:w="80"/>
+              <w:right w:type="dxa" w:w="120"/>
+            </w:tcMar>
+            <w:vAlign w:val="center"/>
+          </w:tcPr>
+          <w:p>
+            <w:r>
+              <w:rPr>
+                <w:rFonts w:ascii="BIZ UDPGothic" w:cs="BIZ UDPGothic" w:eastAsia="BIZ UDPGothic" w:hAnsi="BIZ UDPGothic"/>
+                <w:b w:val="false"/>
+                <w:bCs w:val="false"/>
+                <w:i w:val="false"/>
+                <w:iCs w:val="false"/>
                 <w:color w:val="404040"/>
                 <w:sz w:val="18"/>
                 <w:szCs w:val="18"/>
@@ -3115,52 +3744,45 @@
         </w:tc>
         <w:tc>
           <w:tcPr>
-            <w:tcW w:type="dxa" w:w="2006"/>
-            <w:tcBorders>
-              <w:top w:val="single" w:color="CCCCCC" w:sz="4"/>
-              <w:left w:val="single" w:color="CCCCCC" w:sz="4"/>
-              <w:bottom w:val="single" w:color="CCCCCC" w:sz="4"/>
-              <w:right w:val="single" w:color="CCCCCC" w:sz="4"/>
-            </w:tcBorders>
-            <w:shd w:fill="FFFFFF" w:val="clear"/>
-            <w:tcMar>
-              <w:top w:type="dxa" w:w="80"/>
-              <w:left w:type="dxa" w:w="120"/>
-              <w:bottom w:type="dxa" w:w="80"/>
-              <w:right w:type="dxa" w:w="120"/>
-            </w:tcMar>
-            <w:vAlign w:val="center"/>
-          </w:tcPr>
-          <w:p>
-            <w:pPr>
-              <w:spacing w:before="0" w:after="0"/>
-            </w:pPr>
-            <w:r>
-              <w:rPr>
-                <w:rFonts w:ascii="BIZ UDPGothic" w:cs="BIZ UDPGothic" w:eastAsia="BIZ UDPGothic" w:hAnsi="BIZ UDPGothic"/>
-                <w:i w:val="false"/>
-                <w:iCs w:val="false"/>
-                <w:color w:val="404040"/>
-                <w:sz w:val="18"/>
-                <w:szCs w:val="18"/>
-              </w:rPr>
-              <w:t xml:space="preserve">コピー済み</w:t>
-            </w:r>
-          </w:p>
-          <w:p>
-            <w:pPr>
-              <w:spacing w:before="0" w:after="0"/>
-            </w:pPr>
-            <w:r>
-              <w:rPr>
-                <w:rFonts w:ascii="BIZ UDPGothic" w:cs="BIZ UDPGothic" w:eastAsia="BIZ UDPGothic" w:hAnsi="BIZ UDPGothic"/>
-                <w:i/>
-                <w:iCs/>
-                <w:color w:val="888888"/>
-                <w:sz w:val="16"/>
-                <w:szCs w:val="16"/>
-              </w:rPr>
-              <w:t xml:space="preserve">/ Đã copy</w:t>
+            <w:tcW w:type="dxa" w:w="1506"/>
+            <w:tcBorders>
+              <w:top w:val="single" w:color="CCCCCC" w:sz="4"/>
+              <w:left w:val="single" w:color="CCCCCC" w:sz="4"/>
+              <w:bottom w:val="single" w:color="CCCCCC" w:sz="4"/>
+              <w:right w:val="single" w:color="CCCCCC" w:sz="4"/>
+            </w:tcBorders>
+            <w:shd w:fill="FFFFFF" w:val="clear"/>
+            <w:tcMar>
+              <w:top w:type="dxa" w:w="80"/>
+              <w:left w:type="dxa" w:w="120"/>
+              <w:bottom w:type="dxa" w:w="80"/>
+              <w:right w:type="dxa" w:w="120"/>
+            </w:tcMar>
+          </w:tcPr>
+          <w:p>
+            <w:pPr>
+              <w:spacing w:before="0" w:after="0"/>
+            </w:pPr>
+            <w:r>
+              <w:rPr>
+                <w:rFonts w:ascii="BIZ UDPGothic" w:cs="BIZ UDPGothic" w:eastAsia="BIZ UDPGothic" w:hAnsi="BIZ UDPGothic"/>
+                <w:sz w:val="18"/>
+                <w:szCs w:val="18"/>
+              </w:rPr>
+              <w:t xml:space="preserve">backend/</w:t>
+            </w:r>
+          </w:p>
+          <w:p>
+            <w:pPr>
+              <w:spacing w:before="0" w:after="0"/>
+            </w:pPr>
+            <w:r>
+              <w:rPr>
+                <w:rFonts w:ascii="BIZ UDPGothic" w:cs="BIZ UDPGothic" w:eastAsia="BIZ UDPGothic" w:hAnsi="BIZ UDPGothic"/>
+                <w:sz w:val="18"/>
+                <w:szCs w:val="18"/>
+              </w:rPr>
+              <w:t xml:space="preserve">100_kasumi/</w:t>
             </w:r>
           </w:p>
         </w:tc>
@@ -3193,6 +3815,8 @@
                 <w:rFonts w:ascii="BIZ UDPGothic" w:cs="BIZ UDPGothic" w:eastAsia="BIZ UDPGothic" w:hAnsi="BIZ UDPGothic"/>
                 <w:b w:val="false"/>
                 <w:bCs w:val="false"/>
+                <w:i w:val="false"/>
+                <w:iCs w:val="false"/>
                 <w:color w:val="404040"/>
                 <w:sz w:val="18"/>
                 <w:szCs w:val="18"/>
@@ -3203,117 +3827,7 @@
         </w:tc>
         <w:tc>
           <w:tcPr>
-            <w:tcW w:type="dxa" w:w="1800"/>
-            <w:tcBorders>
-              <w:top w:val="single" w:color="CCCCCC" w:sz="4"/>
-              <w:left w:val="single" w:color="CCCCCC" w:sz="4"/>
-              <w:bottom w:val="single" w:color="CCCCCC" w:sz="4"/>
-              <w:right w:val="single" w:color="CCCCCC" w:sz="4"/>
-            </w:tcBorders>
-            <w:shd w:fill="FFFFFF" w:val="clear"/>
-            <w:tcMar>
-              <w:top w:type="dxa" w:w="80"/>
-              <w:left w:type="dxa" w:w="120"/>
-              <w:bottom w:type="dxa" w:w="80"/>
-              <w:right w:type="dxa" w:w="120"/>
-            </w:tcMar>
-          </w:tcPr>
-          <w:p>
-            <w:pPr>
-              <w:spacing w:before="0" w:after="0"/>
-            </w:pPr>
-            <w:r>
-              <w:rPr>
-                <w:rFonts w:ascii="BIZ UDPGothic" w:cs="BIZ UDPGothic" w:eastAsia="BIZ UDPGothic" w:hAnsi="BIZ UDPGothic"/>
-                <w:color w:val="404040"/>
-                <w:sz w:val="18"/>
-                <w:szCs w:val="18"/>
-              </w:rPr>
-              <w:t xml:space="preserve">Giftcard Server</w:t>
-            </w:r>
-          </w:p>
-        </w:tc>
-        <w:tc>
-          <w:tcPr>
-            <w:tcW w:type="dxa" w:w="2600"/>
-            <w:tcBorders>
-              <w:top w:val="single" w:color="CCCCCC" w:sz="4"/>
-              <w:left w:val="single" w:color="CCCCCC" w:sz="4"/>
-              <w:bottom w:val="single" w:color="CCCCCC" w:sz="4"/>
-              <w:right w:val="single" w:color="CCCCCC" w:sz="4"/>
-            </w:tcBorders>
-            <w:shd w:fill="FFFFFF" w:val="clear"/>
-            <w:tcMar>
-              <w:top w:type="dxa" w:w="80"/>
-              <w:left w:type="dxa" w:w="120"/>
-              <w:bottom w:type="dxa" w:w="80"/>
-              <w:right w:type="dxa" w:w="120"/>
-            </w:tcMar>
-          </w:tcPr>
-          <w:p>
-            <w:pPr>
-              <w:spacing w:before="0" w:after="0"/>
-            </w:pPr>
-            <w:r>
-              <w:rPr>
-                <w:rFonts w:ascii="BIZ UDPGothic" w:cs="BIZ UDPGothic" w:eastAsia="BIZ UDPGothic" w:hAnsi="BIZ UDPGothic"/>
-                <w:color w:val="404040"/>
-                <w:sz w:val="18"/>
-                <w:szCs w:val="18"/>
-              </w:rPr>
-              <w:t xml:space="preserve">prjs_pos_system/aeongiftcardserver</w:t>
-            </w:r>
-          </w:p>
-        </w:tc>
-        <w:tc>
-          <w:tcPr>
-            <w:tcW w:type="dxa" w:w="1500"/>
-            <w:tcBorders>
-              <w:top w:val="single" w:color="CCCCCC" w:sz="4"/>
-              <w:left w:val="single" w:color="CCCCCC" w:sz="4"/>
-              <w:bottom w:val="single" w:color="CCCCCC" w:sz="4"/>
-              <w:right w:val="single" w:color="CCCCCC" w:sz="4"/>
-            </w:tcBorders>
-            <w:shd w:fill="FFFFFF" w:val="clear"/>
-            <w:tcMar>
-              <w:top w:type="dxa" w:w="80"/>
-              <w:left w:type="dxa" w:w="120"/>
-              <w:bottom w:type="dxa" w:w="80"/>
-              <w:right w:type="dxa" w:w="120"/>
-            </w:tcMar>
-          </w:tcPr>
-          <w:p>
-            <w:pPr>
-              <w:spacing w:before="0" w:after="0"/>
-            </w:pPr>
-            <w:r>
-              <w:rPr>
-                <w:rFonts w:ascii="BIZ UDPGothic" w:cs="BIZ UDPGothic" w:eastAsia="BIZ UDPGothic" w:hAnsi="BIZ UDPGothic"/>
-                <w:color w:val="404040"/>
-                <w:sz w:val="18"/>
-                <w:szCs w:val="18"/>
-              </w:rPr>
-              <w:t xml:space="preserve">backend/100_kasumi/</w:t>
-            </w:r>
-          </w:p>
-          <w:p>
-            <w:pPr>
-              <w:spacing w:before="0" w:after="0"/>
-            </w:pPr>
-            <w:r>
-              <w:rPr>
-                <w:rFonts w:ascii="BIZ UDPGothic" w:cs="BIZ UDPGothic" w:eastAsia="BIZ UDPGothic" w:hAnsi="BIZ UDPGothic"/>
-                <w:color w:val="404040"/>
-                <w:sz w:val="18"/>
-                <w:szCs w:val="18"/>
-              </w:rPr>
-              <w:t xml:space="preserve">aeongiftcardserver-product/</w:t>
-            </w:r>
-          </w:p>
-        </w:tc>
-        <w:tc>
-          <w:tcPr>
-            <w:tcW w:type="dxa" w:w="1200"/>
+            <w:tcW w:type="dxa" w:w="1600"/>
             <w:tcBorders>
               <w:top w:val="single" w:color="CCCCCC" w:sz="4"/>
               <w:left w:val="single" w:color="CCCCCC" w:sz="4"/>
@@ -3335,6 +3849,135 @@
                 <w:rFonts w:ascii="BIZ UDPGothic" w:cs="BIZ UDPGothic" w:eastAsia="BIZ UDPGothic" w:hAnsi="BIZ UDPGothic"/>
                 <w:b w:val="false"/>
                 <w:bCs w:val="false"/>
+                <w:i w:val="false"/>
+                <w:iCs w:val="false"/>
+                <w:color w:val="404040"/>
+                <w:sz w:val="18"/>
+                <w:szCs w:val="18"/>
+              </w:rPr>
+              <w:t xml:space="preserve">Giftcard Server</w:t>
+            </w:r>
+          </w:p>
+        </w:tc>
+        <w:tc>
+          <w:tcPr>
+            <w:tcW w:type="dxa" w:w="2600"/>
+            <w:tcBorders>
+              <w:top w:val="single" w:color="CCCCCC" w:sz="4"/>
+              <w:left w:val="single" w:color="CCCCCC" w:sz="4"/>
+              <w:bottom w:val="single" w:color="CCCCCC" w:sz="4"/>
+              <w:right w:val="single" w:color="CCCCCC" w:sz="4"/>
+            </w:tcBorders>
+            <w:shd w:fill="FFFFFF" w:val="clear"/>
+            <w:tcMar>
+              <w:top w:type="dxa" w:w="80"/>
+              <w:left w:type="dxa" w:w="120"/>
+              <w:bottom w:type="dxa" w:w="80"/>
+              <w:right w:type="dxa" w:w="120"/>
+            </w:tcMar>
+          </w:tcPr>
+          <w:p>
+            <w:pPr>
+              <w:spacing w:before="0" w:after="0"/>
+            </w:pPr>
+            <w:r>
+              <w:rPr>
+                <w:rFonts w:ascii="BIZ UDPGothic" w:cs="BIZ UDPGothic" w:eastAsia="BIZ UDPGothic" w:hAnsi="BIZ UDPGothic"/>
+                <w:sz w:val="18"/>
+                <w:szCs w:val="18"/>
+              </w:rPr>
+              <w:t xml:space="preserve">prjs_pos_system/aeongiftcardserver</w:t>
+            </w:r>
+          </w:p>
+        </w:tc>
+        <w:tc>
+          <w:tcPr>
+            <w:tcW w:type="dxa" w:w="1200"/>
+            <w:tcBorders>
+              <w:top w:val="single" w:color="CCCCCC" w:sz="4"/>
+              <w:left w:val="single" w:color="CCCCCC" w:sz="4"/>
+              <w:bottom w:val="single" w:color="CCCCCC" w:sz="4"/>
+              <w:right w:val="single" w:color="CCCCCC" w:sz="4"/>
+            </w:tcBorders>
+            <w:shd w:fill="FFFFFF" w:val="clear"/>
+            <w:tcMar>
+              <w:top w:type="dxa" w:w="80"/>
+              <w:left w:type="dxa" w:w="120"/>
+              <w:bottom w:type="dxa" w:w="80"/>
+              <w:right w:type="dxa" w:w="120"/>
+            </w:tcMar>
+          </w:tcPr>
+          <w:p>
+            <w:pPr>
+              <w:spacing w:before="0" w:after="0"/>
+            </w:pPr>
+            <w:r>
+              <w:rPr>
+                <w:rFonts w:ascii="BIZ UDPGothic" w:cs="BIZ UDPGothic" w:eastAsia="BIZ UDPGothic" w:hAnsi="BIZ UDPGothic"/>
+                <w:sz w:val="18"/>
+                <w:szCs w:val="18"/>
+              </w:rPr>
+              <w:t xml:space="preserve">(default)</w:t>
+            </w:r>
+          </w:p>
+        </w:tc>
+        <w:tc>
+          <w:tcPr>
+            <w:tcW w:type="dxa" w:w="1200"/>
+            <w:tcBorders>
+              <w:top w:val="single" w:color="CCCCCC" w:sz="4"/>
+              <w:left w:val="single" w:color="CCCCCC" w:sz="4"/>
+              <w:bottom w:val="single" w:color="CCCCCC" w:sz="4"/>
+              <w:right w:val="single" w:color="CCCCCC" w:sz="4"/>
+            </w:tcBorders>
+            <w:shd w:fill="FFFFFF" w:val="clear"/>
+            <w:tcMar>
+              <w:top w:type="dxa" w:w="80"/>
+              <w:left w:type="dxa" w:w="120"/>
+              <w:bottom w:type="dxa" w:w="80"/>
+              <w:right w:type="dxa" w:w="120"/>
+            </w:tcMar>
+          </w:tcPr>
+          <w:p>
+            <w:pPr>
+              <w:spacing w:before="0" w:after="0"/>
+            </w:pPr>
+            <w:r>
+              <w:rPr>
+                <w:rFonts w:ascii="BIZ UDPGothic" w:cs="BIZ UDPGothic" w:eastAsia="BIZ UDPGothic" w:hAnsi="BIZ UDPGothic"/>
+                <w:sz w:val="18"/>
+                <w:szCs w:val="18"/>
+              </w:rPr>
+              <w:t xml:space="preserve">product</w:t>
+            </w:r>
+          </w:p>
+        </w:tc>
+        <w:tc>
+          <w:tcPr>
+            <w:tcW w:type="dxa" w:w="1000"/>
+            <w:tcBorders>
+              <w:top w:val="single" w:color="CCCCCC" w:sz="4"/>
+              <w:left w:val="single" w:color="CCCCCC" w:sz="4"/>
+              <w:bottom w:val="single" w:color="CCCCCC" w:sz="4"/>
+              <w:right w:val="single" w:color="CCCCCC" w:sz="4"/>
+            </w:tcBorders>
+            <w:shd w:fill="FFFFFF" w:val="clear"/>
+            <w:tcMar>
+              <w:top w:type="dxa" w:w="80"/>
+              <w:left w:type="dxa" w:w="120"/>
+              <w:bottom w:type="dxa" w:w="80"/>
+              <w:right w:type="dxa" w:w="120"/>
+            </w:tcMar>
+            <w:vAlign w:val="center"/>
+          </w:tcPr>
+          <w:p>
+            <w:r>
+              <w:rPr>
+                <w:rFonts w:ascii="BIZ UDPGothic" w:cs="BIZ UDPGothic" w:eastAsia="BIZ UDPGothic" w:hAnsi="BIZ UDPGothic"/>
+                <w:b w:val="false"/>
+                <w:bCs w:val="false"/>
+                <w:i w:val="false"/>
+                <w:iCs w:val="false"/>
                 <w:color w:val="404040"/>
                 <w:sz w:val="18"/>
                 <w:szCs w:val="18"/>
@@ -3345,52 +3988,45 @@
         </w:tc>
         <w:tc>
           <w:tcPr>
-            <w:tcW w:type="dxa" w:w="2006"/>
-            <w:tcBorders>
-              <w:top w:val="single" w:color="CCCCCC" w:sz="4"/>
-              <w:left w:val="single" w:color="CCCCCC" w:sz="4"/>
-              <w:bottom w:val="single" w:color="CCCCCC" w:sz="4"/>
-              <w:right w:val="single" w:color="CCCCCC" w:sz="4"/>
-            </w:tcBorders>
-            <w:shd w:fill="FFFFFF" w:val="clear"/>
-            <w:tcMar>
-              <w:top w:type="dxa" w:w="80"/>
-              <w:left w:type="dxa" w:w="120"/>
-              <w:bottom w:type="dxa" w:w="80"/>
-              <w:right w:type="dxa" w:w="120"/>
-            </w:tcMar>
-            <w:vAlign w:val="center"/>
-          </w:tcPr>
-          <w:p>
-            <w:pPr>
-              <w:spacing w:before="0" w:after="0"/>
-            </w:pPr>
-            <w:r>
-              <w:rPr>
-                <w:rFonts w:ascii="BIZ UDPGothic" w:cs="BIZ UDPGothic" w:eastAsia="BIZ UDPGothic" w:hAnsi="BIZ UDPGothic"/>
-                <w:i w:val="false"/>
-                <w:iCs w:val="false"/>
-                <w:color w:val="404040"/>
-                <w:sz w:val="18"/>
-                <w:szCs w:val="18"/>
-              </w:rPr>
-              <w:t xml:space="preserve">コピー済み</w:t>
-            </w:r>
-          </w:p>
-          <w:p>
-            <w:pPr>
-              <w:spacing w:before="0" w:after="0"/>
-            </w:pPr>
-            <w:r>
-              <w:rPr>
-                <w:rFonts w:ascii="BIZ UDPGothic" w:cs="BIZ UDPGothic" w:eastAsia="BIZ UDPGothic" w:hAnsi="BIZ UDPGothic"/>
-                <w:i/>
-                <w:iCs/>
-                <w:color w:val="888888"/>
-                <w:sz w:val="16"/>
-                <w:szCs w:val="16"/>
-              </w:rPr>
-              <w:t xml:space="preserve">/ Đã copy</w:t>
+            <w:tcW w:type="dxa" w:w="1506"/>
+            <w:tcBorders>
+              <w:top w:val="single" w:color="CCCCCC" w:sz="4"/>
+              <w:left w:val="single" w:color="CCCCCC" w:sz="4"/>
+              <w:bottom w:val="single" w:color="CCCCCC" w:sz="4"/>
+              <w:right w:val="single" w:color="CCCCCC" w:sz="4"/>
+            </w:tcBorders>
+            <w:shd w:fill="FFFFFF" w:val="clear"/>
+            <w:tcMar>
+              <w:top w:type="dxa" w:w="80"/>
+              <w:left w:type="dxa" w:w="120"/>
+              <w:bottom w:type="dxa" w:w="80"/>
+              <w:right w:type="dxa" w:w="120"/>
+            </w:tcMar>
+          </w:tcPr>
+          <w:p>
+            <w:pPr>
+              <w:spacing w:before="0" w:after="0"/>
+            </w:pPr>
+            <w:r>
+              <w:rPr>
+                <w:rFonts w:ascii="BIZ UDPGothic" w:cs="BIZ UDPGothic" w:eastAsia="BIZ UDPGothic" w:hAnsi="BIZ UDPGothic"/>
+                <w:sz w:val="18"/>
+                <w:szCs w:val="18"/>
+              </w:rPr>
+              <w:t xml:space="preserve">backend/</w:t>
+            </w:r>
+          </w:p>
+          <w:p>
+            <w:pPr>
+              <w:spacing w:before="0" w:after="0"/>
+            </w:pPr>
+            <w:r>
+              <w:rPr>
+                <w:rFonts w:ascii="BIZ UDPGothic" w:cs="BIZ UDPGothic" w:eastAsia="BIZ UDPGothic" w:hAnsi="BIZ UDPGothic"/>
+                <w:sz w:val="18"/>
+                <w:szCs w:val="18"/>
+              </w:rPr>
+              <w:t xml:space="preserve">100_kasumi/</w:t>
             </w:r>
           </w:p>
         </w:tc>
@@ -3423,6 +4059,8 @@
                 <w:rFonts w:ascii="BIZ UDPGothic" w:cs="BIZ UDPGothic" w:eastAsia="BIZ UDPGothic" w:hAnsi="BIZ UDPGothic"/>
                 <w:b w:val="false"/>
                 <w:bCs w:val="false"/>
+                <w:i w:val="false"/>
+                <w:iCs w:val="false"/>
                 <w:color w:val="404040"/>
                 <w:sz w:val="18"/>
                 <w:szCs w:val="18"/>
@@ -3433,103 +4071,7 @@
         </w:tc>
         <w:tc>
           <w:tcPr>
-            <w:tcW w:type="dxa" w:w="1800"/>
-            <w:tcBorders>
-              <w:top w:val="single" w:color="CCCCCC" w:sz="4"/>
-              <w:left w:val="single" w:color="CCCCCC" w:sz="4"/>
-              <w:bottom w:val="single" w:color="CCCCCC" w:sz="4"/>
-              <w:right w:val="single" w:color="CCCCCC" w:sz="4"/>
-            </w:tcBorders>
-            <w:shd w:fill="FFFFFF" w:val="clear"/>
-            <w:tcMar>
-              <w:top w:type="dxa" w:w="80"/>
-              <w:left w:type="dxa" w:w="120"/>
-              <w:bottom w:type="dxa" w:w="80"/>
-              <w:right w:type="dxa" w:w="120"/>
-            </w:tcMar>
-          </w:tcPr>
-          <w:p>
-            <w:pPr>
-              <w:spacing w:before="0" w:after="0"/>
-            </w:pPr>
-            <w:r>
-              <w:rPr>
-                <w:rFonts w:ascii="BIZ UDPGothic" w:cs="BIZ UDPGothic" w:eastAsia="BIZ UDPGothic" w:hAnsi="BIZ UDPGothic"/>
-                <w:color w:val="404040"/>
-                <w:sz w:val="18"/>
-                <w:szCs w:val="18"/>
-              </w:rPr>
-              <w:t xml:space="preserve">Frontend統合</w:t>
-            </w:r>
-          </w:p>
-        </w:tc>
-        <w:tc>
-          <w:tcPr>
-            <w:tcW w:type="dxa" w:w="2600"/>
-            <w:tcBorders>
-              <w:top w:val="single" w:color="CCCCCC" w:sz="4"/>
-              <w:left w:val="single" w:color="CCCCCC" w:sz="4"/>
-              <w:bottom w:val="single" w:color="CCCCCC" w:sz="4"/>
-              <w:right w:val="single" w:color="CCCCCC" w:sz="4"/>
-            </w:tcBorders>
-            <w:shd w:fill="FFFFFF" w:val="clear"/>
-            <w:tcMar>
-              <w:top w:type="dxa" w:w="80"/>
-              <w:left w:type="dxa" w:w="120"/>
-              <w:bottom w:type="dxa" w:w="80"/>
-              <w:right w:type="dxa" w:w="120"/>
-            </w:tcMar>
-          </w:tcPr>
-          <w:p>
-            <w:pPr>
-              <w:spacing w:before="0" w:after="0"/>
-            </w:pPr>
-            <w:r>
-              <w:rPr>
-                <w:rFonts w:ascii="BIZ UDPGothic" w:cs="BIZ UDPGothic" w:eastAsia="BIZ UDPGothic" w:hAnsi="BIZ UDPGothic"/>
-                <w:color w:val="404040"/>
-                <w:sz w:val="18"/>
-                <w:szCs w:val="18"/>
-              </w:rPr>
-              <w:t xml:space="preserve">pos-server/pos-server-frontend</w:t>
-            </w:r>
-          </w:p>
-        </w:tc>
-        <w:tc>
-          <w:tcPr>
-            <w:tcW w:type="dxa" w:w="1500"/>
-            <w:tcBorders>
-              <w:top w:val="single" w:color="CCCCCC" w:sz="4"/>
-              <w:left w:val="single" w:color="CCCCCC" w:sz="4"/>
-              <w:bottom w:val="single" w:color="CCCCCC" w:sz="4"/>
-              <w:right w:val="single" w:color="CCCCCC" w:sz="4"/>
-            </w:tcBorders>
-            <w:shd w:fill="FFFFFF" w:val="clear"/>
-            <w:tcMar>
-              <w:top w:type="dxa" w:w="80"/>
-              <w:left w:type="dxa" w:w="120"/>
-              <w:bottom w:type="dxa" w:w="80"/>
-              <w:right w:type="dxa" w:w="120"/>
-            </w:tcMar>
-          </w:tcPr>
-          <w:p>
-            <w:pPr>
-              <w:spacing w:before="0" w:after="0"/>
-            </w:pPr>
-            <w:r>
-              <w:rPr>
-                <w:rFonts w:ascii="BIZ UDPGothic" w:cs="BIZ UDPGothic" w:eastAsia="BIZ UDPGothic" w:hAnsi="BIZ UDPGothic"/>
-                <w:color w:val="404040"/>
-                <w:sz w:val="18"/>
-                <w:szCs w:val="18"/>
-              </w:rPr>
-              <w:t xml:space="preserve">frontend/100_kasumi/</w:t>
-            </w:r>
-          </w:p>
-        </w:tc>
-        <w:tc>
-          <w:tcPr>
-            <w:tcW w:type="dxa" w:w="1200"/>
+            <w:tcW w:type="dxa" w:w="1600"/>
             <w:tcBorders>
               <w:top w:val="single" w:color="CCCCCC" w:sz="4"/>
               <w:left w:val="single" w:color="CCCCCC" w:sz="4"/>
@@ -3551,6 +4093,148 @@
                 <w:rFonts w:ascii="BIZ UDPGothic" w:cs="BIZ UDPGothic" w:eastAsia="BIZ UDPGothic" w:hAnsi="BIZ UDPGothic"/>
                 <w:b w:val="false"/>
                 <w:bCs w:val="false"/>
+                <w:i w:val="false"/>
+                <w:iCs w:val="false"/>
+                <w:color w:val="404040"/>
+                <w:sz w:val="18"/>
+                <w:szCs w:val="18"/>
+              </w:rPr>
+              <w:t xml:space="preserve">Frontend統合</w:t>
+            </w:r>
+          </w:p>
+        </w:tc>
+        <w:tc>
+          <w:tcPr>
+            <w:tcW w:type="dxa" w:w="2600"/>
+            <w:tcBorders>
+              <w:top w:val="single" w:color="CCCCCC" w:sz="4"/>
+              <w:left w:val="single" w:color="CCCCCC" w:sz="4"/>
+              <w:bottom w:val="single" w:color="CCCCCC" w:sz="4"/>
+              <w:right w:val="single" w:color="CCCCCC" w:sz="4"/>
+            </w:tcBorders>
+            <w:shd w:fill="FFFFFF" w:val="clear"/>
+            <w:tcMar>
+              <w:top w:type="dxa" w:w="80"/>
+              <w:left w:type="dxa" w:w="120"/>
+              <w:bottom w:type="dxa" w:w="80"/>
+              <w:right w:type="dxa" w:w="120"/>
+            </w:tcMar>
+          </w:tcPr>
+          <w:p>
+            <w:pPr>
+              <w:spacing w:before="0" w:after="0"/>
+            </w:pPr>
+            <w:r>
+              <w:rPr>
+                <w:rFonts w:ascii="BIZ UDPGothic" w:cs="BIZ UDPGothic" w:eastAsia="BIZ UDPGothic" w:hAnsi="BIZ UDPGothic"/>
+                <w:sz w:val="18"/>
+                <w:szCs w:val="18"/>
+              </w:rPr>
+              <w:t xml:space="preserve">pos-server/pos-server-frontend</w:t>
+            </w:r>
+          </w:p>
+        </w:tc>
+        <w:tc>
+          <w:tcPr>
+            <w:tcW w:type="dxa" w:w="1200"/>
+            <w:tcBorders>
+              <w:top w:val="single" w:color="CCCCCC" w:sz="4"/>
+              <w:left w:val="single" w:color="CCCCCC" w:sz="4"/>
+              <w:bottom w:val="single" w:color="CCCCCC" w:sz="4"/>
+              <w:right w:val="single" w:color="CCCCCC" w:sz="4"/>
+            </w:tcBorders>
+            <w:shd w:fill="FFFFFF" w:val="clear"/>
+            <w:tcMar>
+              <w:top w:type="dxa" w:w="80"/>
+              <w:left w:type="dxa" w:w="120"/>
+              <w:bottom w:type="dxa" w:w="80"/>
+              <w:right w:type="dxa" w:w="120"/>
+            </w:tcMar>
+          </w:tcPr>
+          <w:p>
+            <w:pPr>
+              <w:spacing w:before="0" w:after="0"/>
+            </w:pPr>
+            <w:r>
+              <w:rPr>
+                <w:rFonts w:ascii="BIZ UDPGothic" w:cs="BIZ UDPGothic" w:eastAsia="BIZ UDPGothic" w:hAnsi="BIZ UDPGothic"/>
+                <w:sz w:val="18"/>
+                <w:szCs w:val="18"/>
+              </w:rPr>
+              <w:t xml:space="preserve">ishida/staging</w:t>
+            </w:r>
+          </w:p>
+          <w:p>
+            <w:pPr>
+              <w:spacing w:before="0" w:after="0"/>
+            </w:pPr>
+            <w:r>
+              <w:rPr>
+                <w:rFonts w:ascii="BIZ UDPGothic" w:cs="BIZ UDPGothic" w:eastAsia="BIZ UDPGothic" w:hAnsi="BIZ UDPGothic"/>
+                <w:sz w:val="18"/>
+                <w:szCs w:val="18"/>
+              </w:rPr>
+              <w:t xml:space="preserve">staging</w:t>
+            </w:r>
+          </w:p>
+        </w:tc>
+        <w:tc>
+          <w:tcPr>
+            <w:tcW w:type="dxa" w:w="1200"/>
+            <w:tcBorders>
+              <w:top w:val="single" w:color="CCCCCC" w:sz="4"/>
+              <w:left w:val="single" w:color="CCCCCC" w:sz="4"/>
+              <w:bottom w:val="single" w:color="CCCCCC" w:sz="4"/>
+              <w:right w:val="single" w:color="CCCCCC" w:sz="4"/>
+            </w:tcBorders>
+            <w:shd w:fill="FFFFFF" w:val="clear"/>
+            <w:tcMar>
+              <w:top w:type="dxa" w:w="80"/>
+              <w:left w:type="dxa" w:w="120"/>
+              <w:bottom w:type="dxa" w:w="80"/>
+              <w:right w:type="dxa" w:w="120"/>
+            </w:tcMar>
+          </w:tcPr>
+          <w:p>
+            <w:pPr>
+              <w:spacing w:before="0" w:after="0"/>
+            </w:pPr>
+            <w:r>
+              <w:rPr>
+                <w:rFonts w:ascii="BIZ UDPGothic" w:cs="BIZ UDPGothic" w:eastAsia="BIZ UDPGothic" w:hAnsi="BIZ UDPGothic"/>
+                <w:sz w:val="18"/>
+                <w:szCs w:val="18"/>
+              </w:rPr>
+              <w:t xml:space="preserve">production</w:t>
+            </w:r>
+          </w:p>
+        </w:tc>
+        <w:tc>
+          <w:tcPr>
+            <w:tcW w:type="dxa" w:w="1000"/>
+            <w:tcBorders>
+              <w:top w:val="single" w:color="CCCCCC" w:sz="4"/>
+              <w:left w:val="single" w:color="CCCCCC" w:sz="4"/>
+              <w:bottom w:val="single" w:color="CCCCCC" w:sz="4"/>
+              <w:right w:val="single" w:color="CCCCCC" w:sz="4"/>
+            </w:tcBorders>
+            <w:shd w:fill="FFFFFF" w:val="clear"/>
+            <w:tcMar>
+              <w:top w:type="dxa" w:w="80"/>
+              <w:left w:type="dxa" w:w="120"/>
+              <w:bottom w:type="dxa" w:w="80"/>
+              <w:right w:type="dxa" w:w="120"/>
+            </w:tcMar>
+            <w:vAlign w:val="center"/>
+          </w:tcPr>
+          <w:p>
+            <w:r>
+              <w:rPr>
+                <w:rFonts w:ascii="BIZ UDPGothic" w:cs="BIZ UDPGothic" w:eastAsia="BIZ UDPGothic" w:hAnsi="BIZ UDPGothic"/>
+                <w:b w:val="false"/>
+                <w:bCs w:val="false"/>
+                <w:i w:val="false"/>
+                <w:iCs w:val="false"/>
                 <w:color w:val="404040"/>
                 <w:sz w:val="18"/>
                 <w:szCs w:val="18"/>
@@ -3561,52 +4245,45 @@
         </w:tc>
         <w:tc>
           <w:tcPr>
-            <w:tcW w:type="dxa" w:w="2006"/>
-            <w:tcBorders>
-              <w:top w:val="single" w:color="CCCCCC" w:sz="4"/>
-              <w:left w:val="single" w:color="CCCCCC" w:sz="4"/>
-              <w:bottom w:val="single" w:color="CCCCCC" w:sz="4"/>
-              <w:right w:val="single" w:color="CCCCCC" w:sz="4"/>
-            </w:tcBorders>
-            <w:shd w:fill="FFFFFF" w:val="clear"/>
-            <w:tcMar>
-              <w:top w:type="dxa" w:w="80"/>
-              <w:left w:type="dxa" w:w="120"/>
-              <w:bottom w:type="dxa" w:w="80"/>
-              <w:right w:type="dxa" w:w="120"/>
-            </w:tcMar>
-            <w:vAlign w:val="center"/>
-          </w:tcPr>
-          <w:p>
-            <w:pPr>
-              <w:spacing w:before="0" w:after="0"/>
-            </w:pPr>
-            <w:r>
-              <w:rPr>
-                <w:rFonts w:ascii="BIZ UDPGothic" w:cs="BIZ UDPGothic" w:eastAsia="BIZ UDPGothic" w:hAnsi="BIZ UDPGothic"/>
-                <w:i w:val="false"/>
-                <w:iCs w:val="false"/>
-                <w:color w:val="404040"/>
-                <w:sz w:val="18"/>
-                <w:szCs w:val="18"/>
-              </w:rPr>
-              <w:t xml:space="preserve">統合待ち</w:t>
-            </w:r>
-          </w:p>
-          <w:p>
-            <w:pPr>
-              <w:spacing w:before="0" w:after="0"/>
-            </w:pPr>
-            <w:r>
-              <w:rPr>
-                <w:rFonts w:ascii="BIZ UDPGothic" w:cs="BIZ UDPGothic" w:eastAsia="BIZ UDPGothic" w:hAnsi="BIZ UDPGothic"/>
-                <w:i/>
-                <w:iCs/>
-                <w:color w:val="888888"/>
-                <w:sz w:val="16"/>
-                <w:szCs w:val="16"/>
-              </w:rPr>
-              <w:t xml:space="preserve">/ Chờ tích hợp</w:t>
+            <w:tcW w:type="dxa" w:w="1506"/>
+            <w:tcBorders>
+              <w:top w:val="single" w:color="CCCCCC" w:sz="4"/>
+              <w:left w:val="single" w:color="CCCCCC" w:sz="4"/>
+              <w:bottom w:val="single" w:color="CCCCCC" w:sz="4"/>
+              <w:right w:val="single" w:color="CCCCCC" w:sz="4"/>
+            </w:tcBorders>
+            <w:shd w:fill="FFFFFF" w:val="clear"/>
+            <w:tcMar>
+              <w:top w:type="dxa" w:w="80"/>
+              <w:left w:type="dxa" w:w="120"/>
+              <w:bottom w:type="dxa" w:w="80"/>
+              <w:right w:type="dxa" w:w="120"/>
+            </w:tcMar>
+          </w:tcPr>
+          <w:p>
+            <w:pPr>
+              <w:spacing w:before="0" w:after="0"/>
+            </w:pPr>
+            <w:r>
+              <w:rPr>
+                <w:rFonts w:ascii="BIZ UDPGothic" w:cs="BIZ UDPGothic" w:eastAsia="BIZ UDPGothic" w:hAnsi="BIZ UDPGothic"/>
+                <w:sz w:val="18"/>
+                <w:szCs w:val="18"/>
+              </w:rPr>
+              <w:t xml:space="preserve">frontend/</w:t>
+            </w:r>
+          </w:p>
+          <w:p>
+            <w:pPr>
+              <w:spacing w:before="0" w:after="0"/>
+            </w:pPr>
+            <w:r>
+              <w:rPr>
+                <w:rFonts w:ascii="BIZ UDPGothic" w:cs="BIZ UDPGothic" w:eastAsia="BIZ UDPGothic" w:hAnsi="BIZ UDPGothic"/>
+                <w:sz w:val="18"/>
+                <w:szCs w:val="18"/>
+              </w:rPr>
+              <w:t xml:space="preserve">100_kasumi/</w:t>
             </w:r>
           </w:p>
         </w:tc>
@@ -3639,6 +4316,8 @@
                 <w:rFonts w:ascii="BIZ UDPGothic" w:cs="BIZ UDPGothic" w:eastAsia="BIZ UDPGothic" w:hAnsi="BIZ UDPGothic"/>
                 <w:b w:val="false"/>
                 <w:bCs w:val="false"/>
+                <w:i w:val="false"/>
+                <w:iCs w:val="false"/>
                 <w:color w:val="404040"/>
                 <w:sz w:val="18"/>
                 <w:szCs w:val="18"/>
@@ -3649,117 +4328,7 @@
         </w:tc>
         <w:tc>
           <w:tcPr>
-            <w:tcW w:type="dxa" w:w="1800"/>
-            <w:tcBorders>
-              <w:top w:val="single" w:color="CCCCCC" w:sz="4"/>
-              <w:left w:val="single" w:color="CCCCCC" w:sz="4"/>
-              <w:bottom w:val="single" w:color="CCCCCC" w:sz="4"/>
-              <w:right w:val="single" w:color="CCCCCC" w:sz="4"/>
-            </w:tcBorders>
-            <w:shd w:fill="FFFFFF" w:val="clear"/>
-            <w:tcMar>
-              <w:top w:type="dxa" w:w="80"/>
-              <w:left w:type="dxa" w:w="120"/>
-              <w:bottom w:type="dxa" w:w="80"/>
-              <w:right w:type="dxa" w:w="120"/>
-            </w:tcMar>
-          </w:tcPr>
-          <w:p>
-            <w:pPr>
-              <w:spacing w:before="0" w:after="0"/>
-            </w:pPr>
-            <w:r>
-              <w:rPr>
-                <w:rFonts w:ascii="BIZ UDPGothic" w:cs="BIZ UDPGothic" w:eastAsia="BIZ UDPGothic" w:hAnsi="BIZ UDPGothic"/>
-                <w:color w:val="404040"/>
-                <w:sz w:val="18"/>
-                <w:szCs w:val="18"/>
-              </w:rPr>
-              <w:t xml:space="preserve">Batch Ishida</w:t>
-            </w:r>
-          </w:p>
-        </w:tc>
-        <w:tc>
-          <w:tcPr>
-            <w:tcW w:type="dxa" w:w="2600"/>
-            <w:tcBorders>
-              <w:top w:val="single" w:color="CCCCCC" w:sz="4"/>
-              <w:left w:val="single" w:color="CCCCCC" w:sz="4"/>
-              <w:bottom w:val="single" w:color="CCCCCC" w:sz="4"/>
-              <w:right w:val="single" w:color="CCCCCC" w:sz="4"/>
-            </w:tcBorders>
-            <w:shd w:fill="FFFFFF" w:val="clear"/>
-            <w:tcMar>
-              <w:top w:type="dxa" w:w="80"/>
-              <w:left w:type="dxa" w:w="120"/>
-              <w:bottom w:type="dxa" w:w="80"/>
-              <w:right w:type="dxa" w:w="120"/>
-            </w:tcMar>
-          </w:tcPr>
-          <w:p>
-            <w:pPr>
-              <w:spacing w:before="0" w:after="0"/>
-            </w:pPr>
-            <w:r>
-              <w:rPr>
-                <w:rFonts w:ascii="BIZ UDPGothic" w:cs="BIZ UDPGothic" w:eastAsia="BIZ UDPGothic" w:hAnsi="BIZ UDPGothic"/>
-                <w:color w:val="404040"/>
-                <w:sz w:val="18"/>
-                <w:szCs w:val="18"/>
-              </w:rPr>
-              <w:t xml:space="preserve">pos-server/pos-server-batch-ishida</w:t>
-            </w:r>
-          </w:p>
-        </w:tc>
-        <w:tc>
-          <w:tcPr>
-            <w:tcW w:type="dxa" w:w="1500"/>
-            <w:tcBorders>
-              <w:top w:val="single" w:color="CCCCCC" w:sz="4"/>
-              <w:left w:val="single" w:color="CCCCCC" w:sz="4"/>
-              <w:bottom w:val="single" w:color="CCCCCC" w:sz="4"/>
-              <w:right w:val="single" w:color="CCCCCC" w:sz="4"/>
-            </w:tcBorders>
-            <w:shd w:fill="FFFFFF" w:val="clear"/>
-            <w:tcMar>
-              <w:top w:type="dxa" w:w="80"/>
-              <w:left w:type="dxa" w:w="120"/>
-              <w:bottom w:type="dxa" w:w="80"/>
-              <w:right w:type="dxa" w:w="120"/>
-            </w:tcMar>
-          </w:tcPr>
-          <w:p>
-            <w:pPr>
-              <w:spacing w:before="0" w:after="0"/>
-            </w:pPr>
-            <w:r>
-              <w:rPr>
-                <w:rFonts w:ascii="BIZ UDPGothic" w:cs="BIZ UDPGothic" w:eastAsia="BIZ UDPGothic" w:hAnsi="BIZ UDPGothic"/>
-                <w:color w:val="404040"/>
-                <w:sz w:val="18"/>
-                <w:szCs w:val="18"/>
-              </w:rPr>
-              <w:t xml:space="preserve">backend/100_kasumi/</w:t>
-            </w:r>
-          </w:p>
-          <w:p>
-            <w:pPr>
-              <w:spacing w:before="0" w:after="0"/>
-            </w:pPr>
-            <w:r>
-              <w:rPr>
-                <w:rFonts w:ascii="BIZ UDPGothic" w:cs="BIZ UDPGothic" w:eastAsia="BIZ UDPGothic" w:hAnsi="BIZ UDPGothic"/>
-                <w:color w:val="404040"/>
-                <w:sz w:val="18"/>
-                <w:szCs w:val="18"/>
-              </w:rPr>
-              <w:t xml:space="preserve">pos-server-batch-ishida/</w:t>
-            </w:r>
-          </w:p>
-        </w:tc>
-        <w:tc>
-          <w:tcPr>
-            <w:tcW w:type="dxa" w:w="1200"/>
+            <w:tcW w:type="dxa" w:w="1600"/>
             <w:tcBorders>
               <w:top w:val="single" w:color="CCCCCC" w:sz="4"/>
               <w:left w:val="single" w:color="CCCCCC" w:sz="4"/>
@@ -3781,6 +4350,135 @@
                 <w:rFonts w:ascii="BIZ UDPGothic" w:cs="BIZ UDPGothic" w:eastAsia="BIZ UDPGothic" w:hAnsi="BIZ UDPGothic"/>
                 <w:b w:val="false"/>
                 <w:bCs w:val="false"/>
+                <w:i w:val="false"/>
+                <w:iCs w:val="false"/>
+                <w:color w:val="404040"/>
+                <w:sz w:val="18"/>
+                <w:szCs w:val="18"/>
+              </w:rPr>
+              <w:t xml:space="preserve">Batch Ishida</w:t>
+            </w:r>
+          </w:p>
+        </w:tc>
+        <w:tc>
+          <w:tcPr>
+            <w:tcW w:type="dxa" w:w="2600"/>
+            <w:tcBorders>
+              <w:top w:val="single" w:color="CCCCCC" w:sz="4"/>
+              <w:left w:val="single" w:color="CCCCCC" w:sz="4"/>
+              <w:bottom w:val="single" w:color="CCCCCC" w:sz="4"/>
+              <w:right w:val="single" w:color="CCCCCC" w:sz="4"/>
+            </w:tcBorders>
+            <w:shd w:fill="FFFFFF" w:val="clear"/>
+            <w:tcMar>
+              <w:top w:type="dxa" w:w="80"/>
+              <w:left w:type="dxa" w:w="120"/>
+              <w:bottom w:type="dxa" w:w="80"/>
+              <w:right w:type="dxa" w:w="120"/>
+            </w:tcMar>
+          </w:tcPr>
+          <w:p>
+            <w:pPr>
+              <w:spacing w:before="0" w:after="0"/>
+            </w:pPr>
+            <w:r>
+              <w:rPr>
+                <w:rFonts w:ascii="BIZ UDPGothic" w:cs="BIZ UDPGothic" w:eastAsia="BIZ UDPGothic" w:hAnsi="BIZ UDPGothic"/>
+                <w:sz w:val="18"/>
+                <w:szCs w:val="18"/>
+              </w:rPr>
+              <w:t xml:space="preserve">pos-server/pos-server-batch-ishida</w:t>
+            </w:r>
+          </w:p>
+        </w:tc>
+        <w:tc>
+          <w:tcPr>
+            <w:tcW w:type="dxa" w:w="1200"/>
+            <w:tcBorders>
+              <w:top w:val="single" w:color="CCCCCC" w:sz="4"/>
+              <w:left w:val="single" w:color="CCCCCC" w:sz="4"/>
+              <w:bottom w:val="single" w:color="CCCCCC" w:sz="4"/>
+              <w:right w:val="single" w:color="CCCCCC" w:sz="4"/>
+            </w:tcBorders>
+            <w:shd w:fill="FFFFFF" w:val="clear"/>
+            <w:tcMar>
+              <w:top w:type="dxa" w:w="80"/>
+              <w:left w:type="dxa" w:w="120"/>
+              <w:bottom w:type="dxa" w:w="80"/>
+              <w:right w:type="dxa" w:w="120"/>
+            </w:tcMar>
+          </w:tcPr>
+          <w:p>
+            <w:pPr>
+              <w:spacing w:before="0" w:after="0"/>
+            </w:pPr>
+            <w:r>
+              <w:rPr>
+                <w:rFonts w:ascii="BIZ UDPGothic" w:cs="BIZ UDPGothic" w:eastAsia="BIZ UDPGothic" w:hAnsi="BIZ UDPGothic"/>
+                <w:sz w:val="18"/>
+                <w:szCs w:val="18"/>
+              </w:rPr>
+              <w:t xml:space="preserve">stg/ksm-postg-lastest</w:t>
+            </w:r>
+          </w:p>
+        </w:tc>
+        <w:tc>
+          <w:tcPr>
+            <w:tcW w:type="dxa" w:w="1200"/>
+            <w:tcBorders>
+              <w:top w:val="single" w:color="CCCCCC" w:sz="4"/>
+              <w:left w:val="single" w:color="CCCCCC" w:sz="4"/>
+              <w:bottom w:val="single" w:color="CCCCCC" w:sz="4"/>
+              <w:right w:val="single" w:color="CCCCCC" w:sz="4"/>
+            </w:tcBorders>
+            <w:shd w:fill="FFFFFF" w:val="clear"/>
+            <w:tcMar>
+              <w:top w:type="dxa" w:w="80"/>
+              <w:left w:type="dxa" w:w="120"/>
+              <w:bottom w:type="dxa" w:w="80"/>
+              <w:right w:type="dxa" w:w="120"/>
+            </w:tcMar>
+          </w:tcPr>
+          <w:p>
+            <w:pPr>
+              <w:spacing w:before="0" w:after="0"/>
+            </w:pPr>
+            <w:r>
+              <w:rPr>
+                <w:rFonts w:ascii="BIZ UDPGothic" w:cs="BIZ UDPGothic" w:eastAsia="BIZ UDPGothic" w:hAnsi="BIZ UDPGothic"/>
+                <w:sz w:val="18"/>
+                <w:szCs w:val="18"/>
+              </w:rPr>
+              <w:t xml:space="preserve">prd/ksm-posprd-lastest</w:t>
+            </w:r>
+          </w:p>
+        </w:tc>
+        <w:tc>
+          <w:tcPr>
+            <w:tcW w:type="dxa" w:w="1000"/>
+            <w:tcBorders>
+              <w:top w:val="single" w:color="CCCCCC" w:sz="4"/>
+              <w:left w:val="single" w:color="CCCCCC" w:sz="4"/>
+              <w:bottom w:val="single" w:color="CCCCCC" w:sz="4"/>
+              <w:right w:val="single" w:color="CCCCCC" w:sz="4"/>
+            </w:tcBorders>
+            <w:shd w:fill="FFFFFF" w:val="clear"/>
+            <w:tcMar>
+              <w:top w:type="dxa" w:w="80"/>
+              <w:left w:type="dxa" w:w="120"/>
+              <w:bottom w:type="dxa" w:w="80"/>
+              <w:right w:type="dxa" w:w="120"/>
+            </w:tcMar>
+            <w:vAlign w:val="center"/>
+          </w:tcPr>
+          <w:p>
+            <w:r>
+              <w:rPr>
+                <w:rFonts w:ascii="BIZ UDPGothic" w:cs="BIZ UDPGothic" w:eastAsia="BIZ UDPGothic" w:hAnsi="BIZ UDPGothic"/>
+                <w:b w:val="false"/>
+                <w:bCs w:val="false"/>
+                <w:i w:val="false"/>
+                <w:iCs w:val="false"/>
                 <w:color w:val="404040"/>
                 <w:sz w:val="18"/>
                 <w:szCs w:val="18"/>
@@ -3791,52 +4489,45 @@
         </w:tc>
         <w:tc>
           <w:tcPr>
-            <w:tcW w:type="dxa" w:w="2006"/>
-            <w:tcBorders>
-              <w:top w:val="single" w:color="CCCCCC" w:sz="4"/>
-              <w:left w:val="single" w:color="CCCCCC" w:sz="4"/>
-              <w:bottom w:val="single" w:color="CCCCCC" w:sz="4"/>
-              <w:right w:val="single" w:color="CCCCCC" w:sz="4"/>
-            </w:tcBorders>
-            <w:shd w:fill="FFFFFF" w:val="clear"/>
-            <w:tcMar>
-              <w:top w:type="dxa" w:w="80"/>
-              <w:left w:type="dxa" w:w="120"/>
-              <w:bottom w:type="dxa" w:w="80"/>
-              <w:right w:type="dxa" w:w="120"/>
-            </w:tcMar>
-            <w:vAlign w:val="center"/>
-          </w:tcPr>
-          <w:p>
-            <w:pPr>
-              <w:spacing w:before="0" w:after="0"/>
-            </w:pPr>
-            <w:r>
-              <w:rPr>
-                <w:rFonts w:ascii="BIZ UDPGothic" w:cs="BIZ UDPGothic" w:eastAsia="BIZ UDPGothic" w:hAnsi="BIZ UDPGothic"/>
-                <w:i w:val="false"/>
-                <w:iCs w:val="false"/>
-                <w:color w:val="404040"/>
-                <w:sz w:val="18"/>
-                <w:szCs w:val="18"/>
-              </w:rPr>
-              <w:t xml:space="preserve">★未統合</w:t>
-            </w:r>
-          </w:p>
-          <w:p>
-            <w:pPr>
-              <w:spacing w:before="0" w:after="0"/>
-            </w:pPr>
-            <w:r>
-              <w:rPr>
-                <w:rFonts w:ascii="BIZ UDPGothic" w:cs="BIZ UDPGothic" w:eastAsia="BIZ UDPGothic" w:hAnsi="BIZ UDPGothic"/>
-                <w:i/>
-                <w:iCs/>
-                <w:color w:val="888888"/>
-                <w:sz w:val="16"/>
-                <w:szCs w:val="16"/>
-              </w:rPr>
-              <w:t xml:space="preserve">/ Chưa tích hợp</w:t>
+            <w:tcW w:type="dxa" w:w="1506"/>
+            <w:tcBorders>
+              <w:top w:val="single" w:color="CCCCCC" w:sz="4"/>
+              <w:left w:val="single" w:color="CCCCCC" w:sz="4"/>
+              <w:bottom w:val="single" w:color="CCCCCC" w:sz="4"/>
+              <w:right w:val="single" w:color="CCCCCC" w:sz="4"/>
+            </w:tcBorders>
+            <w:shd w:fill="FFFFFF" w:val="clear"/>
+            <w:tcMar>
+              <w:top w:type="dxa" w:w="80"/>
+              <w:left w:type="dxa" w:w="120"/>
+              <w:bottom w:type="dxa" w:w="80"/>
+              <w:right w:type="dxa" w:w="120"/>
+            </w:tcMar>
+          </w:tcPr>
+          <w:p>
+            <w:pPr>
+              <w:spacing w:before="0" w:after="0"/>
+            </w:pPr>
+            <w:r>
+              <w:rPr>
+                <w:rFonts w:ascii="BIZ UDPGothic" w:cs="BIZ UDPGothic" w:eastAsia="BIZ UDPGothic" w:hAnsi="BIZ UDPGothic"/>
+                <w:sz w:val="18"/>
+                <w:szCs w:val="18"/>
+              </w:rPr>
+              <w:t xml:space="preserve">backend/</w:t>
+            </w:r>
+          </w:p>
+          <w:p>
+            <w:pPr>
+              <w:spacing w:before="0" w:after="0"/>
+            </w:pPr>
+            <w:r>
+              <w:rPr>
+                <w:rFonts w:ascii="BIZ UDPGothic" w:cs="BIZ UDPGothic" w:eastAsia="BIZ UDPGothic" w:hAnsi="BIZ UDPGothic"/>
+                <w:sz w:val="18"/>
+                <w:szCs w:val="18"/>
+              </w:rPr>
+              <w:t xml:space="preserve">100_kasumi/</w:t>
             </w:r>
           </w:p>
         </w:tc>
@@ -3869,6 +4560,8 @@
                 <w:rFonts w:ascii="BIZ UDPGothic" w:cs="BIZ UDPGothic" w:eastAsia="BIZ UDPGothic" w:hAnsi="BIZ UDPGothic"/>
                 <w:b w:val="false"/>
                 <w:bCs w:val="false"/>
+                <w:i w:val="false"/>
+                <w:iCs w:val="false"/>
                 <w:color w:val="404040"/>
                 <w:sz w:val="18"/>
                 <w:szCs w:val="18"/>
@@ -3879,117 +4572,7 @@
         </w:tc>
         <w:tc>
           <w:tcPr>
-            <w:tcW w:type="dxa" w:w="1800"/>
-            <w:tcBorders>
-              <w:top w:val="single" w:color="CCCCCC" w:sz="4"/>
-              <w:left w:val="single" w:color="CCCCCC" w:sz="4"/>
-              <w:bottom w:val="single" w:color="CCCCCC" w:sz="4"/>
-              <w:right w:val="single" w:color="CCCCCC" w:sz="4"/>
-            </w:tcBorders>
-            <w:shd w:fill="FFFFFF" w:val="clear"/>
-            <w:tcMar>
-              <w:top w:type="dxa" w:w="80"/>
-              <w:left w:type="dxa" w:w="120"/>
-              <w:bottom w:type="dxa" w:w="80"/>
-              <w:right w:type="dxa" w:w="120"/>
-            </w:tcMar>
-          </w:tcPr>
-          <w:p>
-            <w:pPr>
-              <w:spacing w:before="0" w:after="0"/>
-            </w:pPr>
-            <w:r>
-              <w:rPr>
-                <w:rFonts w:ascii="BIZ UDPGothic" w:cs="BIZ UDPGothic" w:eastAsia="BIZ UDPGothic" w:hAnsi="BIZ UDPGothic"/>
-                <w:color w:val="404040"/>
-                <w:sz w:val="18"/>
-                <w:szCs w:val="18"/>
-              </w:rPr>
-              <w:t xml:space="preserve">Master Batch</w:t>
-            </w:r>
-          </w:p>
-        </w:tc>
-        <w:tc>
-          <w:tcPr>
-            <w:tcW w:type="dxa" w:w="2600"/>
-            <w:tcBorders>
-              <w:top w:val="single" w:color="CCCCCC" w:sz="4"/>
-              <w:left w:val="single" w:color="CCCCCC" w:sz="4"/>
-              <w:bottom w:val="single" w:color="CCCCCC" w:sz="4"/>
-              <w:right w:val="single" w:color="CCCCCC" w:sz="4"/>
-            </w:tcBorders>
-            <w:shd w:fill="FFFFFF" w:val="clear"/>
-            <w:tcMar>
-              <w:top w:type="dxa" w:w="80"/>
-              <w:left w:type="dxa" w:w="120"/>
-              <w:bottom w:type="dxa" w:w="80"/>
-              <w:right w:type="dxa" w:w="120"/>
-            </w:tcMar>
-          </w:tcPr>
-          <w:p>
-            <w:pPr>
-              <w:spacing w:before="0" w:after="0"/>
-            </w:pPr>
-            <w:r>
-              <w:rPr>
-                <w:rFonts w:ascii="BIZ UDPGothic" w:cs="BIZ UDPGothic" w:eastAsia="BIZ UDPGothic" w:hAnsi="BIZ UDPGothic"/>
-                <w:color w:val="404040"/>
-                <w:sz w:val="18"/>
-                <w:szCs w:val="18"/>
-              </w:rPr>
-              <w:t xml:space="preserve">pos-server/master-batch</w:t>
-            </w:r>
-          </w:p>
-        </w:tc>
-        <w:tc>
-          <w:tcPr>
-            <w:tcW w:type="dxa" w:w="1500"/>
-            <w:tcBorders>
-              <w:top w:val="single" w:color="CCCCCC" w:sz="4"/>
-              <w:left w:val="single" w:color="CCCCCC" w:sz="4"/>
-              <w:bottom w:val="single" w:color="CCCCCC" w:sz="4"/>
-              <w:right w:val="single" w:color="CCCCCC" w:sz="4"/>
-            </w:tcBorders>
-            <w:shd w:fill="FFFFFF" w:val="clear"/>
-            <w:tcMar>
-              <w:top w:type="dxa" w:w="80"/>
-              <w:left w:type="dxa" w:w="120"/>
-              <w:bottom w:type="dxa" w:w="80"/>
-              <w:right w:type="dxa" w:w="120"/>
-            </w:tcMar>
-          </w:tcPr>
-          <w:p>
-            <w:pPr>
-              <w:spacing w:before="0" w:after="0"/>
-            </w:pPr>
-            <w:r>
-              <w:rPr>
-                <w:rFonts w:ascii="BIZ UDPGothic" w:cs="BIZ UDPGothic" w:eastAsia="BIZ UDPGothic" w:hAnsi="BIZ UDPGothic"/>
-                <w:color w:val="404040"/>
-                <w:sz w:val="18"/>
-                <w:szCs w:val="18"/>
-              </w:rPr>
-              <w:t xml:space="preserve">backend/100_kasumi/</w:t>
-            </w:r>
-          </w:p>
-          <w:p>
-            <w:pPr>
-              <w:spacing w:before="0" w:after="0"/>
-            </w:pPr>
-            <w:r>
-              <w:rPr>
-                <w:rFonts w:ascii="BIZ UDPGothic" w:cs="BIZ UDPGothic" w:eastAsia="BIZ UDPGothic" w:hAnsi="BIZ UDPGothic"/>
-                <w:color w:val="404040"/>
-                <w:sz w:val="18"/>
-                <w:szCs w:val="18"/>
-              </w:rPr>
-              <w:t xml:space="preserve">master-batch/</w:t>
-            </w:r>
-          </w:p>
-        </w:tc>
-        <w:tc>
-          <w:tcPr>
-            <w:tcW w:type="dxa" w:w="1200"/>
+            <w:tcW w:type="dxa" w:w="1600"/>
             <w:tcBorders>
               <w:top w:val="single" w:color="CCCCCC" w:sz="4"/>
               <w:left w:val="single" w:color="CCCCCC" w:sz="4"/>
@@ -4011,6 +4594,135 @@
                 <w:rFonts w:ascii="BIZ UDPGothic" w:cs="BIZ UDPGothic" w:eastAsia="BIZ UDPGothic" w:hAnsi="BIZ UDPGothic"/>
                 <w:b w:val="false"/>
                 <w:bCs w:val="false"/>
+                <w:i w:val="false"/>
+                <w:iCs w:val="false"/>
+                <w:color w:val="404040"/>
+                <w:sz w:val="18"/>
+                <w:szCs w:val="18"/>
+              </w:rPr>
+              <w:t xml:space="preserve">Master Batch</w:t>
+            </w:r>
+          </w:p>
+        </w:tc>
+        <w:tc>
+          <w:tcPr>
+            <w:tcW w:type="dxa" w:w="2600"/>
+            <w:tcBorders>
+              <w:top w:val="single" w:color="CCCCCC" w:sz="4"/>
+              <w:left w:val="single" w:color="CCCCCC" w:sz="4"/>
+              <w:bottom w:val="single" w:color="CCCCCC" w:sz="4"/>
+              <w:right w:val="single" w:color="CCCCCC" w:sz="4"/>
+            </w:tcBorders>
+            <w:shd w:fill="FFFFFF" w:val="clear"/>
+            <w:tcMar>
+              <w:top w:type="dxa" w:w="80"/>
+              <w:left w:type="dxa" w:w="120"/>
+              <w:bottom w:type="dxa" w:w="80"/>
+              <w:right w:type="dxa" w:w="120"/>
+            </w:tcMar>
+          </w:tcPr>
+          <w:p>
+            <w:pPr>
+              <w:spacing w:before="0" w:after="0"/>
+            </w:pPr>
+            <w:r>
+              <w:rPr>
+                <w:rFonts w:ascii="BIZ UDPGothic" w:cs="BIZ UDPGothic" w:eastAsia="BIZ UDPGothic" w:hAnsi="BIZ UDPGothic"/>
+                <w:sz w:val="18"/>
+                <w:szCs w:val="18"/>
+              </w:rPr>
+              <w:t xml:space="preserve">pos-server/master-batch</w:t>
+            </w:r>
+          </w:p>
+        </w:tc>
+        <w:tc>
+          <w:tcPr>
+            <w:tcW w:type="dxa" w:w="1200"/>
+            <w:tcBorders>
+              <w:top w:val="single" w:color="CCCCCC" w:sz="4"/>
+              <w:left w:val="single" w:color="CCCCCC" w:sz="4"/>
+              <w:bottom w:val="single" w:color="CCCCCC" w:sz="4"/>
+              <w:right w:val="single" w:color="CCCCCC" w:sz="4"/>
+            </w:tcBorders>
+            <w:shd w:fill="FFFFFF" w:val="clear"/>
+            <w:tcMar>
+              <w:top w:type="dxa" w:w="80"/>
+              <w:left w:type="dxa" w:w="120"/>
+              <w:bottom w:type="dxa" w:w="80"/>
+              <w:right w:type="dxa" w:w="120"/>
+            </w:tcMar>
+          </w:tcPr>
+          <w:p>
+            <w:pPr>
+              <w:spacing w:before="0" w:after="0"/>
+            </w:pPr>
+            <w:r>
+              <w:rPr>
+                <w:rFonts w:ascii="BIZ UDPGothic" w:cs="BIZ UDPGothic" w:eastAsia="BIZ UDPGothic" w:hAnsi="BIZ UDPGothic"/>
+                <w:sz w:val="18"/>
+                <w:szCs w:val="18"/>
+              </w:rPr>
+              <w:t xml:space="preserve">staging</w:t>
+            </w:r>
+          </w:p>
+        </w:tc>
+        <w:tc>
+          <w:tcPr>
+            <w:tcW w:type="dxa" w:w="1200"/>
+            <w:tcBorders>
+              <w:top w:val="single" w:color="CCCCCC" w:sz="4"/>
+              <w:left w:val="single" w:color="CCCCCC" w:sz="4"/>
+              <w:bottom w:val="single" w:color="CCCCCC" w:sz="4"/>
+              <w:right w:val="single" w:color="CCCCCC" w:sz="4"/>
+            </w:tcBorders>
+            <w:shd w:fill="FFFFFF" w:val="clear"/>
+            <w:tcMar>
+              <w:top w:type="dxa" w:w="80"/>
+              <w:left w:type="dxa" w:w="120"/>
+              <w:bottom w:type="dxa" w:w="80"/>
+              <w:right w:type="dxa" w:w="120"/>
+            </w:tcMar>
+          </w:tcPr>
+          <w:p>
+            <w:pPr>
+              <w:spacing w:before="0" w:after="0"/>
+            </w:pPr>
+            <w:r>
+              <w:rPr>
+                <w:rFonts w:ascii="BIZ UDPGothic" w:cs="BIZ UDPGothic" w:eastAsia="BIZ UDPGothic" w:hAnsi="BIZ UDPGothic"/>
+                <w:sz w:val="18"/>
+                <w:szCs w:val="18"/>
+              </w:rPr>
+              <w:t xml:space="preserve">未開発</w:t>
+            </w:r>
+          </w:p>
+        </w:tc>
+        <w:tc>
+          <w:tcPr>
+            <w:tcW w:type="dxa" w:w="1000"/>
+            <w:tcBorders>
+              <w:top w:val="single" w:color="CCCCCC" w:sz="4"/>
+              <w:left w:val="single" w:color="CCCCCC" w:sz="4"/>
+              <w:bottom w:val="single" w:color="CCCCCC" w:sz="4"/>
+              <w:right w:val="single" w:color="CCCCCC" w:sz="4"/>
+            </w:tcBorders>
+            <w:shd w:fill="FFFFFF" w:val="clear"/>
+            <w:tcMar>
+              <w:top w:type="dxa" w:w="80"/>
+              <w:left w:type="dxa" w:w="120"/>
+              <w:bottom w:type="dxa" w:w="80"/>
+              <w:right w:type="dxa" w:w="120"/>
+            </w:tcMar>
+            <w:vAlign w:val="center"/>
+          </w:tcPr>
+          <w:p>
+            <w:r>
+              <w:rPr>
+                <w:rFonts w:ascii="BIZ UDPGothic" w:cs="BIZ UDPGothic" w:eastAsia="BIZ UDPGothic" w:hAnsi="BIZ UDPGothic"/>
+                <w:b w:val="false"/>
+                <w:bCs w:val="false"/>
+                <w:i w:val="false"/>
+                <w:iCs w:val="false"/>
                 <w:color w:val="404040"/>
                 <w:sz w:val="18"/>
                 <w:szCs w:val="18"/>
@@ -4021,52 +4733,45 @@
         </w:tc>
         <w:tc>
           <w:tcPr>
-            <w:tcW w:type="dxa" w:w="2006"/>
-            <w:tcBorders>
-              <w:top w:val="single" w:color="CCCCCC" w:sz="4"/>
-              <w:left w:val="single" w:color="CCCCCC" w:sz="4"/>
-              <w:bottom w:val="single" w:color="CCCCCC" w:sz="4"/>
-              <w:right w:val="single" w:color="CCCCCC" w:sz="4"/>
-            </w:tcBorders>
-            <w:shd w:fill="FFFFFF" w:val="clear"/>
-            <w:tcMar>
-              <w:top w:type="dxa" w:w="80"/>
-              <w:left w:type="dxa" w:w="120"/>
-              <w:bottom w:type="dxa" w:w="80"/>
-              <w:right w:type="dxa" w:w="120"/>
-            </w:tcMar>
-            <w:vAlign w:val="center"/>
-          </w:tcPr>
-          <w:p>
-            <w:pPr>
-              <w:spacing w:before="0" w:after="0"/>
-            </w:pPr>
-            <w:r>
-              <w:rPr>
-                <w:rFonts w:ascii="BIZ UDPGothic" w:cs="BIZ UDPGothic" w:eastAsia="BIZ UDPGothic" w:hAnsi="BIZ UDPGothic"/>
-                <w:i w:val="false"/>
-                <w:iCs w:val="false"/>
-                <w:color w:val="404040"/>
-                <w:sz w:val="18"/>
-                <w:szCs w:val="18"/>
-              </w:rPr>
-              <w:t xml:space="preserve">★未統合</w:t>
-            </w:r>
-          </w:p>
-          <w:p>
-            <w:pPr>
-              <w:spacing w:before="0" w:after="0"/>
-            </w:pPr>
-            <w:r>
-              <w:rPr>
-                <w:rFonts w:ascii="BIZ UDPGothic" w:cs="BIZ UDPGothic" w:eastAsia="BIZ UDPGothic" w:hAnsi="BIZ UDPGothic"/>
-                <w:i/>
-                <w:iCs/>
-                <w:color w:val="888888"/>
-                <w:sz w:val="16"/>
-                <w:szCs w:val="16"/>
-              </w:rPr>
-              <w:t xml:space="preserve">/ Chưa tích hợp</w:t>
+            <w:tcW w:type="dxa" w:w="1506"/>
+            <w:tcBorders>
+              <w:top w:val="single" w:color="CCCCCC" w:sz="4"/>
+              <w:left w:val="single" w:color="CCCCCC" w:sz="4"/>
+              <w:bottom w:val="single" w:color="CCCCCC" w:sz="4"/>
+              <w:right w:val="single" w:color="CCCCCC" w:sz="4"/>
+            </w:tcBorders>
+            <w:shd w:fill="FFFFFF" w:val="clear"/>
+            <w:tcMar>
+              <w:top w:type="dxa" w:w="80"/>
+              <w:left w:type="dxa" w:w="120"/>
+              <w:bottom w:type="dxa" w:w="80"/>
+              <w:right w:type="dxa" w:w="120"/>
+            </w:tcMar>
+          </w:tcPr>
+          <w:p>
+            <w:pPr>
+              <w:spacing w:before="0" w:after="0"/>
+            </w:pPr>
+            <w:r>
+              <w:rPr>
+                <w:rFonts w:ascii="BIZ UDPGothic" w:cs="BIZ UDPGothic" w:eastAsia="BIZ UDPGothic" w:hAnsi="BIZ UDPGothic"/>
+                <w:sz w:val="18"/>
+                <w:szCs w:val="18"/>
+              </w:rPr>
+              <w:t xml:space="preserve">backend/</w:t>
+            </w:r>
+          </w:p>
+          <w:p>
+            <w:pPr>
+              <w:spacing w:before="0" w:after="0"/>
+            </w:pPr>
+            <w:r>
+              <w:rPr>
+                <w:rFonts w:ascii="BIZ UDPGothic" w:cs="BIZ UDPGothic" w:eastAsia="BIZ UDPGothic" w:hAnsi="BIZ UDPGothic"/>
+                <w:sz w:val="18"/>
+                <w:szCs w:val="18"/>
+              </w:rPr>
+              <w:t xml:space="preserve">100_kasumi/</w:t>
             </w:r>
           </w:p>
         </w:tc>
@@ -4099,6 +4804,8 @@
                 <w:rFonts w:ascii="BIZ UDPGothic" w:cs="BIZ UDPGothic" w:eastAsia="BIZ UDPGothic" w:hAnsi="BIZ UDPGothic"/>
                 <w:b w:val="false"/>
                 <w:bCs w:val="false"/>
+                <w:i w:val="false"/>
+                <w:iCs w:val="false"/>
                 <w:color w:val="404040"/>
                 <w:sz w:val="18"/>
                 <w:szCs w:val="18"/>
@@ -4109,117 +4816,7 @@
         </w:tc>
         <w:tc>
           <w:tcPr>
-            <w:tcW w:type="dxa" w:w="1800"/>
-            <w:tcBorders>
-              <w:top w:val="single" w:color="CCCCCC" w:sz="4"/>
-              <w:left w:val="single" w:color="CCCCCC" w:sz="4"/>
-              <w:bottom w:val="single" w:color="CCCCCC" w:sz="4"/>
-              <w:right w:val="single" w:color="CCCCCC" w:sz="4"/>
-            </w:tcBorders>
-            <w:shd w:fill="FFFFFF" w:val="clear"/>
-            <w:tcMar>
-              <w:top w:type="dxa" w:w="80"/>
-              <w:left w:type="dxa" w:w="120"/>
-              <w:bottom w:type="dxa" w:w="80"/>
-              <w:right w:type="dxa" w:w="120"/>
-            </w:tcMar>
-          </w:tcPr>
-          <w:p>
-            <w:pPr>
-              <w:spacing w:before="0" w:after="0"/>
-            </w:pPr>
-            <w:r>
-              <w:rPr>
-                <w:rFonts w:ascii="BIZ UDPGothic" w:cs="BIZ UDPGothic" w:eastAsia="BIZ UDPGothic" w:hAnsi="BIZ UDPGothic"/>
-                <w:color w:val="404040"/>
-                <w:sz w:val="18"/>
-                <w:szCs w:val="18"/>
-              </w:rPr>
-              <w:t xml:space="preserve">Backend</w:t>
-            </w:r>
-          </w:p>
-        </w:tc>
-        <w:tc>
-          <w:tcPr>
-            <w:tcW w:type="dxa" w:w="2600"/>
-            <w:tcBorders>
-              <w:top w:val="single" w:color="CCCCCC" w:sz="4"/>
-              <w:left w:val="single" w:color="CCCCCC" w:sz="4"/>
-              <w:bottom w:val="single" w:color="CCCCCC" w:sz="4"/>
-              <w:right w:val="single" w:color="CCCCCC" w:sz="4"/>
-            </w:tcBorders>
-            <w:shd w:fill="FFFFFF" w:val="clear"/>
-            <w:tcMar>
-              <w:top w:type="dxa" w:w="80"/>
-              <w:left w:type="dxa" w:w="120"/>
-              <w:bottom w:type="dxa" w:w="80"/>
-              <w:right w:type="dxa" w:w="120"/>
-            </w:tcMar>
-          </w:tcPr>
-          <w:p>
-            <w:pPr>
-              <w:spacing w:before="0" w:after="0"/>
-            </w:pPr>
-            <w:r>
-              <w:rPr>
-                <w:rFonts w:ascii="BIZ UDPGothic" w:cs="BIZ UDPGothic" w:eastAsia="BIZ UDPGothic" w:hAnsi="BIZ UDPGothic"/>
-                <w:color w:val="404040"/>
-                <w:sz w:val="18"/>
-                <w:szCs w:val="18"/>
-              </w:rPr>
-              <w:t xml:space="preserve">pos-server/pos-server-backend</w:t>
-            </w:r>
-          </w:p>
-        </w:tc>
-        <w:tc>
-          <w:tcPr>
-            <w:tcW w:type="dxa" w:w="1500"/>
-            <w:tcBorders>
-              <w:top w:val="single" w:color="CCCCCC" w:sz="4"/>
-              <w:left w:val="single" w:color="CCCCCC" w:sz="4"/>
-              <w:bottom w:val="single" w:color="CCCCCC" w:sz="4"/>
-              <w:right w:val="single" w:color="CCCCCC" w:sz="4"/>
-            </w:tcBorders>
-            <w:shd w:fill="FFFFFF" w:val="clear"/>
-            <w:tcMar>
-              <w:top w:type="dxa" w:w="80"/>
-              <w:left w:type="dxa" w:w="120"/>
-              <w:bottom w:type="dxa" w:w="80"/>
-              <w:right w:type="dxa" w:w="120"/>
-            </w:tcMar>
-          </w:tcPr>
-          <w:p>
-            <w:pPr>
-              <w:spacing w:before="0" w:after="0"/>
-            </w:pPr>
-            <w:r>
-              <w:rPr>
-                <w:rFonts w:ascii="BIZ UDPGothic" w:cs="BIZ UDPGothic" w:eastAsia="BIZ UDPGothic" w:hAnsi="BIZ UDPGothic"/>
-                <w:color w:val="404040"/>
-                <w:sz w:val="18"/>
-                <w:szCs w:val="18"/>
-              </w:rPr>
-              <w:t xml:space="preserve">backend/100_kasumi/</w:t>
-            </w:r>
-          </w:p>
-          <w:p>
-            <w:pPr>
-              <w:spacing w:before="0" w:after="0"/>
-            </w:pPr>
-            <w:r>
-              <w:rPr>
-                <w:rFonts w:ascii="BIZ UDPGothic" w:cs="BIZ UDPGothic" w:eastAsia="BIZ UDPGothic" w:hAnsi="BIZ UDPGothic"/>
-                <w:color w:val="404040"/>
-                <w:sz w:val="18"/>
-                <w:szCs w:val="18"/>
-              </w:rPr>
-              <w:t xml:space="preserve">pos-server-backend/</w:t>
-            </w:r>
-          </w:p>
-        </w:tc>
-        <w:tc>
-          <w:tcPr>
-            <w:tcW w:type="dxa" w:w="1200"/>
+            <w:tcW w:type="dxa" w:w="1600"/>
             <w:tcBorders>
               <w:top w:val="single" w:color="CCCCCC" w:sz="4"/>
               <w:left w:val="single" w:color="CCCCCC" w:sz="4"/>
@@ -4241,6 +4838,135 @@
                 <w:rFonts w:ascii="BIZ UDPGothic" w:cs="BIZ UDPGothic" w:eastAsia="BIZ UDPGothic" w:hAnsi="BIZ UDPGothic"/>
                 <w:b w:val="false"/>
                 <w:bCs w:val="false"/>
+                <w:i w:val="false"/>
+                <w:iCs w:val="false"/>
+                <w:color w:val="404040"/>
+                <w:sz w:val="18"/>
+                <w:szCs w:val="18"/>
+              </w:rPr>
+              <w:t xml:space="preserve">Backend</w:t>
+            </w:r>
+          </w:p>
+        </w:tc>
+        <w:tc>
+          <w:tcPr>
+            <w:tcW w:type="dxa" w:w="2600"/>
+            <w:tcBorders>
+              <w:top w:val="single" w:color="CCCCCC" w:sz="4"/>
+              <w:left w:val="single" w:color="CCCCCC" w:sz="4"/>
+              <w:bottom w:val="single" w:color="CCCCCC" w:sz="4"/>
+              <w:right w:val="single" w:color="CCCCCC" w:sz="4"/>
+            </w:tcBorders>
+            <w:shd w:fill="FFFFFF" w:val="clear"/>
+            <w:tcMar>
+              <w:top w:type="dxa" w:w="80"/>
+              <w:left w:type="dxa" w:w="120"/>
+              <w:bottom w:type="dxa" w:w="80"/>
+              <w:right w:type="dxa" w:w="120"/>
+            </w:tcMar>
+          </w:tcPr>
+          <w:p>
+            <w:pPr>
+              <w:spacing w:before="0" w:after="0"/>
+            </w:pPr>
+            <w:r>
+              <w:rPr>
+                <w:rFonts w:ascii="BIZ UDPGothic" w:cs="BIZ UDPGothic" w:eastAsia="BIZ UDPGothic" w:hAnsi="BIZ UDPGothic"/>
+                <w:sz w:val="18"/>
+                <w:szCs w:val="18"/>
+              </w:rPr>
+              <w:t xml:space="preserve">pos-server/pos-server-backend</w:t>
+            </w:r>
+          </w:p>
+        </w:tc>
+        <w:tc>
+          <w:tcPr>
+            <w:tcW w:type="dxa" w:w="1200"/>
+            <w:tcBorders>
+              <w:top w:val="single" w:color="CCCCCC" w:sz="4"/>
+              <w:left w:val="single" w:color="CCCCCC" w:sz="4"/>
+              <w:bottom w:val="single" w:color="CCCCCC" w:sz="4"/>
+              <w:right w:val="single" w:color="CCCCCC" w:sz="4"/>
+            </w:tcBorders>
+            <w:shd w:fill="FFFFFF" w:val="clear"/>
+            <w:tcMar>
+              <w:top w:type="dxa" w:w="80"/>
+              <w:left w:type="dxa" w:w="120"/>
+              <w:bottom w:type="dxa" w:w="80"/>
+              <w:right w:type="dxa" w:w="120"/>
+            </w:tcMar>
+          </w:tcPr>
+          <w:p>
+            <w:pPr>
+              <w:spacing w:before="0" w:after="0"/>
+            </w:pPr>
+            <w:r>
+              <w:rPr>
+                <w:rFonts w:ascii="BIZ UDPGothic" w:cs="BIZ UDPGothic" w:eastAsia="BIZ UDPGothic" w:hAnsi="BIZ UDPGothic"/>
+                <w:sz w:val="18"/>
+                <w:szCs w:val="18"/>
+              </w:rPr>
+              <w:t xml:space="preserve">staging</w:t>
+            </w:r>
+          </w:p>
+        </w:tc>
+        <w:tc>
+          <w:tcPr>
+            <w:tcW w:type="dxa" w:w="1200"/>
+            <w:tcBorders>
+              <w:top w:val="single" w:color="CCCCCC" w:sz="4"/>
+              <w:left w:val="single" w:color="CCCCCC" w:sz="4"/>
+              <w:bottom w:val="single" w:color="CCCCCC" w:sz="4"/>
+              <w:right w:val="single" w:color="CCCCCC" w:sz="4"/>
+            </w:tcBorders>
+            <w:shd w:fill="FFFFFF" w:val="clear"/>
+            <w:tcMar>
+              <w:top w:type="dxa" w:w="80"/>
+              <w:left w:type="dxa" w:w="120"/>
+              <w:bottom w:type="dxa" w:w="80"/>
+              <w:right w:type="dxa" w:w="120"/>
+            </w:tcMar>
+          </w:tcPr>
+          <w:p>
+            <w:pPr>
+              <w:spacing w:before="0" w:after="0"/>
+            </w:pPr>
+            <w:r>
+              <w:rPr>
+                <w:rFonts w:ascii="BIZ UDPGothic" w:cs="BIZ UDPGothic" w:eastAsia="BIZ UDPGothic" w:hAnsi="BIZ UDPGothic"/>
+                <w:sz w:val="18"/>
+                <w:szCs w:val="18"/>
+              </w:rPr>
+              <w:t xml:space="preserve">production</w:t>
+            </w:r>
+          </w:p>
+        </w:tc>
+        <w:tc>
+          <w:tcPr>
+            <w:tcW w:type="dxa" w:w="1000"/>
+            <w:tcBorders>
+              <w:top w:val="single" w:color="CCCCCC" w:sz="4"/>
+              <w:left w:val="single" w:color="CCCCCC" w:sz="4"/>
+              <w:bottom w:val="single" w:color="CCCCCC" w:sz="4"/>
+              <w:right w:val="single" w:color="CCCCCC" w:sz="4"/>
+            </w:tcBorders>
+            <w:shd w:fill="FFFFFF" w:val="clear"/>
+            <w:tcMar>
+              <w:top w:type="dxa" w:w="80"/>
+              <w:left w:type="dxa" w:w="120"/>
+              <w:bottom w:type="dxa" w:w="80"/>
+              <w:right w:type="dxa" w:w="120"/>
+            </w:tcMar>
+            <w:vAlign w:val="center"/>
+          </w:tcPr>
+          <w:p>
+            <w:r>
+              <w:rPr>
+                <w:rFonts w:ascii="BIZ UDPGothic" w:cs="BIZ UDPGothic" w:eastAsia="BIZ UDPGothic" w:hAnsi="BIZ UDPGothic"/>
+                <w:b w:val="false"/>
+                <w:bCs w:val="false"/>
+                <w:i w:val="false"/>
+                <w:iCs w:val="false"/>
                 <w:color w:val="404040"/>
                 <w:sz w:val="18"/>
                 <w:szCs w:val="18"/>
@@ -4251,52 +4977,45 @@
         </w:tc>
         <w:tc>
           <w:tcPr>
-            <w:tcW w:type="dxa" w:w="2006"/>
-            <w:tcBorders>
-              <w:top w:val="single" w:color="CCCCCC" w:sz="4"/>
-              <w:left w:val="single" w:color="CCCCCC" w:sz="4"/>
-              <w:bottom w:val="single" w:color="CCCCCC" w:sz="4"/>
-              <w:right w:val="single" w:color="CCCCCC" w:sz="4"/>
-            </w:tcBorders>
-            <w:shd w:fill="FFFFFF" w:val="clear"/>
-            <w:tcMar>
-              <w:top w:type="dxa" w:w="80"/>
-              <w:left w:type="dxa" w:w="120"/>
-              <w:bottom w:type="dxa" w:w="80"/>
-              <w:right w:type="dxa" w:w="120"/>
-            </w:tcMar>
-            <w:vAlign w:val="center"/>
-          </w:tcPr>
-          <w:p>
-            <w:pPr>
-              <w:spacing w:before="0" w:after="0"/>
-            </w:pPr>
-            <w:r>
-              <w:rPr>
-                <w:rFonts w:ascii="BIZ UDPGothic" w:cs="BIZ UDPGothic" w:eastAsia="BIZ UDPGothic" w:hAnsi="BIZ UDPGothic"/>
-                <w:i w:val="false"/>
-                <w:iCs w:val="false"/>
-                <w:color w:val="404040"/>
-                <w:sz w:val="18"/>
-                <w:szCs w:val="18"/>
-              </w:rPr>
-              <w:t xml:space="preserve">★未統合</w:t>
-            </w:r>
-          </w:p>
-          <w:p>
-            <w:pPr>
-              <w:spacing w:before="0" w:after="0"/>
-            </w:pPr>
-            <w:r>
-              <w:rPr>
-                <w:rFonts w:ascii="BIZ UDPGothic" w:cs="BIZ UDPGothic" w:eastAsia="BIZ UDPGothic" w:hAnsi="BIZ UDPGothic"/>
-                <w:i/>
-                <w:iCs/>
-                <w:color w:val="888888"/>
-                <w:sz w:val="16"/>
-                <w:szCs w:val="16"/>
-              </w:rPr>
-              <w:t xml:space="preserve">/ Chưa tích hợp</w:t>
+            <w:tcW w:type="dxa" w:w="1506"/>
+            <w:tcBorders>
+              <w:top w:val="single" w:color="CCCCCC" w:sz="4"/>
+              <w:left w:val="single" w:color="CCCCCC" w:sz="4"/>
+              <w:bottom w:val="single" w:color="CCCCCC" w:sz="4"/>
+              <w:right w:val="single" w:color="CCCCCC" w:sz="4"/>
+            </w:tcBorders>
+            <w:shd w:fill="FFFFFF" w:val="clear"/>
+            <w:tcMar>
+              <w:top w:type="dxa" w:w="80"/>
+              <w:left w:type="dxa" w:w="120"/>
+              <w:bottom w:type="dxa" w:w="80"/>
+              <w:right w:type="dxa" w:w="120"/>
+            </w:tcMar>
+          </w:tcPr>
+          <w:p>
+            <w:pPr>
+              <w:spacing w:before="0" w:after="0"/>
+            </w:pPr>
+            <w:r>
+              <w:rPr>
+                <w:rFonts w:ascii="BIZ UDPGothic" w:cs="BIZ UDPGothic" w:eastAsia="BIZ UDPGothic" w:hAnsi="BIZ UDPGothic"/>
+                <w:sz w:val="18"/>
+                <w:szCs w:val="18"/>
+              </w:rPr>
+              <w:t xml:space="preserve">backend/</w:t>
+            </w:r>
+          </w:p>
+          <w:p>
+            <w:pPr>
+              <w:spacing w:before="0" w:after="0"/>
+            </w:pPr>
+            <w:r>
+              <w:rPr>
+                <w:rFonts w:ascii="BIZ UDPGothic" w:cs="BIZ UDPGothic" w:eastAsia="BIZ UDPGothic" w:hAnsi="BIZ UDPGothic"/>
+                <w:sz w:val="18"/>
+                <w:szCs w:val="18"/>
+              </w:rPr>
+              <w:t xml:space="preserve">100_kasumi/</w:t>
             </w:r>
           </w:p>
         </w:tc>
@@ -4348,9 +5067,9 @@
         </w:tblBorders>
       </w:tblPr>
       <w:tblGrid>
-        <w:gridCol w:w="2000"/>
-        <w:gridCol w:w="3500"/>
-        <w:gridCol w:w="4006"/>
+        <w:gridCol w:w="1500"/>
+        <w:gridCol w:w="2500"/>
+        <w:gridCol w:w="5506"/>
       </w:tblGrid>
       <w:tr>
         <w:trPr>
@@ -4359,7 +5078,7 @@
         </w:trPr>
         <w:tc>
           <w:tcPr>
-            <w:tcW w:type="dxa" w:w="2000"/>
+            <w:tcW w:type="dxa" w:w="1500"/>
             <w:tcBorders>
               <w:top w:val="single" w:color="CCCCCC" w:sz="4"/>
               <w:left w:val="single" w:color="CCCCCC" w:sz="4"/>
@@ -4413,7 +5132,7 @@
         </w:tc>
         <w:tc>
           <w:tcPr>
-            <w:tcW w:type="dxa" w:w="3500"/>
+            <w:tcW w:type="dxa" w:w="2500"/>
             <w:tcBorders>
               <w:top w:val="single" w:color="CCCCCC" w:sz="4"/>
               <w:left w:val="single" w:color="CCCCCC" w:sz="4"/>
@@ -4439,7 +5158,7 @@
                 <w:sz w:val="18"/>
                 <w:szCs w:val="18"/>
               </w:rPr>
-              <w:t xml:space="preserve">対応環境</w:t>
+              <w:t xml:space="preserve">環境</w:t>
             </w:r>
             <w:r>
               <w:rPr>
@@ -4467,7 +5186,7 @@
         </w:tc>
         <w:tc>
           <w:tcPr>
-            <w:tcW w:type="dxa" w:w="4006"/>
+            <w:tcW w:type="dxa" w:w="5506"/>
             <w:tcBorders>
               <w:top w:val="single" w:color="CCCCCC" w:sz="4"/>
               <w:left w:val="single" w:color="CCCCCC" w:sz="4"/>
@@ -4493,7 +5212,7 @@
                 <w:sz w:val="18"/>
                 <w:szCs w:val="18"/>
               </w:rPr>
-              <w:t xml:space="preserve">説明</w:t>
+              <w:t xml:space="preserve">運用ルール</w:t>
             </w:r>
             <w:r>
               <w:rPr>
@@ -4515,7 +5234,7 @@
                 <w:sz w:val="16"/>
                 <w:szCs w:val="16"/>
               </w:rPr>
-              <w:t xml:space="preserve">Mô tả</w:t>
+              <w:t xml:space="preserve">Quy tắc vận hành</w:t>
             </w:r>
           </w:p>
         </w:tc>
@@ -4526,7 +5245,7 @@
         </w:trPr>
         <w:tc>
           <w:tcPr>
-            <w:tcW w:type="dxa" w:w="2000"/>
+            <w:tcW w:type="dxa" w:w="1500"/>
             <w:tcBorders>
               <w:top w:val="single" w:color="CCCCCC" w:sz="4"/>
               <w:left w:val="single" w:color="CCCCCC" w:sz="4"/>
@@ -4548,6 +5267,8 @@
                 <w:rFonts w:ascii="BIZ UDPGothic" w:cs="BIZ UDPGothic" w:eastAsia="BIZ UDPGothic" w:hAnsi="BIZ UDPGothic"/>
                 <w:b w:val="false"/>
                 <w:bCs w:val="false"/>
+                <w:i w:val="false"/>
+                <w:iCs w:val="false"/>
                 <w:color w:val="404040"/>
                 <w:sz w:val="18"/>
                 <w:szCs w:val="18"/>
@@ -4558,7 +5279,7 @@
         </w:tc>
         <w:tc>
           <w:tcPr>
-            <w:tcW w:type="dxa" w:w="3500"/>
+            <w:tcW w:type="dxa" w:w="2500"/>
             <w:tcBorders>
               <w:top w:val="single" w:color="CCCCCC" w:sz="4"/>
               <w:left w:val="single" w:color="CCCCCC" w:sz="4"/>
@@ -4580,6 +5301,8 @@
                 <w:rFonts w:ascii="BIZ UDPGothic" w:cs="BIZ UDPGothic" w:eastAsia="BIZ UDPGothic" w:hAnsi="BIZ UDPGothic"/>
                 <w:b w:val="false"/>
                 <w:bCs w:val="false"/>
+                <w:i w:val="false"/>
+                <w:iCs w:val="false"/>
                 <w:color w:val="404040"/>
                 <w:sz w:val="18"/>
                 <w:szCs w:val="18"/>
@@ -4590,52 +5313,52 @@
         </w:tc>
         <w:tc>
           <w:tcPr>
-            <w:tcW w:type="dxa" w:w="4006"/>
-            <w:tcBorders>
-              <w:top w:val="single" w:color="CCCCCC" w:sz="4"/>
-              <w:left w:val="single" w:color="CCCCCC" w:sz="4"/>
-              <w:bottom w:val="single" w:color="CCCCCC" w:sz="4"/>
-              <w:right w:val="single" w:color="CCCCCC" w:sz="4"/>
-            </w:tcBorders>
-            <w:shd w:fill="FFFFFF" w:val="clear"/>
-            <w:tcMar>
-              <w:top w:type="dxa" w:w="80"/>
-              <w:left w:type="dxa" w:w="120"/>
-              <w:bottom w:type="dxa" w:w="80"/>
-              <w:right w:type="dxa" w:w="120"/>
-            </w:tcMar>
-            <w:vAlign w:val="center"/>
-          </w:tcPr>
-          <w:p>
-            <w:pPr>
-              <w:spacing w:before="0" w:after="0"/>
-            </w:pPr>
-            <w:r>
-              <w:rPr>
-                <w:rFonts w:ascii="BIZ UDPGothic" w:cs="BIZ UDPGothic" w:eastAsia="BIZ UDPGothic" w:hAnsi="BIZ UDPGothic"/>
-                <w:i w:val="false"/>
-                <w:iCs w:val="false"/>
-                <w:color w:val="404040"/>
-                <w:sz w:val="18"/>
-                <w:szCs w:val="18"/>
-              </w:rPr>
-              <w:t xml:space="preserve">本番環境コード。直接push禁止、PRマージのみ。</w:t>
-            </w:r>
-          </w:p>
-          <w:p>
-            <w:pPr>
-              <w:spacing w:before="0" w:after="0"/>
-            </w:pPr>
-            <w:r>
-              <w:rPr>
-                <w:rFonts w:ascii="BIZ UDPGothic" w:cs="BIZ UDPGothic" w:eastAsia="BIZ UDPGothic" w:hAnsi="BIZ UDPGothic"/>
-                <w:i/>
-                <w:iCs/>
-                <w:color w:val="888888"/>
-                <w:sz w:val="16"/>
-                <w:szCs w:val="16"/>
-              </w:rPr>
-              <w:t xml:space="preserve">/ Code production. Cấm push trực tiếp, chỉ merge qua PR.</w:t>
+            <w:tcW w:type="dxa" w:w="5506"/>
+            <w:tcBorders>
+              <w:top w:val="single" w:color="CCCCCC" w:sz="4"/>
+              <w:left w:val="single" w:color="CCCCCC" w:sz="4"/>
+              <w:bottom w:val="single" w:color="CCCCCC" w:sz="4"/>
+              <w:right w:val="single" w:color="CCCCCC" w:sz="4"/>
+            </w:tcBorders>
+            <w:shd w:fill="FFFFFF" w:val="clear"/>
+            <w:tcMar>
+              <w:top w:type="dxa" w:w="80"/>
+              <w:left w:type="dxa" w:w="120"/>
+              <w:bottom w:type="dxa" w:w="80"/>
+              <w:right w:type="dxa" w:w="120"/>
+            </w:tcMar>
+            <w:vAlign w:val="center"/>
+          </w:tcPr>
+          <w:p>
+            <w:pPr>
+              <w:spacing w:before="0" w:after="0"/>
+            </w:pPr>
+            <w:r>
+              <w:rPr>
+                <w:rFonts w:ascii="BIZ UDPGothic" w:cs="BIZ UDPGothic" w:eastAsia="BIZ UDPGothic" w:hAnsi="BIZ UDPGothic"/>
+                <w:i w:val="false"/>
+                <w:iCs w:val="false"/>
+                <w:color w:val="404040"/>
+                <w:sz w:val="18"/>
+                <w:szCs w:val="18"/>
+              </w:rPr>
+              <w:t xml:space="preserve">本番リリース用。staging→mainへのPRマージのみ。直接push禁止。</w:t>
+            </w:r>
+          </w:p>
+          <w:p>
+            <w:pPr>
+              <w:spacing w:before="0" w:after="0"/>
+            </w:pPr>
+            <w:r>
+              <w:rPr>
+                <w:rFonts w:ascii="BIZ UDPGothic" w:cs="BIZ UDPGothic" w:eastAsia="BIZ UDPGothic" w:hAnsi="BIZ UDPGothic"/>
+                <w:i/>
+                <w:iCs/>
+                <w:color w:val="888888"/>
+                <w:sz w:val="16"/>
+                <w:szCs w:val="16"/>
+              </w:rPr>
+              <w:t xml:space="preserve">/ Dùng cho release production. Chỉ merge PR từ staging→main. Cấm push trực tiếp.</w:t>
             </w:r>
           </w:p>
         </w:tc>
@@ -4646,7 +5369,7 @@
         </w:trPr>
         <w:tc>
           <w:tcPr>
-            <w:tcW w:type="dxa" w:w="2000"/>
+            <w:tcW w:type="dxa" w:w="1500"/>
             <w:tcBorders>
               <w:top w:val="single" w:color="CCCCCC" w:sz="4"/>
               <w:left w:val="single" w:color="CCCCCC" w:sz="4"/>
@@ -4668,6 +5391,8 @@
                 <w:rFonts w:ascii="BIZ UDPGothic" w:cs="BIZ UDPGothic" w:eastAsia="BIZ UDPGothic" w:hAnsi="BIZ UDPGothic"/>
                 <w:b w:val="false"/>
                 <w:bCs w:val="false"/>
+                <w:i w:val="false"/>
+                <w:iCs w:val="false"/>
                 <w:color w:val="404040"/>
                 <w:sz w:val="18"/>
                 <w:szCs w:val="18"/>
@@ -4678,7 +5403,7 @@
         </w:tc>
         <w:tc>
           <w:tcPr>
-            <w:tcW w:type="dxa" w:w="3500"/>
+            <w:tcW w:type="dxa" w:w="2500"/>
             <w:tcBorders>
               <w:top w:val="single" w:color="CCCCCC" w:sz="4"/>
               <w:left w:val="single" w:color="CCCCCC" w:sz="4"/>
@@ -4700,6 +5425,8 @@
                 <w:rFonts w:ascii="BIZ UDPGothic" w:cs="BIZ UDPGothic" w:eastAsia="BIZ UDPGothic" w:hAnsi="BIZ UDPGothic"/>
                 <w:b w:val="false"/>
                 <w:bCs w:val="false"/>
+                <w:i w:val="false"/>
+                <w:iCs w:val="false"/>
                 <w:color w:val="404040"/>
                 <w:sz w:val="18"/>
                 <w:szCs w:val="18"/>
@@ -4710,52 +5437,52 @@
         </w:tc>
         <w:tc>
           <w:tcPr>
-            <w:tcW w:type="dxa" w:w="4006"/>
-            <w:tcBorders>
-              <w:top w:val="single" w:color="CCCCCC" w:sz="4"/>
-              <w:left w:val="single" w:color="CCCCCC" w:sz="4"/>
-              <w:bottom w:val="single" w:color="CCCCCC" w:sz="4"/>
-              <w:right w:val="single" w:color="CCCCCC" w:sz="4"/>
-            </w:tcBorders>
-            <w:shd w:fill="FFFFFF" w:val="clear"/>
-            <w:tcMar>
-              <w:top w:type="dxa" w:w="80"/>
-              <w:left w:type="dxa" w:w="120"/>
-              <w:bottom w:type="dxa" w:w="80"/>
-              <w:right w:type="dxa" w:w="120"/>
-            </w:tcMar>
-            <w:vAlign w:val="center"/>
-          </w:tcPr>
-          <w:p>
-            <w:pPr>
-              <w:spacing w:before="0" w:after="0"/>
-            </w:pPr>
-            <w:r>
-              <w:rPr>
-                <w:rFonts w:ascii="BIZ UDPGothic" w:cs="BIZ UDPGothic" w:eastAsia="BIZ UDPGothic" w:hAnsi="BIZ UDPGothic"/>
-                <w:i w:val="false"/>
-                <w:iCs w:val="false"/>
-                <w:color w:val="404040"/>
-                <w:sz w:val="18"/>
-                <w:szCs w:val="18"/>
-              </w:rPr>
-              <w:t xml:space="preserve">検証環境コード。developからのPRでマージ。</w:t>
-            </w:r>
-          </w:p>
-          <w:p>
-            <w:pPr>
-              <w:spacing w:before="0" w:after="0"/>
-            </w:pPr>
-            <w:r>
-              <w:rPr>
-                <w:rFonts w:ascii="BIZ UDPGothic" w:cs="BIZ UDPGothic" w:eastAsia="BIZ UDPGothic" w:hAnsi="BIZ UDPGothic"/>
-                <w:i/>
-                <w:iCs/>
-                <w:color w:val="888888"/>
-                <w:sz w:val="16"/>
-                <w:szCs w:val="16"/>
-              </w:rPr>
-              <w:t xml:space="preserve">/ Code staging. Merge từ develop qua PR.</w:t>
+            <w:tcW w:type="dxa" w:w="5506"/>
+            <w:tcBorders>
+              <w:top w:val="single" w:color="CCCCCC" w:sz="4"/>
+              <w:left w:val="single" w:color="CCCCCC" w:sz="4"/>
+              <w:bottom w:val="single" w:color="CCCCCC" w:sz="4"/>
+              <w:right w:val="single" w:color="CCCCCC" w:sz="4"/>
+            </w:tcBorders>
+            <w:shd w:fill="FFFFFF" w:val="clear"/>
+            <w:tcMar>
+              <w:top w:type="dxa" w:w="80"/>
+              <w:left w:type="dxa" w:w="120"/>
+              <w:bottom w:type="dxa" w:w="80"/>
+              <w:right w:type="dxa" w:w="120"/>
+            </w:tcMar>
+            <w:vAlign w:val="center"/>
+          </w:tcPr>
+          <w:p>
+            <w:pPr>
+              <w:spacing w:before="0" w:after="0"/>
+            </w:pPr>
+            <w:r>
+              <w:rPr>
+                <w:rFonts w:ascii="BIZ UDPGothic" w:cs="BIZ UDPGothic" w:eastAsia="BIZ UDPGothic" w:hAnsi="BIZ UDPGothic"/>
+                <w:i w:val="false"/>
+                <w:iCs w:val="false"/>
+                <w:color w:val="404040"/>
+                <w:sz w:val="18"/>
+                <w:szCs w:val="18"/>
+              </w:rPr>
+              <w:t xml:space="preserve">検証環境用。develop→stagingへのPRでマージ。</w:t>
+            </w:r>
+          </w:p>
+          <w:p>
+            <w:pPr>
+              <w:spacing w:before="0" w:after="0"/>
+            </w:pPr>
+            <w:r>
+              <w:rPr>
+                <w:rFonts w:ascii="BIZ UDPGothic" w:cs="BIZ UDPGothic" w:eastAsia="BIZ UDPGothic" w:hAnsi="BIZ UDPGothic"/>
+                <w:i/>
+                <w:iCs/>
+                <w:color w:val="888888"/>
+                <w:sz w:val="16"/>
+                <w:szCs w:val="16"/>
+              </w:rPr>
+              <w:t xml:space="preserve">/ Dùng cho môi trường kiểm tra. Merge PR từ develop→staging.</w:t>
             </w:r>
           </w:p>
         </w:tc>
@@ -4766,7 +5493,7 @@
         </w:trPr>
         <w:tc>
           <w:tcPr>
-            <w:tcW w:type="dxa" w:w="2000"/>
+            <w:tcW w:type="dxa" w:w="1500"/>
             <w:tcBorders>
               <w:top w:val="single" w:color="CCCCCC" w:sz="4"/>
               <w:left w:val="single" w:color="CCCCCC" w:sz="4"/>
@@ -4788,6 +5515,8 @@
                 <w:rFonts w:ascii="BIZ UDPGothic" w:cs="BIZ UDPGothic" w:eastAsia="BIZ UDPGothic" w:hAnsi="BIZ UDPGothic"/>
                 <w:b w:val="false"/>
                 <w:bCs w:val="false"/>
+                <w:i w:val="false"/>
+                <w:iCs w:val="false"/>
                 <w:color w:val="404040"/>
                 <w:sz w:val="18"/>
                 <w:szCs w:val="18"/>
@@ -4798,7 +5527,7 @@
         </w:tc>
         <w:tc>
           <w:tcPr>
-            <w:tcW w:type="dxa" w:w="3500"/>
+            <w:tcW w:type="dxa" w:w="2500"/>
             <w:tcBorders>
               <w:top w:val="single" w:color="CCCCCC" w:sz="4"/>
               <w:left w:val="single" w:color="CCCCCC" w:sz="4"/>
@@ -4820,6 +5549,8 @@
                 <w:rFonts w:ascii="BIZ UDPGothic" w:cs="BIZ UDPGothic" w:eastAsia="BIZ UDPGothic" w:hAnsi="BIZ UDPGothic"/>
                 <w:b w:val="false"/>
                 <w:bCs w:val="false"/>
+                <w:i w:val="false"/>
+                <w:iCs w:val="false"/>
                 <w:color w:val="404040"/>
                 <w:sz w:val="18"/>
                 <w:szCs w:val="18"/>
@@ -4830,52 +5561,52 @@
         </w:tc>
         <w:tc>
           <w:tcPr>
-            <w:tcW w:type="dxa" w:w="4006"/>
-            <w:tcBorders>
-              <w:top w:val="single" w:color="CCCCCC" w:sz="4"/>
-              <w:left w:val="single" w:color="CCCCCC" w:sz="4"/>
-              <w:bottom w:val="single" w:color="CCCCCC" w:sz="4"/>
-              <w:right w:val="single" w:color="CCCCCC" w:sz="4"/>
-            </w:tcBorders>
-            <w:shd w:fill="FFFFFF" w:val="clear"/>
-            <w:tcMar>
-              <w:top w:type="dxa" w:w="80"/>
-              <w:left w:type="dxa" w:w="120"/>
-              <w:bottom w:type="dxa" w:w="80"/>
-              <w:right w:type="dxa" w:w="120"/>
-            </w:tcMar>
-            <w:vAlign w:val="center"/>
-          </w:tcPr>
-          <w:p>
-            <w:pPr>
-              <w:spacing w:before="0" w:after="0"/>
-            </w:pPr>
-            <w:r>
-              <w:rPr>
-                <w:rFonts w:ascii="BIZ UDPGothic" w:cs="BIZ UDPGothic" w:eastAsia="BIZ UDPGothic" w:hAnsi="BIZ UDPGothic"/>
-                <w:i w:val="false"/>
-                <w:iCs w:val="false"/>
-                <w:color w:val="404040"/>
-                <w:sz w:val="18"/>
-                <w:szCs w:val="18"/>
-              </w:rPr>
-              <w:t xml:space="preserve">開発環境コード。日常開発のpush先。</w:t>
-            </w:r>
-          </w:p>
-          <w:p>
-            <w:pPr>
-              <w:spacing w:before="0" w:after="0"/>
-            </w:pPr>
-            <w:r>
-              <w:rPr>
-                <w:rFonts w:ascii="BIZ UDPGothic" w:cs="BIZ UDPGothic" w:eastAsia="BIZ UDPGothic" w:hAnsi="BIZ UDPGothic"/>
-                <w:i/>
-                <w:iCs/>
-                <w:color w:val="888888"/>
-                <w:sz w:val="16"/>
-                <w:szCs w:val="16"/>
-              </w:rPr>
-              <w:t xml:space="preserve">/ Code dev. Push hàng ngày trong quá trình phát triển.</w:t>
+            <w:tcW w:type="dxa" w:w="5506"/>
+            <w:tcBorders>
+              <w:top w:val="single" w:color="CCCCCC" w:sz="4"/>
+              <w:left w:val="single" w:color="CCCCCC" w:sz="4"/>
+              <w:bottom w:val="single" w:color="CCCCCC" w:sz="4"/>
+              <w:right w:val="single" w:color="CCCCCC" w:sz="4"/>
+            </w:tcBorders>
+            <w:shd w:fill="FFFFFF" w:val="clear"/>
+            <w:tcMar>
+              <w:top w:type="dxa" w:w="80"/>
+              <w:left w:type="dxa" w:w="120"/>
+              <w:bottom w:type="dxa" w:w="80"/>
+              <w:right w:type="dxa" w:w="120"/>
+            </w:tcMar>
+            <w:vAlign w:val="center"/>
+          </w:tcPr>
+          <w:p>
+            <w:pPr>
+              <w:spacing w:before="0" w:after="0"/>
+            </w:pPr>
+            <w:r>
+              <w:rPr>
+                <w:rFonts w:ascii="BIZ UDPGothic" w:cs="BIZ UDPGothic" w:eastAsia="BIZ UDPGothic" w:hAnsi="BIZ UDPGothic"/>
+                <w:i w:val="false"/>
+                <w:iCs w:val="false"/>
+                <w:color w:val="404040"/>
+                <w:sz w:val="18"/>
+                <w:szCs w:val="18"/>
+              </w:rPr>
+              <w:t xml:space="preserve">日常開発のpush先。featureブランチからのマージも可。</w:t>
+            </w:r>
+          </w:p>
+          <w:p>
+            <w:pPr>
+              <w:spacing w:before="0" w:after="0"/>
+            </w:pPr>
+            <w:r>
+              <w:rPr>
+                <w:rFonts w:ascii="BIZ UDPGothic" w:cs="BIZ UDPGothic" w:eastAsia="BIZ UDPGothic" w:hAnsi="BIZ UDPGothic"/>
+                <w:i/>
+                <w:iCs/>
+                <w:color w:val="888888"/>
+                <w:sz w:val="16"/>
+                <w:szCs w:val="16"/>
+              </w:rPr>
+              <w:t xml:space="preserve">/ Nơi push hàng ngày. Có thể merge từ feature branch.</w:t>
             </w:r>
           </w:p>
         </w:tc>
@@ -5160,6 +5891,8 @@
                 <w:rFonts w:ascii="BIZ UDPGothic" w:cs="BIZ UDPGothic" w:eastAsia="BIZ UDPGothic" w:hAnsi="BIZ UDPGothic"/>
                 <w:b w:val="false"/>
                 <w:bCs w:val="false"/>
+                <w:i w:val="false"/>
+                <w:iCs w:val="false"/>
                 <w:color w:val="404040"/>
                 <w:sz w:val="18"/>
                 <w:szCs w:val="18"/>
@@ -5215,7 +5948,7 @@
                 <w:sz w:val="16"/>
                 <w:szCs w:val="16"/>
               </w:rPr>
-              <w:t xml:space="preserve">/ Chuẩn bị: Ghi lại commit cuối cùng của tất cả repo GitLab</w:t>
+              <w:t xml:space="preserve">/ Chuẩn bị: Ghi commit cuối cùng của tất cả repo</w:t>
             </w:r>
           </w:p>
         </w:tc>
@@ -5243,6 +5976,8 @@
                 <w:rFonts w:ascii="BIZ UDPGothic" w:cs="BIZ UDPGothic" w:eastAsia="BIZ UDPGothic" w:hAnsi="BIZ UDPGothic"/>
                 <w:b w:val="false"/>
                 <w:bCs w:val="false"/>
+                <w:i w:val="false"/>
+                <w:iCs w:val="false"/>
                 <w:color w:val="404040"/>
                 <w:sz w:val="18"/>
                 <w:szCs w:val="18"/>
@@ -5298,7 +6033,7 @@
                 <w:sz w:val="16"/>
                 <w:szCs w:val="16"/>
               </w:rPr>
-              <w:t xml:space="preserve">/ Hoàn thành ghi lại hash commit</w:t>
+              <w:t xml:space="preserve">/ Hoàn thành ghi hash commit</w:t>
             </w:r>
           </w:p>
         </w:tc>
@@ -5331,6 +6066,8 @@
                 <w:rFonts w:ascii="BIZ UDPGothic" w:cs="BIZ UDPGothic" w:eastAsia="BIZ UDPGothic" w:hAnsi="BIZ UDPGothic"/>
                 <w:b w:val="false"/>
                 <w:bCs w:val="false"/>
+                <w:i w:val="false"/>
+                <w:iCs w:val="false"/>
                 <w:color w:val="404040"/>
                 <w:sz w:val="18"/>
                 <w:szCs w:val="18"/>
@@ -5370,23 +6107,23 @@
                 <w:sz w:val="18"/>
                 <w:szCs w:val="18"/>
               </w:rPr>
-              <w:t xml:space="preserve">ディレクトリ再編：既存4コンポーネントをfrontend/backend配下に移動</w:t>
-            </w:r>
-          </w:p>
-          <w:p>
-            <w:pPr>
-              <w:spacing w:before="0" w:after="0"/>
-            </w:pPr>
-            <w:r>
-              <w:rPr>
-                <w:rFonts w:ascii="BIZ UDPGothic" w:cs="BIZ UDPGothic" w:eastAsia="BIZ UDPGothic" w:hAnsi="BIZ UDPGothic"/>
-                <w:i/>
-                <w:iCs/>
-                <w:color w:val="888888"/>
-                <w:sz w:val="16"/>
-                <w:szCs w:val="16"/>
-              </w:rPr>
-              <w:t xml:space="preserve">/ Tái cấu trúc: Di chuyển 4 component hiện có vào frontend/backend</w:t>
+              <w:t xml:space="preserve">ディレクトリ再編：既存4コンポーネントをfrontend/backend/100_kasumi/配下に移動</w:t>
+            </w:r>
+          </w:p>
+          <w:p>
+            <w:pPr>
+              <w:spacing w:before="0" w:after="0"/>
+            </w:pPr>
+            <w:r>
+              <w:rPr>
+                <w:rFonts w:ascii="BIZ UDPGothic" w:cs="BIZ UDPGothic" w:eastAsia="BIZ UDPGothic" w:hAnsi="BIZ UDPGothic"/>
+                <w:i/>
+                <w:iCs/>
+                <w:color w:val="888888"/>
+                <w:sz w:val="16"/>
+                <w:szCs w:val="16"/>
+              </w:rPr>
+              <w:t xml:space="preserve">/ Tái cấu trúc: Di chuyển 4 component vào frontend/backend/100_kasumi/</w:t>
             </w:r>
           </w:p>
         </w:tc>
@@ -5414,6 +6151,8 @@
                 <w:rFonts w:ascii="BIZ UDPGothic" w:cs="BIZ UDPGothic" w:eastAsia="BIZ UDPGothic" w:hAnsi="BIZ UDPGothic"/>
                 <w:b w:val="false"/>
                 <w:bCs w:val="false"/>
+                <w:i w:val="false"/>
+                <w:iCs w:val="false"/>
                 <w:color w:val="404040"/>
                 <w:sz w:val="18"/>
                 <w:szCs w:val="18"/>
@@ -5469,7 +6208,7 @@
                 <w:sz w:val="16"/>
                 <w:szCs w:val="16"/>
               </w:rPr>
-              <w:t xml:space="preserve">/ Hoàn thành bố trí vào frontend/100_kasumi/ và backend/100_kasumi/</w:t>
+              <w:t xml:space="preserve">/ Hoàn thành bố trí</w:t>
             </w:r>
           </w:p>
         </w:tc>
@@ -5502,6 +6241,8 @@
                 <w:rFonts w:ascii="BIZ UDPGothic" w:cs="BIZ UDPGothic" w:eastAsia="BIZ UDPGothic" w:hAnsi="BIZ UDPGothic"/>
                 <w:b w:val="false"/>
                 <w:bCs w:val="false"/>
+                <w:i w:val="false"/>
+                <w:iCs w:val="false"/>
                 <w:color w:val="404040"/>
                 <w:sz w:val="18"/>
                 <w:szCs w:val="18"/>
@@ -5541,7 +6282,7 @@
                 <w:sz w:val="18"/>
                 <w:szCs w:val="18"/>
               </w:rPr>
-              <w:t xml:space="preserve">未統合3リポ（batch-ishida/master-batch/backend）の追加</w:t>
+              <w:t xml:space="preserve">未統合3リポ（batch-ishida/master-batch/backend）追加</w:t>
             </w:r>
           </w:p>
           <w:p>
@@ -5585,6 +6326,8 @@
                 <w:rFonts w:ascii="BIZ UDPGothic" w:cs="BIZ UDPGothic" w:eastAsia="BIZ UDPGothic" w:hAnsi="BIZ UDPGothic"/>
                 <w:b w:val="false"/>
                 <w:bCs w:val="false"/>
+                <w:i w:val="false"/>
+                <w:iCs w:val="false"/>
                 <w:color w:val="404040"/>
                 <w:sz w:val="18"/>
                 <w:szCs w:val="18"/>
@@ -5640,7 +6383,7 @@
                 <w:sz w:val="16"/>
                 <w:szCs w:val="16"/>
               </w:rPr>
-              <w:t xml:space="preserve">/ Hoàn thành thêm 3 thư mục vào backend/100_kasumi/</w:t>
+              <w:t xml:space="preserve">/ Hoàn thành thêm 3 thư mục</w:t>
             </w:r>
           </w:p>
         </w:tc>
@@ -5673,6 +6416,8 @@
                 <w:rFonts w:ascii="BIZ UDPGothic" w:cs="BIZ UDPGothic" w:eastAsia="BIZ UDPGothic" w:hAnsi="BIZ UDPGothic"/>
                 <w:b w:val="false"/>
                 <w:bCs w:val="false"/>
+                <w:i w:val="false"/>
+                <w:iCs w:val="false"/>
                 <w:color w:val="404040"/>
                 <w:sz w:val="18"/>
                 <w:szCs w:val="18"/>
@@ -5712,7 +6457,7 @@
                 <w:sz w:val="18"/>
                 <w:szCs w:val="18"/>
               </w:rPr>
-              <w:t xml:space="preserve">フロントエンド統合（ishida/staging + production → frontend/100_kasumi）</w:t>
+              <w:t xml:space="preserve">フロントエンド統合（ishida/staging + production → frontend/100_kasumi/）</w:t>
             </w:r>
           </w:p>
           <w:p>
@@ -5756,6 +6501,8 @@
                 <w:rFonts w:ascii="BIZ UDPGothic" w:cs="BIZ UDPGothic" w:eastAsia="BIZ UDPGothic" w:hAnsi="BIZ UDPGothic"/>
                 <w:b w:val="false"/>
                 <w:bCs w:val="false"/>
+                <w:i w:val="false"/>
+                <w:iCs w:val="false"/>
                 <w:color w:val="404040"/>
                 <w:sz w:val="18"/>
                 <w:szCs w:val="18"/>
@@ -5795,23 +6542,23 @@
                 <w:sz w:val="18"/>
                 <w:szCs w:val="18"/>
               </w:rPr>
-              <w:t xml:space="preserve">frontend/100_kasumi/ に統合完了、旧ディレクトリ削除</w:t>
-            </w:r>
-          </w:p>
-          <w:p>
-            <w:pPr>
-              <w:spacing w:before="0" w:after="0"/>
-            </w:pPr>
-            <w:r>
-              <w:rPr>
-                <w:rFonts w:ascii="BIZ UDPGothic" w:cs="BIZ UDPGothic" w:eastAsia="BIZ UDPGothic" w:hAnsi="BIZ UDPGothic"/>
-                <w:i/>
-                <w:iCs/>
-                <w:color w:val="888888"/>
-                <w:sz w:val="16"/>
-                <w:szCs w:val="16"/>
-              </w:rPr>
-              <w:t xml:space="preserve">/ Hoàn thành tích hợp, xóa thư mục cũ</w:t>
+              <w:t xml:space="preserve">frontend/100_kasumi/ に統合完了</w:t>
+            </w:r>
+          </w:p>
+          <w:p>
+            <w:pPr>
+              <w:spacing w:before="0" w:after="0"/>
+            </w:pPr>
+            <w:r>
+              <w:rPr>
+                <w:rFonts w:ascii="BIZ UDPGothic" w:cs="BIZ UDPGothic" w:eastAsia="BIZ UDPGothic" w:hAnsi="BIZ UDPGothic"/>
+                <w:i/>
+                <w:iCs/>
+                <w:color w:val="888888"/>
+                <w:sz w:val="16"/>
+                <w:szCs w:val="16"/>
+              </w:rPr>
+              <w:t xml:space="preserve">/ Hoàn thành tích hợp frontend</w:t>
             </w:r>
           </w:p>
         </w:tc>
@@ -5844,6 +6591,8 @@
                 <w:rFonts w:ascii="BIZ UDPGothic" w:cs="BIZ UDPGothic" w:eastAsia="BIZ UDPGothic" w:hAnsi="BIZ UDPGothic"/>
                 <w:b w:val="false"/>
                 <w:bCs w:val="false"/>
+                <w:i w:val="false"/>
+                <w:iCs w:val="false"/>
                 <w:color w:val="404040"/>
                 <w:sz w:val="18"/>
                 <w:szCs w:val="18"/>
@@ -5927,6 +6676,8 @@
                 <w:rFonts w:ascii="BIZ UDPGothic" w:cs="BIZ UDPGothic" w:eastAsia="BIZ UDPGothic" w:hAnsi="BIZ UDPGothic"/>
                 <w:b w:val="false"/>
                 <w:bCs w:val="false"/>
+                <w:i w:val="false"/>
+                <w:iCs w:val="false"/>
                 <w:color w:val="404040"/>
                 <w:sz w:val="18"/>
                 <w:szCs w:val="18"/>
@@ -6015,6 +6766,8 @@
                 <w:rFonts w:ascii="BIZ UDPGothic" w:cs="BIZ UDPGothic" w:eastAsia="BIZ UDPGothic" w:hAnsi="BIZ UDPGothic"/>
                 <w:b w:val="false"/>
                 <w:bCs w:val="false"/>
+                <w:i w:val="false"/>
+                <w:iCs w:val="false"/>
                 <w:color w:val="404040"/>
                 <w:sz w:val="18"/>
                 <w:szCs w:val="18"/>
@@ -6070,7 +6823,7 @@
                 <w:sz w:val="16"/>
                 <w:szCs w:val="16"/>
               </w:rPr>
-              <w:t xml:space="preserve">/ Xác nhận build</w:t>
+              <w:t xml:space="preserve">/ Xác nhận build trên mỗi branch</w:t>
             </w:r>
           </w:p>
         </w:tc>
@@ -6098,6 +6851,8 @@
                 <w:rFonts w:ascii="BIZ UDPGothic" w:cs="BIZ UDPGothic" w:eastAsia="BIZ UDPGothic" w:hAnsi="BIZ UDPGothic"/>
                 <w:b w:val="false"/>
                 <w:bCs w:val="false"/>
+                <w:i w:val="false"/>
+                <w:iCs w:val="false"/>
                 <w:color w:val="404040"/>
                 <w:sz w:val="18"/>
                 <w:szCs w:val="18"/>
@@ -6186,6 +6941,8 @@
                 <w:rFonts w:ascii="BIZ UDPGothic" w:cs="BIZ UDPGothic" w:eastAsia="BIZ UDPGothic" w:hAnsi="BIZ UDPGothic"/>
                 <w:b w:val="false"/>
                 <w:bCs w:val="false"/>
+                <w:i w:val="false"/>
+                <w:iCs w:val="false"/>
                 <w:color w:val="404040"/>
                 <w:sz w:val="18"/>
                 <w:szCs w:val="18"/>
@@ -6241,7 +6998,7 @@
                 <w:sz w:val="16"/>
                 <w:szCs w:val="16"/>
               </w:rPr>
-              <w:t xml:space="preserve">/ Test deploy và xác nhận</w:t>
+              <w:t xml:space="preserve">/ Test deploy (STG→PRD)</w:t>
             </w:r>
           </w:p>
         </w:tc>
@@ -6269,6 +7026,8 @@
                 <w:rFonts w:ascii="BIZ UDPGothic" w:cs="BIZ UDPGothic" w:eastAsia="BIZ UDPGothic" w:hAnsi="BIZ UDPGothic"/>
                 <w:b w:val="false"/>
                 <w:bCs w:val="false"/>
+                <w:i w:val="false"/>
+                <w:iCs w:val="false"/>
                 <w:color w:val="404040"/>
                 <w:sz w:val="18"/>
                 <w:szCs w:val="18"/>
@@ -6325,6 +7084,3001 @@
                 <w:szCs w:val="16"/>
               </w:rPr>
               <w:t xml:space="preserve">/ Hoạt động bình thường trên STG/PRD</w:t>
+            </w:r>
+          </w:p>
+        </w:tc>
+      </w:tr>
+    </w:tbl>
+    <w:p>
+      <w:pPr>
+        <w:pBdr>
+          <w:left w:val="thick" w:color="C8102E" w:sz="20" w:space="6"/>
+        </w:pBdr>
+        <w:spacing w:before="280" w:after="100"/>
+      </w:pPr>
+      <w:r>
+        <w:rPr>
+          <w:rFonts w:ascii="BIZ UDPGothic" w:cs="BIZ UDPGothic" w:eastAsia="BIZ UDPGothic" w:hAnsi="BIZ UDPGothic"/>
+          <w:b/>
+          <w:bCs/>
+          <w:color w:val="C8102E"/>
+          <w:sz w:val="24"/>
+          <w:szCs w:val="24"/>
+        </w:rPr>
+        <w:t xml:space="preserve">■ Phase別 操作手順・コマンド</w:t>
+      </w:r>
+      <w:r>
+        <w:br/>
+      </w:r>
+      <w:r>
+        <w:rPr>
+          <w:rFonts w:ascii="BIZ UDPGothic" w:cs="BIZ UDPGothic" w:eastAsia="BIZ UDPGothic" w:hAnsi="BIZ UDPGothic"/>
+          <w:i/>
+          <w:iCs/>
+          <w:color w:val="AA3344"/>
+          <w:sz w:val="17"/>
+          <w:szCs w:val="17"/>
+        </w:rPr>
+        <w:t xml:space="preserve">　Quy Trình Thao Tác Theo Phase</w:t>
+      </w:r>
+    </w:p>
+    <w:p>
+      <w:pPr>
+        <w:spacing w:before="80" w:after="80"/>
+      </w:pPr>
+      <w:r>
+        <w:rPr>
+          <w:rFonts w:ascii="BIZ UDPGothic" w:cs="BIZ UDPGothic" w:eastAsia="BIZ UDPGothic" w:hAnsi="BIZ UDPGothic"/>
+          <w:color w:val="404040"/>
+          <w:sz w:val="18"/>
+          <w:szCs w:val="18"/>
+        </w:rPr>
+        <w:t xml:space="preserve">Phase 1: 事前準備</w:t>
+      </w:r>
+      <w:r>
+        <w:rPr>
+          <w:rFonts w:ascii="BIZ UDPGothic" w:cs="BIZ UDPGothic" w:eastAsia="BIZ UDPGothic" w:hAnsi="BIZ UDPGothic"/>
+          <w:i/>
+          <w:iCs/>
+          <w:color w:val="888888"/>
+          <w:sz w:val="18"/>
+          <w:szCs w:val="18"/>
+        </w:rPr>
+        <w:t xml:space="preserve"> / </w:t>
+      </w:r>
+      <w:r>
+        <w:rPr>
+          <w:rFonts w:ascii="BIZ UDPGothic" w:cs="BIZ UDPGothic" w:eastAsia="BIZ UDPGothic" w:hAnsi="BIZ UDPGothic"/>
+          <w:i/>
+          <w:iCs/>
+          <w:color w:val="888888"/>
+          <w:sz w:val="16"/>
+          <w:szCs w:val="16"/>
+        </w:rPr>
+        <w:t xml:space="preserve">Phase 1: Chuẩn bị</w:t>
+      </w:r>
+    </w:p>
+    <w:p>
+      <w:pPr>
+        <w:spacing w:before="80" w:after="80"/>
+      </w:pPr>
+      <w:r>
+        <w:rPr>
+          <w:rFonts w:ascii="BIZ UDPGothic" w:cs="BIZ UDPGothic" w:eastAsia="BIZ UDPGothic" w:hAnsi="BIZ UDPGothic"/>
+          <w:color w:val="404040"/>
+          <w:sz w:val="18"/>
+          <w:szCs w:val="18"/>
+        </w:rPr>
+        <w:t xml:space="preserve">GitLab上の全7リポジトリの最新状態を確認し、各STG/PRDブランチの最終コミットを記録する。</w:t>
+      </w:r>
+      <w:r>
+        <w:rPr>
+          <w:rFonts w:ascii="BIZ UDPGothic" w:cs="BIZ UDPGothic" w:eastAsia="BIZ UDPGothic" w:hAnsi="BIZ UDPGothic"/>
+          <w:i/>
+          <w:iCs/>
+          <w:color w:val="888888"/>
+          <w:sz w:val="18"/>
+          <w:szCs w:val="18"/>
+        </w:rPr>
+        <w:t xml:space="preserve"> / </w:t>
+      </w:r>
+      <w:r>
+        <w:rPr>
+          <w:rFonts w:ascii="BIZ UDPGothic" w:cs="BIZ UDPGothic" w:eastAsia="BIZ UDPGothic" w:hAnsi="BIZ UDPGothic"/>
+          <w:i/>
+          <w:iCs/>
+          <w:color w:val="888888"/>
+          <w:sz w:val="16"/>
+          <w:szCs w:val="16"/>
+        </w:rPr>
+        <w:t xml:space="preserve">Xác nhận trạng thái mới nhất của 7 repo trên GitLab, ghi commit cuối cùng của mỗi branch STG/PRD.</w:t>
+      </w:r>
+    </w:p>
+    <w:tbl>
+      <w:tblPr>
+        <w:tblW w:type="dxa" w:w="9506"/>
+        <w:tblBorders>
+          <w:top w:val="single" w:color="auto" w:sz="4"/>
+          <w:left w:val="single" w:color="auto" w:sz="4"/>
+          <w:bottom w:val="single" w:color="auto" w:sz="4"/>
+          <w:right w:val="single" w:color="auto" w:sz="4"/>
+          <w:insideH w:val="single" w:color="auto" w:sz="4"/>
+          <w:insideV w:val="single" w:color="auto" w:sz="4"/>
+        </w:tblBorders>
+      </w:tblPr>
+      <w:tblGrid>
+        <w:gridCol w:w="9506"/>
+      </w:tblGrid>
+      <w:tr>
+        <w:trPr>
+          <w:cantSplit/>
+        </w:trPr>
+        <w:tc>
+          <w:tcPr>
+            <w:tcW w:type="dxa" w:w="9506"/>
+            <w:tcBorders>
+              <w:top w:val="single" w:color="CCCCCC" w:sz="4"/>
+              <w:left w:val="single" w:color="CCCCCC" w:sz="4"/>
+              <w:bottom w:val="single" w:color="CCCCCC" w:sz="4"/>
+              <w:right w:val="single" w:color="CCCCCC" w:sz="4"/>
+            </w:tcBorders>
+            <w:shd w:fill="F8F8F8" w:val="clear"/>
+            <w:tcMar>
+              <w:top w:type="dxa" w:w="80"/>
+              <w:left w:type="dxa" w:w="120"/>
+              <w:bottom w:type="dxa" w:w="80"/>
+              <w:right w:type="dxa" w:w="120"/>
+            </w:tcMar>
+          </w:tcPr>
+          <w:p>
+            <w:pPr>
+              <w:spacing w:before="0" w:after="0"/>
+            </w:pPr>
+            <w:r>
+              <w:rPr>
+                <w:rFonts w:ascii="Courier New" w:cs="Courier New" w:eastAsia="Courier New" w:hAnsi="Courier New"/>
+                <w:color w:val="404040"/>
+                <w:sz w:val="16"/>
+                <w:szCs w:val="16"/>
+              </w:rPr>
+              <w:t xml:space="preserve"># GitLab全リポの最新コミットを確認</w:t>
+            </w:r>
+          </w:p>
+          <w:p>
+            <w:pPr>
+              <w:spacing w:before="0" w:after="0"/>
+            </w:pPr>
+            <w:r>
+              <w:rPr>
+                <w:rFonts w:ascii="Courier New" w:cs="Courier New" w:eastAsia="Courier New" w:hAnsi="Courier New"/>
+                <w:color w:val="404040"/>
+                <w:sz w:val="16"/>
+                <w:szCs w:val="16"/>
+              </w:rPr>
+              <w:t xml:space="preserve"># No.2 POS Server Conlux</w:t>
+            </w:r>
+          </w:p>
+          <w:p>
+            <w:pPr>
+              <w:spacing w:before="0" w:after="0"/>
+            </w:pPr>
+            <w:r>
+              <w:rPr>
+                <w:rFonts w:ascii="Courier New" w:cs="Courier New" w:eastAsia="Courier New" w:hAnsi="Courier New"/>
+                <w:color w:val="404040"/>
+                <w:sz w:val="16"/>
+                <w:szCs w:val="16"/>
+              </w:rPr>
+              <w:t xml:space="preserve">git clone -b product/kasumi https://git.luvina.net/dev1/prjs_pos_system/posserver.git /tmp/posserver-prd</w:t>
+            </w:r>
+          </w:p>
+          <w:p>
+            <w:pPr>
+              <w:spacing w:before="0" w:after="0"/>
+            </w:pPr>
+            <w:r>
+              <w:rPr>
+                <w:rFonts w:ascii="Courier New" w:cs="Courier New" w:eastAsia="Courier New" w:hAnsi="Courier New"/>
+                <w:color w:val="404040"/>
+                <w:sz w:val="16"/>
+                <w:szCs w:val="16"/>
+              </w:rPr>
+              <w:t xml:space="preserve">cd /tmp/posserver-prd &amp;&amp; git log --oneline -3 &amp;&amp; cd -</w:t>
+            </w:r>
+          </w:p>
+          <w:p>
+            <w:pPr>
+              <w:spacing w:before="0" w:after="0"/>
+            </w:pPr>
+            <w:r>
+              <w:rPr>
+                <w:rFonts w:ascii="Courier New" w:cs="Courier New" w:eastAsia="Courier New" w:hAnsi="Courier New"/>
+                <w:color w:val="404040"/>
+                <w:sz w:val="16"/>
+                <w:szCs w:val="16"/>
+              </w:rPr>
+              <w:t xml:space="preserve"/>
+            </w:r>
+          </w:p>
+          <w:p>
+            <w:pPr>
+              <w:spacing w:before="0" w:after="0"/>
+            </w:pPr>
+            <w:r>
+              <w:rPr>
+                <w:rFonts w:ascii="Courier New" w:cs="Courier New" w:eastAsia="Courier New" w:hAnsi="Courier New"/>
+                <w:color w:val="404040"/>
+                <w:sz w:val="16"/>
+                <w:szCs w:val="16"/>
+              </w:rPr>
+              <w:t xml:space="preserve"># No.4 Giftcard Server</w:t>
+            </w:r>
+          </w:p>
+          <w:p>
+            <w:pPr>
+              <w:spacing w:before="0" w:after="0"/>
+            </w:pPr>
+            <w:r>
+              <w:rPr>
+                <w:rFonts w:ascii="Courier New" w:cs="Courier New" w:eastAsia="Courier New" w:hAnsi="Courier New"/>
+                <w:color w:val="404040"/>
+                <w:sz w:val="16"/>
+                <w:szCs w:val="16"/>
+              </w:rPr>
+              <w:t xml:space="preserve">git clone -b product https://git.luvina.net/dev1/prjs_pos_system/aeongiftcardserver.git /tmp/giftcard-prd</w:t>
+            </w:r>
+          </w:p>
+          <w:p>
+            <w:pPr>
+              <w:spacing w:before="0" w:after="0"/>
+            </w:pPr>
+            <w:r>
+              <w:rPr>
+                <w:rFonts w:ascii="Courier New" w:cs="Courier New" w:eastAsia="Courier New" w:hAnsi="Courier New"/>
+                <w:color w:val="404040"/>
+                <w:sz w:val="16"/>
+                <w:szCs w:val="16"/>
+              </w:rPr>
+              <w:t xml:space="preserve"/>
+            </w:r>
+          </w:p>
+          <w:p>
+            <w:pPr>
+              <w:spacing w:before="0" w:after="0"/>
+            </w:pPr>
+            <w:r>
+              <w:rPr>
+                <w:rFonts w:ascii="Courier New" w:cs="Courier New" w:eastAsia="Courier New" w:hAnsi="Courier New"/>
+                <w:color w:val="404040"/>
+                <w:sz w:val="16"/>
+                <w:szCs w:val="16"/>
+              </w:rPr>
+              <w:t xml:space="preserve"># No.6 Batch Ishida (★未統合)</w:t>
+            </w:r>
+          </w:p>
+          <w:p>
+            <w:pPr>
+              <w:spacing w:before="0" w:after="0"/>
+            </w:pPr>
+            <w:r>
+              <w:rPr>
+                <w:rFonts w:ascii="Courier New" w:cs="Courier New" w:eastAsia="Courier New" w:hAnsi="Courier New"/>
+                <w:color w:val="404040"/>
+                <w:sz w:val="16"/>
+                <w:szCs w:val="16"/>
+              </w:rPr>
+              <w:t xml:space="preserve">git clone -b prd/ksm-posprd-lastest https://git.luvina.net/dev1/pos-server/pos-server-batch-ishida.git /tmp/batch-ishida-prd</w:t>
+            </w:r>
+          </w:p>
+          <w:p>
+            <w:pPr>
+              <w:spacing w:before="0" w:after="0"/>
+            </w:pPr>
+            <w:r>
+              <w:rPr>
+                <w:rFonts w:ascii="Courier New" w:cs="Courier New" w:eastAsia="Courier New" w:hAnsi="Courier New"/>
+                <w:color w:val="404040"/>
+                <w:sz w:val="16"/>
+                <w:szCs w:val="16"/>
+              </w:rPr>
+              <w:t xml:space="preserve"/>
+            </w:r>
+          </w:p>
+          <w:p>
+            <w:pPr>
+              <w:spacing w:before="0" w:after="0"/>
+            </w:pPr>
+            <w:r>
+              <w:rPr>
+                <w:rFonts w:ascii="Courier New" w:cs="Courier New" w:eastAsia="Courier New" w:hAnsi="Courier New"/>
+                <w:color w:val="404040"/>
+                <w:sz w:val="16"/>
+                <w:szCs w:val="16"/>
+              </w:rPr>
+              <w:t xml:space="preserve"># No.9 Master Batch (★未統合・PRD未開発)</w:t>
+            </w:r>
+          </w:p>
+          <w:p>
+            <w:pPr>
+              <w:spacing w:before="0" w:after="0"/>
+            </w:pPr>
+            <w:r>
+              <w:rPr>
+                <w:rFonts w:ascii="Courier New" w:cs="Courier New" w:eastAsia="Courier New" w:hAnsi="Courier New"/>
+                <w:color w:val="404040"/>
+                <w:sz w:val="16"/>
+                <w:szCs w:val="16"/>
+              </w:rPr>
+              <w:t xml:space="preserve">git clone -b staging https://git.luvina.net/dev1/pos-server/master-batch.git /tmp/master-batch-stg</w:t>
+            </w:r>
+          </w:p>
+          <w:p>
+            <w:pPr>
+              <w:spacing w:before="0" w:after="0"/>
+            </w:pPr>
+            <w:r>
+              <w:rPr>
+                <w:rFonts w:ascii="Courier New" w:cs="Courier New" w:eastAsia="Courier New" w:hAnsi="Courier New"/>
+                <w:color w:val="404040"/>
+                <w:sz w:val="16"/>
+                <w:szCs w:val="16"/>
+              </w:rPr>
+              <w:t xml:space="preserve"/>
+            </w:r>
+          </w:p>
+          <w:p>
+            <w:pPr>
+              <w:spacing w:before="0" w:after="0"/>
+            </w:pPr>
+            <w:r>
+              <w:rPr>
+                <w:rFonts w:ascii="Courier New" w:cs="Courier New" w:eastAsia="Courier New" w:hAnsi="Courier New"/>
+                <w:color w:val="404040"/>
+                <w:sz w:val="16"/>
+                <w:szCs w:val="16"/>
+              </w:rPr>
+              <w:t xml:space="preserve"># No.11 Backend (★未統合)</w:t>
+            </w:r>
+          </w:p>
+          <w:p>
+            <w:pPr>
+              <w:spacing w:before="0" w:after="0"/>
+            </w:pPr>
+            <w:r>
+              <w:rPr>
+                <w:rFonts w:ascii="Courier New" w:cs="Courier New" w:eastAsia="Courier New" w:hAnsi="Courier New"/>
+                <w:color w:val="404040"/>
+                <w:sz w:val="16"/>
+                <w:szCs w:val="16"/>
+              </w:rPr>
+              <w:t xml:space="preserve">git clone -b production https://git.luvina.net/dev1/pos-server/pos-server-backend.git /tmp/backend-prd</w:t>
+            </w:r>
+          </w:p>
+        </w:tc>
+      </w:tr>
+    </w:tbl>
+    <w:p>
+      <w:pPr>
+        <w:spacing w:before="80" w:after="80"/>
+      </w:pPr>
+      <w:r>
+        <w:rPr>
+          <w:rFonts w:ascii="BIZ UDPGothic" w:cs="BIZ UDPGothic" w:eastAsia="BIZ UDPGothic" w:hAnsi="BIZ UDPGothic"/>
+          <w:color w:val="404040"/>
+          <w:sz w:val="18"/>
+          <w:szCs w:val="18"/>
+        </w:rPr>
+        <w:t xml:space="preserve">Phase 2: ディレクトリ再編 + 未統合3リポ追加</w:t>
+      </w:r>
+      <w:r>
+        <w:rPr>
+          <w:rFonts w:ascii="BIZ UDPGothic" w:cs="BIZ UDPGothic" w:eastAsia="BIZ UDPGothic" w:hAnsi="BIZ UDPGothic"/>
+          <w:i/>
+          <w:iCs/>
+          <w:color w:val="888888"/>
+          <w:sz w:val="18"/>
+          <w:szCs w:val="18"/>
+        </w:rPr>
+        <w:t xml:space="preserve"> / </w:t>
+      </w:r>
+      <w:r>
+        <w:rPr>
+          <w:rFonts w:ascii="BIZ UDPGothic" w:cs="BIZ UDPGothic" w:eastAsia="BIZ UDPGothic" w:hAnsi="BIZ UDPGothic"/>
+          <w:i/>
+          <w:iCs/>
+          <w:color w:val="888888"/>
+          <w:sz w:val="16"/>
+          <w:szCs w:val="16"/>
+        </w:rPr>
+        <w:t xml:space="preserve">Phase 2: Tái cấu trúc + Thêm 3 repo</w:t>
+      </w:r>
+    </w:p>
+    <w:tbl>
+      <w:tblPr>
+        <w:tblW w:type="dxa" w:w="9506"/>
+        <w:tblBorders>
+          <w:top w:val="single" w:color="auto" w:sz="4"/>
+          <w:left w:val="single" w:color="auto" w:sz="4"/>
+          <w:bottom w:val="single" w:color="auto" w:sz="4"/>
+          <w:right w:val="single" w:color="auto" w:sz="4"/>
+          <w:insideH w:val="single" w:color="auto" w:sz="4"/>
+          <w:insideV w:val="single" w:color="auto" w:sz="4"/>
+        </w:tblBorders>
+      </w:tblPr>
+      <w:tblGrid>
+        <w:gridCol w:w="9506"/>
+      </w:tblGrid>
+      <w:tr>
+        <w:trPr>
+          <w:cantSplit/>
+        </w:trPr>
+        <w:tc>
+          <w:tcPr>
+            <w:tcW w:type="dxa" w:w="9506"/>
+            <w:tcBorders>
+              <w:top w:val="single" w:color="CCCCCC" w:sz="4"/>
+              <w:left w:val="single" w:color="CCCCCC" w:sz="4"/>
+              <w:bottom w:val="single" w:color="CCCCCC" w:sz="4"/>
+              <w:right w:val="single" w:color="CCCCCC" w:sz="4"/>
+            </w:tcBorders>
+            <w:shd w:fill="F8F8F8" w:val="clear"/>
+            <w:tcMar>
+              <w:top w:type="dxa" w:w="80"/>
+              <w:left w:type="dxa" w:w="120"/>
+              <w:bottom w:type="dxa" w:w="80"/>
+              <w:right w:type="dxa" w:w="120"/>
+            </w:tcMar>
+          </w:tcPr>
+          <w:p>
+            <w:pPr>
+              <w:spacing w:before="0" w:after="0"/>
+            </w:pPr>
+            <w:r>
+              <w:rPr>
+                <w:rFonts w:ascii="Courier New" w:cs="Courier New" w:eastAsia="Courier New" w:hAnsi="Courier New"/>
+                <w:color w:val="404040"/>
+                <w:sz w:val="16"/>
+                <w:szCs w:val="16"/>
+              </w:rPr>
+              <w:t xml:space="preserve">cd kasumi_pos-server</w:t>
+            </w:r>
+          </w:p>
+          <w:p>
+            <w:pPr>
+              <w:spacing w:before="0" w:after="0"/>
+            </w:pPr>
+            <w:r>
+              <w:rPr>
+                <w:rFonts w:ascii="Courier New" w:cs="Courier New" w:eastAsia="Courier New" w:hAnsi="Courier New"/>
+                <w:color w:val="404040"/>
+                <w:sz w:val="16"/>
+                <w:szCs w:val="16"/>
+              </w:rPr>
+              <w:t xml:space="preserve"/>
+            </w:r>
+          </w:p>
+          <w:p>
+            <w:pPr>
+              <w:spacing w:before="0" w:after="0"/>
+            </w:pPr>
+            <w:r>
+              <w:rPr>
+                <w:rFonts w:ascii="Courier New" w:cs="Courier New" w:eastAsia="Courier New" w:hAnsi="Courier New"/>
+                <w:color w:val="404040"/>
+                <w:sz w:val="16"/>
+                <w:szCs w:val="16"/>
+              </w:rPr>
+              <w:t xml:space="preserve"># frontend/backend ディレクトリ作成</w:t>
+            </w:r>
+          </w:p>
+          <w:p>
+            <w:pPr>
+              <w:spacing w:before="0" w:after="0"/>
+            </w:pPr>
+            <w:r>
+              <w:rPr>
+                <w:rFonts w:ascii="Courier New" w:cs="Courier New" w:eastAsia="Courier New" w:hAnsi="Courier New"/>
+                <w:color w:val="404040"/>
+                <w:sz w:val="16"/>
+                <w:szCs w:val="16"/>
+              </w:rPr>
+              <w:t xml:space="preserve">mkdir -p backend/common/pos-common</w:t>
+            </w:r>
+          </w:p>
+          <w:p>
+            <w:pPr>
+              <w:spacing w:before="0" w:after="0"/>
+            </w:pPr>
+            <w:r>
+              <w:rPr>
+                <w:rFonts w:ascii="Courier New" w:cs="Courier New" w:eastAsia="Courier New" w:hAnsi="Courier New"/>
+                <w:color w:val="404040"/>
+                <w:sz w:val="16"/>
+                <w:szCs w:val="16"/>
+              </w:rPr>
+              <w:t xml:space="preserve">mkdir -p backend/100_kasumi</w:t>
+            </w:r>
+          </w:p>
+          <w:p>
+            <w:pPr>
+              <w:spacing w:before="0" w:after="0"/>
+            </w:pPr>
+            <w:r>
+              <w:rPr>
+                <w:rFonts w:ascii="Courier New" w:cs="Courier New" w:eastAsia="Courier New" w:hAnsi="Courier New"/>
+                <w:color w:val="404040"/>
+                <w:sz w:val="16"/>
+                <w:szCs w:val="16"/>
+              </w:rPr>
+              <w:t xml:space="preserve">mkdir -p frontend/common</w:t>
+            </w:r>
+          </w:p>
+          <w:p>
+            <w:pPr>
+              <w:spacing w:before="0" w:after="0"/>
+            </w:pPr>
+            <w:r>
+              <w:rPr>
+                <w:rFonts w:ascii="Courier New" w:cs="Courier New" w:eastAsia="Courier New" w:hAnsi="Courier New"/>
+                <w:color w:val="404040"/>
+                <w:sz w:val="16"/>
+                <w:szCs w:val="16"/>
+              </w:rPr>
+              <w:t xml:space="preserve">mkdir -p frontend/100_kasumi</w:t>
+            </w:r>
+          </w:p>
+          <w:p>
+            <w:pPr>
+              <w:spacing w:before="0" w:after="0"/>
+            </w:pPr>
+            <w:r>
+              <w:rPr>
+                <w:rFonts w:ascii="Courier New" w:cs="Courier New" w:eastAsia="Courier New" w:hAnsi="Courier New"/>
+                <w:color w:val="404040"/>
+                <w:sz w:val="16"/>
+                <w:szCs w:val="16"/>
+              </w:rPr>
+              <w:t xml:space="preserve"/>
+            </w:r>
+          </w:p>
+          <w:p>
+            <w:pPr>
+              <w:spacing w:before="0" w:after="0"/>
+            </w:pPr>
+            <w:r>
+              <w:rPr>
+                <w:rFonts w:ascii="Courier New" w:cs="Courier New" w:eastAsia="Courier New" w:hAnsi="Courier New"/>
+                <w:color w:val="404040"/>
+                <w:sz w:val="16"/>
+                <w:szCs w:val="16"/>
+              </w:rPr>
+              <w:t xml:space="preserve"># 既存コンポーネントを移動</w:t>
+            </w:r>
+          </w:p>
+          <w:p>
+            <w:pPr>
+              <w:spacing w:before="0" w:after="0"/>
+            </w:pPr>
+            <w:r>
+              <w:rPr>
+                <w:rFonts w:ascii="Courier New" w:cs="Courier New" w:eastAsia="Courier New" w:hAnsi="Courier New"/>
+                <w:color w:val="404040"/>
+                <w:sz w:val="16"/>
+                <w:szCs w:val="16"/>
+              </w:rPr>
+              <w:t xml:space="preserve">git mv posserver-product-kasumi backend/100_kasumi/</w:t>
+            </w:r>
+          </w:p>
+          <w:p>
+            <w:pPr>
+              <w:spacing w:before="0" w:after="0"/>
+            </w:pPr>
+            <w:r>
+              <w:rPr>
+                <w:rFonts w:ascii="Courier New" w:cs="Courier New" w:eastAsia="Courier New" w:hAnsi="Courier New"/>
+                <w:color w:val="404040"/>
+                <w:sz w:val="16"/>
+                <w:szCs w:val="16"/>
+              </w:rPr>
+              <w:t xml:space="preserve">git mv aeongiftcardserver-product backend/100_kasumi/</w:t>
+            </w:r>
+          </w:p>
+          <w:p>
+            <w:pPr>
+              <w:spacing w:before="0" w:after="0"/>
+            </w:pPr>
+            <w:r>
+              <w:rPr>
+                <w:rFonts w:ascii="Courier New" w:cs="Courier New" w:eastAsia="Courier New" w:hAnsi="Courier New"/>
+                <w:color w:val="404040"/>
+                <w:sz w:val="16"/>
+                <w:szCs w:val="16"/>
+              </w:rPr>
+              <w:t xml:space="preserve"/>
+            </w:r>
+          </w:p>
+          <w:p>
+            <w:pPr>
+              <w:spacing w:before="0" w:after="0"/>
+            </w:pPr>
+            <w:r>
+              <w:rPr>
+                <w:rFonts w:ascii="Courier New" w:cs="Courier New" w:eastAsia="Courier New" w:hAnsi="Courier New"/>
+                <w:color w:val="404040"/>
+                <w:sz w:val="16"/>
+                <w:szCs w:val="16"/>
+              </w:rPr>
+              <w:t xml:space="preserve"># フロントエンドは統合後に移動（Phase 4で実施）</w:t>
+            </w:r>
+          </w:p>
+          <w:p>
+            <w:pPr>
+              <w:spacing w:before="0" w:after="0"/>
+            </w:pPr>
+            <w:r>
+              <w:rPr>
+                <w:rFonts w:ascii="Courier New" w:cs="Courier New" w:eastAsia="Courier New" w:hAnsi="Courier New"/>
+                <w:color w:val="404040"/>
+                <w:sz w:val="16"/>
+                <w:szCs w:val="16"/>
+              </w:rPr>
+              <w:t xml:space="preserve"/>
+            </w:r>
+          </w:p>
+          <w:p>
+            <w:pPr>
+              <w:spacing w:before="0" w:after="0"/>
+            </w:pPr>
+            <w:r>
+              <w:rPr>
+                <w:rFonts w:ascii="Courier New" w:cs="Courier New" w:eastAsia="Courier New" w:hAnsi="Courier New"/>
+                <w:color w:val="404040"/>
+                <w:sz w:val="16"/>
+                <w:szCs w:val="16"/>
+              </w:rPr>
+              <w:t xml:space="preserve"># 未統合3リポを追加</w:t>
+            </w:r>
+          </w:p>
+          <w:p>
+            <w:pPr>
+              <w:spacing w:before="0" w:after="0"/>
+            </w:pPr>
+            <w:r>
+              <w:rPr>
+                <w:rFonts w:ascii="Courier New" w:cs="Courier New" w:eastAsia="Courier New" w:hAnsi="Courier New"/>
+                <w:color w:val="404040"/>
+                <w:sz w:val="16"/>
+                <w:szCs w:val="16"/>
+              </w:rPr>
+              <w:t xml:space="preserve">cp -r /tmp/batch-ishida-prd backend/100_kasumi/pos-server-batch-ishida</w:t>
+            </w:r>
+          </w:p>
+          <w:p>
+            <w:pPr>
+              <w:spacing w:before="0" w:after="0"/>
+            </w:pPr>
+            <w:r>
+              <w:rPr>
+                <w:rFonts w:ascii="Courier New" w:cs="Courier New" w:eastAsia="Courier New" w:hAnsi="Courier New"/>
+                <w:color w:val="404040"/>
+                <w:sz w:val="16"/>
+                <w:szCs w:val="16"/>
+              </w:rPr>
+              <w:t xml:space="preserve">rm -rf backend/100_kasumi/pos-server-batch-ishida/.git</w:t>
+            </w:r>
+          </w:p>
+          <w:p>
+            <w:pPr>
+              <w:spacing w:before="0" w:after="0"/>
+            </w:pPr>
+            <w:r>
+              <w:rPr>
+                <w:rFonts w:ascii="Courier New" w:cs="Courier New" w:eastAsia="Courier New" w:hAnsi="Courier New"/>
+                <w:color w:val="404040"/>
+                <w:sz w:val="16"/>
+                <w:szCs w:val="16"/>
+              </w:rPr>
+              <w:t xml:space="preserve">cp -r /tmp/master-batch-stg backend/100_kasumi/master-batch</w:t>
+            </w:r>
+          </w:p>
+          <w:p>
+            <w:pPr>
+              <w:spacing w:before="0" w:after="0"/>
+            </w:pPr>
+            <w:r>
+              <w:rPr>
+                <w:rFonts w:ascii="Courier New" w:cs="Courier New" w:eastAsia="Courier New" w:hAnsi="Courier New"/>
+                <w:color w:val="404040"/>
+                <w:sz w:val="16"/>
+                <w:szCs w:val="16"/>
+              </w:rPr>
+              <w:t xml:space="preserve">rm -rf backend/100_kasumi/master-batch/.git</w:t>
+            </w:r>
+          </w:p>
+          <w:p>
+            <w:pPr>
+              <w:spacing w:before="0" w:after="0"/>
+            </w:pPr>
+            <w:r>
+              <w:rPr>
+                <w:rFonts w:ascii="Courier New" w:cs="Courier New" w:eastAsia="Courier New" w:hAnsi="Courier New"/>
+                <w:color w:val="404040"/>
+                <w:sz w:val="16"/>
+                <w:szCs w:val="16"/>
+              </w:rPr>
+              <w:t xml:space="preserve">cp -r /tmp/backend-prd backend/100_kasumi/pos-server-backend</w:t>
+            </w:r>
+          </w:p>
+          <w:p>
+            <w:pPr>
+              <w:spacing w:before="0" w:after="0"/>
+            </w:pPr>
+            <w:r>
+              <w:rPr>
+                <w:rFonts w:ascii="Courier New" w:cs="Courier New" w:eastAsia="Courier New" w:hAnsi="Courier New"/>
+                <w:color w:val="404040"/>
+                <w:sz w:val="16"/>
+                <w:szCs w:val="16"/>
+              </w:rPr>
+              <w:t xml:space="preserve">rm -rf backend/100_kasumi/pos-server-backend/.git</w:t>
+            </w:r>
+          </w:p>
+          <w:p>
+            <w:pPr>
+              <w:spacing w:before="0" w:after="0"/>
+            </w:pPr>
+            <w:r>
+              <w:rPr>
+                <w:rFonts w:ascii="Courier New" w:cs="Courier New" w:eastAsia="Courier New" w:hAnsi="Courier New"/>
+                <w:color w:val="404040"/>
+                <w:sz w:val="16"/>
+                <w:szCs w:val="16"/>
+              </w:rPr>
+              <w:t xml:space="preserve"/>
+            </w:r>
+          </w:p>
+          <w:p>
+            <w:pPr>
+              <w:spacing w:before="0" w:after="0"/>
+            </w:pPr>
+            <w:r>
+              <w:rPr>
+                <w:rFonts w:ascii="Courier New" w:cs="Courier New" w:eastAsia="Courier New" w:hAnsi="Courier New"/>
+                <w:color w:val="404040"/>
+                <w:sz w:val="16"/>
+                <w:szCs w:val="16"/>
+              </w:rPr>
+              <w:t xml:space="preserve">git add -A</w:t>
+            </w:r>
+          </w:p>
+          <w:p>
+            <w:pPr>
+              <w:spacing w:before="0" w:after="0"/>
+            </w:pPr>
+            <w:r>
+              <w:rPr>
+                <w:rFonts w:ascii="Courier New" w:cs="Courier New" w:eastAsia="Courier New" w:hAnsi="Courier New"/>
+                <w:color w:val="404040"/>
+                <w:sz w:val="16"/>
+                <w:szCs w:val="16"/>
+              </w:rPr>
+              <w:t xml:space="preserve">git commit -m "feat: restructure to frontend/backend + add 3 GitLab repos"</w:t>
+            </w:r>
+          </w:p>
+        </w:tc>
+      </w:tr>
+    </w:tbl>
+    <w:p>
+      <w:pPr>
+        <w:spacing w:before="80" w:after="80"/>
+      </w:pPr>
+      <w:r>
+        <w:rPr>
+          <w:rFonts w:ascii="BIZ UDPGothic" w:cs="BIZ UDPGothic" w:eastAsia="BIZ UDPGothic" w:hAnsi="BIZ UDPGothic"/>
+          <w:color w:val="404040"/>
+          <w:sz w:val="18"/>
+          <w:szCs w:val="18"/>
+        </w:rPr>
+        <w:t xml:space="preserve">Phase 3-4: フロントエンド統合</w:t>
+      </w:r>
+      <w:r>
+        <w:rPr>
+          <w:rFonts w:ascii="BIZ UDPGothic" w:cs="BIZ UDPGothic" w:eastAsia="BIZ UDPGothic" w:hAnsi="BIZ UDPGothic"/>
+          <w:i/>
+          <w:iCs/>
+          <w:color w:val="888888"/>
+          <w:sz w:val="18"/>
+          <w:szCs w:val="18"/>
+        </w:rPr>
+        <w:t xml:space="preserve"> / </w:t>
+      </w:r>
+      <w:r>
+        <w:rPr>
+          <w:rFonts w:ascii="BIZ UDPGothic" w:cs="BIZ UDPGothic" w:eastAsia="BIZ UDPGothic" w:hAnsi="BIZ UDPGothic"/>
+          <w:i/>
+          <w:iCs/>
+          <w:color w:val="888888"/>
+          <w:sz w:val="16"/>
+          <w:szCs w:val="16"/>
+        </w:rPr>
+        <w:t xml:space="preserve">Phase 3-4: Tích hợp frontend</w:t>
+      </w:r>
+    </w:p>
+    <w:tbl>
+      <w:tblPr>
+        <w:tblW w:type="dxa" w:w="9506"/>
+        <w:tblBorders>
+          <w:top w:val="single" w:color="auto" w:sz="4"/>
+          <w:left w:val="single" w:color="auto" w:sz="4"/>
+          <w:bottom w:val="single" w:color="auto" w:sz="4"/>
+          <w:right w:val="single" w:color="auto" w:sz="4"/>
+          <w:insideH w:val="single" w:color="auto" w:sz="4"/>
+          <w:insideV w:val="single" w:color="auto" w:sz="4"/>
+        </w:tblBorders>
+      </w:tblPr>
+      <w:tblGrid>
+        <w:gridCol w:w="9506"/>
+      </w:tblGrid>
+      <w:tr>
+        <w:trPr>
+          <w:cantSplit/>
+        </w:trPr>
+        <w:tc>
+          <w:tcPr>
+            <w:tcW w:type="dxa" w:w="9506"/>
+            <w:tcBorders>
+              <w:top w:val="single" w:color="CCCCCC" w:sz="4"/>
+              <w:left w:val="single" w:color="CCCCCC" w:sz="4"/>
+              <w:bottom w:val="single" w:color="CCCCCC" w:sz="4"/>
+              <w:right w:val="single" w:color="CCCCCC" w:sz="4"/>
+            </w:tcBorders>
+            <w:shd w:fill="F8F8F8" w:val="clear"/>
+            <w:tcMar>
+              <w:top w:type="dxa" w:w="80"/>
+              <w:left w:type="dxa" w:w="120"/>
+              <w:bottom w:type="dxa" w:w="80"/>
+              <w:right w:type="dxa" w:w="120"/>
+            </w:tcMar>
+          </w:tcPr>
+          <w:p>
+            <w:pPr>
+              <w:spacing w:before="0" w:after="0"/>
+            </w:pPr>
+            <w:r>
+              <w:rPr>
+                <w:rFonts w:ascii="Courier New" w:cs="Courier New" w:eastAsia="Courier New" w:hAnsi="Courier New"/>
+                <w:color w:val="404040"/>
+                <w:sz w:val="16"/>
+                <w:szCs w:val="16"/>
+              </w:rPr>
+              <w:t xml:space="preserve">git checkout -b feature/merge-frontend</w:t>
+            </w:r>
+          </w:p>
+          <w:p>
+            <w:pPr>
+              <w:spacing w:before="0" w:after="0"/>
+            </w:pPr>
+            <w:r>
+              <w:rPr>
+                <w:rFonts w:ascii="Courier New" w:cs="Courier New" w:eastAsia="Courier New" w:hAnsi="Courier New"/>
+                <w:color w:val="404040"/>
+                <w:sz w:val="16"/>
+                <w:szCs w:val="16"/>
+              </w:rPr>
+              <w:t xml:space="preserve"/>
+            </w:r>
+          </w:p>
+          <w:p>
+            <w:pPr>
+              <w:spacing w:before="0" w:after="0"/>
+            </w:pPr>
+            <w:r>
+              <w:rPr>
+                <w:rFonts w:ascii="Courier New" w:cs="Courier New" w:eastAsia="Courier New" w:hAnsi="Courier New"/>
+                <w:color w:val="404040"/>
+                <w:sz w:val="16"/>
+                <w:szCs w:val="16"/>
+              </w:rPr>
+              <w:t xml:space="preserve"># production を frontend/100_kasumi に移動</w:t>
+            </w:r>
+          </w:p>
+          <w:p>
+            <w:pPr>
+              <w:spacing w:before="0" w:after="0"/>
+            </w:pPr>
+            <w:r>
+              <w:rPr>
+                <w:rFonts w:ascii="Courier New" w:cs="Courier New" w:eastAsia="Courier New" w:hAnsi="Courier New"/>
+                <w:color w:val="404040"/>
+                <w:sz w:val="16"/>
+                <w:szCs w:val="16"/>
+              </w:rPr>
+              <w:t xml:space="preserve">git mv pos-server-frontend-production/* frontend/100_kasumi/</w:t>
+            </w:r>
+          </w:p>
+          <w:p>
+            <w:pPr>
+              <w:spacing w:before="0" w:after="0"/>
+            </w:pPr>
+            <w:r>
+              <w:rPr>
+                <w:rFonts w:ascii="Courier New" w:cs="Courier New" w:eastAsia="Courier New" w:hAnsi="Courier New"/>
+                <w:color w:val="404040"/>
+                <w:sz w:val="16"/>
+                <w:szCs w:val="16"/>
+              </w:rPr>
+              <w:t xml:space="preserve"/>
+            </w:r>
+          </w:p>
+          <w:p>
+            <w:pPr>
+              <w:spacing w:before="0" w:after="0"/>
+            </w:pPr>
+            <w:r>
+              <w:rPr>
+                <w:rFonts w:ascii="Courier New" w:cs="Courier New" w:eastAsia="Courier New" w:hAnsi="Courier New"/>
+                <w:color w:val="404040"/>
+                <w:sz w:val="16"/>
+                <w:szCs w:val="16"/>
+              </w:rPr>
+              <w:t xml:space="preserve"># ishida/staging の差分を確認・手動マージ</w:t>
+            </w:r>
+          </w:p>
+          <w:p>
+            <w:pPr>
+              <w:spacing w:before="0" w:after="0"/>
+            </w:pPr>
+            <w:r>
+              <w:rPr>
+                <w:rFonts w:ascii="Courier New" w:cs="Courier New" w:eastAsia="Courier New" w:hAnsi="Courier New"/>
+                <w:color w:val="404040"/>
+                <w:sz w:val="16"/>
+                <w:szCs w:val="16"/>
+              </w:rPr>
+              <w:t xml:space="preserve">diff -rq frontend/100_kasumi/src pos-server-frontend-ishida-staging/src &gt; /tmp/frontend_diff.txt</w:t>
+            </w:r>
+          </w:p>
+          <w:p>
+            <w:pPr>
+              <w:spacing w:before="0" w:after="0"/>
+            </w:pPr>
+            <w:r>
+              <w:rPr>
+                <w:rFonts w:ascii="Courier New" w:cs="Courier New" w:eastAsia="Courier New" w:hAnsi="Courier New"/>
+                <w:color w:val="404040"/>
+                <w:sz w:val="16"/>
+                <w:szCs w:val="16"/>
+              </w:rPr>
+              <w:t xml:space="preserve">wc -l /tmp/frontend_diff.txt  # 約330ファイル差分</w:t>
+            </w:r>
+          </w:p>
+          <w:p>
+            <w:pPr>
+              <w:spacing w:before="0" w:after="0"/>
+            </w:pPr>
+            <w:r>
+              <w:rPr>
+                <w:rFonts w:ascii="Courier New" w:cs="Courier New" w:eastAsia="Courier New" w:hAnsi="Courier New"/>
+                <w:color w:val="404040"/>
+                <w:sz w:val="16"/>
+                <w:szCs w:val="16"/>
+              </w:rPr>
+              <w:t xml:space="preserve"/>
+            </w:r>
+          </w:p>
+          <w:p>
+            <w:pPr>
+              <w:spacing w:before="0" w:after="0"/>
+            </w:pPr>
+            <w:r>
+              <w:rPr>
+                <w:rFonts w:ascii="Courier New" w:cs="Courier New" w:eastAsia="Courier New" w:hAnsi="Courier New"/>
+                <w:color w:val="404040"/>
+                <w:sz w:val="16"/>
+                <w:szCs w:val="16"/>
+              </w:rPr>
+              <w:t xml:space="preserve"># staging固有の変更を手動で反映（レビュー対象）</w:t>
+            </w:r>
+          </w:p>
+          <w:p>
+            <w:pPr>
+              <w:spacing w:before="0" w:after="0"/>
+            </w:pPr>
+            <w:r>
+              <w:rPr>
+                <w:rFonts w:ascii="Courier New" w:cs="Courier New" w:eastAsia="Courier New" w:hAnsi="Courier New"/>
+                <w:color w:val="404040"/>
+                <w:sz w:val="16"/>
+                <w:szCs w:val="16"/>
+              </w:rPr>
+              <w:t xml:space="preserve"># 統合完了後、旧ディレクトリを削除</w:t>
+            </w:r>
+          </w:p>
+          <w:p>
+            <w:pPr>
+              <w:spacing w:before="0" w:after="0"/>
+            </w:pPr>
+            <w:r>
+              <w:rPr>
+                <w:rFonts w:ascii="Courier New" w:cs="Courier New" w:eastAsia="Courier New" w:hAnsi="Courier New"/>
+                <w:color w:val="404040"/>
+                <w:sz w:val="16"/>
+                <w:szCs w:val="16"/>
+              </w:rPr>
+              <w:t xml:space="preserve">git rm -rf pos-server-frontend-production</w:t>
+            </w:r>
+          </w:p>
+          <w:p>
+            <w:pPr>
+              <w:spacing w:before="0" w:after="0"/>
+            </w:pPr>
+            <w:r>
+              <w:rPr>
+                <w:rFonts w:ascii="Courier New" w:cs="Courier New" w:eastAsia="Courier New" w:hAnsi="Courier New"/>
+                <w:color w:val="404040"/>
+                <w:sz w:val="16"/>
+                <w:szCs w:val="16"/>
+              </w:rPr>
+              <w:t xml:space="preserve">git rm -rf pos-server-frontend-ishida-staging</w:t>
+            </w:r>
+          </w:p>
+          <w:p>
+            <w:pPr>
+              <w:spacing w:before="0" w:after="0"/>
+            </w:pPr>
+            <w:r>
+              <w:rPr>
+                <w:rFonts w:ascii="Courier New" w:cs="Courier New" w:eastAsia="Courier New" w:hAnsi="Courier New"/>
+                <w:color w:val="404040"/>
+                <w:sz w:val="16"/>
+                <w:szCs w:val="16"/>
+              </w:rPr>
+              <w:t xml:space="preserve"/>
+            </w:r>
+          </w:p>
+          <w:p>
+            <w:pPr>
+              <w:spacing w:before="0" w:after="0"/>
+            </w:pPr>
+            <w:r>
+              <w:rPr>
+                <w:rFonts w:ascii="Courier New" w:cs="Courier New" w:eastAsia="Courier New" w:hAnsi="Courier New"/>
+                <w:color w:val="404040"/>
+                <w:sz w:val="16"/>
+                <w:szCs w:val="16"/>
+              </w:rPr>
+              <w:t xml:space="preserve">git add -A</w:t>
+            </w:r>
+          </w:p>
+          <w:p>
+            <w:pPr>
+              <w:spacing w:before="0" w:after="0"/>
+            </w:pPr>
+            <w:r>
+              <w:rPr>
+                <w:rFonts w:ascii="Courier New" w:cs="Courier New" w:eastAsia="Courier New" w:hAnsi="Courier New"/>
+                <w:color w:val="404040"/>
+                <w:sz w:val="16"/>
+                <w:szCs w:val="16"/>
+              </w:rPr>
+              <w:t xml:space="preserve">git commit -m "feat: merge frontend into frontend/100_kasumi"</w:t>
+            </w:r>
+          </w:p>
+          <w:p>
+            <w:pPr>
+              <w:spacing w:before="0" w:after="0"/>
+            </w:pPr>
+            <w:r>
+              <w:rPr>
+                <w:rFonts w:ascii="Courier New" w:cs="Courier New" w:eastAsia="Courier New" w:hAnsi="Courier New"/>
+                <w:color w:val="404040"/>
+                <w:sz w:val="16"/>
+                <w:szCs w:val="16"/>
+              </w:rPr>
+              <w:t xml:space="preserve">git push origin feature/merge-frontend</w:t>
+            </w:r>
+          </w:p>
+          <w:p>
+            <w:pPr>
+              <w:spacing w:before="0" w:after="0"/>
+            </w:pPr>
+            <w:r>
+              <w:rPr>
+                <w:rFonts w:ascii="Courier New" w:cs="Courier New" w:eastAsia="Courier New" w:hAnsi="Courier New"/>
+                <w:color w:val="404040"/>
+                <w:sz w:val="16"/>
+                <w:szCs w:val="16"/>
+              </w:rPr>
+              <w:t xml:space="preserve"># → GitHub上でPR作成 → レビュー → mainへマージ</w:t>
+            </w:r>
+          </w:p>
+        </w:tc>
+      </w:tr>
+    </w:tbl>
+    <w:p>
+      <w:pPr>
+        <w:spacing w:before="80" w:after="80"/>
+      </w:pPr>
+      <w:r>
+        <w:rPr>
+          <w:rFonts w:ascii="BIZ UDPGothic" w:cs="BIZ UDPGothic" w:eastAsia="BIZ UDPGothic" w:hAnsi="BIZ UDPGothic"/>
+          <w:color w:val="404040"/>
+          <w:sz w:val="18"/>
+          <w:szCs w:val="18"/>
+        </w:rPr>
+        <w:t xml:space="preserve">Phase 5: ブランチ作成</w:t>
+      </w:r>
+      <w:r>
+        <w:rPr>
+          <w:rFonts w:ascii="BIZ UDPGothic" w:cs="BIZ UDPGothic" w:eastAsia="BIZ UDPGothic" w:hAnsi="BIZ UDPGothic"/>
+          <w:i/>
+          <w:iCs/>
+          <w:color w:val="888888"/>
+          <w:sz w:val="18"/>
+          <w:szCs w:val="18"/>
+        </w:rPr>
+        <w:t xml:space="preserve"> / </w:t>
+      </w:r>
+      <w:r>
+        <w:rPr>
+          <w:rFonts w:ascii="BIZ UDPGothic" w:cs="BIZ UDPGothic" w:eastAsia="BIZ UDPGothic" w:hAnsi="BIZ UDPGothic"/>
+          <w:i/>
+          <w:iCs/>
+          <w:color w:val="888888"/>
+          <w:sz w:val="16"/>
+          <w:szCs w:val="16"/>
+        </w:rPr>
+        <w:t xml:space="preserve">Phase 5: Tạo branch</w:t>
+      </w:r>
+    </w:p>
+    <w:tbl>
+      <w:tblPr>
+        <w:tblW w:type="dxa" w:w="9506"/>
+        <w:tblBorders>
+          <w:top w:val="single" w:color="auto" w:sz="4"/>
+          <w:left w:val="single" w:color="auto" w:sz="4"/>
+          <w:bottom w:val="single" w:color="auto" w:sz="4"/>
+          <w:right w:val="single" w:color="auto" w:sz="4"/>
+          <w:insideH w:val="single" w:color="auto" w:sz="4"/>
+          <w:insideV w:val="single" w:color="auto" w:sz="4"/>
+        </w:tblBorders>
+      </w:tblPr>
+      <w:tblGrid>
+        <w:gridCol w:w="9506"/>
+      </w:tblGrid>
+      <w:tr>
+        <w:trPr>
+          <w:cantSplit/>
+        </w:trPr>
+        <w:tc>
+          <w:tcPr>
+            <w:tcW w:type="dxa" w:w="9506"/>
+            <w:tcBorders>
+              <w:top w:val="single" w:color="CCCCCC" w:sz="4"/>
+              <w:left w:val="single" w:color="CCCCCC" w:sz="4"/>
+              <w:bottom w:val="single" w:color="CCCCCC" w:sz="4"/>
+              <w:right w:val="single" w:color="CCCCCC" w:sz="4"/>
+            </w:tcBorders>
+            <w:shd w:fill="F8F8F8" w:val="clear"/>
+            <w:tcMar>
+              <w:top w:type="dxa" w:w="80"/>
+              <w:left w:type="dxa" w:w="120"/>
+              <w:bottom w:type="dxa" w:w="80"/>
+              <w:right w:type="dxa" w:w="120"/>
+            </w:tcMar>
+          </w:tcPr>
+          <w:p>
+            <w:pPr>
+              <w:spacing w:before="0" w:after="0"/>
+            </w:pPr>
+            <w:r>
+              <w:rPr>
+                <w:rFonts w:ascii="Courier New" w:cs="Courier New" w:eastAsia="Courier New" w:hAnsi="Courier New"/>
+                <w:color w:val="404040"/>
+                <w:sz w:val="16"/>
+                <w:szCs w:val="16"/>
+              </w:rPr>
+              <w:t xml:space="preserve">git checkout main</w:t>
+            </w:r>
+          </w:p>
+          <w:p>
+            <w:pPr>
+              <w:spacing w:before="0" w:after="0"/>
+            </w:pPr>
+            <w:r>
+              <w:rPr>
+                <w:rFonts w:ascii="Courier New" w:cs="Courier New" w:eastAsia="Courier New" w:hAnsi="Courier New"/>
+                <w:color w:val="404040"/>
+                <w:sz w:val="16"/>
+                <w:szCs w:val="16"/>
+              </w:rPr>
+              <w:t xml:space="preserve">git checkout -b staging</w:t>
+            </w:r>
+          </w:p>
+          <w:p>
+            <w:pPr>
+              <w:spacing w:before="0" w:after="0"/>
+            </w:pPr>
+            <w:r>
+              <w:rPr>
+                <w:rFonts w:ascii="Courier New" w:cs="Courier New" w:eastAsia="Courier New" w:hAnsi="Courier New"/>
+                <w:color w:val="404040"/>
+                <w:sz w:val="16"/>
+                <w:szCs w:val="16"/>
+              </w:rPr>
+              <w:t xml:space="preserve"/>
+            </w:r>
+          </w:p>
+          <w:p>
+            <w:pPr>
+              <w:spacing w:before="0" w:after="0"/>
+            </w:pPr>
+            <w:r>
+              <w:rPr>
+                <w:rFonts w:ascii="Courier New" w:cs="Courier New" w:eastAsia="Courier New" w:hAnsi="Courier New"/>
+                <w:color w:val="404040"/>
+                <w:sz w:val="16"/>
+                <w:szCs w:val="16"/>
+              </w:rPr>
+              <w:t xml:space="preserve"># STGコードで上書きが必要な箇所を反映</w:t>
+            </w:r>
+          </w:p>
+          <w:p>
+            <w:pPr>
+              <w:spacing w:before="0" w:after="0"/>
+            </w:pPr>
+            <w:r>
+              <w:rPr>
+                <w:rFonts w:ascii="Courier New" w:cs="Courier New" w:eastAsia="Courier New" w:hAnsi="Courier New"/>
+                <w:color w:val="404040"/>
+                <w:sz w:val="16"/>
+                <w:szCs w:val="16"/>
+              </w:rPr>
+              <w:t xml:space="preserve">rm -rf backend/100_kasumi/posserver-product-kasumi/src</w:t>
+            </w:r>
+          </w:p>
+          <w:p>
+            <w:pPr>
+              <w:spacing w:before="0" w:after="0"/>
+            </w:pPr>
+            <w:r>
+              <w:rPr>
+                <w:rFonts w:ascii="Courier New" w:cs="Courier New" w:eastAsia="Courier New" w:hAnsi="Courier New"/>
+                <w:color w:val="404040"/>
+                <w:sz w:val="16"/>
+                <w:szCs w:val="16"/>
+              </w:rPr>
+              <w:t xml:space="preserve">cp -r /tmp/posserver-stg/src backend/100_kasumi/posserver-product-kasumi/src</w:t>
+            </w:r>
+          </w:p>
+          <w:p>
+            <w:pPr>
+              <w:spacing w:before="0" w:after="0"/>
+            </w:pPr>
+            <w:r>
+              <w:rPr>
+                <w:rFonts w:ascii="Courier New" w:cs="Courier New" w:eastAsia="Courier New" w:hAnsi="Courier New"/>
+                <w:color w:val="404040"/>
+                <w:sz w:val="16"/>
+                <w:szCs w:val="16"/>
+              </w:rPr>
+              <w:t xml:space="preserve"># 他コンポーネントも同様にSTGコードで上書き</w:t>
+            </w:r>
+          </w:p>
+          <w:p>
+            <w:pPr>
+              <w:spacing w:before="0" w:after="0"/>
+            </w:pPr>
+            <w:r>
+              <w:rPr>
+                <w:rFonts w:ascii="Courier New" w:cs="Courier New" w:eastAsia="Courier New" w:hAnsi="Courier New"/>
+                <w:color w:val="404040"/>
+                <w:sz w:val="16"/>
+                <w:szCs w:val="16"/>
+              </w:rPr>
+              <w:t xml:space="preserve"/>
+            </w:r>
+          </w:p>
+          <w:p>
+            <w:pPr>
+              <w:spacing w:before="0" w:after="0"/>
+            </w:pPr>
+            <w:r>
+              <w:rPr>
+                <w:rFonts w:ascii="Courier New" w:cs="Courier New" w:eastAsia="Courier New" w:hAnsi="Courier New"/>
+                <w:color w:val="404040"/>
+                <w:sz w:val="16"/>
+                <w:szCs w:val="16"/>
+              </w:rPr>
+              <w:t xml:space="preserve">git add -A &amp;&amp; git commit -m "feat: staging branch with STG code"</w:t>
+            </w:r>
+          </w:p>
+          <w:p>
+            <w:pPr>
+              <w:spacing w:before="0" w:after="0"/>
+            </w:pPr>
+            <w:r>
+              <w:rPr>
+                <w:rFonts w:ascii="Courier New" w:cs="Courier New" w:eastAsia="Courier New" w:hAnsi="Courier New"/>
+                <w:color w:val="404040"/>
+                <w:sz w:val="16"/>
+                <w:szCs w:val="16"/>
+              </w:rPr>
+              <w:t xml:space="preserve">git push origin staging</w:t>
+            </w:r>
+          </w:p>
+          <w:p>
+            <w:pPr>
+              <w:spacing w:before="0" w:after="0"/>
+            </w:pPr>
+            <w:r>
+              <w:rPr>
+                <w:rFonts w:ascii="Courier New" w:cs="Courier New" w:eastAsia="Courier New" w:hAnsi="Courier New"/>
+                <w:color w:val="404040"/>
+                <w:sz w:val="16"/>
+                <w:szCs w:val="16"/>
+              </w:rPr>
+              <w:t xml:space="preserve"/>
+            </w:r>
+          </w:p>
+          <w:p>
+            <w:pPr>
+              <w:spacing w:before="0" w:after="0"/>
+            </w:pPr>
+            <w:r>
+              <w:rPr>
+                <w:rFonts w:ascii="Courier New" w:cs="Courier New" w:eastAsia="Courier New" w:hAnsi="Courier New"/>
+                <w:color w:val="404040"/>
+                <w:sz w:val="16"/>
+                <w:szCs w:val="16"/>
+              </w:rPr>
+              <w:t xml:space="preserve">git checkout -b develop</w:t>
+            </w:r>
+          </w:p>
+          <w:p>
+            <w:pPr>
+              <w:spacing w:before="0" w:after="0"/>
+            </w:pPr>
+            <w:r>
+              <w:rPr>
+                <w:rFonts w:ascii="Courier New" w:cs="Courier New" w:eastAsia="Courier New" w:hAnsi="Courier New"/>
+                <w:color w:val="404040"/>
+                <w:sz w:val="16"/>
+                <w:szCs w:val="16"/>
+              </w:rPr>
+              <w:t xml:space="preserve">git push origin develop</w:t>
+            </w:r>
+          </w:p>
+        </w:tc>
+      </w:tr>
+    </w:tbl>
+    <w:p>
+      <w:pPr>
+        <w:spacing w:before="80" w:after="80"/>
+      </w:pPr>
+      <w:r>
+        <w:rPr>
+          <w:rFonts w:ascii="BIZ UDPGothic" w:cs="BIZ UDPGothic" w:eastAsia="BIZ UDPGothic" w:hAnsi="BIZ UDPGothic"/>
+          <w:color w:val="404040"/>
+          <w:sz w:val="18"/>
+          <w:szCs w:val="18"/>
+        </w:rPr>
+        <w:t xml:space="preserve">Phase 6: ビルド確認</w:t>
+      </w:r>
+      <w:r>
+        <w:rPr>
+          <w:rFonts w:ascii="BIZ UDPGothic" w:cs="BIZ UDPGothic" w:eastAsia="BIZ UDPGothic" w:hAnsi="BIZ UDPGothic"/>
+          <w:i/>
+          <w:iCs/>
+          <w:color w:val="888888"/>
+          <w:sz w:val="18"/>
+          <w:szCs w:val="18"/>
+        </w:rPr>
+        <w:t xml:space="preserve"> / </w:t>
+      </w:r>
+      <w:r>
+        <w:rPr>
+          <w:rFonts w:ascii="BIZ UDPGothic" w:cs="BIZ UDPGothic" w:eastAsia="BIZ UDPGothic" w:hAnsi="BIZ UDPGothic"/>
+          <w:i/>
+          <w:iCs/>
+          <w:color w:val="888888"/>
+          <w:sz w:val="16"/>
+          <w:szCs w:val="16"/>
+        </w:rPr>
+        <w:t xml:space="preserve">Phase 6: Xác nhận build</w:t>
+      </w:r>
+    </w:p>
+    <w:tbl>
+      <w:tblPr>
+        <w:tblW w:type="dxa" w:w="9506"/>
+        <w:tblBorders>
+          <w:top w:val="single" w:color="auto" w:sz="4"/>
+          <w:left w:val="single" w:color="auto" w:sz="4"/>
+          <w:bottom w:val="single" w:color="auto" w:sz="4"/>
+          <w:right w:val="single" w:color="auto" w:sz="4"/>
+          <w:insideH w:val="single" w:color="auto" w:sz="4"/>
+          <w:insideV w:val="single" w:color="auto" w:sz="4"/>
+        </w:tblBorders>
+      </w:tblPr>
+      <w:tblGrid>
+        <w:gridCol w:w="9506"/>
+      </w:tblGrid>
+      <w:tr>
+        <w:trPr>
+          <w:cantSplit/>
+        </w:trPr>
+        <w:tc>
+          <w:tcPr>
+            <w:tcW w:type="dxa" w:w="9506"/>
+            <w:tcBorders>
+              <w:top w:val="single" w:color="CCCCCC" w:sz="4"/>
+              <w:left w:val="single" w:color="CCCCCC" w:sz="4"/>
+              <w:bottom w:val="single" w:color="CCCCCC" w:sz="4"/>
+              <w:right w:val="single" w:color="CCCCCC" w:sz="4"/>
+            </w:tcBorders>
+            <w:shd w:fill="F8F8F8" w:val="clear"/>
+            <w:tcMar>
+              <w:top w:type="dxa" w:w="80"/>
+              <w:left w:type="dxa" w:w="120"/>
+              <w:bottom w:type="dxa" w:w="80"/>
+              <w:right w:type="dxa" w:w="120"/>
+            </w:tcMar>
+          </w:tcPr>
+          <w:p>
+            <w:pPr>
+              <w:spacing w:before="0" w:after="0"/>
+            </w:pPr>
+            <w:r>
+              <w:rPr>
+                <w:rFonts w:ascii="Courier New" w:cs="Courier New" w:eastAsia="Courier New" w:hAnsi="Courier New"/>
+                <w:color w:val="404040"/>
+                <w:sz w:val="16"/>
+                <w:szCs w:val="16"/>
+              </w:rPr>
+              <w:t xml:space="preserve">git checkout main</w:t>
+            </w:r>
+          </w:p>
+          <w:p>
+            <w:pPr>
+              <w:spacing w:before="0" w:after="0"/>
+            </w:pPr>
+            <w:r>
+              <w:rPr>
+                <w:rFonts w:ascii="Courier New" w:cs="Courier New" w:eastAsia="Courier New" w:hAnsi="Courier New"/>
+                <w:color w:val="404040"/>
+                <w:sz w:val="16"/>
+                <w:szCs w:val="16"/>
+              </w:rPr>
+              <w:t xml:space="preserve"/>
+            </w:r>
+          </w:p>
+          <w:p>
+            <w:pPr>
+              <w:spacing w:before="0" w:after="0"/>
+            </w:pPr>
+            <w:r>
+              <w:rPr>
+                <w:rFonts w:ascii="Courier New" w:cs="Courier New" w:eastAsia="Courier New" w:hAnsi="Courier New"/>
+                <w:color w:val="404040"/>
+                <w:sz w:val="16"/>
+                <w:szCs w:val="16"/>
+              </w:rPr>
+              <w:t xml:space="preserve"># No.2 POS Server Conlux (Kotlin)</w:t>
+            </w:r>
+          </w:p>
+          <w:p>
+            <w:pPr>
+              <w:spacing w:before="0" w:after="0"/>
+            </w:pPr>
+            <w:r>
+              <w:rPr>
+                <w:rFonts w:ascii="Courier New" w:cs="Courier New" w:eastAsia="Courier New" w:hAnsi="Courier New"/>
+                <w:color w:val="404040"/>
+                <w:sz w:val="16"/>
+                <w:szCs w:val="16"/>
+              </w:rPr>
+              <w:t xml:space="preserve">cd backend/100_kasumi/posserver-product-kasumi &amp;&amp; chmod +x gradlew &amp;&amp; ./gradlew build -x test &amp;&amp; cd ../../..</w:t>
+            </w:r>
+          </w:p>
+          <w:p>
+            <w:pPr>
+              <w:spacing w:before="0" w:after="0"/>
+            </w:pPr>
+            <w:r>
+              <w:rPr>
+                <w:rFonts w:ascii="Courier New" w:cs="Courier New" w:eastAsia="Courier New" w:hAnsi="Courier New"/>
+                <w:color w:val="404040"/>
+                <w:sz w:val="16"/>
+                <w:szCs w:val="16"/>
+              </w:rPr>
+              <w:t xml:space="preserve"/>
+            </w:r>
+          </w:p>
+          <w:p>
+            <w:pPr>
+              <w:spacing w:before="0" w:after="0"/>
+            </w:pPr>
+            <w:r>
+              <w:rPr>
+                <w:rFonts w:ascii="Courier New" w:cs="Courier New" w:eastAsia="Courier New" w:hAnsi="Courier New"/>
+                <w:color w:val="404040"/>
+                <w:sz w:val="16"/>
+                <w:szCs w:val="16"/>
+              </w:rPr>
+              <w:t xml:space="preserve"># No.4 Giftcard Server (Java)</w:t>
+            </w:r>
+          </w:p>
+          <w:p>
+            <w:pPr>
+              <w:spacing w:before="0" w:after="0"/>
+            </w:pPr>
+            <w:r>
+              <w:rPr>
+                <w:rFonts w:ascii="Courier New" w:cs="Courier New" w:eastAsia="Courier New" w:hAnsi="Courier New"/>
+                <w:color w:val="404040"/>
+                <w:sz w:val="16"/>
+                <w:szCs w:val="16"/>
+              </w:rPr>
+              <w:t xml:space="preserve">cd backend/100_kasumi/aeongiftcardserver-product &amp;&amp; chmod +x mvnw &amp;&amp; ./mvnw package -DskipTests &amp;&amp; cd ../../..</w:t>
+            </w:r>
+          </w:p>
+          <w:p>
+            <w:pPr>
+              <w:spacing w:before="0" w:after="0"/>
+            </w:pPr>
+            <w:r>
+              <w:rPr>
+                <w:rFonts w:ascii="Courier New" w:cs="Courier New" w:eastAsia="Courier New" w:hAnsi="Courier New"/>
+                <w:color w:val="404040"/>
+                <w:sz w:val="16"/>
+                <w:szCs w:val="16"/>
+              </w:rPr>
+              <w:t xml:space="preserve"/>
+            </w:r>
+          </w:p>
+          <w:p>
+            <w:pPr>
+              <w:spacing w:before="0" w:after="0"/>
+            </w:pPr>
+            <w:r>
+              <w:rPr>
+                <w:rFonts w:ascii="Courier New" w:cs="Courier New" w:eastAsia="Courier New" w:hAnsi="Courier New"/>
+                <w:color w:val="404040"/>
+                <w:sz w:val="16"/>
+                <w:szCs w:val="16"/>
+              </w:rPr>
+              <w:t xml:space="preserve"># No.5+10 Frontend (React)</w:t>
+            </w:r>
+          </w:p>
+          <w:p>
+            <w:pPr>
+              <w:spacing w:before="0" w:after="0"/>
+            </w:pPr>
+            <w:r>
+              <w:rPr>
+                <w:rFonts w:ascii="Courier New" w:cs="Courier New" w:eastAsia="Courier New" w:hAnsi="Courier New"/>
+                <w:color w:val="404040"/>
+                <w:sz w:val="16"/>
+                <w:szCs w:val="16"/>
+              </w:rPr>
+              <w:t xml:space="preserve">cd frontend/100_kasumi &amp;&amp; npm install &amp;&amp; npm run build &amp;&amp; cd ../..</w:t>
+            </w:r>
+          </w:p>
+          <w:p>
+            <w:pPr>
+              <w:spacing w:before="0" w:after="0"/>
+            </w:pPr>
+            <w:r>
+              <w:rPr>
+                <w:rFonts w:ascii="Courier New" w:cs="Courier New" w:eastAsia="Courier New" w:hAnsi="Courier New"/>
+                <w:color w:val="404040"/>
+                <w:sz w:val="16"/>
+                <w:szCs w:val="16"/>
+              </w:rPr>
+              <w:t xml:space="preserve"/>
+            </w:r>
+          </w:p>
+          <w:p>
+            <w:pPr>
+              <w:spacing w:before="0" w:after="0"/>
+            </w:pPr>
+            <w:r>
+              <w:rPr>
+                <w:rFonts w:ascii="Courier New" w:cs="Courier New" w:eastAsia="Courier New" w:hAnsi="Courier New"/>
+                <w:color w:val="404040"/>
+                <w:sz w:val="16"/>
+                <w:szCs w:val="16"/>
+              </w:rPr>
+              <w:t xml:space="preserve"># stagingブランチでも同様に確認</w:t>
+            </w:r>
+          </w:p>
+          <w:p>
+            <w:pPr>
+              <w:spacing w:before="0" w:after="0"/>
+            </w:pPr>
+            <w:r>
+              <w:rPr>
+                <w:rFonts w:ascii="Courier New" w:cs="Courier New" w:eastAsia="Courier New" w:hAnsi="Courier New"/>
+                <w:color w:val="404040"/>
+                <w:sz w:val="16"/>
+                <w:szCs w:val="16"/>
+              </w:rPr>
+              <w:t xml:space="preserve">git checkout staging</w:t>
+            </w:r>
+          </w:p>
+          <w:p>
+            <w:pPr>
+              <w:spacing w:before="0" w:after="0"/>
+            </w:pPr>
+            <w:r>
+              <w:rPr>
+                <w:rFonts w:ascii="Courier New" w:cs="Courier New" w:eastAsia="Courier New" w:hAnsi="Courier New"/>
+                <w:color w:val="404040"/>
+                <w:sz w:val="16"/>
+                <w:szCs w:val="16"/>
+              </w:rPr>
+              <w:t xml:space="preserve"># （上記と同じビルドコマンドを実行）</w:t>
+            </w:r>
+          </w:p>
+        </w:tc>
+      </w:tr>
+    </w:tbl>
+    <w:p>
+      <w:pPr>
+        <w:pBdr>
+          <w:left w:val="thick" w:color="C8102E" w:sz="20" w:space="6"/>
+        </w:pBdr>
+        <w:spacing w:before="280" w:after="100"/>
+      </w:pPr>
+      <w:r>
+        <w:rPr>
+          <w:rFonts w:ascii="BIZ UDPGothic" w:cs="BIZ UDPGothic" w:eastAsia="BIZ UDPGothic" w:hAnsi="BIZ UDPGothic"/>
+          <w:b/>
+          <w:bCs/>
+          <w:color w:val="C8102E"/>
+          <w:sz w:val="24"/>
+          <w:szCs w:val="24"/>
+        </w:rPr>
+        <w:t xml:space="preserve">■ デプロイ時確認・注意事項</w:t>
+      </w:r>
+      <w:r>
+        <w:br/>
+      </w:r>
+      <w:r>
+        <w:rPr>
+          <w:rFonts w:ascii="BIZ UDPGothic" w:cs="BIZ UDPGothic" w:eastAsia="BIZ UDPGothic" w:hAnsi="BIZ UDPGothic"/>
+          <w:i/>
+          <w:iCs/>
+          <w:color w:val="AA3344"/>
+          <w:sz w:val="17"/>
+          <w:szCs w:val="17"/>
+        </w:rPr>
+        <w:t xml:space="preserve">　Lưu Ý &amp; Xác Nhận Khi Triển Khai</w:t>
+      </w:r>
+    </w:p>
+    <w:p>
+      <w:pPr>
+        <w:spacing w:before="80" w:after="80"/>
+      </w:pPr>
+      <w:r>
+        <w:rPr>
+          <w:rFonts w:ascii="BIZ UDPGothic" w:cs="BIZ UDPGothic" w:eastAsia="BIZ UDPGothic" w:hAnsi="BIZ UDPGothic"/>
+          <w:color w:val="404040"/>
+          <w:sz w:val="18"/>
+          <w:szCs w:val="18"/>
+        </w:rPr>
+        <w:t xml:space="preserve">本改修のデプロイにあたり、以下の8項目を事前・事後に確認すること。</w:t>
+      </w:r>
+      <w:r>
+        <w:rPr>
+          <w:rFonts w:ascii="BIZ UDPGothic" w:cs="BIZ UDPGothic" w:eastAsia="BIZ UDPGothic" w:hAnsi="BIZ UDPGothic"/>
+          <w:i/>
+          <w:iCs/>
+          <w:color w:val="888888"/>
+          <w:sz w:val="18"/>
+          <w:szCs w:val="18"/>
+        </w:rPr>
+        <w:t xml:space="preserve"> / </w:t>
+      </w:r>
+      <w:r>
+        <w:rPr>
+          <w:rFonts w:ascii="BIZ UDPGothic" w:cs="BIZ UDPGothic" w:eastAsia="BIZ UDPGothic" w:hAnsi="BIZ UDPGothic"/>
+          <w:i/>
+          <w:iCs/>
+          <w:color w:val="888888"/>
+          <w:sz w:val="16"/>
+          <w:szCs w:val="16"/>
+        </w:rPr>
+        <w:t xml:space="preserve">Khi triển khai sửa đổi này, cần xác nhận 8 hạng mục trước và sau khi deploy.</w:t>
+      </w:r>
+    </w:p>
+    <w:tbl>
+      <w:tblPr>
+        <w:tblW w:type="dxa" w:w="9506"/>
+        <w:tblBorders>
+          <w:top w:val="single" w:color="auto" w:sz="4"/>
+          <w:left w:val="single" w:color="auto" w:sz="4"/>
+          <w:bottom w:val="single" w:color="auto" w:sz="4"/>
+          <w:right w:val="single" w:color="auto" w:sz="4"/>
+          <w:insideH w:val="single" w:color="auto" w:sz="4"/>
+          <w:insideV w:val="single" w:color="auto" w:sz="4"/>
+        </w:tblBorders>
+      </w:tblPr>
+      <w:tblGrid>
+        <w:gridCol w:w="500"/>
+        <w:gridCol w:w="2500"/>
+        <w:gridCol w:w="6506"/>
+      </w:tblGrid>
+      <w:tr>
+        <w:trPr>
+          <w:cantSplit/>
+          <w:tblHeader/>
+        </w:trPr>
+        <w:tc>
+          <w:tcPr>
+            <w:tcW w:type="dxa" w:w="500"/>
+            <w:tcBorders>
+              <w:top w:val="single" w:color="CCCCCC" w:sz="4"/>
+              <w:left w:val="single" w:color="CCCCCC" w:sz="4"/>
+              <w:bottom w:val="single" w:color="CCCCCC" w:sz="4"/>
+              <w:right w:val="single" w:color="CCCCCC" w:sz="4"/>
+            </w:tcBorders>
+            <w:shd w:fill="E8E8E8" w:val="clear"/>
+            <w:tcMar>
+              <w:top w:type="dxa" w:w="80"/>
+              <w:left w:type="dxa" w:w="120"/>
+              <w:bottom w:type="dxa" w:w="80"/>
+              <w:right w:type="dxa" w:w="120"/>
+            </w:tcMar>
+            <w:vAlign w:val="center"/>
+          </w:tcPr>
+          <w:p>
+            <w:r>
+              <w:rPr>
+                <w:rFonts w:ascii="BIZ UDPGothic" w:cs="BIZ UDPGothic" w:eastAsia="BIZ UDPGothic" w:hAnsi="BIZ UDPGothic"/>
+                <w:b/>
+                <w:bCs/>
+                <w:color w:val="000000"/>
+                <w:sz w:val="18"/>
+                <w:szCs w:val="18"/>
+              </w:rPr>
+              <w:t xml:space="preserve">No.</w:t>
+            </w:r>
+          </w:p>
+        </w:tc>
+        <w:tc>
+          <w:tcPr>
+            <w:tcW w:type="dxa" w:w="2500"/>
+            <w:tcBorders>
+              <w:top w:val="single" w:color="CCCCCC" w:sz="4"/>
+              <w:left w:val="single" w:color="CCCCCC" w:sz="4"/>
+              <w:bottom w:val="single" w:color="CCCCCC" w:sz="4"/>
+              <w:right w:val="single" w:color="CCCCCC" w:sz="4"/>
+            </w:tcBorders>
+            <w:shd w:fill="E8E8E8" w:val="clear"/>
+            <w:tcMar>
+              <w:top w:type="dxa" w:w="80"/>
+              <w:left w:type="dxa" w:w="120"/>
+              <w:bottom w:type="dxa" w:w="80"/>
+              <w:right w:type="dxa" w:w="120"/>
+            </w:tcMar>
+            <w:vAlign w:val="center"/>
+          </w:tcPr>
+          <w:p>
+            <w:r>
+              <w:rPr>
+                <w:rFonts w:ascii="BIZ UDPGothic" w:cs="BIZ UDPGothic" w:eastAsia="BIZ UDPGothic" w:hAnsi="BIZ UDPGothic"/>
+                <w:b/>
+                <w:bCs/>
+                <w:color w:val="000000"/>
+                <w:sz w:val="18"/>
+                <w:szCs w:val="18"/>
+              </w:rPr>
+              <w:t xml:space="preserve">項目</w:t>
+            </w:r>
+            <w:r>
+              <w:rPr>
+                <w:rFonts w:ascii="BIZ UDPGothic" w:cs="BIZ UDPGothic" w:eastAsia="BIZ UDPGothic" w:hAnsi="BIZ UDPGothic"/>
+                <w:i/>
+                <w:iCs/>
+                <w:color w:val="888888"/>
+                <w:sz w:val="16"/>
+                <w:szCs w:val="16"/>
+              </w:rPr>
+              <w:t xml:space="preserve"> / </w:t>
+            </w:r>
+            <w:r>
+              <w:rPr>
+                <w:rFonts w:ascii="BIZ UDPGothic" w:cs="BIZ UDPGothic" w:eastAsia="BIZ UDPGothic" w:hAnsi="BIZ UDPGothic"/>
+                <w:i/>
+                <w:iCs/>
+                <w:color w:val="888888"/>
+                <w:sz w:val="16"/>
+                <w:szCs w:val="16"/>
+              </w:rPr>
+              <w:t xml:space="preserve">Hạng mục</w:t>
+            </w:r>
+          </w:p>
+        </w:tc>
+        <w:tc>
+          <w:tcPr>
+            <w:tcW w:type="dxa" w:w="6506"/>
+            <w:tcBorders>
+              <w:top w:val="single" w:color="CCCCCC" w:sz="4"/>
+              <w:left w:val="single" w:color="CCCCCC" w:sz="4"/>
+              <w:bottom w:val="single" w:color="CCCCCC" w:sz="4"/>
+              <w:right w:val="single" w:color="CCCCCC" w:sz="4"/>
+            </w:tcBorders>
+            <w:shd w:fill="E8E8E8" w:val="clear"/>
+            <w:tcMar>
+              <w:top w:type="dxa" w:w="80"/>
+              <w:left w:type="dxa" w:w="120"/>
+              <w:bottom w:type="dxa" w:w="80"/>
+              <w:right w:type="dxa" w:w="120"/>
+            </w:tcMar>
+            <w:vAlign w:val="center"/>
+          </w:tcPr>
+          <w:p>
+            <w:r>
+              <w:rPr>
+                <w:rFonts w:ascii="BIZ UDPGothic" w:cs="BIZ UDPGothic" w:eastAsia="BIZ UDPGothic" w:hAnsi="BIZ UDPGothic"/>
+                <w:b/>
+                <w:bCs/>
+                <w:color w:val="000000"/>
+                <w:sz w:val="18"/>
+                <w:szCs w:val="18"/>
+              </w:rPr>
+              <w:t xml:space="preserve">確認・注意事項</w:t>
+            </w:r>
+            <w:r>
+              <w:rPr>
+                <w:rFonts w:ascii="BIZ UDPGothic" w:cs="BIZ UDPGothic" w:eastAsia="BIZ UDPGothic" w:hAnsi="BIZ UDPGothic"/>
+                <w:i/>
+                <w:iCs/>
+                <w:color w:val="888888"/>
+                <w:sz w:val="16"/>
+                <w:szCs w:val="16"/>
+              </w:rPr>
+              <w:t xml:space="preserve"> / </w:t>
+            </w:r>
+            <w:r>
+              <w:rPr>
+                <w:rFonts w:ascii="BIZ UDPGothic" w:cs="BIZ UDPGothic" w:eastAsia="BIZ UDPGothic" w:hAnsi="BIZ UDPGothic"/>
+                <w:i/>
+                <w:iCs/>
+                <w:color w:val="888888"/>
+                <w:sz w:val="16"/>
+                <w:szCs w:val="16"/>
+              </w:rPr>
+              <w:t xml:space="preserve">Xác nhận &amp; Lưu ý</w:t>
+            </w:r>
+          </w:p>
+        </w:tc>
+      </w:tr>
+      <w:tr>
+        <w:trPr>
+          <w:cantSplit/>
+        </w:trPr>
+        <w:tc>
+          <w:tcPr>
+            <w:tcW w:type="dxa" w:w="500"/>
+            <w:tcBorders>
+              <w:top w:val="single" w:color="CCCCCC" w:sz="4"/>
+              <w:left w:val="single" w:color="CCCCCC" w:sz="4"/>
+              <w:bottom w:val="single" w:color="CCCCCC" w:sz="4"/>
+              <w:right w:val="single" w:color="CCCCCC" w:sz="4"/>
+            </w:tcBorders>
+            <w:shd w:fill="FFFFFF" w:val="clear"/>
+            <w:tcMar>
+              <w:top w:type="dxa" w:w="80"/>
+              <w:left w:type="dxa" w:w="120"/>
+              <w:bottom w:type="dxa" w:w="80"/>
+              <w:right w:type="dxa" w:w="120"/>
+            </w:tcMar>
+            <w:vAlign w:val="center"/>
+          </w:tcPr>
+          <w:p>
+            <w:r>
+              <w:rPr>
+                <w:rFonts w:ascii="BIZ UDPGothic" w:cs="BIZ UDPGothic" w:eastAsia="BIZ UDPGothic" w:hAnsi="BIZ UDPGothic"/>
+                <w:b w:val="false"/>
+                <w:bCs w:val="false"/>
+                <w:i w:val="false"/>
+                <w:iCs w:val="false"/>
+                <w:color w:val="404040"/>
+                <w:sz w:val="18"/>
+                <w:szCs w:val="18"/>
+              </w:rPr>
+              <w:t xml:space="preserve">1</w:t>
+            </w:r>
+          </w:p>
+        </w:tc>
+        <w:tc>
+          <w:tcPr>
+            <w:tcW w:type="dxa" w:w="2500"/>
+            <w:tcBorders>
+              <w:top w:val="single" w:color="CCCCCC" w:sz="4"/>
+              <w:left w:val="single" w:color="CCCCCC" w:sz="4"/>
+              <w:bottom w:val="single" w:color="CCCCCC" w:sz="4"/>
+              <w:right w:val="single" w:color="CCCCCC" w:sz="4"/>
+            </w:tcBorders>
+            <w:shd w:fill="FFFFFF" w:val="clear"/>
+            <w:tcMar>
+              <w:top w:type="dxa" w:w="80"/>
+              <w:left w:type="dxa" w:w="120"/>
+              <w:bottom w:type="dxa" w:w="80"/>
+              <w:right w:type="dxa" w:w="120"/>
+            </w:tcMar>
+            <w:vAlign w:val="center"/>
+          </w:tcPr>
+          <w:p>
+            <w:pPr>
+              <w:spacing w:before="0" w:after="0"/>
+            </w:pPr>
+            <w:r>
+              <w:rPr>
+                <w:rFonts w:ascii="BIZ UDPGothic" w:cs="BIZ UDPGothic" w:eastAsia="BIZ UDPGothic" w:hAnsi="BIZ UDPGothic"/>
+                <w:i w:val="false"/>
+                <w:iCs w:val="false"/>
+                <w:color w:val="404040"/>
+                <w:sz w:val="18"/>
+                <w:szCs w:val="18"/>
+              </w:rPr>
+              <w:t xml:space="preserve">事前: ロールバック計画</w:t>
+            </w:r>
+          </w:p>
+          <w:p>
+            <w:pPr>
+              <w:spacing w:before="0" w:after="0"/>
+            </w:pPr>
+            <w:r>
+              <w:rPr>
+                <w:rFonts w:ascii="BIZ UDPGothic" w:cs="BIZ UDPGothic" w:eastAsia="BIZ UDPGothic" w:hAnsi="BIZ UDPGothic"/>
+                <w:i/>
+                <w:iCs/>
+                <w:color w:val="888888"/>
+                <w:sz w:val="16"/>
+                <w:szCs w:val="16"/>
+              </w:rPr>
+              <w:t xml:space="preserve">/ Kế hoạch rollback</w:t>
+            </w:r>
+          </w:p>
+        </w:tc>
+        <w:tc>
+          <w:tcPr>
+            <w:tcW w:type="dxa" w:w="6506"/>
+            <w:tcBorders>
+              <w:top w:val="single" w:color="CCCCCC" w:sz="4"/>
+              <w:left w:val="single" w:color="CCCCCC" w:sz="4"/>
+              <w:bottom w:val="single" w:color="CCCCCC" w:sz="4"/>
+              <w:right w:val="single" w:color="CCCCCC" w:sz="4"/>
+            </w:tcBorders>
+            <w:shd w:fill="FFFFFF" w:val="clear"/>
+            <w:tcMar>
+              <w:top w:type="dxa" w:w="80"/>
+              <w:left w:type="dxa" w:w="120"/>
+              <w:bottom w:type="dxa" w:w="80"/>
+              <w:right w:type="dxa" w:w="120"/>
+            </w:tcMar>
+            <w:vAlign w:val="center"/>
+          </w:tcPr>
+          <w:p>
+            <w:pPr>
+              <w:spacing w:before="0" w:after="0"/>
+            </w:pPr>
+            <w:r>
+              <w:rPr>
+                <w:rFonts w:ascii="BIZ UDPGothic" w:cs="BIZ UDPGothic" w:eastAsia="BIZ UDPGothic" w:hAnsi="BIZ UDPGothic"/>
+                <w:i w:val="false"/>
+                <w:iCs w:val="false"/>
+                <w:color w:val="404040"/>
+                <w:sz w:val="18"/>
+                <w:szCs w:val="18"/>
+              </w:rPr>
+              <w:t xml:space="preserve">GitLab旧リポジトリをそのまま利用継続するだけで即時切り戻し可能</w:t>
+            </w:r>
+          </w:p>
+          <w:p>
+            <w:pPr>
+              <w:spacing w:before="0" w:after="0"/>
+            </w:pPr>
+            <w:r>
+              <w:rPr>
+                <w:rFonts w:ascii="BIZ UDPGothic" w:cs="BIZ UDPGothic" w:eastAsia="BIZ UDPGothic" w:hAnsi="BIZ UDPGothic"/>
+                <w:i/>
+                <w:iCs/>
+                <w:color w:val="888888"/>
+                <w:sz w:val="16"/>
+                <w:szCs w:val="16"/>
+              </w:rPr>
+              <w:t xml:space="preserve">/ Chỉ cần tiếp tục sử dụng repo cũ trên GitLab để rollback</w:t>
+            </w:r>
+          </w:p>
+        </w:tc>
+      </w:tr>
+      <w:tr>
+        <w:trPr>
+          <w:cantSplit/>
+        </w:trPr>
+        <w:tc>
+          <w:tcPr>
+            <w:tcW w:type="dxa" w:w="500"/>
+            <w:tcBorders>
+              <w:top w:val="single" w:color="CCCCCC" w:sz="4"/>
+              <w:left w:val="single" w:color="CCCCCC" w:sz="4"/>
+              <w:bottom w:val="single" w:color="CCCCCC" w:sz="4"/>
+              <w:right w:val="single" w:color="CCCCCC" w:sz="4"/>
+            </w:tcBorders>
+            <w:shd w:fill="FFFFFF" w:val="clear"/>
+            <w:tcMar>
+              <w:top w:type="dxa" w:w="80"/>
+              <w:left w:type="dxa" w:w="120"/>
+              <w:bottom w:type="dxa" w:w="80"/>
+              <w:right w:type="dxa" w:w="120"/>
+            </w:tcMar>
+            <w:vAlign w:val="center"/>
+          </w:tcPr>
+          <w:p>
+            <w:r>
+              <w:rPr>
+                <w:rFonts w:ascii="BIZ UDPGothic" w:cs="BIZ UDPGothic" w:eastAsia="BIZ UDPGothic" w:hAnsi="BIZ UDPGothic"/>
+                <w:b w:val="false"/>
+                <w:bCs w:val="false"/>
+                <w:i w:val="false"/>
+                <w:iCs w:val="false"/>
+                <w:color w:val="404040"/>
+                <w:sz w:val="18"/>
+                <w:szCs w:val="18"/>
+              </w:rPr>
+              <w:t xml:space="preserve">2</w:t>
+            </w:r>
+          </w:p>
+        </w:tc>
+        <w:tc>
+          <w:tcPr>
+            <w:tcW w:type="dxa" w:w="2500"/>
+            <w:tcBorders>
+              <w:top w:val="single" w:color="CCCCCC" w:sz="4"/>
+              <w:left w:val="single" w:color="CCCCCC" w:sz="4"/>
+              <w:bottom w:val="single" w:color="CCCCCC" w:sz="4"/>
+              <w:right w:val="single" w:color="CCCCCC" w:sz="4"/>
+            </w:tcBorders>
+            <w:shd w:fill="FFFFFF" w:val="clear"/>
+            <w:tcMar>
+              <w:top w:type="dxa" w:w="80"/>
+              <w:left w:type="dxa" w:w="120"/>
+              <w:bottom w:type="dxa" w:w="80"/>
+              <w:right w:type="dxa" w:w="120"/>
+            </w:tcMar>
+            <w:vAlign w:val="center"/>
+          </w:tcPr>
+          <w:p>
+            <w:pPr>
+              <w:spacing w:before="0" w:after="0"/>
+            </w:pPr>
+            <w:r>
+              <w:rPr>
+                <w:rFonts w:ascii="BIZ UDPGothic" w:cs="BIZ UDPGothic" w:eastAsia="BIZ UDPGothic" w:hAnsi="BIZ UDPGothic"/>
+                <w:i w:val="false"/>
+                <w:iCs w:val="false"/>
+                <w:color w:val="404040"/>
+                <w:sz w:val="18"/>
+                <w:szCs w:val="18"/>
+              </w:rPr>
+              <w:t xml:space="preserve">事前: バックアップ</w:t>
+            </w:r>
+          </w:p>
+          <w:p>
+            <w:pPr>
+              <w:spacing w:before="0" w:after="0"/>
+            </w:pPr>
+            <w:r>
+              <w:rPr>
+                <w:rFonts w:ascii="BIZ UDPGothic" w:cs="BIZ UDPGothic" w:eastAsia="BIZ UDPGothic" w:hAnsi="BIZ UDPGothic"/>
+                <w:i/>
+                <w:iCs/>
+                <w:color w:val="888888"/>
+                <w:sz w:val="16"/>
+                <w:szCs w:val="16"/>
+              </w:rPr>
+              <w:t xml:space="preserve">/ Backup</w:t>
+            </w:r>
+          </w:p>
+        </w:tc>
+        <w:tc>
+          <w:tcPr>
+            <w:tcW w:type="dxa" w:w="6506"/>
+            <w:tcBorders>
+              <w:top w:val="single" w:color="CCCCCC" w:sz="4"/>
+              <w:left w:val="single" w:color="CCCCCC" w:sz="4"/>
+              <w:bottom w:val="single" w:color="CCCCCC" w:sz="4"/>
+              <w:right w:val="single" w:color="CCCCCC" w:sz="4"/>
+            </w:tcBorders>
+            <w:shd w:fill="FFFFFF" w:val="clear"/>
+            <w:tcMar>
+              <w:top w:type="dxa" w:w="80"/>
+              <w:left w:type="dxa" w:w="120"/>
+              <w:bottom w:type="dxa" w:w="80"/>
+              <w:right w:type="dxa" w:w="120"/>
+            </w:tcMar>
+            <w:vAlign w:val="center"/>
+          </w:tcPr>
+          <w:p>
+            <w:pPr>
+              <w:spacing w:before="0" w:after="0"/>
+            </w:pPr>
+            <w:r>
+              <w:rPr>
+                <w:rFonts w:ascii="BIZ UDPGothic" w:cs="BIZ UDPGothic" w:eastAsia="BIZ UDPGothic" w:hAnsi="BIZ UDPGothic"/>
+                <w:i w:val="false"/>
+                <w:iCs w:val="false"/>
+                <w:color w:val="404040"/>
+                <w:sz w:val="18"/>
+                <w:szCs w:val="18"/>
+              </w:rPr>
+              <w:t xml:space="preserve">GitLab全リポのバックアップが取得済みであること</w:t>
+            </w:r>
+          </w:p>
+          <w:p>
+            <w:pPr>
+              <w:spacing w:before="0" w:after="0"/>
+            </w:pPr>
+            <w:r>
+              <w:rPr>
+                <w:rFonts w:ascii="BIZ UDPGothic" w:cs="BIZ UDPGothic" w:eastAsia="BIZ UDPGothic" w:hAnsi="BIZ UDPGothic"/>
+                <w:i/>
+                <w:iCs/>
+                <w:color w:val="888888"/>
+                <w:sz w:val="16"/>
+                <w:szCs w:val="16"/>
+              </w:rPr>
+              <w:t xml:space="preserve">/ Đã backup xong tất cả repo trên GitLab</w:t>
+            </w:r>
+          </w:p>
+        </w:tc>
+      </w:tr>
+      <w:tr>
+        <w:trPr>
+          <w:cantSplit/>
+        </w:trPr>
+        <w:tc>
+          <w:tcPr>
+            <w:tcW w:type="dxa" w:w="500"/>
+            <w:tcBorders>
+              <w:top w:val="single" w:color="CCCCCC" w:sz="4"/>
+              <w:left w:val="single" w:color="CCCCCC" w:sz="4"/>
+              <w:bottom w:val="single" w:color="CCCCCC" w:sz="4"/>
+              <w:right w:val="single" w:color="CCCCCC" w:sz="4"/>
+            </w:tcBorders>
+            <w:shd w:fill="FFFFFF" w:val="clear"/>
+            <w:tcMar>
+              <w:top w:type="dxa" w:w="80"/>
+              <w:left w:type="dxa" w:w="120"/>
+              <w:bottom w:type="dxa" w:w="80"/>
+              <w:right w:type="dxa" w:w="120"/>
+            </w:tcMar>
+            <w:vAlign w:val="center"/>
+          </w:tcPr>
+          <w:p>
+            <w:r>
+              <w:rPr>
+                <w:rFonts w:ascii="BIZ UDPGothic" w:cs="BIZ UDPGothic" w:eastAsia="BIZ UDPGothic" w:hAnsi="BIZ UDPGothic"/>
+                <w:b w:val="false"/>
+                <w:bCs w:val="false"/>
+                <w:i w:val="false"/>
+                <w:iCs w:val="false"/>
+                <w:color w:val="404040"/>
+                <w:sz w:val="18"/>
+                <w:szCs w:val="18"/>
+              </w:rPr>
+              <w:t xml:space="preserve">3</w:t>
+            </w:r>
+          </w:p>
+        </w:tc>
+        <w:tc>
+          <w:tcPr>
+            <w:tcW w:type="dxa" w:w="2500"/>
+            <w:tcBorders>
+              <w:top w:val="single" w:color="CCCCCC" w:sz="4"/>
+              <w:left w:val="single" w:color="CCCCCC" w:sz="4"/>
+              <w:bottom w:val="single" w:color="CCCCCC" w:sz="4"/>
+              <w:right w:val="single" w:color="CCCCCC" w:sz="4"/>
+            </w:tcBorders>
+            <w:shd w:fill="FFFFFF" w:val="clear"/>
+            <w:tcMar>
+              <w:top w:type="dxa" w:w="80"/>
+              <w:left w:type="dxa" w:w="120"/>
+              <w:bottom w:type="dxa" w:w="80"/>
+              <w:right w:type="dxa" w:w="120"/>
+            </w:tcMar>
+            <w:vAlign w:val="center"/>
+          </w:tcPr>
+          <w:p>
+            <w:pPr>
+              <w:spacing w:before="0" w:after="0"/>
+            </w:pPr>
+            <w:r>
+              <w:rPr>
+                <w:rFonts w:ascii="BIZ UDPGothic" w:cs="BIZ UDPGothic" w:eastAsia="BIZ UDPGothic" w:hAnsi="BIZ UDPGothic"/>
+                <w:i w:val="false"/>
+                <w:iCs w:val="false"/>
+                <w:color w:val="404040"/>
+                <w:sz w:val="18"/>
+                <w:szCs w:val="18"/>
+              </w:rPr>
+              <w:t xml:space="preserve">事前: デプロイスクリプト</w:t>
+            </w:r>
+          </w:p>
+          <w:p>
+            <w:pPr>
+              <w:spacing w:before="0" w:after="0"/>
+            </w:pPr>
+            <w:r>
+              <w:rPr>
+                <w:rFonts w:ascii="BIZ UDPGothic" w:cs="BIZ UDPGothic" w:eastAsia="BIZ UDPGothic" w:hAnsi="BIZ UDPGothic"/>
+                <w:i/>
+                <w:iCs/>
+                <w:color w:val="888888"/>
+                <w:sz w:val="16"/>
+                <w:szCs w:val="16"/>
+              </w:rPr>
+              <w:t xml:space="preserve">/ Script deploy</w:t>
+            </w:r>
+          </w:p>
+        </w:tc>
+        <w:tc>
+          <w:tcPr>
+            <w:tcW w:type="dxa" w:w="6506"/>
+            <w:tcBorders>
+              <w:top w:val="single" w:color="CCCCCC" w:sz="4"/>
+              <w:left w:val="single" w:color="CCCCCC" w:sz="4"/>
+              <w:bottom w:val="single" w:color="CCCCCC" w:sz="4"/>
+              <w:right w:val="single" w:color="CCCCCC" w:sz="4"/>
+            </w:tcBorders>
+            <w:shd w:fill="FFFFFF" w:val="clear"/>
+            <w:tcMar>
+              <w:top w:type="dxa" w:w="80"/>
+              <w:left w:type="dxa" w:w="120"/>
+              <w:bottom w:type="dxa" w:w="80"/>
+              <w:right w:type="dxa" w:w="120"/>
+            </w:tcMar>
+            <w:vAlign w:val="center"/>
+          </w:tcPr>
+          <w:p>
+            <w:pPr>
+              <w:spacing w:before="0" w:after="0"/>
+            </w:pPr>
+            <w:r>
+              <w:rPr>
+                <w:rFonts w:ascii="BIZ UDPGothic" w:cs="BIZ UDPGothic" w:eastAsia="BIZ UDPGothic" w:hAnsi="BIZ UDPGothic"/>
+                <w:i w:val="false"/>
+                <w:iCs w:val="false"/>
+                <w:color w:val="404040"/>
+                <w:sz w:val="18"/>
+                <w:szCs w:val="18"/>
+              </w:rPr>
+              <w:t xml:space="preserve">新ディレクトリ構造に合わせてデプロイスクリプトのパスを更新すること</w:t>
+            </w:r>
+          </w:p>
+          <w:p>
+            <w:pPr>
+              <w:spacing w:before="0" w:after="0"/>
+            </w:pPr>
+            <w:r>
+              <w:rPr>
+                <w:rFonts w:ascii="BIZ UDPGothic" w:cs="BIZ UDPGothic" w:eastAsia="BIZ UDPGothic" w:hAnsi="BIZ UDPGothic"/>
+                <w:i/>
+                <w:iCs/>
+                <w:color w:val="888888"/>
+                <w:sz w:val="16"/>
+                <w:szCs w:val="16"/>
+              </w:rPr>
+              <w:t xml:space="preserve">/ Cập nhật đường dẫn trong script deploy theo cấu trúc mới</w:t>
+            </w:r>
+          </w:p>
+        </w:tc>
+      </w:tr>
+      <w:tr>
+        <w:trPr>
+          <w:cantSplit/>
+        </w:trPr>
+        <w:tc>
+          <w:tcPr>
+            <w:tcW w:type="dxa" w:w="500"/>
+            <w:tcBorders>
+              <w:top w:val="single" w:color="CCCCCC" w:sz="4"/>
+              <w:left w:val="single" w:color="CCCCCC" w:sz="4"/>
+              <w:bottom w:val="single" w:color="CCCCCC" w:sz="4"/>
+              <w:right w:val="single" w:color="CCCCCC" w:sz="4"/>
+            </w:tcBorders>
+            <w:shd w:fill="FFFFFF" w:val="clear"/>
+            <w:tcMar>
+              <w:top w:type="dxa" w:w="80"/>
+              <w:left w:type="dxa" w:w="120"/>
+              <w:bottom w:type="dxa" w:w="80"/>
+              <w:right w:type="dxa" w:w="120"/>
+            </w:tcMar>
+            <w:vAlign w:val="center"/>
+          </w:tcPr>
+          <w:p>
+            <w:r>
+              <w:rPr>
+                <w:rFonts w:ascii="BIZ UDPGothic" w:cs="BIZ UDPGothic" w:eastAsia="BIZ UDPGothic" w:hAnsi="BIZ UDPGothic"/>
+                <w:b w:val="false"/>
+                <w:bCs w:val="false"/>
+                <w:i w:val="false"/>
+                <w:iCs w:val="false"/>
+                <w:color w:val="404040"/>
+                <w:sz w:val="18"/>
+                <w:szCs w:val="18"/>
+              </w:rPr>
+              <w:t xml:space="preserve">4</w:t>
+            </w:r>
+          </w:p>
+        </w:tc>
+        <w:tc>
+          <w:tcPr>
+            <w:tcW w:type="dxa" w:w="2500"/>
+            <w:tcBorders>
+              <w:top w:val="single" w:color="CCCCCC" w:sz="4"/>
+              <w:left w:val="single" w:color="CCCCCC" w:sz="4"/>
+              <w:bottom w:val="single" w:color="CCCCCC" w:sz="4"/>
+              <w:right w:val="single" w:color="CCCCCC" w:sz="4"/>
+            </w:tcBorders>
+            <w:shd w:fill="FFFFFF" w:val="clear"/>
+            <w:tcMar>
+              <w:top w:type="dxa" w:w="80"/>
+              <w:left w:type="dxa" w:w="120"/>
+              <w:bottom w:type="dxa" w:w="80"/>
+              <w:right w:type="dxa" w:w="120"/>
+            </w:tcMar>
+            <w:vAlign w:val="center"/>
+          </w:tcPr>
+          <w:p>
+            <w:pPr>
+              <w:spacing w:before="0" w:after="0"/>
+            </w:pPr>
+            <w:r>
+              <w:rPr>
+                <w:rFonts w:ascii="BIZ UDPGothic" w:cs="BIZ UDPGothic" w:eastAsia="BIZ UDPGothic" w:hAnsi="BIZ UDPGothic"/>
+                <w:i w:val="false"/>
+                <w:iCs w:val="false"/>
+                <w:color w:val="404040"/>
+                <w:sz w:val="18"/>
+                <w:szCs w:val="18"/>
+              </w:rPr>
+              <w:t xml:space="preserve">事後: ビルド確認</w:t>
+            </w:r>
+          </w:p>
+          <w:p>
+            <w:pPr>
+              <w:spacing w:before="0" w:after="0"/>
+            </w:pPr>
+            <w:r>
+              <w:rPr>
+                <w:rFonts w:ascii="BIZ UDPGothic" w:cs="BIZ UDPGothic" w:eastAsia="BIZ UDPGothic" w:hAnsi="BIZ UDPGothic"/>
+                <w:i/>
+                <w:iCs/>
+                <w:color w:val="888888"/>
+                <w:sz w:val="16"/>
+                <w:szCs w:val="16"/>
+              </w:rPr>
+              <w:t xml:space="preserve">/ Xác nhận build</w:t>
+            </w:r>
+          </w:p>
+        </w:tc>
+        <w:tc>
+          <w:tcPr>
+            <w:tcW w:type="dxa" w:w="6506"/>
+            <w:tcBorders>
+              <w:top w:val="single" w:color="CCCCCC" w:sz="4"/>
+              <w:left w:val="single" w:color="CCCCCC" w:sz="4"/>
+              <w:bottom w:val="single" w:color="CCCCCC" w:sz="4"/>
+              <w:right w:val="single" w:color="CCCCCC" w:sz="4"/>
+            </w:tcBorders>
+            <w:shd w:fill="FFFFFF" w:val="clear"/>
+            <w:tcMar>
+              <w:top w:type="dxa" w:w="80"/>
+              <w:left w:type="dxa" w:w="120"/>
+              <w:bottom w:type="dxa" w:w="80"/>
+              <w:right w:type="dxa" w:w="120"/>
+            </w:tcMar>
+            <w:vAlign w:val="center"/>
+          </w:tcPr>
+          <w:p>
+            <w:pPr>
+              <w:spacing w:before="0" w:after="0"/>
+            </w:pPr>
+            <w:r>
+              <w:rPr>
+                <w:rFonts w:ascii="BIZ UDPGothic" w:cs="BIZ UDPGothic" w:eastAsia="BIZ UDPGothic" w:hAnsi="BIZ UDPGothic"/>
+                <w:i w:val="false"/>
+                <w:iCs w:val="false"/>
+                <w:color w:val="404040"/>
+                <w:sz w:val="18"/>
+                <w:szCs w:val="18"/>
+              </w:rPr>
+              <w:t xml:space="preserve">mainブランチ: PRDコードでビルド成功、stagingブランチ: STGコードでビルド成功</w:t>
+            </w:r>
+          </w:p>
+          <w:p>
+            <w:pPr>
+              <w:spacing w:before="0" w:after="0"/>
+            </w:pPr>
+            <w:r>
+              <w:rPr>
+                <w:rFonts w:ascii="BIZ UDPGothic" w:cs="BIZ UDPGothic" w:eastAsia="BIZ UDPGothic" w:hAnsi="BIZ UDPGothic"/>
+                <w:i/>
+                <w:iCs/>
+                <w:color w:val="888888"/>
+                <w:sz w:val="16"/>
+                <w:szCs w:val="16"/>
+              </w:rPr>
+              <w:t xml:space="preserve">/ Build thành công trên main (PRD) và staging (STG)</w:t>
+            </w:r>
+          </w:p>
+        </w:tc>
+      </w:tr>
+      <w:tr>
+        <w:trPr>
+          <w:cantSplit/>
+        </w:trPr>
+        <w:tc>
+          <w:tcPr>
+            <w:tcW w:type="dxa" w:w="500"/>
+            <w:tcBorders>
+              <w:top w:val="single" w:color="CCCCCC" w:sz="4"/>
+              <w:left w:val="single" w:color="CCCCCC" w:sz="4"/>
+              <w:bottom w:val="single" w:color="CCCCCC" w:sz="4"/>
+              <w:right w:val="single" w:color="CCCCCC" w:sz="4"/>
+            </w:tcBorders>
+            <w:shd w:fill="FFFFFF" w:val="clear"/>
+            <w:tcMar>
+              <w:top w:type="dxa" w:w="80"/>
+              <w:left w:type="dxa" w:w="120"/>
+              <w:bottom w:type="dxa" w:w="80"/>
+              <w:right w:type="dxa" w:w="120"/>
+            </w:tcMar>
+            <w:vAlign w:val="center"/>
+          </w:tcPr>
+          <w:p>
+            <w:r>
+              <w:rPr>
+                <w:rFonts w:ascii="BIZ UDPGothic" w:cs="BIZ UDPGothic" w:eastAsia="BIZ UDPGothic" w:hAnsi="BIZ UDPGothic"/>
+                <w:b w:val="false"/>
+                <w:bCs w:val="false"/>
+                <w:i w:val="false"/>
+                <w:iCs w:val="false"/>
+                <w:color w:val="404040"/>
+                <w:sz w:val="18"/>
+                <w:szCs w:val="18"/>
+              </w:rPr>
+              <w:t xml:space="preserve">5</w:t>
+            </w:r>
+          </w:p>
+        </w:tc>
+        <w:tc>
+          <w:tcPr>
+            <w:tcW w:type="dxa" w:w="2500"/>
+            <w:tcBorders>
+              <w:top w:val="single" w:color="CCCCCC" w:sz="4"/>
+              <w:left w:val="single" w:color="CCCCCC" w:sz="4"/>
+              <w:bottom w:val="single" w:color="CCCCCC" w:sz="4"/>
+              <w:right w:val="single" w:color="CCCCCC" w:sz="4"/>
+            </w:tcBorders>
+            <w:shd w:fill="FFFFFF" w:val="clear"/>
+            <w:tcMar>
+              <w:top w:type="dxa" w:w="80"/>
+              <w:left w:type="dxa" w:w="120"/>
+              <w:bottom w:type="dxa" w:w="80"/>
+              <w:right w:type="dxa" w:w="120"/>
+            </w:tcMar>
+            <w:vAlign w:val="center"/>
+          </w:tcPr>
+          <w:p>
+            <w:pPr>
+              <w:spacing w:before="0" w:after="0"/>
+            </w:pPr>
+            <w:r>
+              <w:rPr>
+                <w:rFonts w:ascii="BIZ UDPGothic" w:cs="BIZ UDPGothic" w:eastAsia="BIZ UDPGothic" w:hAnsi="BIZ UDPGothic"/>
+                <w:i w:val="false"/>
+                <w:iCs w:val="false"/>
+                <w:color w:val="404040"/>
+                <w:sz w:val="18"/>
+                <w:szCs w:val="18"/>
+              </w:rPr>
+              <w:t xml:space="preserve">事後: コンポーネント確認</w:t>
+            </w:r>
+          </w:p>
+          <w:p>
+            <w:pPr>
+              <w:spacing w:before="0" w:after="0"/>
+            </w:pPr>
+            <w:r>
+              <w:rPr>
+                <w:rFonts w:ascii="BIZ UDPGothic" w:cs="BIZ UDPGothic" w:eastAsia="BIZ UDPGothic" w:hAnsi="BIZ UDPGothic"/>
+                <w:i/>
+                <w:iCs/>
+                <w:color w:val="888888"/>
+                <w:sz w:val="16"/>
+                <w:szCs w:val="16"/>
+              </w:rPr>
+              <w:t xml:space="preserve">/ Xác nhận component</w:t>
+            </w:r>
+          </w:p>
+        </w:tc>
+        <w:tc>
+          <w:tcPr>
+            <w:tcW w:type="dxa" w:w="6506"/>
+            <w:tcBorders>
+              <w:top w:val="single" w:color="CCCCCC" w:sz="4"/>
+              <w:left w:val="single" w:color="CCCCCC" w:sz="4"/>
+              <w:bottom w:val="single" w:color="CCCCCC" w:sz="4"/>
+              <w:right w:val="single" w:color="CCCCCC" w:sz="4"/>
+            </w:tcBorders>
+            <w:shd w:fill="FFFFFF" w:val="clear"/>
+            <w:tcMar>
+              <w:top w:type="dxa" w:w="80"/>
+              <w:left w:type="dxa" w:w="120"/>
+              <w:bottom w:type="dxa" w:w="80"/>
+              <w:right w:type="dxa" w:w="120"/>
+            </w:tcMar>
+            <w:vAlign w:val="center"/>
+          </w:tcPr>
+          <w:p>
+            <w:pPr>
+              <w:spacing w:before="0" w:after="0"/>
+            </w:pPr>
+            <w:r>
+              <w:rPr>
+                <w:rFonts w:ascii="BIZ UDPGothic" w:cs="BIZ UDPGothic" w:eastAsia="BIZ UDPGothic" w:hAnsi="BIZ UDPGothic"/>
+                <w:i w:val="false"/>
+                <w:iCs w:val="false"/>
+                <w:color w:val="404040"/>
+                <w:sz w:val="18"/>
+                <w:szCs w:val="18"/>
+              </w:rPr>
+              <w:t xml:space="preserve">7コンポーネント全てが kasumi_pos-server の正しい位置に存在すること</w:t>
+            </w:r>
+          </w:p>
+          <w:p>
+            <w:pPr>
+              <w:spacing w:before="0" w:after="0"/>
+            </w:pPr>
+            <w:r>
+              <w:rPr>
+                <w:rFonts w:ascii="BIZ UDPGothic" w:cs="BIZ UDPGothic" w:eastAsia="BIZ UDPGothic" w:hAnsi="BIZ UDPGothic"/>
+                <w:i/>
+                <w:iCs/>
+                <w:color w:val="888888"/>
+                <w:sz w:val="16"/>
+                <w:szCs w:val="16"/>
+              </w:rPr>
+              <w:t xml:space="preserve">/ Tất cả 7 component đều ở đúng vị trí trong kasumi_pos-server</w:t>
+            </w:r>
+          </w:p>
+        </w:tc>
+      </w:tr>
+      <w:tr>
+        <w:trPr>
+          <w:cantSplit/>
+        </w:trPr>
+        <w:tc>
+          <w:tcPr>
+            <w:tcW w:type="dxa" w:w="500"/>
+            <w:tcBorders>
+              <w:top w:val="single" w:color="CCCCCC" w:sz="4"/>
+              <w:left w:val="single" w:color="CCCCCC" w:sz="4"/>
+              <w:bottom w:val="single" w:color="CCCCCC" w:sz="4"/>
+              <w:right w:val="single" w:color="CCCCCC" w:sz="4"/>
+            </w:tcBorders>
+            <w:shd w:fill="FFFFFF" w:val="clear"/>
+            <w:tcMar>
+              <w:top w:type="dxa" w:w="80"/>
+              <w:left w:type="dxa" w:w="120"/>
+              <w:bottom w:type="dxa" w:w="80"/>
+              <w:right w:type="dxa" w:w="120"/>
+            </w:tcMar>
+            <w:vAlign w:val="center"/>
+          </w:tcPr>
+          <w:p>
+            <w:r>
+              <w:rPr>
+                <w:rFonts w:ascii="BIZ UDPGothic" w:cs="BIZ UDPGothic" w:eastAsia="BIZ UDPGothic" w:hAnsi="BIZ UDPGothic"/>
+                <w:b w:val="false"/>
+                <w:bCs w:val="false"/>
+                <w:i w:val="false"/>
+                <w:iCs w:val="false"/>
+                <w:color w:val="404040"/>
+                <w:sz w:val="18"/>
+                <w:szCs w:val="18"/>
+              </w:rPr>
+              <w:t xml:space="preserve">6</w:t>
+            </w:r>
+          </w:p>
+        </w:tc>
+        <w:tc>
+          <w:tcPr>
+            <w:tcW w:type="dxa" w:w="2500"/>
+            <w:tcBorders>
+              <w:top w:val="single" w:color="CCCCCC" w:sz="4"/>
+              <w:left w:val="single" w:color="CCCCCC" w:sz="4"/>
+              <w:bottom w:val="single" w:color="CCCCCC" w:sz="4"/>
+              <w:right w:val="single" w:color="CCCCCC" w:sz="4"/>
+            </w:tcBorders>
+            <w:shd w:fill="FFFFFF" w:val="clear"/>
+            <w:tcMar>
+              <w:top w:type="dxa" w:w="80"/>
+              <w:left w:type="dxa" w:w="120"/>
+              <w:bottom w:type="dxa" w:w="80"/>
+              <w:right w:type="dxa" w:w="120"/>
+            </w:tcMar>
+            <w:vAlign w:val="center"/>
+          </w:tcPr>
+          <w:p>
+            <w:pPr>
+              <w:spacing w:before="0" w:after="0"/>
+            </w:pPr>
+            <w:r>
+              <w:rPr>
+                <w:rFonts w:ascii="BIZ UDPGothic" w:cs="BIZ UDPGothic" w:eastAsia="BIZ UDPGothic" w:hAnsi="BIZ UDPGothic"/>
+                <w:i w:val="false"/>
+                <w:iCs w:val="false"/>
+                <w:color w:val="404040"/>
+                <w:sz w:val="18"/>
+                <w:szCs w:val="18"/>
+              </w:rPr>
+              <w:t xml:space="preserve">事後: STG動作確認</w:t>
+            </w:r>
+          </w:p>
+          <w:p>
+            <w:pPr>
+              <w:spacing w:before="0" w:after="0"/>
+            </w:pPr>
+            <w:r>
+              <w:rPr>
+                <w:rFonts w:ascii="BIZ UDPGothic" w:cs="BIZ UDPGothic" w:eastAsia="BIZ UDPGothic" w:hAnsi="BIZ UDPGothic"/>
+                <w:i/>
+                <w:iCs/>
+                <w:color w:val="888888"/>
+                <w:sz w:val="16"/>
+                <w:szCs w:val="16"/>
+              </w:rPr>
+              <w:t xml:space="preserve">/ Kiểm tra STG</w:t>
+            </w:r>
+          </w:p>
+        </w:tc>
+        <w:tc>
+          <w:tcPr>
+            <w:tcW w:type="dxa" w:w="6506"/>
+            <w:tcBorders>
+              <w:top w:val="single" w:color="CCCCCC" w:sz="4"/>
+              <w:left w:val="single" w:color="CCCCCC" w:sz="4"/>
+              <w:bottom w:val="single" w:color="CCCCCC" w:sz="4"/>
+              <w:right w:val="single" w:color="CCCCCC" w:sz="4"/>
+            </w:tcBorders>
+            <w:shd w:fill="FFFFFF" w:val="clear"/>
+            <w:tcMar>
+              <w:top w:type="dxa" w:w="80"/>
+              <w:left w:type="dxa" w:w="120"/>
+              <w:bottom w:type="dxa" w:w="80"/>
+              <w:right w:type="dxa" w:w="120"/>
+            </w:tcMar>
+            <w:vAlign w:val="center"/>
+          </w:tcPr>
+          <w:p>
+            <w:pPr>
+              <w:spacing w:before="0" w:after="0"/>
+            </w:pPr>
+            <w:r>
+              <w:rPr>
+                <w:rFonts w:ascii="BIZ UDPGothic" w:cs="BIZ UDPGothic" w:eastAsia="BIZ UDPGothic" w:hAnsi="BIZ UDPGothic"/>
+                <w:i w:val="false"/>
+                <w:iCs w:val="false"/>
+                <w:color w:val="404040"/>
+                <w:sz w:val="18"/>
+                <w:szCs w:val="18"/>
+              </w:rPr>
+              <w:t xml:space="preserve">stg.ignicapos.com で正常動作すること</w:t>
+            </w:r>
+          </w:p>
+          <w:p>
+            <w:pPr>
+              <w:spacing w:before="0" w:after="0"/>
+            </w:pPr>
+            <w:r>
+              <w:rPr>
+                <w:rFonts w:ascii="BIZ UDPGothic" w:cs="BIZ UDPGothic" w:eastAsia="BIZ UDPGothic" w:hAnsi="BIZ UDPGothic"/>
+                <w:i/>
+                <w:iCs/>
+                <w:color w:val="888888"/>
+                <w:sz w:val="16"/>
+                <w:szCs w:val="16"/>
+              </w:rPr>
+              <w:t xml:space="preserve">/ Hoạt động bình thường trên stg.ignicapos.com</w:t>
+            </w:r>
+          </w:p>
+        </w:tc>
+      </w:tr>
+      <w:tr>
+        <w:trPr>
+          <w:cantSplit/>
+        </w:trPr>
+        <w:tc>
+          <w:tcPr>
+            <w:tcW w:type="dxa" w:w="500"/>
+            <w:tcBorders>
+              <w:top w:val="single" w:color="CCCCCC" w:sz="4"/>
+              <w:left w:val="single" w:color="CCCCCC" w:sz="4"/>
+              <w:bottom w:val="single" w:color="CCCCCC" w:sz="4"/>
+              <w:right w:val="single" w:color="CCCCCC" w:sz="4"/>
+            </w:tcBorders>
+            <w:shd w:fill="FFFFFF" w:val="clear"/>
+            <w:tcMar>
+              <w:top w:type="dxa" w:w="80"/>
+              <w:left w:type="dxa" w:w="120"/>
+              <w:bottom w:type="dxa" w:w="80"/>
+              <w:right w:type="dxa" w:w="120"/>
+            </w:tcMar>
+            <w:vAlign w:val="center"/>
+          </w:tcPr>
+          <w:p>
+            <w:r>
+              <w:rPr>
+                <w:rFonts w:ascii="BIZ UDPGothic" w:cs="BIZ UDPGothic" w:eastAsia="BIZ UDPGothic" w:hAnsi="BIZ UDPGothic"/>
+                <w:b w:val="false"/>
+                <w:bCs w:val="false"/>
+                <w:i w:val="false"/>
+                <w:iCs w:val="false"/>
+                <w:color w:val="404040"/>
+                <w:sz w:val="18"/>
+                <w:szCs w:val="18"/>
+              </w:rPr>
+              <w:t xml:space="preserve">7</w:t>
+            </w:r>
+          </w:p>
+        </w:tc>
+        <w:tc>
+          <w:tcPr>
+            <w:tcW w:type="dxa" w:w="2500"/>
+            <w:tcBorders>
+              <w:top w:val="single" w:color="CCCCCC" w:sz="4"/>
+              <w:left w:val="single" w:color="CCCCCC" w:sz="4"/>
+              <w:bottom w:val="single" w:color="CCCCCC" w:sz="4"/>
+              <w:right w:val="single" w:color="CCCCCC" w:sz="4"/>
+            </w:tcBorders>
+            <w:shd w:fill="FFFFFF" w:val="clear"/>
+            <w:tcMar>
+              <w:top w:type="dxa" w:w="80"/>
+              <w:left w:type="dxa" w:w="120"/>
+              <w:bottom w:type="dxa" w:w="80"/>
+              <w:right w:type="dxa" w:w="120"/>
+            </w:tcMar>
+            <w:vAlign w:val="center"/>
+          </w:tcPr>
+          <w:p>
+            <w:pPr>
+              <w:spacing w:before="0" w:after="0"/>
+            </w:pPr>
+            <w:r>
+              <w:rPr>
+                <w:rFonts w:ascii="BIZ UDPGothic" w:cs="BIZ UDPGothic" w:eastAsia="BIZ UDPGothic" w:hAnsi="BIZ UDPGothic"/>
+                <w:i w:val="false"/>
+                <w:iCs w:val="false"/>
+                <w:color w:val="404040"/>
+                <w:sz w:val="18"/>
+                <w:szCs w:val="18"/>
+              </w:rPr>
+              <w:t xml:space="preserve">事後: PRD動作確認</w:t>
+            </w:r>
+          </w:p>
+          <w:p>
+            <w:pPr>
+              <w:spacing w:before="0" w:after="0"/>
+            </w:pPr>
+            <w:r>
+              <w:rPr>
+                <w:rFonts w:ascii="BIZ UDPGothic" w:cs="BIZ UDPGothic" w:eastAsia="BIZ UDPGothic" w:hAnsi="BIZ UDPGothic"/>
+                <w:i/>
+                <w:iCs/>
+                <w:color w:val="888888"/>
+                <w:sz w:val="16"/>
+                <w:szCs w:val="16"/>
+              </w:rPr>
+              <w:t xml:space="preserve">/ Kiểm tra PRD</w:t>
+            </w:r>
+          </w:p>
+        </w:tc>
+        <w:tc>
+          <w:tcPr>
+            <w:tcW w:type="dxa" w:w="6506"/>
+            <w:tcBorders>
+              <w:top w:val="single" w:color="CCCCCC" w:sz="4"/>
+              <w:left w:val="single" w:color="CCCCCC" w:sz="4"/>
+              <w:bottom w:val="single" w:color="CCCCCC" w:sz="4"/>
+              <w:right w:val="single" w:color="CCCCCC" w:sz="4"/>
+            </w:tcBorders>
+            <w:shd w:fill="FFFFFF" w:val="clear"/>
+            <w:tcMar>
+              <w:top w:type="dxa" w:w="80"/>
+              <w:left w:type="dxa" w:w="120"/>
+              <w:bottom w:type="dxa" w:w="80"/>
+              <w:right w:type="dxa" w:w="120"/>
+            </w:tcMar>
+            <w:vAlign w:val="center"/>
+          </w:tcPr>
+          <w:p>
+            <w:pPr>
+              <w:spacing w:before="0" w:after="0"/>
+            </w:pPr>
+            <w:r>
+              <w:rPr>
+                <w:rFonts w:ascii="BIZ UDPGothic" w:cs="BIZ UDPGothic" w:eastAsia="BIZ UDPGothic" w:hAnsi="BIZ UDPGothic"/>
+                <w:i w:val="false"/>
+                <w:iCs w:val="false"/>
+                <w:color w:val="404040"/>
+                <w:sz w:val="18"/>
+                <w:szCs w:val="18"/>
+              </w:rPr>
+              <w:t xml:space="preserve">www.ignicapos.com で正常動作すること</w:t>
+            </w:r>
+          </w:p>
+          <w:p>
+            <w:pPr>
+              <w:spacing w:before="0" w:after="0"/>
+            </w:pPr>
+            <w:r>
+              <w:rPr>
+                <w:rFonts w:ascii="BIZ UDPGothic" w:cs="BIZ UDPGothic" w:eastAsia="BIZ UDPGothic" w:hAnsi="BIZ UDPGothic"/>
+                <w:i/>
+                <w:iCs/>
+                <w:color w:val="888888"/>
+                <w:sz w:val="16"/>
+                <w:szCs w:val="16"/>
+              </w:rPr>
+              <w:t xml:space="preserve">/ Hoạt động bình thường trên www.ignicapos.com</w:t>
+            </w:r>
+          </w:p>
+        </w:tc>
+      </w:tr>
+      <w:tr>
+        <w:trPr>
+          <w:cantSplit/>
+        </w:trPr>
+        <w:tc>
+          <w:tcPr>
+            <w:tcW w:type="dxa" w:w="500"/>
+            <w:tcBorders>
+              <w:top w:val="single" w:color="CCCCCC" w:sz="4"/>
+              <w:left w:val="single" w:color="CCCCCC" w:sz="4"/>
+              <w:bottom w:val="single" w:color="CCCCCC" w:sz="4"/>
+              <w:right w:val="single" w:color="CCCCCC" w:sz="4"/>
+            </w:tcBorders>
+            <w:shd w:fill="FFFFFF" w:val="clear"/>
+            <w:tcMar>
+              <w:top w:type="dxa" w:w="80"/>
+              <w:left w:type="dxa" w:w="120"/>
+              <w:bottom w:type="dxa" w:w="80"/>
+              <w:right w:type="dxa" w:w="120"/>
+            </w:tcMar>
+            <w:vAlign w:val="center"/>
+          </w:tcPr>
+          <w:p>
+            <w:r>
+              <w:rPr>
+                <w:rFonts w:ascii="BIZ UDPGothic" w:cs="BIZ UDPGothic" w:eastAsia="BIZ UDPGothic" w:hAnsi="BIZ UDPGothic"/>
+                <w:b w:val="false"/>
+                <w:bCs w:val="false"/>
+                <w:i w:val="false"/>
+                <w:iCs w:val="false"/>
+                <w:color w:val="404040"/>
+                <w:sz w:val="18"/>
+                <w:szCs w:val="18"/>
+              </w:rPr>
+              <w:t xml:space="preserve">8</w:t>
+            </w:r>
+          </w:p>
+        </w:tc>
+        <w:tc>
+          <w:tcPr>
+            <w:tcW w:type="dxa" w:w="2500"/>
+            <w:tcBorders>
+              <w:top w:val="single" w:color="CCCCCC" w:sz="4"/>
+              <w:left w:val="single" w:color="CCCCCC" w:sz="4"/>
+              <w:bottom w:val="single" w:color="CCCCCC" w:sz="4"/>
+              <w:right w:val="single" w:color="CCCCCC" w:sz="4"/>
+            </w:tcBorders>
+            <w:shd w:fill="FFFFFF" w:val="clear"/>
+            <w:tcMar>
+              <w:top w:type="dxa" w:w="80"/>
+              <w:left w:type="dxa" w:w="120"/>
+              <w:bottom w:type="dxa" w:w="80"/>
+              <w:right w:type="dxa" w:w="120"/>
+            </w:tcMar>
+            <w:vAlign w:val="center"/>
+          </w:tcPr>
+          <w:p>
+            <w:pPr>
+              <w:spacing w:before="0" w:after="0"/>
+            </w:pPr>
+            <w:r>
+              <w:rPr>
+                <w:rFonts w:ascii="BIZ UDPGothic" w:cs="BIZ UDPGothic" w:eastAsia="BIZ UDPGothic" w:hAnsi="BIZ UDPGothic"/>
+                <w:i w:val="false"/>
+                <w:iCs w:val="false"/>
+                <w:color w:val="404040"/>
+                <w:sz w:val="18"/>
+                <w:szCs w:val="18"/>
+              </w:rPr>
+              <w:t xml:space="preserve">参考: テストシナリオ</w:t>
+            </w:r>
+          </w:p>
+          <w:p>
+            <w:pPr>
+              <w:spacing w:before="0" w:after="0"/>
+            </w:pPr>
+            <w:r>
+              <w:rPr>
+                <w:rFonts w:ascii="BIZ UDPGothic" w:cs="BIZ UDPGothic" w:eastAsia="BIZ UDPGothic" w:hAnsi="BIZ UDPGothic"/>
+                <w:i/>
+                <w:iCs/>
+                <w:color w:val="888888"/>
+                <w:sz w:val="16"/>
+                <w:szCs w:val="16"/>
+              </w:rPr>
+              <w:t xml:space="preserve">/ Kịch bản test</w:t>
+            </w:r>
+          </w:p>
+        </w:tc>
+        <w:tc>
+          <w:tcPr>
+            <w:tcW w:type="dxa" w:w="6506"/>
+            <w:tcBorders>
+              <w:top w:val="single" w:color="CCCCCC" w:sz="4"/>
+              <w:left w:val="single" w:color="CCCCCC" w:sz="4"/>
+              <w:bottom w:val="single" w:color="CCCCCC" w:sz="4"/>
+              <w:right w:val="single" w:color="CCCCCC" w:sz="4"/>
+            </w:tcBorders>
+            <w:shd w:fill="FFFFFF" w:val="clear"/>
+            <w:tcMar>
+              <w:top w:type="dxa" w:w="80"/>
+              <w:left w:type="dxa" w:w="120"/>
+              <w:bottom w:type="dxa" w:w="80"/>
+              <w:right w:type="dxa" w:w="120"/>
+            </w:tcMar>
+            <w:vAlign w:val="center"/>
+          </w:tcPr>
+          <w:p>
+            <w:pPr>
+              <w:spacing w:before="0" w:after="0"/>
+            </w:pPr>
+            <w:r>
+              <w:rPr>
+                <w:rFonts w:ascii="BIZ UDPGothic" w:cs="BIZ UDPGothic" w:eastAsia="BIZ UDPGothic" w:hAnsi="BIZ UDPGothic"/>
+                <w:i w:val="false"/>
+                <w:iCs w:val="false"/>
+                <w:color w:val="404040"/>
+                <w:sz w:val="18"/>
+                <w:szCs w:val="18"/>
+              </w:rPr>
+              <w:t xml:space="preserve">T1-T6のテスト項目を参照</w:t>
+            </w:r>
+          </w:p>
+          <w:p>
+            <w:pPr>
+              <w:spacing w:before="0" w:after="0"/>
+            </w:pPr>
+            <w:r>
+              <w:rPr>
+                <w:rFonts w:ascii="BIZ UDPGothic" w:cs="BIZ UDPGothic" w:eastAsia="BIZ UDPGothic" w:hAnsi="BIZ UDPGothic"/>
+                <w:i/>
+                <w:iCs/>
+                <w:color w:val="888888"/>
+                <w:sz w:val="16"/>
+                <w:szCs w:val="16"/>
+              </w:rPr>
+              <w:t xml:space="preserve">/ Xem các mục test T1-T6</w:t>
             </w:r>
           </w:p>
         </w:tc>
@@ -6755,6 +10509,8 @@
                 <w:rFonts w:ascii="BIZ UDPGothic" w:cs="BIZ UDPGothic" w:eastAsia="BIZ UDPGothic" w:hAnsi="BIZ UDPGothic"/>
                 <w:b w:val="false"/>
                 <w:bCs w:val="false"/>
+                <w:i w:val="false"/>
+                <w:iCs w:val="false"/>
                 <w:color w:val="404040"/>
                 <w:sz w:val="18"/>
                 <w:szCs w:val="18"/>
@@ -6810,7 +10566,7 @@
                 <w:sz w:val="16"/>
                 <w:szCs w:val="16"/>
               </w:rPr>
-              <w:t xml:space="preserve">/ Xác nhận cấu trúc thư mục</w:t>
+              <w:t xml:space="preserve">/ Xác nhận cấu trúc</w:t>
             </w:r>
           </w:p>
         </w:tc>
@@ -6845,41 +10601,25 @@
                 <w:sz w:val="18"/>
                 <w:szCs w:val="18"/>
               </w:rPr>
-              <w:t xml:space="preserve">ls -la backend/</w:t>
-            </w:r>
-          </w:p>
-          <w:p>
-            <w:pPr>
-              <w:spacing w:before="0" w:after="0"/>
-            </w:pPr>
-            <w:r>
-              <w:rPr>
-                <w:rFonts w:ascii="BIZ UDPGothic" w:cs="BIZ UDPGothic" w:eastAsia="BIZ UDPGothic" w:hAnsi="BIZ UDPGothic"/>
-                <w:i w:val="false"/>
-                <w:iCs w:val="false"/>
-                <w:color w:val="404040"/>
-                <w:sz w:val="18"/>
-                <w:szCs w:val="18"/>
-              </w:rPr>
-              <w:t xml:space="preserve">ls -la frontend/</w:t>
-            </w:r>
-          </w:p>
-          <w:p>
-            <w:pPr>
-              <w:spacing w:before="0" w:after="0"/>
-            </w:pPr>
-            <w:r>
-              <w:rPr>
-                <w:rFonts w:ascii="BIZ UDPGothic" w:cs="BIZ UDPGothic" w:eastAsia="BIZ UDPGothic" w:hAnsi="BIZ UDPGothic"/>
-                <w:i w:val="false"/>
-                <w:iCs w:val="false"/>
-                <w:color w:val="404040"/>
-                <w:sz w:val="18"/>
-                <w:szCs w:val="18"/>
-              </w:rPr>
               <w:t xml:space="preserve">ls -la backend/100_kasumi/</w:t>
             </w:r>
           </w:p>
+          <w:p>
+            <w:pPr>
+              <w:spacing w:before="0" w:after="0"/>
+            </w:pPr>
+            <w:r>
+              <w:rPr>
+                <w:rFonts w:ascii="BIZ UDPGothic" w:cs="BIZ UDPGothic" w:eastAsia="BIZ UDPGothic" w:hAnsi="BIZ UDPGothic"/>
+                <w:i w:val="false"/>
+                <w:iCs w:val="false"/>
+                <w:color w:val="404040"/>
+                <w:sz w:val="18"/>
+                <w:szCs w:val="18"/>
+              </w:rPr>
+              <w:t xml:space="preserve">ls -la frontend/100_kasumi/</w:t>
+            </w:r>
+          </w:p>
         </w:tc>
         <w:tc>
           <w:tcPr>
@@ -6912,7 +10652,23 @@
                 <w:sz w:val="18"/>
                 <w:szCs w:val="18"/>
               </w:rPr>
-              <w:t xml:space="preserve">backend/common/, backend/100_kasumi/ に5コンポーネント</w:t>
+              <w:t xml:space="preserve">backend/100_kasumi/ に5コンポーネント</w:t>
+            </w:r>
+          </w:p>
+          <w:p>
+            <w:pPr>
+              <w:spacing w:before="0" w:after="0"/>
+            </w:pPr>
+            <w:r>
+              <w:rPr>
+                <w:rFonts w:ascii="BIZ UDPGothic" w:cs="BIZ UDPGothic" w:eastAsia="BIZ UDPGothic" w:hAnsi="BIZ UDPGothic"/>
+                <w:i w:val="false"/>
+                <w:iCs w:val="false"/>
+                <w:color w:val="404040"/>
+                <w:sz w:val="18"/>
+                <w:szCs w:val="18"/>
+              </w:rPr>
+              <w:t xml:space="preserve">frontend/100_kasumi/ にsrc, package.json</w:t>
             </w:r>
           </w:p>
           <w:p>
@@ -6929,22 +10685,6 @@
                 <w:szCs w:val="16"/>
               </w:rPr>
               <w:t xml:space="preserve">/ 5 component trong backend/100_kasumi/</w:t>
-            </w:r>
-          </w:p>
-          <w:p>
-            <w:pPr>
-              <w:spacing w:before="0" w:after="0"/>
-            </w:pPr>
-            <w:r>
-              <w:rPr>
-                <w:rFonts w:ascii="BIZ UDPGothic" w:cs="BIZ UDPGothic" w:eastAsia="BIZ UDPGothic" w:hAnsi="BIZ UDPGothic"/>
-                <w:i/>
-                <w:iCs/>
-                <w:color w:val="888888"/>
-                <w:sz w:val="16"/>
-                <w:szCs w:val="16"/>
-              </w:rPr>
-              <w:t xml:space="preserve">frontend/100_kasumi/ にsrc, package.json</w:t>
             </w:r>
           </w:p>
           <w:p>
@@ -6988,6 +10728,8 @@
                 <w:rFonts w:ascii="BIZ UDPGothic" w:cs="BIZ UDPGothic" w:eastAsia="BIZ UDPGothic" w:hAnsi="BIZ UDPGothic"/>
                 <w:b w:val="false"/>
                 <w:bCs w:val="false"/>
+                <w:i w:val="false"/>
+                <w:iCs w:val="false"/>
                 <w:color w:val="555555"/>
                 <w:sz w:val="18"/>
                 <w:szCs w:val="18"/>
@@ -7027,23 +10769,23 @@
                 <w:sz w:val="18"/>
                 <w:szCs w:val="18"/>
               </w:rPr>
-              <w:t xml:space="preserve">mainブランチで確認</w:t>
-            </w:r>
-          </w:p>
-          <w:p>
-            <w:pPr>
-              <w:spacing w:before="0" w:after="0"/>
-            </w:pPr>
-            <w:r>
-              <w:rPr>
-                <w:rFonts w:ascii="BIZ UDPGothic" w:cs="BIZ UDPGothic" w:eastAsia="BIZ UDPGothic" w:hAnsi="BIZ UDPGothic"/>
-                <w:i/>
-                <w:iCs/>
-                <w:color w:val="888888"/>
-                <w:sz w:val="16"/>
-                <w:szCs w:val="16"/>
-              </w:rPr>
-              <w:t xml:space="preserve">/ Xác nhận trên branch main</w:t>
+              <w:t xml:space="preserve">mainで確認</w:t>
+            </w:r>
+          </w:p>
+          <w:p>
+            <w:pPr>
+              <w:spacing w:before="0" w:after="0"/>
+            </w:pPr>
+            <w:r>
+              <w:rPr>
+                <w:rFonts w:ascii="BIZ UDPGothic" w:cs="BIZ UDPGothic" w:eastAsia="BIZ UDPGothic" w:hAnsi="BIZ UDPGothic"/>
+                <w:i/>
+                <w:iCs/>
+                <w:color w:val="888888"/>
+                <w:sz w:val="16"/>
+                <w:szCs w:val="16"/>
+              </w:rPr>
+              <w:t xml:space="preserve">/ Xác nhận trên main</w:t>
             </w:r>
           </w:p>
         </w:tc>
@@ -7076,6 +10818,8 @@
                 <w:rFonts w:ascii="BIZ UDPGothic" w:cs="BIZ UDPGothic" w:eastAsia="BIZ UDPGothic" w:hAnsi="BIZ UDPGothic"/>
                 <w:b w:val="false"/>
                 <w:bCs w:val="false"/>
+                <w:i w:val="false"/>
+                <w:iCs w:val="false"/>
                 <w:color w:val="404040"/>
                 <w:sz w:val="18"/>
                 <w:szCs w:val="18"/>
@@ -7234,22 +10978,6 @@
                 <w:szCs w:val="18"/>
               </w:rPr>
               <w:t xml:space="preserve">BUILD SUCCESSFUL</w:t>
-            </w:r>
-          </w:p>
-          <w:p>
-            <w:pPr>
-              <w:spacing w:before="0" w:after="0"/>
-            </w:pPr>
-            <w:r>
-              <w:rPr>
-                <w:rFonts w:ascii="BIZ UDPGothic" w:cs="BIZ UDPGothic" w:eastAsia="BIZ UDPGothic" w:hAnsi="BIZ UDPGothic"/>
-                <w:i/>
-                <w:iCs/>
-                <w:color w:val="888888"/>
-                <w:sz w:val="16"/>
-                <w:szCs w:val="16"/>
-              </w:rPr>
-              <w:t xml:space="preserve">/ BUILD SUCCESSFUL</w:t>
             </w:r>
           </w:p>
         </w:tc>
@@ -7277,6 +11005,8 @@
                 <w:rFonts w:ascii="BIZ UDPGothic" w:cs="BIZ UDPGothic" w:eastAsia="BIZ UDPGothic" w:hAnsi="BIZ UDPGothic"/>
                 <w:b w:val="false"/>
                 <w:bCs w:val="false"/>
+                <w:i w:val="false"/>
+                <w:iCs w:val="false"/>
                 <w:color w:val="555555"/>
                 <w:sz w:val="18"/>
                 <w:szCs w:val="18"/>
@@ -7316,23 +11046,23 @@
                 <w:sz w:val="18"/>
                 <w:szCs w:val="18"/>
               </w:rPr>
-              <w:t xml:space="preserve">main / staging 両方で確認</w:t>
-            </w:r>
-          </w:p>
-          <w:p>
-            <w:pPr>
-              <w:spacing w:before="0" w:after="0"/>
-            </w:pPr>
-            <w:r>
-              <w:rPr>
-                <w:rFonts w:ascii="BIZ UDPGothic" w:cs="BIZ UDPGothic" w:eastAsia="BIZ UDPGothic" w:hAnsi="BIZ UDPGothic"/>
-                <w:i/>
-                <w:iCs/>
-                <w:color w:val="888888"/>
-                <w:sz w:val="16"/>
-                <w:szCs w:val="16"/>
-              </w:rPr>
-              <w:t xml:space="preserve">/ Xác nhận trên cả main và staging</w:t>
+              <w:t xml:space="preserve">main/staging両方</w:t>
+            </w:r>
+          </w:p>
+          <w:p>
+            <w:pPr>
+              <w:spacing w:before="0" w:after="0"/>
+            </w:pPr>
+            <w:r>
+              <w:rPr>
+                <w:rFonts w:ascii="BIZ UDPGothic" w:cs="BIZ UDPGothic" w:eastAsia="BIZ UDPGothic" w:hAnsi="BIZ UDPGothic"/>
+                <w:i/>
+                <w:iCs/>
+                <w:color w:val="888888"/>
+                <w:sz w:val="16"/>
+                <w:szCs w:val="16"/>
+              </w:rPr>
+              <w:t xml:space="preserve">/ Cả main và staging</w:t>
             </w:r>
           </w:p>
         </w:tc>
@@ -7365,6 +11095,8 @@
                 <w:rFonts w:ascii="BIZ UDPGothic" w:cs="BIZ UDPGothic" w:eastAsia="BIZ UDPGothic" w:hAnsi="BIZ UDPGothic"/>
                 <w:b w:val="false"/>
                 <w:bCs w:val="false"/>
+                <w:i w:val="false"/>
+                <w:iCs w:val="false"/>
                 <w:color w:val="404040"/>
                 <w:sz w:val="18"/>
                 <w:szCs w:val="18"/>
@@ -7523,22 +11255,6 @@
                 <w:szCs w:val="18"/>
               </w:rPr>
               <w:t xml:space="preserve">BUILD SUCCESS</w:t>
-            </w:r>
-          </w:p>
-          <w:p>
-            <w:pPr>
-              <w:spacing w:before="0" w:after="0"/>
-            </w:pPr>
-            <w:r>
-              <w:rPr>
-                <w:rFonts w:ascii="BIZ UDPGothic" w:cs="BIZ UDPGothic" w:eastAsia="BIZ UDPGothic" w:hAnsi="BIZ UDPGothic"/>
-                <w:i/>
-                <w:iCs/>
-                <w:color w:val="888888"/>
-                <w:sz w:val="16"/>
-                <w:szCs w:val="16"/>
-              </w:rPr>
-              <w:t xml:space="preserve">/ BUILD SUCCESS</w:t>
             </w:r>
           </w:p>
         </w:tc>
@@ -7566,6 +11282,8 @@
                 <w:rFonts w:ascii="BIZ UDPGothic" w:cs="BIZ UDPGothic" w:eastAsia="BIZ UDPGothic" w:hAnsi="BIZ UDPGothic"/>
                 <w:b w:val="false"/>
                 <w:bCs w:val="false"/>
+                <w:i w:val="false"/>
+                <w:iCs w:val="false"/>
                 <w:color w:val="555555"/>
                 <w:sz w:val="18"/>
                 <w:szCs w:val="18"/>
@@ -7605,23 +11323,23 @@
                 <w:sz w:val="18"/>
                 <w:szCs w:val="18"/>
               </w:rPr>
-              <w:t xml:space="preserve">main / staging 両方で確認</w:t>
-            </w:r>
-          </w:p>
-          <w:p>
-            <w:pPr>
-              <w:spacing w:before="0" w:after="0"/>
-            </w:pPr>
-            <w:r>
-              <w:rPr>
-                <w:rFonts w:ascii="BIZ UDPGothic" w:cs="BIZ UDPGothic" w:eastAsia="BIZ UDPGothic" w:hAnsi="BIZ UDPGothic"/>
-                <w:i/>
-                <w:iCs/>
-                <w:color w:val="888888"/>
-                <w:sz w:val="16"/>
-                <w:szCs w:val="16"/>
-              </w:rPr>
-              <w:t xml:space="preserve">/ Xác nhận trên cả main và staging</w:t>
+              <w:t xml:space="preserve">main/staging両方</w:t>
+            </w:r>
+          </w:p>
+          <w:p>
+            <w:pPr>
+              <w:spacing w:before="0" w:after="0"/>
+            </w:pPr>
+            <w:r>
+              <w:rPr>
+                <w:rFonts w:ascii="BIZ UDPGothic" w:cs="BIZ UDPGothic" w:eastAsia="BIZ UDPGothic" w:hAnsi="BIZ UDPGothic"/>
+                <w:i/>
+                <w:iCs/>
+                <w:color w:val="888888"/>
+                <w:sz w:val="16"/>
+                <w:szCs w:val="16"/>
+              </w:rPr>
+              <w:t xml:space="preserve">/ Cả main và staging</w:t>
             </w:r>
           </w:p>
         </w:tc>
@@ -7654,6 +11372,8 @@
                 <w:rFonts w:ascii="BIZ UDPGothic" w:cs="BIZ UDPGothic" w:eastAsia="BIZ UDPGothic" w:hAnsi="BIZ UDPGothic"/>
                 <w:b w:val="false"/>
                 <w:bCs w:val="false"/>
+                <w:i w:val="false"/>
+                <w:iCs w:val="false"/>
                 <w:color w:val="404040"/>
                 <w:sz w:val="18"/>
                 <w:szCs w:val="18"/>
@@ -7760,23 +11480,7 @@
                 <w:sz w:val="18"/>
                 <w:szCs w:val="18"/>
               </w:rPr>
-              <w:t xml:space="preserve">npm install</w:t>
-            </w:r>
-          </w:p>
-          <w:p>
-            <w:pPr>
-              <w:spacing w:before="0" w:after="0"/>
-            </w:pPr>
-            <w:r>
-              <w:rPr>
-                <w:rFonts w:ascii="BIZ UDPGothic" w:cs="BIZ UDPGothic" w:eastAsia="BIZ UDPGothic" w:hAnsi="BIZ UDPGothic"/>
-                <w:i w:val="false"/>
-                <w:iCs w:val="false"/>
-                <w:color w:val="404040"/>
-                <w:sz w:val="18"/>
-                <w:szCs w:val="18"/>
-              </w:rPr>
-              <w:t xml:space="preserve">npm run build</w:t>
+              <w:t xml:space="preserve">npm install &amp;&amp; npm run build</w:t>
             </w:r>
           </w:p>
         </w:tc>
@@ -7812,22 +11516,6 @@
                 <w:szCs w:val="18"/>
               </w:rPr>
               <w:t xml:space="preserve">webpack compiled</w:t>
-            </w:r>
-          </w:p>
-          <w:p>
-            <w:pPr>
-              <w:spacing w:before="0" w:after="0"/>
-            </w:pPr>
-            <w:r>
-              <w:rPr>
-                <w:rFonts w:ascii="BIZ UDPGothic" w:cs="BIZ UDPGothic" w:eastAsia="BIZ UDPGothic" w:hAnsi="BIZ UDPGothic"/>
-                <w:i/>
-                <w:iCs/>
-                <w:color w:val="888888"/>
-                <w:sz w:val="16"/>
-                <w:szCs w:val="16"/>
-              </w:rPr>
-              <w:t xml:space="preserve">/ webpack compiled</w:t>
             </w:r>
           </w:p>
         </w:tc>
@@ -7855,6 +11543,8 @@
                 <w:rFonts w:ascii="BIZ UDPGothic" w:cs="BIZ UDPGothic" w:eastAsia="BIZ UDPGothic" w:hAnsi="BIZ UDPGothic"/>
                 <w:b w:val="false"/>
                 <w:bCs w:val="false"/>
+                <w:i w:val="false"/>
+                <w:iCs w:val="false"/>
                 <w:color w:val="555555"/>
                 <w:sz w:val="18"/>
                 <w:szCs w:val="18"/>
@@ -7894,23 +11584,23 @@
                 <w:sz w:val="18"/>
                 <w:szCs w:val="18"/>
               </w:rPr>
-              <w:t xml:space="preserve">main / staging 両方で確認</w:t>
-            </w:r>
-          </w:p>
-          <w:p>
-            <w:pPr>
-              <w:spacing w:before="0" w:after="0"/>
-            </w:pPr>
-            <w:r>
-              <w:rPr>
-                <w:rFonts w:ascii="BIZ UDPGothic" w:cs="BIZ UDPGothic" w:eastAsia="BIZ UDPGothic" w:hAnsi="BIZ UDPGothic"/>
-                <w:i/>
-                <w:iCs/>
-                <w:color w:val="888888"/>
-                <w:sz w:val="16"/>
-                <w:szCs w:val="16"/>
-              </w:rPr>
-              <w:t xml:space="preserve">/ Xác nhận trên cả main và staging</w:t>
+              <w:t xml:space="preserve">main/staging両方</w:t>
+            </w:r>
+          </w:p>
+          <w:p>
+            <w:pPr>
+              <w:spacing w:before="0" w:after="0"/>
+            </w:pPr>
+            <w:r>
+              <w:rPr>
+                <w:rFonts w:ascii="BIZ UDPGothic" w:cs="BIZ UDPGothic" w:eastAsia="BIZ UDPGothic" w:hAnsi="BIZ UDPGothic"/>
+                <w:i/>
+                <w:iCs/>
+                <w:color w:val="888888"/>
+                <w:sz w:val="16"/>
+                <w:szCs w:val="16"/>
+              </w:rPr>
+              <w:t xml:space="preserve">/ Cả main và staging</w:t>
             </w:r>
           </w:p>
         </w:tc>
@@ -7943,6 +11633,8 @@
                 <w:rFonts w:ascii="BIZ UDPGothic" w:cs="BIZ UDPGothic" w:eastAsia="BIZ UDPGothic" w:hAnsi="BIZ UDPGothic"/>
                 <w:b w:val="false"/>
                 <w:bCs w:val="false"/>
+                <w:i w:val="false"/>
+                <w:iCs w:val="false"/>
                 <w:color w:val="404040"/>
                 <w:sz w:val="18"/>
                 <w:szCs w:val="18"/>
@@ -8033,23 +11725,23 @@
                 <w:sz w:val="18"/>
                 <w:szCs w:val="18"/>
               </w:rPr>
-              <w:t xml:space="preserve">stagingブランチからSTG環境へデプロイ</w:t>
-            </w:r>
-          </w:p>
-          <w:p>
-            <w:pPr>
-              <w:spacing w:before="0" w:after="0"/>
-            </w:pPr>
-            <w:r>
-              <w:rPr>
-                <w:rFonts w:ascii="BIZ UDPGothic" w:cs="BIZ UDPGothic" w:eastAsia="BIZ UDPGothic" w:hAnsi="BIZ UDPGothic"/>
-                <w:i/>
-                <w:iCs/>
-                <w:color w:val="888888"/>
-                <w:sz w:val="16"/>
-                <w:szCs w:val="16"/>
-              </w:rPr>
-              <w:t xml:space="preserve">/ Deploy từ branch staging lên STG</w:t>
+              <w:t xml:space="preserve">stagingブランチからSTGへ</w:t>
+            </w:r>
+          </w:p>
+          <w:p>
+            <w:pPr>
+              <w:spacing w:before="0" w:after="0"/>
+            </w:pPr>
+            <w:r>
+              <w:rPr>
+                <w:rFonts w:ascii="BIZ UDPGothic" w:cs="BIZ UDPGothic" w:eastAsia="BIZ UDPGothic" w:hAnsi="BIZ UDPGothic"/>
+                <w:i/>
+                <w:iCs/>
+                <w:color w:val="888888"/>
+                <w:sz w:val="16"/>
+                <w:szCs w:val="16"/>
+              </w:rPr>
+              <w:t xml:space="preserve">/ Deploy từ staging lên STG</w:t>
             </w:r>
           </w:p>
         </w:tc>
@@ -8084,23 +11776,23 @@
                 <w:sz w:val="18"/>
                 <w:szCs w:val="18"/>
               </w:rPr>
-              <w:t xml:space="preserve">stg.ignicapos.com で正常動作</w:t>
-            </w:r>
-          </w:p>
-          <w:p>
-            <w:pPr>
-              <w:spacing w:before="0" w:after="0"/>
-            </w:pPr>
-            <w:r>
-              <w:rPr>
-                <w:rFonts w:ascii="BIZ UDPGothic" w:cs="BIZ UDPGothic" w:eastAsia="BIZ UDPGothic" w:hAnsi="BIZ UDPGothic"/>
-                <w:i/>
-                <w:iCs/>
-                <w:color w:val="888888"/>
-                <w:sz w:val="16"/>
-                <w:szCs w:val="16"/>
-              </w:rPr>
-              <w:t xml:space="preserve">/ Hoạt động bình thường trên stg.ignicapos.com</w:t>
+              <w:t xml:space="preserve">stg.ignicapos.com 正常動作</w:t>
+            </w:r>
+          </w:p>
+          <w:p>
+            <w:pPr>
+              <w:spacing w:before="0" w:after="0"/>
+            </w:pPr>
+            <w:r>
+              <w:rPr>
+                <w:rFonts w:ascii="BIZ UDPGothic" w:cs="BIZ UDPGothic" w:eastAsia="BIZ UDPGothic" w:hAnsi="BIZ UDPGothic"/>
+                <w:i/>
+                <w:iCs/>
+                <w:color w:val="888888"/>
+                <w:sz w:val="16"/>
+                <w:szCs w:val="16"/>
+              </w:rPr>
+              <w:t xml:space="preserve">/ stg.ignicapos.com hoạt động bình thường</w:t>
             </w:r>
           </w:p>
         </w:tc>
@@ -8128,6 +11820,8 @@
                 <w:rFonts w:ascii="BIZ UDPGothic" w:cs="BIZ UDPGothic" w:eastAsia="BIZ UDPGothic" w:hAnsi="BIZ UDPGothic"/>
                 <w:b w:val="false"/>
                 <w:bCs w:val="false"/>
+                <w:i w:val="false"/>
+                <w:iCs w:val="false"/>
                 <w:color w:val="555555"/>
                 <w:sz w:val="18"/>
                 <w:szCs w:val="18"/>
@@ -8200,6 +11894,8 @@
                 <w:rFonts w:ascii="BIZ UDPGothic" w:cs="BIZ UDPGothic" w:eastAsia="BIZ UDPGothic" w:hAnsi="BIZ UDPGothic"/>
                 <w:b w:val="false"/>
                 <w:bCs w:val="false"/>
+                <w:i w:val="false"/>
+                <w:iCs w:val="false"/>
                 <w:color w:val="404040"/>
                 <w:sz w:val="18"/>
                 <w:szCs w:val="18"/>
@@ -8290,23 +11986,23 @@
                 <w:sz w:val="18"/>
                 <w:szCs w:val="18"/>
               </w:rPr>
-              <w:t xml:space="preserve">mainブランチからPRD環境へデプロイ</w:t>
-            </w:r>
-          </w:p>
-          <w:p>
-            <w:pPr>
-              <w:spacing w:before="0" w:after="0"/>
-            </w:pPr>
-            <w:r>
-              <w:rPr>
-                <w:rFonts w:ascii="BIZ UDPGothic" w:cs="BIZ UDPGothic" w:eastAsia="BIZ UDPGothic" w:hAnsi="BIZ UDPGothic"/>
-                <w:i/>
-                <w:iCs/>
-                <w:color w:val="888888"/>
-                <w:sz w:val="16"/>
-                <w:szCs w:val="16"/>
-              </w:rPr>
-              <w:t xml:space="preserve">/ Deploy từ branch main lên PRD</w:t>
+              <w:t xml:space="preserve">mainブランチからPRDへ</w:t>
+            </w:r>
+          </w:p>
+          <w:p>
+            <w:pPr>
+              <w:spacing w:before="0" w:after="0"/>
+            </w:pPr>
+            <w:r>
+              <w:rPr>
+                <w:rFonts w:ascii="BIZ UDPGothic" w:cs="BIZ UDPGothic" w:eastAsia="BIZ UDPGothic" w:hAnsi="BIZ UDPGothic"/>
+                <w:i/>
+                <w:iCs/>
+                <w:color w:val="888888"/>
+                <w:sz w:val="16"/>
+                <w:szCs w:val="16"/>
+              </w:rPr>
+              <w:t xml:space="preserve">/ Deploy từ main lên PRD</w:t>
             </w:r>
           </w:p>
         </w:tc>
@@ -8341,23 +12037,23 @@
                 <w:sz w:val="18"/>
                 <w:szCs w:val="18"/>
               </w:rPr>
-              <w:t xml:space="preserve">www.ignicapos.com で正常動作</w:t>
-            </w:r>
-          </w:p>
-          <w:p>
-            <w:pPr>
-              <w:spacing w:before="0" w:after="0"/>
-            </w:pPr>
-            <w:r>
-              <w:rPr>
-                <w:rFonts w:ascii="BIZ UDPGothic" w:cs="BIZ UDPGothic" w:eastAsia="BIZ UDPGothic" w:hAnsi="BIZ UDPGothic"/>
-                <w:i/>
-                <w:iCs/>
-                <w:color w:val="888888"/>
-                <w:sz w:val="16"/>
-                <w:szCs w:val="16"/>
-              </w:rPr>
-              <w:t xml:space="preserve">/ Hoạt động bình thường trên www.ignicapos.com</w:t>
+              <w:t xml:space="preserve">www.ignicapos.com 正常動作</w:t>
+            </w:r>
+          </w:p>
+          <w:p>
+            <w:pPr>
+              <w:spacing w:before="0" w:after="0"/>
+            </w:pPr>
+            <w:r>
+              <w:rPr>
+                <w:rFonts w:ascii="BIZ UDPGothic" w:cs="BIZ UDPGothic" w:eastAsia="BIZ UDPGothic" w:hAnsi="BIZ UDPGothic"/>
+                <w:i/>
+                <w:iCs/>
+                <w:color w:val="888888"/>
+                <w:sz w:val="16"/>
+                <w:szCs w:val="16"/>
+              </w:rPr>
+              <w:t xml:space="preserve">/ www.ignicapos.com hoạt động bình thường</w:t>
             </w:r>
           </w:p>
         </w:tc>
@@ -8385,6 +12081,8 @@
                 <w:rFonts w:ascii="BIZ UDPGothic" w:cs="BIZ UDPGothic" w:eastAsia="BIZ UDPGothic" w:hAnsi="BIZ UDPGothic"/>
                 <w:b w:val="false"/>
                 <w:bCs w:val="false"/>
+                <w:i w:val="false"/>
+                <w:iCs w:val="false"/>
                 <w:color w:val="555555"/>
                 <w:sz w:val="18"/>
                 <w:szCs w:val="18"/>
@@ -8418,6 +12116,395 @@
             <w:r>
               <w:rPr>
                 <w:rFonts w:ascii="BIZ UDPGothic" w:cs="BIZ UDPGothic" w:eastAsia="BIZ UDPGothic" w:hAnsi="BIZ UDPGothic"/>
+                <w:i w:val="false"/>
+                <w:iCs w:val="false"/>
+                <w:color w:val="404040"/>
+                <w:sz w:val="18"/>
+                <w:szCs w:val="18"/>
+              </w:rPr>
+              <w:t xml:space="preserve"/>
+            </w:r>
+          </w:p>
+        </w:tc>
+      </w:tr>
+    </w:tbl>
+    <w:tbl>
+      <w:tblPr>
+        <w:tblW w:type="dxa" w:w="9506"/>
+        <w:tblBorders>
+          <w:top w:val="single" w:color="auto" w:sz="4"/>
+          <w:left w:val="single" w:color="auto" w:sz="4"/>
+          <w:bottom w:val="single" w:color="auto" w:sz="4"/>
+          <w:right w:val="single" w:color="auto" w:sz="4"/>
+          <w:insideH w:val="single" w:color="auto" w:sz="4"/>
+          <w:insideV w:val="single" w:color="auto" w:sz="4"/>
+        </w:tblBorders>
+      </w:tblPr>
+      <w:tblGrid>
+        <w:gridCol w:w="3000"/>
+        <w:gridCol w:w="6506"/>
+      </w:tblGrid>
+      <w:tr>
+        <w:trPr>
+          <w:cantSplit/>
+        </w:trPr>
+        <w:tc>
+          <w:tcPr>
+            <w:tcW w:type="dxa" w:w="3000"/>
+            <w:tcBorders>
+              <w:top w:val="single" w:color="CCCCCC" w:sz="4"/>
+              <w:left w:val="single" w:color="CCCCCC" w:sz="4"/>
+              <w:bottom w:val="single" w:color="CCCCCC" w:sz="4"/>
+              <w:right w:val="single" w:color="CCCCCC" w:sz="4"/>
+            </w:tcBorders>
+            <w:shd w:fill="E8E8E8" w:val="clear"/>
+            <w:tcMar>
+              <w:top w:type="dxa" w:w="80"/>
+              <w:left w:type="dxa" w:w="120"/>
+              <w:bottom w:type="dxa" w:w="80"/>
+              <w:right w:type="dxa" w:w="120"/>
+            </w:tcMar>
+            <w:vAlign w:val="center"/>
+          </w:tcPr>
+          <w:p>
+            <w:r>
+              <w:rPr>
+                <w:rFonts w:ascii="BIZ UDPGothic" w:cs="BIZ UDPGothic" w:eastAsia="BIZ UDPGothic" w:hAnsi="BIZ UDPGothic"/>
+                <w:b/>
+                <w:bCs/>
+                <w:color w:val="000000"/>
+                <w:sz w:val="18"/>
+                <w:szCs w:val="18"/>
+              </w:rPr>
+              <w:t xml:space="preserve">テスト実施日</w:t>
+            </w:r>
+            <w:r>
+              <w:rPr>
+                <w:rFonts w:ascii="BIZ UDPGothic" w:cs="BIZ UDPGothic" w:eastAsia="BIZ UDPGothic" w:hAnsi="BIZ UDPGothic"/>
+                <w:i/>
+                <w:iCs/>
+                <w:color w:val="888888"/>
+                <w:sz w:val="16"/>
+                <w:szCs w:val="16"/>
+              </w:rPr>
+              <w:t xml:space="preserve"> / </w:t>
+            </w:r>
+            <w:r>
+              <w:rPr>
+                <w:rFonts w:ascii="BIZ UDPGothic" w:cs="BIZ UDPGothic" w:eastAsia="BIZ UDPGothic" w:hAnsi="BIZ UDPGothic"/>
+                <w:i/>
+                <w:iCs/>
+                <w:color w:val="888888"/>
+                <w:sz w:val="16"/>
+                <w:szCs w:val="16"/>
+              </w:rPr>
+              <w:t xml:space="preserve">Ngày kiểm thử</w:t>
+            </w:r>
+          </w:p>
+        </w:tc>
+        <w:tc>
+          <w:tcPr>
+            <w:tcW w:type="dxa" w:w="6506"/>
+            <w:tcBorders>
+              <w:top w:val="single" w:color="CCCCCC" w:sz="4"/>
+              <w:left w:val="single" w:color="CCCCCC" w:sz="4"/>
+              <w:bottom w:val="single" w:color="CCCCCC" w:sz="4"/>
+              <w:right w:val="single" w:color="CCCCCC" w:sz="4"/>
+            </w:tcBorders>
+            <w:shd w:fill="FFFFFF" w:val="clear"/>
+            <w:tcMar>
+              <w:top w:type="dxa" w:w="80"/>
+              <w:left w:type="dxa" w:w="120"/>
+              <w:bottom w:type="dxa" w:w="80"/>
+              <w:right w:type="dxa" w:w="120"/>
+            </w:tcMar>
+            <w:vAlign w:val="center"/>
+          </w:tcPr>
+          <w:p>
+            <w:r>
+              <w:rPr>
+                <w:rFonts w:ascii="BIZ UDPGothic" w:cs="BIZ UDPGothic" w:eastAsia="BIZ UDPGothic" w:hAnsi="BIZ UDPGothic"/>
+                <w:b w:val="false"/>
+                <w:bCs w:val="false"/>
+                <w:i w:val="false"/>
+                <w:iCs w:val="false"/>
+                <w:color w:val="404040"/>
+                <w:sz w:val="18"/>
+                <w:szCs w:val="18"/>
+              </w:rPr>
+              <w:t xml:space="preserve"/>
+            </w:r>
+          </w:p>
+        </w:tc>
+      </w:tr>
+      <w:tr>
+        <w:trPr>
+          <w:cantSplit/>
+        </w:trPr>
+        <w:tc>
+          <w:tcPr>
+            <w:tcW w:type="dxa" w:w="3000"/>
+            <w:tcBorders>
+              <w:top w:val="single" w:color="CCCCCC" w:sz="4"/>
+              <w:left w:val="single" w:color="CCCCCC" w:sz="4"/>
+              <w:bottom w:val="single" w:color="CCCCCC" w:sz="4"/>
+              <w:right w:val="single" w:color="CCCCCC" w:sz="4"/>
+            </w:tcBorders>
+            <w:shd w:fill="E8E8E8" w:val="clear"/>
+            <w:tcMar>
+              <w:top w:type="dxa" w:w="80"/>
+              <w:left w:type="dxa" w:w="120"/>
+              <w:bottom w:type="dxa" w:w="80"/>
+              <w:right w:type="dxa" w:w="120"/>
+            </w:tcMar>
+            <w:vAlign w:val="center"/>
+          </w:tcPr>
+          <w:p>
+            <w:r>
+              <w:rPr>
+                <w:rFonts w:ascii="BIZ UDPGothic" w:cs="BIZ UDPGothic" w:eastAsia="BIZ UDPGothic" w:hAnsi="BIZ UDPGothic"/>
+                <w:b/>
+                <w:bCs/>
+                <w:color w:val="000000"/>
+                <w:sz w:val="18"/>
+                <w:szCs w:val="18"/>
+              </w:rPr>
+              <w:t xml:space="preserve">実施者</w:t>
+            </w:r>
+            <w:r>
+              <w:rPr>
+                <w:rFonts w:ascii="BIZ UDPGothic" w:cs="BIZ UDPGothic" w:eastAsia="BIZ UDPGothic" w:hAnsi="BIZ UDPGothic"/>
+                <w:i/>
+                <w:iCs/>
+                <w:color w:val="888888"/>
+                <w:sz w:val="16"/>
+                <w:szCs w:val="16"/>
+              </w:rPr>
+              <w:t xml:space="preserve"> / </w:t>
+            </w:r>
+            <w:r>
+              <w:rPr>
+                <w:rFonts w:ascii="BIZ UDPGothic" w:cs="BIZ UDPGothic" w:eastAsia="BIZ UDPGothic" w:hAnsi="BIZ UDPGothic"/>
+                <w:i/>
+                <w:iCs/>
+                <w:color w:val="888888"/>
+                <w:sz w:val="16"/>
+                <w:szCs w:val="16"/>
+              </w:rPr>
+              <w:t xml:space="preserve">Người thực hiện</w:t>
+            </w:r>
+          </w:p>
+        </w:tc>
+        <w:tc>
+          <w:tcPr>
+            <w:tcW w:type="dxa" w:w="6506"/>
+            <w:tcBorders>
+              <w:top w:val="single" w:color="CCCCCC" w:sz="4"/>
+              <w:left w:val="single" w:color="CCCCCC" w:sz="4"/>
+              <w:bottom w:val="single" w:color="CCCCCC" w:sz="4"/>
+              <w:right w:val="single" w:color="CCCCCC" w:sz="4"/>
+            </w:tcBorders>
+            <w:shd w:fill="FFFFFF" w:val="clear"/>
+            <w:tcMar>
+              <w:top w:type="dxa" w:w="80"/>
+              <w:left w:type="dxa" w:w="120"/>
+              <w:bottom w:type="dxa" w:w="80"/>
+              <w:right w:type="dxa" w:w="120"/>
+            </w:tcMar>
+            <w:vAlign w:val="center"/>
+          </w:tcPr>
+          <w:p>
+            <w:r>
+              <w:rPr>
+                <w:rFonts w:ascii="BIZ UDPGothic" w:cs="BIZ UDPGothic" w:eastAsia="BIZ UDPGothic" w:hAnsi="BIZ UDPGothic"/>
+                <w:b w:val="false"/>
+                <w:bCs w:val="false"/>
+                <w:i w:val="false"/>
+                <w:iCs w:val="false"/>
+                <w:color w:val="404040"/>
+                <w:sz w:val="18"/>
+                <w:szCs w:val="18"/>
+              </w:rPr>
+              <w:t xml:space="preserve"/>
+            </w:r>
+          </w:p>
+        </w:tc>
+      </w:tr>
+      <w:tr>
+        <w:trPr>
+          <w:cantSplit/>
+        </w:trPr>
+        <w:tc>
+          <w:tcPr>
+            <w:tcW w:type="dxa" w:w="3000"/>
+            <w:tcBorders>
+              <w:top w:val="single" w:color="CCCCCC" w:sz="4"/>
+              <w:left w:val="single" w:color="CCCCCC" w:sz="4"/>
+              <w:bottom w:val="single" w:color="CCCCCC" w:sz="4"/>
+              <w:right w:val="single" w:color="CCCCCC" w:sz="4"/>
+            </w:tcBorders>
+            <w:shd w:fill="E8E8E8" w:val="clear"/>
+            <w:tcMar>
+              <w:top w:type="dxa" w:w="80"/>
+              <w:left w:type="dxa" w:w="120"/>
+              <w:bottom w:type="dxa" w:w="80"/>
+              <w:right w:type="dxa" w:w="120"/>
+            </w:tcMar>
+            <w:vAlign w:val="center"/>
+          </w:tcPr>
+          <w:p>
+            <w:r>
+              <w:rPr>
+                <w:rFonts w:ascii="BIZ UDPGothic" w:cs="BIZ UDPGothic" w:eastAsia="BIZ UDPGothic" w:hAnsi="BIZ UDPGothic"/>
+                <w:b/>
+                <w:bCs/>
+                <w:color w:val="000000"/>
+                <w:sz w:val="18"/>
+                <w:szCs w:val="18"/>
+              </w:rPr>
+              <w:t xml:space="preserve">承認日</w:t>
+            </w:r>
+            <w:r>
+              <w:rPr>
+                <w:rFonts w:ascii="BIZ UDPGothic" w:cs="BIZ UDPGothic" w:eastAsia="BIZ UDPGothic" w:hAnsi="BIZ UDPGothic"/>
+                <w:i/>
+                <w:iCs/>
+                <w:color w:val="888888"/>
+                <w:sz w:val="16"/>
+                <w:szCs w:val="16"/>
+              </w:rPr>
+              <w:t xml:space="preserve"> / </w:t>
+            </w:r>
+            <w:r>
+              <w:rPr>
+                <w:rFonts w:ascii="BIZ UDPGothic" w:cs="BIZ UDPGothic" w:eastAsia="BIZ UDPGothic" w:hAnsi="BIZ UDPGothic"/>
+                <w:i/>
+                <w:iCs/>
+                <w:color w:val="888888"/>
+                <w:sz w:val="16"/>
+                <w:szCs w:val="16"/>
+              </w:rPr>
+              <w:t xml:space="preserve">Ngày duyệt</w:t>
+            </w:r>
+          </w:p>
+        </w:tc>
+        <w:tc>
+          <w:tcPr>
+            <w:tcW w:type="dxa" w:w="6506"/>
+            <w:tcBorders>
+              <w:top w:val="single" w:color="CCCCCC" w:sz="4"/>
+              <w:left w:val="single" w:color="CCCCCC" w:sz="4"/>
+              <w:bottom w:val="single" w:color="CCCCCC" w:sz="4"/>
+              <w:right w:val="single" w:color="CCCCCC" w:sz="4"/>
+            </w:tcBorders>
+            <w:shd w:fill="FFFFFF" w:val="clear"/>
+            <w:tcMar>
+              <w:top w:type="dxa" w:w="80"/>
+              <w:left w:type="dxa" w:w="120"/>
+              <w:bottom w:type="dxa" w:w="80"/>
+              <w:right w:type="dxa" w:w="120"/>
+            </w:tcMar>
+            <w:vAlign w:val="center"/>
+          </w:tcPr>
+          <w:p>
+            <w:r>
+              <w:rPr>
+                <w:rFonts w:ascii="BIZ UDPGothic" w:cs="BIZ UDPGothic" w:eastAsia="BIZ UDPGothic" w:hAnsi="BIZ UDPGothic"/>
+                <w:b w:val="false"/>
+                <w:bCs w:val="false"/>
+                <w:i w:val="false"/>
+                <w:iCs w:val="false"/>
+                <w:color w:val="404040"/>
+                <w:sz w:val="18"/>
+                <w:szCs w:val="18"/>
+              </w:rPr>
+              <w:t xml:space="preserve"/>
+            </w:r>
+          </w:p>
+        </w:tc>
+      </w:tr>
+      <w:tr>
+        <w:trPr>
+          <w:cantSplit/>
+        </w:trPr>
+        <w:tc>
+          <w:tcPr>
+            <w:tcW w:type="dxa" w:w="3000"/>
+            <w:tcBorders>
+              <w:top w:val="single" w:color="CCCCCC" w:sz="4"/>
+              <w:left w:val="single" w:color="CCCCCC" w:sz="4"/>
+              <w:bottom w:val="single" w:color="CCCCCC" w:sz="4"/>
+              <w:right w:val="single" w:color="CCCCCC" w:sz="4"/>
+            </w:tcBorders>
+            <w:shd w:fill="E8E8E8" w:val="clear"/>
+            <w:tcMar>
+              <w:top w:type="dxa" w:w="80"/>
+              <w:left w:type="dxa" w:w="120"/>
+              <w:bottom w:type="dxa" w:w="80"/>
+              <w:right w:type="dxa" w:w="120"/>
+            </w:tcMar>
+            <w:vAlign w:val="center"/>
+          </w:tcPr>
+          <w:p>
+            <w:r>
+              <w:rPr>
+                <w:rFonts w:ascii="BIZ UDPGothic" w:cs="BIZ UDPGothic" w:eastAsia="BIZ UDPGothic" w:hAnsi="BIZ UDPGothic"/>
+                <w:b/>
+                <w:bCs/>
+                <w:color w:val="000000"/>
+                <w:sz w:val="18"/>
+                <w:szCs w:val="18"/>
+              </w:rPr>
+              <w:t xml:space="preserve">承認者</w:t>
+            </w:r>
+            <w:r>
+              <w:rPr>
+                <w:rFonts w:ascii="BIZ UDPGothic" w:cs="BIZ UDPGothic" w:eastAsia="BIZ UDPGothic" w:hAnsi="BIZ UDPGothic"/>
+                <w:i/>
+                <w:iCs/>
+                <w:color w:val="888888"/>
+                <w:sz w:val="16"/>
+                <w:szCs w:val="16"/>
+              </w:rPr>
+              <w:t xml:space="preserve"> / </w:t>
+            </w:r>
+            <w:r>
+              <w:rPr>
+                <w:rFonts w:ascii="BIZ UDPGothic" w:cs="BIZ UDPGothic" w:eastAsia="BIZ UDPGothic" w:hAnsi="BIZ UDPGothic"/>
+                <w:i/>
+                <w:iCs/>
+                <w:color w:val="888888"/>
+                <w:sz w:val="16"/>
+                <w:szCs w:val="16"/>
+              </w:rPr>
+              <w:t xml:space="preserve">Người duyệt</w:t>
+            </w:r>
+          </w:p>
+        </w:tc>
+        <w:tc>
+          <w:tcPr>
+            <w:tcW w:type="dxa" w:w="6506"/>
+            <w:tcBorders>
+              <w:top w:val="single" w:color="CCCCCC" w:sz="4"/>
+              <w:left w:val="single" w:color="CCCCCC" w:sz="4"/>
+              <w:bottom w:val="single" w:color="CCCCCC" w:sz="4"/>
+              <w:right w:val="single" w:color="CCCCCC" w:sz="4"/>
+            </w:tcBorders>
+            <w:shd w:fill="FFFFFF" w:val="clear"/>
+            <w:tcMar>
+              <w:top w:type="dxa" w:w="80"/>
+              <w:left w:type="dxa" w:w="120"/>
+              <w:bottom w:type="dxa" w:w="80"/>
+              <w:right w:type="dxa" w:w="120"/>
+            </w:tcMar>
+            <w:vAlign w:val="center"/>
+          </w:tcPr>
+          <w:p>
+            <w:r>
+              <w:rPr>
+                <w:rFonts w:ascii="BIZ UDPGothic" w:cs="BIZ UDPGothic" w:eastAsia="BIZ UDPGothic" w:hAnsi="BIZ UDPGothic"/>
+                <w:b w:val="false"/>
+                <w:bCs w:val="false"/>
                 <w:i w:val="false"/>
                 <w:iCs w:val="false"/>
                 <w:color w:val="404040"/>
@@ -8847,6 +12934,8 @@
                 <w:rFonts w:ascii="BIZ UDPGothic" w:cs="BIZ UDPGothic" w:eastAsia="BIZ UDPGothic" w:hAnsi="BIZ UDPGothic"/>
                 <w:b w:val="false"/>
                 <w:bCs w:val="false"/>
+                <w:i w:val="false"/>
+                <w:iCs w:val="false"/>
                 <w:color w:val="404040"/>
                 <w:sz w:val="18"/>
                 <w:szCs w:val="18"/>
@@ -8879,6 +12968,8 @@
                 <w:rFonts w:ascii="BIZ UDPGothic" w:cs="BIZ UDPGothic" w:eastAsia="BIZ UDPGothic" w:hAnsi="BIZ UDPGothic"/>
                 <w:b w:val="false"/>
                 <w:bCs w:val="false"/>
+                <w:i w:val="false"/>
+                <w:iCs w:val="false"/>
                 <w:color w:val="404040"/>
                 <w:sz w:val="18"/>
                 <w:szCs w:val="18"/>
@@ -8911,6 +13002,8 @@
                 <w:rFonts w:ascii="BIZ UDPGothic" w:cs="BIZ UDPGothic" w:eastAsia="BIZ UDPGothic" w:hAnsi="BIZ UDPGothic"/>
                 <w:b w:val="false"/>
                 <w:bCs w:val="false"/>
+                <w:i w:val="false"/>
+                <w:iCs w:val="false"/>
                 <w:color w:val="404040"/>
                 <w:sz w:val="18"/>
                 <w:szCs w:val="18"/>
@@ -8943,6 +13036,8 @@
                 <w:rFonts w:ascii="BIZ UDPGothic" w:cs="BIZ UDPGothic" w:eastAsia="BIZ UDPGothic" w:hAnsi="BIZ UDPGothic"/>
                 <w:b w:val="false"/>
                 <w:bCs w:val="false"/>
+                <w:i w:val="false"/>
+                <w:iCs w:val="false"/>
                 <w:color w:val="404040"/>
                 <w:sz w:val="18"/>
                 <w:szCs w:val="18"/>
@@ -8979,7 +13074,7 @@
                 <w:sz w:val="18"/>
                 <w:szCs w:val="18"/>
               </w:rPr>
-              <w:t xml:space="preserve">初版作成</w:t>
+              <w:t xml:space="preserve">初版作成（フラット構成）</w:t>
             </w:r>
             <w:r>
               <w:rPr>
@@ -9001,7 +13096,7 @@
                 <w:sz w:val="16"/>
                 <w:szCs w:val="16"/>
               </w:rPr>
-              <w:t xml:space="preserve">Tạo bản đầu tiên</w:t>
+              <w:t xml:space="preserve">Tạo bản đầu tiên (cấu trúc phẳng)</w:t>
             </w:r>
           </w:p>
         </w:tc>
@@ -9034,6 +13129,8 @@
                 <w:rFonts w:ascii="BIZ UDPGothic" w:cs="BIZ UDPGothic" w:eastAsia="BIZ UDPGothic" w:hAnsi="BIZ UDPGothic"/>
                 <w:b w:val="false"/>
                 <w:bCs w:val="false"/>
+                <w:i w:val="false"/>
+                <w:iCs w:val="false"/>
                 <w:color w:val="404040"/>
                 <w:sz w:val="18"/>
                 <w:szCs w:val="18"/>
@@ -9066,6 +13163,8 @@
                 <w:rFonts w:ascii="BIZ UDPGothic" w:cs="BIZ UDPGothic" w:eastAsia="BIZ UDPGothic" w:hAnsi="BIZ UDPGothic"/>
                 <w:b w:val="false"/>
                 <w:bCs w:val="false"/>
+                <w:i w:val="false"/>
+                <w:iCs w:val="false"/>
                 <w:color w:val="404040"/>
                 <w:sz w:val="18"/>
                 <w:szCs w:val="18"/>
@@ -9098,6 +13197,8 @@
                 <w:rFonts w:ascii="BIZ UDPGothic" w:cs="BIZ UDPGothic" w:eastAsia="BIZ UDPGothic" w:hAnsi="BIZ UDPGothic"/>
                 <w:b w:val="false"/>
                 <w:bCs w:val="false"/>
+                <w:i w:val="false"/>
+                <w:iCs w:val="false"/>
                 <w:color w:val="404040"/>
                 <w:sz w:val="18"/>
                 <w:szCs w:val="18"/>
@@ -9130,6 +13231,8 @@
                 <w:rFonts w:ascii="BIZ UDPGothic" w:cs="BIZ UDPGothic" w:eastAsia="BIZ UDPGothic" w:hAnsi="BIZ UDPGothic"/>
                 <w:b w:val="false"/>
                 <w:bCs w:val="false"/>
+                <w:i w:val="false"/>
+                <w:iCs w:val="false"/>
                 <w:color w:val="404040"/>
                 <w:sz w:val="18"/>
                 <w:szCs w:val="18"/>
@@ -9166,7 +13269,7 @@
                 <w:sz w:val="18"/>
                 <w:szCs w:val="18"/>
               </w:rPr>
-              <w:t xml:space="preserve">frontend/backendディレクトリ分離+テナント番号構成に改訂</w:t>
+              <w:t xml:space="preserve">frontend/backend+テナント番号構成に改訂、経緯セクション追加</w:t>
             </w:r>
             <w:r>
               <w:rPr>
@@ -9188,7 +13291,7 @@
                 <w:sz w:val="16"/>
                 <w:szCs w:val="16"/>
               </w:rPr>
-              <w:t xml:space="preserve">Cập nhật cấu trúc frontend/backend + mã tenant</w:t>
+              <w:t xml:space="preserve">Cập nhật cấu trúc frontend/backend + mã tenant, thêm lý do thay đổi</w:t>
             </w:r>
           </w:p>
         </w:tc>
@@ -9221,6 +13324,8 @@
                 <w:rFonts w:ascii="BIZ UDPGothic" w:cs="BIZ UDPGothic" w:eastAsia="BIZ UDPGothic" w:hAnsi="BIZ UDPGothic"/>
                 <w:b w:val="false"/>
                 <w:bCs w:val="false"/>
+                <w:i/>
+                <w:iCs/>
                 <w:color w:val="AAAAAA"/>
                 <w:sz w:val="18"/>
                 <w:szCs w:val="18"/>
@@ -9253,6 +13358,8 @@
                 <w:rFonts w:ascii="BIZ UDPGothic" w:cs="BIZ UDPGothic" w:eastAsia="BIZ UDPGothic" w:hAnsi="BIZ UDPGothic"/>
                 <w:b w:val="false"/>
                 <w:bCs w:val="false"/>
+                <w:i/>
+                <w:iCs/>
                 <w:color w:val="AAAAAA"/>
                 <w:sz w:val="18"/>
                 <w:szCs w:val="18"/>
@@ -9285,6 +13392,8 @@
                 <w:rFonts w:ascii="BIZ UDPGothic" w:cs="BIZ UDPGothic" w:eastAsia="BIZ UDPGothic" w:hAnsi="BIZ UDPGothic"/>
                 <w:b w:val="false"/>
                 <w:bCs w:val="false"/>
+                <w:i/>
+                <w:iCs/>
                 <w:color w:val="AAAAAA"/>
                 <w:sz w:val="18"/>
                 <w:szCs w:val="18"/>
@@ -9317,6 +13426,8 @@
                 <w:rFonts w:ascii="BIZ UDPGothic" w:cs="BIZ UDPGothic" w:eastAsia="BIZ UDPGothic" w:hAnsi="BIZ UDPGothic"/>
                 <w:b w:val="false"/>
                 <w:bCs w:val="false"/>
+                <w:i/>
+                <w:iCs/>
                 <w:color w:val="AAAAAA"/>
                 <w:sz w:val="18"/>
                 <w:szCs w:val="18"/>
@@ -9681,6 +13792,7 @@
     <w:pPr>
       <w:pageBreakBefore/>
       <w:spacing w:before="280" w:after="100"/>
+      <w:outlineLvl w:val="0"/>
     </w:pPr>
     <w:rPr>
       <w:rFonts w:ascii="BIZ UDPGothic" w:cs="BIZ UDPGothic" w:eastAsia="BIZ UDPGothic" w:hAnsi="BIZ UDPGothic"/>

--- a/40_AWS/05_改修資料/KSM_AWS_010_Modification_リポジトリ統合_ja_vi.docx
+++ b/40_AWS/05_改修資料/KSM_AWS_010_Modification_リポジトリ統合_ja_vi.docx
@@ -13804,4 +13804,231 @@
     </w:rPr>
   </w:style>
 </w:styles>
+</file>
+
+<file path=customXml/item1.xml><?xml version="1.0" encoding="utf-8"?>
+<ct:contentTypeSchema xmlns:ct="http://schemas.microsoft.com/office/2006/metadata/contentType" xmlns:ma="http://schemas.microsoft.com/office/2006/metadata/properties/metaAttributes" ct:_="" ma:_="" ma:contentTypeName="ドキュメント" ma:contentTypeID="0x0101008AB003DB5A4D644C9FB3BD19B5C7E000" ma:contentTypeVersion="11" ma:contentTypeDescription="新しいドキュメントを作成します。" ma:contentTypeScope="" ma:versionID="14213891138059eb724b9e737fafccea">
+  <xsd:schema xmlns:xsd="http://www.w3.org/2001/XMLSchema" xmlns:xs="http://www.w3.org/2001/XMLSchema" xmlns:p="http://schemas.microsoft.com/office/2006/metadata/properties" xmlns:ns2="74a0992f-8328-4daf-870b-3d2b13d3e940" xmlns:ns3="4a37abda-15dd-4e37-8275-3b7fb2897b65" targetNamespace="http://schemas.microsoft.com/office/2006/metadata/properties" ma:root="true" ma:fieldsID="c0714e9ec9c019f03b39320eca5a0ecc" ns2:_="" ns3:_="">
+    <xsd:import namespace="74a0992f-8328-4daf-870b-3d2b13d3e940"/>
+    <xsd:import namespace="4a37abda-15dd-4e37-8275-3b7fb2897b65"/>
+    <xsd:element name="properties">
+      <xsd:complexType>
+        <xsd:sequence>
+          <xsd:element name="documentManagement">
+            <xsd:complexType>
+              <xsd:all>
+                <xsd:element ref="ns2:MediaServiceMetadata" minOccurs="0"/>
+                <xsd:element ref="ns2:MediaServiceFastMetadata" minOccurs="0"/>
+                <xsd:element ref="ns2:MediaServiceSearchProperties" minOccurs="0"/>
+                <xsd:element ref="ns2:MediaServiceDateTaken" minOccurs="0"/>
+                <xsd:element ref="ns2:MediaServiceGenerationTime" minOccurs="0"/>
+                <xsd:element ref="ns2:MediaServiceEventHashCode" minOccurs="0"/>
+                <xsd:element ref="ns2:MediaLengthInSeconds" minOccurs="0"/>
+                <xsd:element ref="ns2:lcf76f155ced4ddcb4097134ff3c332f" minOccurs="0"/>
+                <xsd:element ref="ns3:TaxCatchAll" minOccurs="0"/>
+                <xsd:element ref="ns2:MediaServiceOCR" minOccurs="0"/>
+              </xsd:all>
+            </xsd:complexType>
+          </xsd:element>
+        </xsd:sequence>
+      </xsd:complexType>
+    </xsd:element>
+  </xsd:schema>
+  <xsd:schema xmlns:xsd="http://www.w3.org/2001/XMLSchema" xmlns:xs="http://www.w3.org/2001/XMLSchema" xmlns:dms="http://schemas.microsoft.com/office/2006/documentManagement/types" xmlns:pc="http://schemas.microsoft.com/office/infopath/2007/PartnerControls" targetNamespace="74a0992f-8328-4daf-870b-3d2b13d3e940" elementFormDefault="qualified">
+    <xsd:import namespace="http://schemas.microsoft.com/office/2006/documentManagement/types"/>
+    <xsd:import namespace="http://schemas.microsoft.com/office/infopath/2007/PartnerControls"/>
+    <xsd:element name="MediaServiceMetadata" ma:index="8" nillable="true" ma:displayName="MediaServiceMetadata" ma:hidden="true" ma:internalName="MediaServiceMetadata" ma:readOnly="true">
+      <xsd:simpleType>
+        <xsd:restriction base="dms:Note"/>
+      </xsd:simpleType>
+    </xsd:element>
+    <xsd:element name="MediaServiceFastMetadata" ma:index="9" nillable="true" ma:displayName="MediaServiceFastMetadata" ma:hidden="true" ma:internalName="MediaServiceFastMetadata" ma:readOnly="true">
+      <xsd:simpleType>
+        <xsd:restriction base="dms:Note"/>
+      </xsd:simpleType>
+    </xsd:element>
+    <xsd:element name="MediaServiceSearchProperties" ma:index="10" nillable="true" ma:displayName="MediaServiceSearchProperties" ma:hidden="true" ma:internalName="MediaServiceSearchProperties" ma:readOnly="true">
+      <xsd:simpleType>
+        <xsd:restriction base="dms:Note"/>
+      </xsd:simpleType>
+    </xsd:element>
+    <xsd:element name="MediaServiceDateTaken" ma:index="11" nillable="true" ma:displayName="MediaServiceDateTaken" ma:hidden="true" ma:indexed="true" ma:internalName="MediaServiceDateTaken" ma:readOnly="true">
+      <xsd:simpleType>
+        <xsd:restriction base="dms:Text"/>
+      </xsd:simpleType>
+    </xsd:element>
+    <xsd:element name="MediaServiceGenerationTime" ma:index="12" nillable="true" ma:displayName="MediaServiceGenerationTime" ma:hidden="true" ma:internalName="MediaServiceGenerationTime" ma:readOnly="true">
+      <xsd:simpleType>
+        <xsd:restriction base="dms:Text"/>
+      </xsd:simpleType>
+    </xsd:element>
+    <xsd:element name="MediaServiceEventHashCode" ma:index="13" nillable="true" ma:displayName="MediaServiceEventHashCode" ma:hidden="true" ma:internalName="MediaServiceEventHashCode" ma:readOnly="true">
+      <xsd:simpleType>
+        <xsd:restriction base="dms:Text"/>
+      </xsd:simpleType>
+    </xsd:element>
+    <xsd:element name="MediaLengthInSeconds" ma:index="14" nillable="true" ma:displayName="MediaLengthInSeconds" ma:hidden="true" ma:internalName="MediaLengthInSeconds" ma:readOnly="true">
+      <xsd:simpleType>
+        <xsd:restriction base="dms:Unknown"/>
+      </xsd:simpleType>
+    </xsd:element>
+    <xsd:element name="lcf76f155ced4ddcb4097134ff3c332f" ma:index="16" nillable="true" ma:taxonomy="true" ma:internalName="lcf76f155ced4ddcb4097134ff3c332f" ma:taxonomyFieldName="MediaServiceImageTags" ma:displayName="画像タグ" ma:readOnly="false" ma:fieldId="{5cf76f15-5ced-4ddc-b409-7134ff3c332f}" ma:taxonomyMulti="true" ma:sspId="e6619b5c-6674-40b7-9c01-33e12ba1bd7c" ma:termSetId="09814cd3-568e-fe90-9814-8d621ff8fb84" ma:anchorId="fba54fb3-c3e1-fe81-a776-ca4b69148c4d" ma:open="true" ma:isKeyword="false">
+      <xsd:complexType>
+        <xsd:sequence>
+          <xsd:element ref="pc:Terms" minOccurs="0" maxOccurs="1"/>
+        </xsd:sequence>
+      </xsd:complexType>
+    </xsd:element>
+    <xsd:element name="MediaServiceOCR" ma:index="18" nillable="true" ma:displayName="Extracted Text" ma:internalName="MediaServiceOCR" ma:readOnly="true">
+      <xsd:simpleType>
+        <xsd:restriction base="dms:Note">
+          <xsd:maxLength value="255"/>
+        </xsd:restriction>
+      </xsd:simpleType>
+    </xsd:element>
+  </xsd:schema>
+  <xsd:schema xmlns:xsd="http://www.w3.org/2001/XMLSchema" xmlns:xs="http://www.w3.org/2001/XMLSchema" xmlns:dms="http://schemas.microsoft.com/office/2006/documentManagement/types" xmlns:pc="http://schemas.microsoft.com/office/infopath/2007/PartnerControls" targetNamespace="4a37abda-15dd-4e37-8275-3b7fb2897b65" elementFormDefault="qualified">
+    <xsd:import namespace="http://schemas.microsoft.com/office/2006/documentManagement/types"/>
+    <xsd:import namespace="http://schemas.microsoft.com/office/infopath/2007/PartnerControls"/>
+    <xsd:element name="TaxCatchAll" ma:index="17" nillable="true" ma:displayName="Taxonomy Catch All Column" ma:hidden="true" ma:list="{f2a2e70a-4904-448e-b588-7989bbdb9dd5}" ma:internalName="TaxCatchAll" ma:showField="CatchAllData" ma:web="4a37abda-15dd-4e37-8275-3b7fb2897b65">
+      <xsd:complexType>
+        <xsd:complexContent>
+          <xsd:extension base="dms:MultiChoiceLookup">
+            <xsd:sequence>
+              <xsd:element name="Value" type="dms:Lookup" maxOccurs="unbounded" minOccurs="0" nillable="true"/>
+            </xsd:sequence>
+          </xsd:extension>
+        </xsd:complexContent>
+      </xsd:complexType>
+    </xsd:element>
+  </xsd:schema>
+  <xsd:schema xmlns="http://schemas.openxmlformats.org/package/2006/metadata/core-properties" xmlns:xsd="http://www.w3.org/2001/XMLSchema" xmlns:xsi="http://www.w3.org/2001/XMLSchema-instance" xmlns:dc="http://purl.org/dc/elements/1.1/" xmlns:dcterms="http://purl.org/dc/terms/" xmlns:odoc="http://schemas.microsoft.com/internal/obd" targetNamespace="http://schemas.openxmlformats.org/package/2006/metadata/core-properties" elementFormDefault="qualified" attributeFormDefault="unqualified" blockDefault="#all">
+    <xsd:import namespace="http://purl.org/dc/elements/1.1/" schemaLocation="http://dublincore.org/schemas/xmls/qdc/2003/04/02/dc.xsd"/>
+    <xsd:import namespace="http://purl.org/dc/terms/" schemaLocation="http://dublincore.org/schemas/xmls/qdc/2003/04/02/dcterms.xsd"/>
+    <xsd:element name="coreProperties" type="CT_coreProperties"/>
+    <xsd:complexType name="CT_coreProperties">
+      <xsd:all>
+        <xsd:element ref="dc:creator" minOccurs="0" maxOccurs="1"/>
+        <xsd:element ref="dcterms:created" minOccurs="0" maxOccurs="1"/>
+        <xsd:element ref="dc:identifier" minOccurs="0" maxOccurs="1"/>
+        <xsd:element name="contentType" minOccurs="0" maxOccurs="1" type="xsd:string" ma:index="0" ma:displayName="コンテンツ タイプ"/>
+        <xsd:element ref="dc:title" minOccurs="0" maxOccurs="1" ma:index="4" ma:displayName="タイトル"/>
+        <xsd:element ref="dc:subject" minOccurs="0" maxOccurs="1"/>
+        <xsd:element ref="dc:description" minOccurs="0" maxOccurs="1"/>
+        <xsd:element name="keywords" minOccurs="0" maxOccurs="1" type="xsd:string"/>
+        <xsd:element ref="dc:language" minOccurs="0" maxOccurs="1"/>
+        <xsd:element name="category" minOccurs="0" maxOccurs="1" type="xsd:string"/>
+        <xsd:element name="version" minOccurs="0" maxOccurs="1" type="xsd:string"/>
+        <xsd:element name="revision" minOccurs="0" maxOccurs="1" type="xsd:string">
+          <xsd:annotation>
+            <xsd:documentation>
+                        This value indicates the number of saves or revisions. The application is responsible for updating this value after each revision.
+                    </xsd:documentation>
+          </xsd:annotation>
+        </xsd:element>
+        <xsd:element name="lastModifiedBy" minOccurs="0" maxOccurs="1" type="xsd:string"/>
+        <xsd:element ref="dcterms:modified" minOccurs="0" maxOccurs="1"/>
+        <xsd:element name="contentStatus" minOccurs="0" maxOccurs="1" type="xsd:string"/>
+      </xsd:all>
+    </xsd:complexType>
+  </xsd:schema>
+  <xs:schema xmlns:pc="http://schemas.microsoft.com/office/infopath/2007/PartnerControls" xmlns:xs="http://www.w3.org/2001/XMLSchema" targetNamespace="http://schemas.microsoft.com/office/infopath/2007/PartnerControls" elementFormDefault="qualified" attributeFormDefault="unqualified">
+    <xs:element name="Person">
+      <xs:complexType>
+        <xs:sequence>
+          <xs:element ref="pc:DisplayName" minOccurs="0"/>
+          <xs:element ref="pc:AccountId" minOccurs="0"/>
+          <xs:element ref="pc:AccountType" minOccurs="0"/>
+        </xs:sequence>
+      </xs:complexType>
+    </xs:element>
+    <xs:element name="DisplayName" type="xs:string"/>
+    <xs:element name="AccountId" type="xs:string"/>
+    <xs:element name="AccountType" type="xs:string"/>
+    <xs:element name="BDCAssociatedEntity">
+      <xs:complexType>
+        <xs:sequence>
+          <xs:element ref="pc:BDCEntity" minOccurs="0" maxOccurs="unbounded"/>
+        </xs:sequence>
+        <xs:attribute ref="pc:EntityNamespace"/>
+        <xs:attribute ref="pc:EntityName"/>
+        <xs:attribute ref="pc:SystemInstanceName"/>
+        <xs:attribute ref="pc:AssociationName"/>
+      </xs:complexType>
+    </xs:element>
+    <xs:attribute name="EntityNamespace" type="xs:string"/>
+    <xs:attribute name="EntityName" type="xs:string"/>
+    <xs:attribute name="SystemInstanceName" type="xs:string"/>
+    <xs:attribute name="AssociationName" type="xs:string"/>
+    <xs:element name="BDCEntity">
+      <xs:complexType>
+        <xs:sequence>
+          <xs:element ref="pc:EntityDisplayName" minOccurs="0"/>
+          <xs:element ref="pc:EntityInstanceReference" minOccurs="0"/>
+          <xs:element ref="pc:EntityId1" minOccurs="0"/>
+          <xs:element ref="pc:EntityId2" minOccurs="0"/>
+          <xs:element ref="pc:EntityId3" minOccurs="0"/>
+          <xs:element ref="pc:EntityId4" minOccurs="0"/>
+          <xs:element ref="pc:EntityId5" minOccurs="0"/>
+        </xs:sequence>
+      </xs:complexType>
+    </xs:element>
+    <xs:element name="EntityDisplayName" type="xs:string"/>
+    <xs:element name="EntityInstanceReference" type="xs:string"/>
+    <xs:element name="EntityId1" type="xs:string"/>
+    <xs:element name="EntityId2" type="xs:string"/>
+    <xs:element name="EntityId3" type="xs:string"/>
+    <xs:element name="EntityId4" type="xs:string"/>
+    <xs:element name="EntityId5" type="xs:string"/>
+    <xs:element name="Terms">
+      <xs:complexType>
+        <xs:sequence>
+          <xs:element ref="pc:TermInfo" minOccurs="0" maxOccurs="unbounded"/>
+        </xs:sequence>
+      </xs:complexType>
+    </xs:element>
+    <xs:element name="TermInfo">
+      <xs:complexType>
+        <xs:sequence>
+          <xs:element ref="pc:TermName" minOccurs="0"/>
+          <xs:element ref="pc:TermId" minOccurs="0"/>
+        </xs:sequence>
+      </xs:complexType>
+    </xs:element>
+    <xs:element name="TermName" type="xs:string"/>
+    <xs:element name="TermId" type="xs:string"/>
+  </xs:schema>
+</ct:contentTypeSchema>
+</file>
+
+<file path=customXml/item2.xml><?xml version="1.0" encoding="utf-8"?>
+<?mso-contentType ?>
+<FormTemplates xmlns="http://schemas.microsoft.com/sharepoint/v3/contenttype/forms">
+  <Display>DocumentLibraryForm</Display>
+  <Edit>DocumentLibraryForm</Edit>
+  <New>DocumentLibraryForm</New>
+</FormTemplates>
+</file>
+
+<file path=customXml/item3.xml><?xml version="1.0" encoding="utf-8"?>
+<p:properties xmlns:p="http://schemas.microsoft.com/office/2006/metadata/properties" xmlns:xsi="http://www.w3.org/2001/XMLSchema-instance" xmlns:pc="http://schemas.microsoft.com/office/infopath/2007/PartnerControls">
+  <documentManagement>
+    <TaxCatchAll xmlns="4a37abda-15dd-4e37-8275-3b7fb2897b65" xsi:nil="true"/>
+    <lcf76f155ced4ddcb4097134ff3c332f xmlns="74a0992f-8328-4daf-870b-3d2b13d3e940">
+      <Terms xmlns="http://schemas.microsoft.com/office/infopath/2007/PartnerControls"/>
+    </lcf76f155ced4ddcb4097134ff3c332f>
+  </documentManagement>
+</p:properties>
+</file>
+
+<file path=customXml/itemProps1.xml><?xml version="1.0" encoding="utf-8"?>
+<ds:datastoreItem xmlns:ds="http://schemas.openxmlformats.org/officeDocument/2006/customXml" ds:itemID="{E35C872A-8A77-4833-B441-9970BACC69F8}"/>
+</file>
+
+<file path=customXml/itemProps2.xml><?xml version="1.0" encoding="utf-8"?>
+<ds:datastoreItem xmlns:ds="http://schemas.openxmlformats.org/officeDocument/2006/customXml" ds:itemID="{4E282D81-00F1-4FCA-B19D-9FBF257771AA}"/>
+</file>
+
+<file path=customXml/itemProps3.xml><?xml version="1.0" encoding="utf-8"?>
+<ds:datastoreItem xmlns:ds="http://schemas.openxmlformats.org/officeDocument/2006/customXml" ds:itemID="{9A2F6F5F-B9F9-4192-803A-EBCCAAF4E335}"/>
 </file>